--- a/output/relatorio_trimestral_2026T2.docx
+++ b/output/relatorio_trimestral_2026T2.docx
@@ -20097,7 +20097,4417 @@
         <w:t xml:space="preserve"> </w:t>
       </w:r>
       <w:r>
-        <w:t xml:space="preserve">— Distribuição dos motivos declarados — 2º trimestre de 2026</w:t>
+        <w:t xml:space="preserve">— Motivo da desistência entre os desalentados, por recorte</w:t>
+      </w:r>
+      <w:r>
+        <w:t xml:space="preserve"> </w:t>
+      </w:r>
+      <w:r>
+        <w:t xml:space="preserve">geográfico — 2º trimestre de 2026</w:t>
+      </w:r>
+    </w:p>
+    <w:tbl>
+      <w:tblPr>
+        <w:tblStyle w:val="Table"/>
+        <w:tblW w:type="pct" w:w="5000"/>
+        <w:tblLook w:firstRow="1" w:lastRow="0" w:firstColumn="0" w:lastColumn="0" w:noHBand="0" w:noVBand="0" w:val="0020"/>
+        <w:jc w:val="start"/>
+      </w:tblPr>
+      <w:tblGrid>
+        <w:gridCol w:w="950"/>
+        <w:gridCol w:w="950"/>
+        <w:gridCol w:w="950"/>
+        <w:gridCol w:w="1267"/>
+        <w:gridCol w:w="1584"/>
+        <w:gridCol w:w="1267"/>
+        <w:gridCol w:w="950"/>
+      </w:tblGrid>
+      <w:tr>
+        <w:trPr>
+          <w:tblHeader w:val="true"/>
+        </w:trPr>
+        <w:tc>
+          <w:tcPr/>
+          <w:p>
+            <w:pPr>
+              <w:pStyle w:val="Compact"/>
+              <w:jc w:val="left"/>
+            </w:pPr>
+            <w:r>
+              <w:t xml:space="preserve">Recorte</w:t>
+            </w:r>
+          </w:p>
+        </w:tc>
+        <w:tc>
+          <w:tcPr/>
+          <w:p>
+            <w:pPr>
+              <w:pStyle w:val="Compact"/>
+              <w:jc w:val="left"/>
+            </w:pPr>
+            <w:r>
+              <w:t xml:space="preserve">Categoria</w:t>
+            </w:r>
+          </w:p>
+        </w:tc>
+        <w:tc>
+          <w:tcPr/>
+          <w:p>
+            <w:pPr>
+              <w:pStyle w:val="Compact"/>
+              <w:jc w:val="left"/>
+            </w:pPr>
+            <w:r>
+              <w:t xml:space="preserve">Motivo</w:t>
+            </w:r>
+          </w:p>
+        </w:tc>
+        <w:tc>
+          <w:tcPr/>
+          <w:p>
+            <w:pPr>
+              <w:pStyle w:val="Compact"/>
+              <w:jc w:val="right"/>
+            </w:pPr>
+            <w:r>
+              <w:t xml:space="preserve">Estimativa (%)</w:t>
+            </w:r>
+          </w:p>
+        </w:tc>
+        <w:tc>
+          <w:tcPr/>
+          <w:p>
+            <w:pPr>
+              <w:pStyle w:val="Compact"/>
+              <w:jc w:val="center"/>
+            </w:pPr>
+            <w:r>
+              <w:t xml:space="preserve">IC 95%</w:t>
+            </w:r>
+          </w:p>
+        </w:tc>
+        <w:tc>
+          <w:tcPr/>
+          <w:p>
+            <w:pPr>
+              <w:pStyle w:val="Compact"/>
+              <w:jc w:val="right"/>
+            </w:pPr>
+            <w:r>
+              <w:t xml:space="preserve">CV (%)</w:t>
+            </w:r>
+          </w:p>
+        </w:tc>
+        <w:tc>
+          <w:tcPr/>
+          <w:p>
+            <w:pPr>
+              <w:pStyle w:val="Compact"/>
+              <w:jc w:val="left"/>
+            </w:pPr>
+            <w:r>
+              <w:t xml:space="preserve">Precisão</w:t>
+            </w:r>
+          </w:p>
+        </w:tc>
+      </w:tr>
+      <w:tr>
+        <w:tc>
+          <w:tcPr/>
+          <w:p>
+            <w:pPr>
+              <w:pStyle w:val="Compact"/>
+              <w:jc w:val="left"/>
+            </w:pPr>
+            <w:r>
+              <w:t xml:space="preserve">Agregados</w:t>
+            </w:r>
+          </w:p>
+        </w:tc>
+        <w:tc>
+          <w:tcPr/>
+          <w:p>
+            <w:pPr>
+              <w:pStyle w:val="Compact"/>
+              <w:jc w:val="left"/>
+            </w:pPr>
+            <w:r>
+              <w:t xml:space="preserve">Brasil</w:t>
+            </w:r>
+          </w:p>
+        </w:tc>
+        <w:tc>
+          <w:tcPr/>
+          <w:p>
+            <w:pPr>
+              <w:pStyle w:val="Compact"/>
+              <w:jc w:val="left"/>
+            </w:pPr>
+            <w:r>
+              <w:t xml:space="preserve">Não havia trabalho na localidade</w:t>
+            </w:r>
+          </w:p>
+        </w:tc>
+        <w:tc>
+          <w:tcPr/>
+          <w:p>
+            <w:pPr>
+              <w:pStyle w:val="Compact"/>
+              <w:jc w:val="right"/>
+            </w:pPr>
+            <w:r>
+              <w:t xml:space="preserve">55,8</w:t>
+            </w:r>
+          </w:p>
+        </w:tc>
+        <w:tc>
+          <w:tcPr/>
+          <w:p>
+            <w:pPr>
+              <w:pStyle w:val="Compact"/>
+              <w:jc w:val="center"/>
+            </w:pPr>
+            <w:r>
+              <w:t xml:space="preserve">[53,8; 57,8]</w:t>
+            </w:r>
+          </w:p>
+        </w:tc>
+        <w:tc>
+          <w:tcPr/>
+          <w:p>
+            <w:pPr>
+              <w:pStyle w:val="Compact"/>
+              <w:jc w:val="right"/>
+            </w:pPr>
+            <w:r>
+              <w:t xml:space="preserve">1,8</w:t>
+            </w:r>
+          </w:p>
+        </w:tc>
+        <w:tc>
+          <w:tcPr/>
+          <w:p>
+            <w:pPr>
+              <w:pStyle w:val="Compact"/>
+              <w:jc w:val="left"/>
+            </w:pPr>
+            <w:r>
+              <w:t xml:space="preserve">excelente</w:t>
+            </w:r>
+          </w:p>
+        </w:tc>
+      </w:tr>
+      <w:tr>
+        <w:tc>
+          <w:tcPr/>
+          <w:p>
+            <w:pPr>
+              <w:pStyle w:val="Compact"/>
+              <w:jc w:val="left"/>
+            </w:pPr>
+            <w:r>
+              <w:t xml:space="preserve">Agregados</w:t>
+            </w:r>
+          </w:p>
+        </w:tc>
+        <w:tc>
+          <w:tcPr/>
+          <w:p>
+            <w:pPr>
+              <w:pStyle w:val="Compact"/>
+              <w:jc w:val="left"/>
+            </w:pPr>
+            <w:r>
+              <w:t xml:space="preserve">Nordeste</w:t>
+            </w:r>
+          </w:p>
+        </w:tc>
+        <w:tc>
+          <w:tcPr/>
+          <w:p>
+            <w:pPr>
+              <w:pStyle w:val="Compact"/>
+              <w:jc w:val="left"/>
+            </w:pPr>
+            <w:r>
+              <w:t xml:space="preserve">Não havia trabalho na localidade</w:t>
+            </w:r>
+          </w:p>
+        </w:tc>
+        <w:tc>
+          <w:tcPr/>
+          <w:p>
+            <w:pPr>
+              <w:pStyle w:val="Compact"/>
+              <w:jc w:val="right"/>
+            </w:pPr>
+            <w:r>
+              <w:t xml:space="preserve">67,5</w:t>
+            </w:r>
+          </w:p>
+        </w:tc>
+        <w:tc>
+          <w:tcPr/>
+          <w:p>
+            <w:pPr>
+              <w:pStyle w:val="Compact"/>
+              <w:jc w:val="center"/>
+            </w:pPr>
+            <w:r>
+              <w:t xml:space="preserve">[65,2; 69,7]</w:t>
+            </w:r>
+          </w:p>
+        </w:tc>
+        <w:tc>
+          <w:tcPr/>
+          <w:p>
+            <w:pPr>
+              <w:pStyle w:val="Compact"/>
+              <w:jc w:val="right"/>
+            </w:pPr>
+            <w:r>
+              <w:t xml:space="preserve">1,7</w:t>
+            </w:r>
+          </w:p>
+        </w:tc>
+        <w:tc>
+          <w:tcPr/>
+          <w:p>
+            <w:pPr>
+              <w:pStyle w:val="Compact"/>
+              <w:jc w:val="left"/>
+            </w:pPr>
+            <w:r>
+              <w:t xml:space="preserve">excelente</w:t>
+            </w:r>
+          </w:p>
+        </w:tc>
+      </w:tr>
+      <w:tr>
+        <w:tc>
+          <w:tcPr/>
+          <w:p>
+            <w:pPr>
+              <w:pStyle w:val="Compact"/>
+              <w:jc w:val="left"/>
+            </w:pPr>
+            <w:r>
+              <w:t xml:space="preserve">Agregados</w:t>
+            </w:r>
+          </w:p>
+        </w:tc>
+        <w:tc>
+          <w:tcPr/>
+          <w:p>
+            <w:pPr>
+              <w:pStyle w:val="Compact"/>
+              <w:jc w:val="left"/>
+            </w:pPr>
+            <w:r>
+              <w:t xml:space="preserve">Piauí</w:t>
+            </w:r>
+          </w:p>
+        </w:tc>
+        <w:tc>
+          <w:tcPr/>
+          <w:p>
+            <w:pPr>
+              <w:pStyle w:val="Compact"/>
+              <w:jc w:val="left"/>
+            </w:pPr>
+            <w:r>
+              <w:t xml:space="preserve">Não havia trabalho na localidade</w:t>
+            </w:r>
+          </w:p>
+        </w:tc>
+        <w:tc>
+          <w:tcPr/>
+          <w:p>
+            <w:pPr>
+              <w:pStyle w:val="Compact"/>
+              <w:jc w:val="right"/>
+            </w:pPr>
+            <w:r>
+              <w:t xml:space="preserve">73,1</w:t>
+            </w:r>
+          </w:p>
+        </w:tc>
+        <w:tc>
+          <w:tcPr/>
+          <w:p>
+            <w:pPr>
+              <w:pStyle w:val="Compact"/>
+              <w:jc w:val="center"/>
+            </w:pPr>
+            <w:r>
+              <w:t xml:space="preserve">[64,8; 81,5]</w:t>
+            </w:r>
+          </w:p>
+        </w:tc>
+        <w:tc>
+          <w:tcPr/>
+          <w:p>
+            <w:pPr>
+              <w:pStyle w:val="Compact"/>
+              <w:jc w:val="right"/>
+            </w:pPr>
+            <w:r>
+              <w:t xml:space="preserve">5,8</w:t>
+            </w:r>
+          </w:p>
+        </w:tc>
+        <w:tc>
+          <w:tcPr/>
+          <w:p>
+            <w:pPr>
+              <w:pStyle w:val="Compact"/>
+              <w:jc w:val="left"/>
+            </w:pPr>
+            <w:r>
+              <w:t xml:space="preserve">boa</w:t>
+            </w:r>
+          </w:p>
+        </w:tc>
+      </w:tr>
+      <w:tr>
+        <w:tc>
+          <w:tcPr/>
+          <w:p>
+            <w:pPr>
+              <w:pStyle w:val="Compact"/>
+              <w:jc w:val="left"/>
+            </w:pPr>
+            <w:r>
+              <w:t xml:space="preserve">Agregados</w:t>
+            </w:r>
+          </w:p>
+        </w:tc>
+        <w:tc>
+          <w:tcPr/>
+          <w:p>
+            <w:pPr>
+              <w:pStyle w:val="Compact"/>
+              <w:jc w:val="left"/>
+            </w:pPr>
+            <w:r>
+              <w:t xml:space="preserve">Teresina</w:t>
+            </w:r>
+          </w:p>
+        </w:tc>
+        <w:tc>
+          <w:tcPr/>
+          <w:p>
+            <w:pPr>
+              <w:pStyle w:val="Compact"/>
+              <w:jc w:val="left"/>
+            </w:pPr>
+            <w:r>
+              <w:t xml:space="preserve">Não havia trabalho na localidade</w:t>
+            </w:r>
+          </w:p>
+        </w:tc>
+        <w:tc>
+          <w:tcPr/>
+          <w:p>
+            <w:pPr>
+              <w:pStyle w:val="Compact"/>
+              <w:jc w:val="right"/>
+            </w:pPr>
+            <w:r>
+              <w:t xml:space="preserve">42,1</w:t>
+            </w:r>
+          </w:p>
+        </w:tc>
+        <w:tc>
+          <w:tcPr/>
+          <w:p>
+            <w:pPr>
+              <w:pStyle w:val="Compact"/>
+              <w:jc w:val="center"/>
+            </w:pPr>
+            <w:r>
+              <w:t xml:space="preserve">[21,9; 62,3]</w:t>
+            </w:r>
+          </w:p>
+        </w:tc>
+        <w:tc>
+          <w:tcPr/>
+          <w:p>
+            <w:pPr>
+              <w:pStyle w:val="Compact"/>
+              <w:jc w:val="right"/>
+            </w:pPr>
+            <w:r>
+              <w:t xml:space="preserve">24,5</w:t>
+            </w:r>
+          </w:p>
+        </w:tc>
+        <w:tc>
+          <w:tcPr/>
+          <w:p>
+            <w:pPr>
+              <w:pStyle w:val="Compact"/>
+              <w:jc w:val="left"/>
+            </w:pPr>
+            <w:r>
+              <w:t xml:space="preserve">regular</w:t>
+            </w:r>
+          </w:p>
+        </w:tc>
+      </w:tr>
+      <w:tr>
+        <w:tc>
+          <w:tcPr/>
+          <w:p>
+            <w:pPr>
+              <w:pStyle w:val="Compact"/>
+              <w:jc w:val="left"/>
+            </w:pPr>
+            <w:r>
+              <w:t xml:space="preserve">Zona</w:t>
+            </w:r>
+          </w:p>
+        </w:tc>
+        <w:tc>
+          <w:tcPr/>
+          <w:p>
+            <w:pPr>
+              <w:pStyle w:val="Compact"/>
+              <w:jc w:val="left"/>
+            </w:pPr>
+            <w:r>
+              <w:t xml:space="preserve">Urbana</w:t>
+            </w:r>
+          </w:p>
+        </w:tc>
+        <w:tc>
+          <w:tcPr/>
+          <w:p>
+            <w:pPr>
+              <w:pStyle w:val="Compact"/>
+              <w:jc w:val="left"/>
+            </w:pPr>
+            <w:r>
+              <w:t xml:space="preserve">Não havia trabalho na localidade</w:t>
+            </w:r>
+          </w:p>
+        </w:tc>
+        <w:tc>
+          <w:tcPr/>
+          <w:p>
+            <w:pPr>
+              <w:pStyle w:val="Compact"/>
+              <w:jc w:val="right"/>
+            </w:pPr>
+            <w:r>
+              <w:t xml:space="preserve">54,9</w:t>
+            </w:r>
+          </w:p>
+        </w:tc>
+        <w:tc>
+          <w:tcPr/>
+          <w:p>
+            <w:pPr>
+              <w:pStyle w:val="Compact"/>
+              <w:jc w:val="center"/>
+            </w:pPr>
+            <w:r>
+              <w:t xml:space="preserve">[36,9; 72,9]</w:t>
+            </w:r>
+          </w:p>
+        </w:tc>
+        <w:tc>
+          <w:tcPr/>
+          <w:p>
+            <w:pPr>
+              <w:pStyle w:val="Compact"/>
+              <w:jc w:val="right"/>
+            </w:pPr>
+            <w:r>
+              <w:t xml:space="preserve">16,7</w:t>
+            </w:r>
+          </w:p>
+        </w:tc>
+        <w:tc>
+          <w:tcPr/>
+          <w:p>
+            <w:pPr>
+              <w:pStyle w:val="Compact"/>
+              <w:jc w:val="left"/>
+            </w:pPr>
+            <w:r>
+              <w:t xml:space="preserve">regular</w:t>
+            </w:r>
+          </w:p>
+        </w:tc>
+      </w:tr>
+      <w:tr>
+        <w:tc>
+          <w:tcPr/>
+          <w:p>
+            <w:pPr>
+              <w:pStyle w:val="Compact"/>
+              <w:jc w:val="left"/>
+            </w:pPr>
+            <w:r>
+              <w:t xml:space="preserve">Zona</w:t>
+            </w:r>
+          </w:p>
+        </w:tc>
+        <w:tc>
+          <w:tcPr/>
+          <w:p>
+            <w:pPr>
+              <w:pStyle w:val="Compact"/>
+              <w:jc w:val="left"/>
+            </w:pPr>
+            <w:r>
+              <w:t xml:space="preserve">Rural</w:t>
+            </w:r>
+          </w:p>
+        </w:tc>
+        <w:tc>
+          <w:tcPr/>
+          <w:p>
+            <w:pPr>
+              <w:pStyle w:val="Compact"/>
+              <w:jc w:val="left"/>
+            </w:pPr>
+            <w:r>
+              <w:t xml:space="preserve">Não havia trabalho na localidade</w:t>
+            </w:r>
+          </w:p>
+        </w:tc>
+        <w:tc>
+          <w:tcPr/>
+          <w:p>
+            <w:pPr>
+              <w:pStyle w:val="Compact"/>
+              <w:jc w:val="right"/>
+            </w:pPr>
+            <w:r>
+              <w:t xml:space="preserve">84,6</w:t>
+            </w:r>
+          </w:p>
+        </w:tc>
+        <w:tc>
+          <w:tcPr/>
+          <w:p>
+            <w:pPr>
+              <w:pStyle w:val="Compact"/>
+              <w:jc w:val="center"/>
+            </w:pPr>
+            <w:r>
+              <w:t xml:space="preserve">[78,2; 90,9]</w:t>
+            </w:r>
+          </w:p>
+        </w:tc>
+        <w:tc>
+          <w:tcPr/>
+          <w:p>
+            <w:pPr>
+              <w:pStyle w:val="Compact"/>
+              <w:jc w:val="right"/>
+            </w:pPr>
+            <w:r>
+              <w:t xml:space="preserve">3,8</w:t>
+            </w:r>
+          </w:p>
+        </w:tc>
+        <w:tc>
+          <w:tcPr/>
+          <w:p>
+            <w:pPr>
+              <w:pStyle w:val="Compact"/>
+              <w:jc w:val="left"/>
+            </w:pPr>
+            <w:r>
+              <w:t xml:space="preserve">excelente</w:t>
+            </w:r>
+          </w:p>
+        </w:tc>
+      </w:tr>
+      <w:tr>
+        <w:tc>
+          <w:tcPr/>
+          <w:p>
+            <w:pPr>
+              <w:pStyle w:val="Compact"/>
+              <w:jc w:val="left"/>
+            </w:pPr>
+            <w:r>
+              <w:t xml:space="preserve">Administrativo</w:t>
+            </w:r>
+          </w:p>
+        </w:tc>
+        <w:tc>
+          <w:tcPr/>
+          <w:p>
+            <w:pPr>
+              <w:pStyle w:val="Compact"/>
+              <w:jc w:val="left"/>
+            </w:pPr>
+            <w:r>
+              <w:t xml:space="preserve">Capital</w:t>
+            </w:r>
+          </w:p>
+        </w:tc>
+        <w:tc>
+          <w:tcPr/>
+          <w:p>
+            <w:pPr>
+              <w:pStyle w:val="Compact"/>
+              <w:jc w:val="left"/>
+            </w:pPr>
+            <w:r>
+              <w:t xml:space="preserve">Não havia trabalho na localidade</w:t>
+            </w:r>
+          </w:p>
+        </w:tc>
+        <w:tc>
+          <w:tcPr/>
+          <w:p>
+            <w:pPr>
+              <w:pStyle w:val="Compact"/>
+              <w:jc w:val="right"/>
+            </w:pPr>
+            <w:r>
+              <w:t xml:space="preserve">42,1</w:t>
+            </w:r>
+          </w:p>
+        </w:tc>
+        <w:tc>
+          <w:tcPr/>
+          <w:p>
+            <w:pPr>
+              <w:pStyle w:val="Compact"/>
+              <w:jc w:val="center"/>
+            </w:pPr>
+            <w:r>
+              <w:t xml:space="preserve">[21,9; 62,3]</w:t>
+            </w:r>
+          </w:p>
+        </w:tc>
+        <w:tc>
+          <w:tcPr/>
+          <w:p>
+            <w:pPr>
+              <w:pStyle w:val="Compact"/>
+              <w:jc w:val="right"/>
+            </w:pPr>
+            <w:r>
+              <w:t xml:space="preserve">24,5</w:t>
+            </w:r>
+          </w:p>
+        </w:tc>
+        <w:tc>
+          <w:tcPr/>
+          <w:p>
+            <w:pPr>
+              <w:pStyle w:val="Compact"/>
+              <w:jc w:val="left"/>
+            </w:pPr>
+            <w:r>
+              <w:t xml:space="preserve">regular</w:t>
+            </w:r>
+          </w:p>
+        </w:tc>
+      </w:tr>
+      <w:tr>
+        <w:tc>
+          <w:tcPr/>
+          <w:p>
+            <w:pPr>
+              <w:pStyle w:val="Compact"/>
+              <w:jc w:val="left"/>
+            </w:pPr>
+            <w:r>
+              <w:t xml:space="preserve">Administrativo</w:t>
+            </w:r>
+          </w:p>
+        </w:tc>
+        <w:tc>
+          <w:tcPr/>
+          <w:p>
+            <w:pPr>
+              <w:pStyle w:val="Compact"/>
+              <w:jc w:val="left"/>
+            </w:pPr>
+            <w:r>
+              <w:t xml:space="preserve">Resto da RIDE</w:t>
+            </w:r>
+          </w:p>
+        </w:tc>
+        <w:tc>
+          <w:tcPr/>
+          <w:p>
+            <w:pPr>
+              <w:pStyle w:val="Compact"/>
+              <w:jc w:val="left"/>
+            </w:pPr>
+            <w:r>
+              <w:t xml:space="preserve">Não havia trabalho na localidade</w:t>
+            </w:r>
+          </w:p>
+        </w:tc>
+        <w:tc>
+          <w:tcPr/>
+          <w:p>
+            <w:pPr>
+              <w:pStyle w:val="Compact"/>
+              <w:jc w:val="right"/>
+            </w:pPr>
+            <w:r>
+              <w:t xml:space="preserve">57,4</w:t>
+            </w:r>
+          </w:p>
+        </w:tc>
+        <w:tc>
+          <w:tcPr/>
+          <w:p>
+            <w:pPr>
+              <w:pStyle w:val="Compact"/>
+              <w:jc w:val="center"/>
+            </w:pPr>
+            <w:r>
+              <w:t xml:space="preserve">[0,9; 113,8]</w:t>
+            </w:r>
+          </w:p>
+        </w:tc>
+        <w:tc>
+          <w:tcPr/>
+          <w:p>
+            <w:pPr>
+              <w:pStyle w:val="Compact"/>
+              <w:jc w:val="right"/>
+            </w:pPr>
+            <w:r>
+              <w:t xml:space="preserve">50,2</w:t>
+            </w:r>
+          </w:p>
+        </w:tc>
+        <w:tc>
+          <w:tcPr/>
+          <w:p>
+            <w:pPr>
+              <w:pStyle w:val="Compact"/>
+              <w:jc w:val="left"/>
+            </w:pPr>
+            <w:r>
+              <w:t xml:space="preserve">baixa</w:t>
+            </w:r>
+          </w:p>
+        </w:tc>
+      </w:tr>
+      <w:tr>
+        <w:tc>
+          <w:tcPr/>
+          <w:p>
+            <w:pPr>
+              <w:pStyle w:val="Compact"/>
+              <w:jc w:val="left"/>
+            </w:pPr>
+            <w:r>
+              <w:t xml:space="preserve">Administrativo</w:t>
+            </w:r>
+          </w:p>
+        </w:tc>
+        <w:tc>
+          <w:tcPr/>
+          <w:p>
+            <w:pPr>
+              <w:pStyle w:val="Compact"/>
+              <w:jc w:val="left"/>
+            </w:pPr>
+            <w:r>
+              <w:t xml:space="preserve">Resto da UF</w:t>
+            </w:r>
+          </w:p>
+        </w:tc>
+        <w:tc>
+          <w:tcPr/>
+          <w:p>
+            <w:pPr>
+              <w:pStyle w:val="Compact"/>
+              <w:jc w:val="left"/>
+            </w:pPr>
+            <w:r>
+              <w:t xml:space="preserve">Não havia trabalho na localidade</w:t>
+            </w:r>
+          </w:p>
+        </w:tc>
+        <w:tc>
+          <w:tcPr/>
+          <w:p>
+            <w:pPr>
+              <w:pStyle w:val="Compact"/>
+              <w:jc w:val="right"/>
+            </w:pPr>
+            <w:r>
+              <w:t xml:space="preserve">74,6</w:t>
+            </w:r>
+          </w:p>
+        </w:tc>
+        <w:tc>
+          <w:tcPr/>
+          <w:p>
+            <w:pPr>
+              <w:pStyle w:val="Compact"/>
+              <w:jc w:val="center"/>
+            </w:pPr>
+            <w:r>
+              <w:t xml:space="preserve">[66,1; 83,0]</w:t>
+            </w:r>
+          </w:p>
+        </w:tc>
+        <w:tc>
+          <w:tcPr/>
+          <w:p>
+            <w:pPr>
+              <w:pStyle w:val="Compact"/>
+              <w:jc w:val="right"/>
+            </w:pPr>
+            <w:r>
+              <w:t xml:space="preserve">5,8</w:t>
+            </w:r>
+          </w:p>
+        </w:tc>
+        <w:tc>
+          <w:tcPr/>
+          <w:p>
+            <w:pPr>
+              <w:pStyle w:val="Compact"/>
+              <w:jc w:val="left"/>
+            </w:pPr>
+            <w:r>
+              <w:t xml:space="preserve">boa</w:t>
+            </w:r>
+          </w:p>
+        </w:tc>
+      </w:tr>
+      <w:tr>
+        <w:tc>
+          <w:tcPr/>
+          <w:p>
+            <w:pPr>
+              <w:pStyle w:val="Compact"/>
+              <w:jc w:val="left"/>
+            </w:pPr>
+            <w:r>
+              <w:t xml:space="preserve">Estrato agregado</w:t>
+            </w:r>
+          </w:p>
+        </w:tc>
+        <w:tc>
+          <w:tcPr/>
+          <w:p>
+            <w:pPr>
+              <w:pStyle w:val="Compact"/>
+              <w:jc w:val="left"/>
+            </w:pPr>
+            <w:r>
+              <w:t xml:space="preserve">Teresina</w:t>
+            </w:r>
+          </w:p>
+        </w:tc>
+        <w:tc>
+          <w:tcPr/>
+          <w:p>
+            <w:pPr>
+              <w:pStyle w:val="Compact"/>
+              <w:jc w:val="left"/>
+            </w:pPr>
+            <w:r>
+              <w:t xml:space="preserve">Não havia trabalho na localidade</w:t>
+            </w:r>
+          </w:p>
+        </w:tc>
+        <w:tc>
+          <w:tcPr/>
+          <w:p>
+            <w:pPr>
+              <w:pStyle w:val="Compact"/>
+              <w:jc w:val="right"/>
+            </w:pPr>
+            <w:r>
+              <w:t xml:space="preserve">42,1</w:t>
+            </w:r>
+          </w:p>
+        </w:tc>
+        <w:tc>
+          <w:tcPr/>
+          <w:p>
+            <w:pPr>
+              <w:pStyle w:val="Compact"/>
+              <w:jc w:val="center"/>
+            </w:pPr>
+            <w:r>
+              <w:t xml:space="preserve">[21,9; 62,3]</w:t>
+            </w:r>
+          </w:p>
+        </w:tc>
+        <w:tc>
+          <w:tcPr/>
+          <w:p>
+            <w:pPr>
+              <w:pStyle w:val="Compact"/>
+              <w:jc w:val="right"/>
+            </w:pPr>
+            <w:r>
+              <w:t xml:space="preserve">24,5</w:t>
+            </w:r>
+          </w:p>
+        </w:tc>
+        <w:tc>
+          <w:tcPr/>
+          <w:p>
+            <w:pPr>
+              <w:pStyle w:val="Compact"/>
+              <w:jc w:val="left"/>
+            </w:pPr>
+            <w:r>
+              <w:t xml:space="preserve">regular</w:t>
+            </w:r>
+          </w:p>
+        </w:tc>
+      </w:tr>
+      <w:tr>
+        <w:tc>
+          <w:tcPr/>
+          <w:p>
+            <w:pPr>
+              <w:pStyle w:val="Compact"/>
+              <w:jc w:val="left"/>
+            </w:pPr>
+            <w:r>
+              <w:t xml:space="preserve">Estrato agregado</w:t>
+            </w:r>
+          </w:p>
+        </w:tc>
+        <w:tc>
+          <w:tcPr/>
+          <w:p>
+            <w:pPr>
+              <w:pStyle w:val="Compact"/>
+              <w:jc w:val="left"/>
+            </w:pPr>
+            <w:r>
+              <w:t xml:space="preserve">Entorno metropolitano</w:t>
+            </w:r>
+          </w:p>
+        </w:tc>
+        <w:tc>
+          <w:tcPr/>
+          <w:p>
+            <w:pPr>
+              <w:pStyle w:val="Compact"/>
+              <w:jc w:val="left"/>
+            </w:pPr>
+            <w:r>
+              <w:t xml:space="preserve">Não havia trabalho na localidade</w:t>
+            </w:r>
+          </w:p>
+        </w:tc>
+        <w:tc>
+          <w:tcPr/>
+          <w:p>
+            <w:pPr>
+              <w:pStyle w:val="Compact"/>
+              <w:jc w:val="right"/>
+            </w:pPr>
+            <w:r>
+              <w:t xml:space="preserve">57,4</w:t>
+            </w:r>
+          </w:p>
+        </w:tc>
+        <w:tc>
+          <w:tcPr/>
+          <w:p>
+            <w:pPr>
+              <w:pStyle w:val="Compact"/>
+              <w:jc w:val="center"/>
+            </w:pPr>
+            <w:r>
+              <w:t xml:space="preserve">[0,9; 113,8]</w:t>
+            </w:r>
+          </w:p>
+        </w:tc>
+        <w:tc>
+          <w:tcPr/>
+          <w:p>
+            <w:pPr>
+              <w:pStyle w:val="Compact"/>
+              <w:jc w:val="right"/>
+            </w:pPr>
+            <w:r>
+              <w:t xml:space="preserve">50,2</w:t>
+            </w:r>
+          </w:p>
+        </w:tc>
+        <w:tc>
+          <w:tcPr/>
+          <w:p>
+            <w:pPr>
+              <w:pStyle w:val="Compact"/>
+              <w:jc w:val="left"/>
+            </w:pPr>
+            <w:r>
+              <w:t xml:space="preserve">baixa</w:t>
+            </w:r>
+          </w:p>
+        </w:tc>
+      </w:tr>
+      <w:tr>
+        <w:tc>
+          <w:tcPr/>
+          <w:p>
+            <w:pPr>
+              <w:pStyle w:val="Compact"/>
+              <w:jc w:val="left"/>
+            </w:pPr>
+            <w:r>
+              <w:t xml:space="preserve">Estrato agregado</w:t>
+            </w:r>
+          </w:p>
+        </w:tc>
+        <w:tc>
+          <w:tcPr/>
+          <w:p>
+            <w:pPr>
+              <w:pStyle w:val="Compact"/>
+              <w:jc w:val="left"/>
+            </w:pPr>
+            <w:r>
+              <w:t xml:space="preserve">Centro-Leste</w:t>
+            </w:r>
+          </w:p>
+        </w:tc>
+        <w:tc>
+          <w:tcPr/>
+          <w:p>
+            <w:pPr>
+              <w:pStyle w:val="Compact"/>
+              <w:jc w:val="left"/>
+            </w:pPr>
+            <w:r>
+              <w:t xml:space="preserve">Não havia trabalho na localidade</w:t>
+            </w:r>
+          </w:p>
+        </w:tc>
+        <w:tc>
+          <w:tcPr/>
+          <w:p>
+            <w:pPr>
+              <w:pStyle w:val="Compact"/>
+              <w:jc w:val="right"/>
+            </w:pPr>
+            <w:r>
+              <w:t xml:space="preserve">79,7</w:t>
+            </w:r>
+          </w:p>
+        </w:tc>
+        <w:tc>
+          <w:tcPr/>
+          <w:p>
+            <w:pPr>
+              <w:pStyle w:val="Compact"/>
+              <w:jc w:val="center"/>
+            </w:pPr>
+            <w:r>
+              <w:t xml:space="preserve">[70,5; 88,9]</w:t>
+            </w:r>
+          </w:p>
+        </w:tc>
+        <w:tc>
+          <w:tcPr/>
+          <w:p>
+            <w:pPr>
+              <w:pStyle w:val="Compact"/>
+              <w:jc w:val="right"/>
+            </w:pPr>
+            <w:r>
+              <w:t xml:space="preserve">5,9</w:t>
+            </w:r>
+          </w:p>
+        </w:tc>
+        <w:tc>
+          <w:tcPr/>
+          <w:p>
+            <w:pPr>
+              <w:pStyle w:val="Compact"/>
+              <w:jc w:val="left"/>
+            </w:pPr>
+            <w:r>
+              <w:t xml:space="preserve">boa</w:t>
+            </w:r>
+          </w:p>
+        </w:tc>
+      </w:tr>
+      <w:tr>
+        <w:tc>
+          <w:tcPr/>
+          <w:p>
+            <w:pPr>
+              <w:pStyle w:val="Compact"/>
+              <w:jc w:val="left"/>
+            </w:pPr>
+            <w:r>
+              <w:t xml:space="preserve">Estrato agregado</w:t>
+            </w:r>
+          </w:p>
+        </w:tc>
+        <w:tc>
+          <w:tcPr/>
+          <w:p>
+            <w:pPr>
+              <w:pStyle w:val="Compact"/>
+              <w:jc w:val="left"/>
+            </w:pPr>
+            <w:r>
+              <w:t xml:space="preserve">Baixo Parnaíba</w:t>
+            </w:r>
+          </w:p>
+        </w:tc>
+        <w:tc>
+          <w:tcPr/>
+          <w:p>
+            <w:pPr>
+              <w:pStyle w:val="Compact"/>
+              <w:jc w:val="left"/>
+            </w:pPr>
+            <w:r>
+              <w:t xml:space="preserve">Não havia trabalho na localidade</w:t>
+            </w:r>
+          </w:p>
+        </w:tc>
+        <w:tc>
+          <w:tcPr/>
+          <w:p>
+            <w:pPr>
+              <w:pStyle w:val="Compact"/>
+              <w:jc w:val="right"/>
+            </w:pPr>
+            <w:r>
+              <w:t xml:space="preserve">56,2</w:t>
+            </w:r>
+          </w:p>
+        </w:tc>
+        <w:tc>
+          <w:tcPr/>
+          <w:p>
+            <w:pPr>
+              <w:pStyle w:val="Compact"/>
+              <w:jc w:val="center"/>
+            </w:pPr>
+            <w:r>
+              <w:t xml:space="preserve">[37,0; 75,4]</w:t>
+            </w:r>
+          </w:p>
+        </w:tc>
+        <w:tc>
+          <w:tcPr/>
+          <w:p>
+            <w:pPr>
+              <w:pStyle w:val="Compact"/>
+              <w:jc w:val="right"/>
+            </w:pPr>
+            <w:r>
+              <w:t xml:space="preserve">17,5</w:t>
+            </w:r>
+          </w:p>
+        </w:tc>
+        <w:tc>
+          <w:tcPr/>
+          <w:p>
+            <w:pPr>
+              <w:pStyle w:val="Compact"/>
+              <w:jc w:val="left"/>
+            </w:pPr>
+            <w:r>
+              <w:t xml:space="preserve">regular</w:t>
+            </w:r>
+          </w:p>
+        </w:tc>
+      </w:tr>
+      <w:tr>
+        <w:tc>
+          <w:tcPr/>
+          <w:p>
+            <w:pPr>
+              <w:pStyle w:val="Compact"/>
+              <w:jc w:val="left"/>
+            </w:pPr>
+            <w:r>
+              <w:t xml:space="preserve">Estrato agregado</w:t>
+            </w:r>
+          </w:p>
+        </w:tc>
+        <w:tc>
+          <w:tcPr/>
+          <w:p>
+            <w:pPr>
+              <w:pStyle w:val="Compact"/>
+              <w:jc w:val="left"/>
+            </w:pPr>
+            <w:r>
+              <w:t xml:space="preserve">Alto Parnaíba e Chapadas Sul</w:t>
+            </w:r>
+          </w:p>
+        </w:tc>
+        <w:tc>
+          <w:tcPr/>
+          <w:p>
+            <w:pPr>
+              <w:pStyle w:val="Compact"/>
+              <w:jc w:val="left"/>
+            </w:pPr>
+            <w:r>
+              <w:t xml:space="preserve">Não havia trabalho na localidade</w:t>
+            </w:r>
+          </w:p>
+        </w:tc>
+        <w:tc>
+          <w:tcPr/>
+          <w:p>
+            <w:pPr>
+              <w:pStyle w:val="Compact"/>
+              <w:jc w:val="right"/>
+            </w:pPr>
+            <w:r>
+              <w:t xml:space="preserve">85,7</w:t>
+            </w:r>
+          </w:p>
+        </w:tc>
+        <w:tc>
+          <w:tcPr/>
+          <w:p>
+            <w:pPr>
+              <w:pStyle w:val="Compact"/>
+              <w:jc w:val="center"/>
+            </w:pPr>
+            <w:r>
+              <w:t xml:space="preserve">[72,4; 98,9]</w:t>
+            </w:r>
+          </w:p>
+        </w:tc>
+        <w:tc>
+          <w:tcPr/>
+          <w:p>
+            <w:pPr>
+              <w:pStyle w:val="Compact"/>
+              <w:jc w:val="right"/>
+            </w:pPr>
+            <w:r>
+              <w:t xml:space="preserve">7,9</w:t>
+            </w:r>
+          </w:p>
+        </w:tc>
+        <w:tc>
+          <w:tcPr/>
+          <w:p>
+            <w:pPr>
+              <w:pStyle w:val="Compact"/>
+              <w:jc w:val="left"/>
+            </w:pPr>
+            <w:r>
+              <w:t xml:space="preserve">boa</w:t>
+            </w:r>
+          </w:p>
+        </w:tc>
+      </w:tr>
+      <w:tr>
+        <w:tc>
+          <w:tcPr/>
+          <w:p>
+            <w:pPr>
+              <w:pStyle w:val="Compact"/>
+              <w:jc w:val="left"/>
+            </w:pPr>
+            <w:r>
+              <w:t xml:space="preserve">Estrato (7 dígitos)</w:t>
+            </w:r>
+          </w:p>
+        </w:tc>
+        <w:tc>
+          <w:tcPr/>
+          <w:p>
+            <w:pPr>
+              <w:pStyle w:val="Compact"/>
+              <w:jc w:val="left"/>
+            </w:pPr>
+            <w:r>
+              <w:t xml:space="preserve">maior: 2220020</w:t>
+            </w:r>
+          </w:p>
+        </w:tc>
+        <w:tc>
+          <w:tcPr/>
+          <w:p>
+            <w:pPr>
+              <w:pStyle w:val="Compact"/>
+              <w:jc w:val="left"/>
+            </w:pPr>
+            <w:r>
+              <w:t xml:space="preserve">Não havia trabalho na localidade</w:t>
+            </w:r>
+          </w:p>
+        </w:tc>
+        <w:tc>
+          <w:tcPr/>
+          <w:p>
+            <w:pPr>
+              <w:pStyle w:val="Compact"/>
+              <w:jc w:val="right"/>
+            </w:pPr>
+            <w:r>
+              <w:t xml:space="preserve">100,0</w:t>
+            </w:r>
+          </w:p>
+        </w:tc>
+        <w:tc>
+          <w:tcPr/>
+          <w:p>
+            <w:pPr>
+              <w:pStyle w:val="Compact"/>
+              <w:jc w:val="center"/>
+            </w:pPr>
+            <w:r>
+              <w:t xml:space="preserve">[100,0; 100,0]</w:t>
+            </w:r>
+          </w:p>
+        </w:tc>
+        <w:tc>
+          <w:tcPr/>
+          <w:p>
+            <w:pPr>
+              <w:pStyle w:val="Compact"/>
+              <w:jc w:val="right"/>
+            </w:pPr>
+            <w:r>
+              <w:t xml:space="preserve">0,0</w:t>
+            </w:r>
+          </w:p>
+        </w:tc>
+        <w:tc>
+          <w:tcPr/>
+          <w:p>
+            <w:pPr>
+              <w:pStyle w:val="Compact"/>
+              <w:jc w:val="left"/>
+            </w:pPr>
+            <w:r>
+              <w:t xml:space="preserve">excelente</w:t>
+            </w:r>
+          </w:p>
+        </w:tc>
+      </w:tr>
+      <w:tr>
+        <w:tc>
+          <w:tcPr/>
+          <w:p>
+            <w:pPr>
+              <w:pStyle w:val="Compact"/>
+              <w:jc w:val="left"/>
+            </w:pPr>
+            <w:r>
+              <w:t xml:space="preserve">Estrato (7 dígitos)</w:t>
+            </w:r>
+          </w:p>
+        </w:tc>
+        <w:tc>
+          <w:tcPr/>
+          <w:p>
+            <w:pPr>
+              <w:pStyle w:val="Compact"/>
+              <w:jc w:val="left"/>
+            </w:pPr>
+            <w:r>
+              <w:t xml:space="preserve">menor: 2252022</w:t>
+            </w:r>
+          </w:p>
+        </w:tc>
+        <w:tc>
+          <w:tcPr/>
+          <w:p>
+            <w:pPr>
+              <w:pStyle w:val="Compact"/>
+              <w:jc w:val="left"/>
+            </w:pPr>
+            <w:r>
+              <w:t xml:space="preserve">Não havia trabalho na localidade</w:t>
+            </w:r>
+          </w:p>
+        </w:tc>
+        <w:tc>
+          <w:tcPr/>
+          <w:p>
+            <w:pPr>
+              <w:pStyle w:val="Compact"/>
+              <w:jc w:val="right"/>
+            </w:pPr>
+            <w:r>
+              <w:t xml:space="preserve">32,2</w:t>
+            </w:r>
+          </w:p>
+        </w:tc>
+        <w:tc>
+          <w:tcPr/>
+          <w:p>
+            <w:pPr>
+              <w:pStyle w:val="Compact"/>
+              <w:jc w:val="center"/>
+            </w:pPr>
+            <w:r>
+              <w:t xml:space="preserve">[31,5; 32,9]</w:t>
+            </w:r>
+          </w:p>
+        </w:tc>
+        <w:tc>
+          <w:tcPr/>
+          <w:p>
+            <w:pPr>
+              <w:pStyle w:val="Compact"/>
+              <w:jc w:val="right"/>
+            </w:pPr>
+            <w:r>
+              <w:t xml:space="preserve">1,2</w:t>
+            </w:r>
+          </w:p>
+        </w:tc>
+        <w:tc>
+          <w:tcPr/>
+          <w:p>
+            <w:pPr>
+              <w:pStyle w:val="Compact"/>
+              <w:jc w:val="left"/>
+            </w:pPr>
+            <w:r>
+              <w:t xml:space="preserve">excelente</w:t>
+            </w:r>
+          </w:p>
+        </w:tc>
+      </w:tr>
+      <w:tr>
+        <w:tc>
+          <w:tcPr/>
+          <w:p>
+            <w:pPr>
+              <w:pStyle w:val="Compact"/>
+              <w:jc w:val="left"/>
+            </w:pPr>
+            <w:r>
+              <w:t xml:space="preserve">Agregados</w:t>
+            </w:r>
+          </w:p>
+        </w:tc>
+        <w:tc>
+          <w:tcPr/>
+          <w:p>
+            <w:pPr>
+              <w:pStyle w:val="Compact"/>
+              <w:jc w:val="left"/>
+            </w:pPr>
+            <w:r>
+              <w:t xml:space="preserve">Brasil</w:t>
+            </w:r>
+          </w:p>
+        </w:tc>
+        <w:tc>
+          <w:tcPr/>
+          <w:p>
+            <w:pPr>
+              <w:pStyle w:val="Compact"/>
+              <w:jc w:val="left"/>
+            </w:pPr>
+            <w:r>
+              <w:t xml:space="preserve">Tinha que cuidar dos afazeres domésticos</w:t>
+            </w:r>
+          </w:p>
+        </w:tc>
+        <w:tc>
+          <w:tcPr/>
+          <w:p>
+            <w:pPr>
+              <w:pStyle w:val="Compact"/>
+              <w:jc w:val="right"/>
+            </w:pPr>
+            <w:r>
+              <w:t xml:space="preserve">0,0</w:t>
+            </w:r>
+          </w:p>
+        </w:tc>
+        <w:tc>
+          <w:tcPr/>
+          <w:p>
+            <w:pPr>
+              <w:pStyle w:val="Compact"/>
+              <w:jc w:val="center"/>
+            </w:pPr>
+            <w:r>
+              <w:t xml:space="preserve">[0,0; 0,0]</w:t>
+            </w:r>
+          </w:p>
+        </w:tc>
+        <w:tc>
+          <w:tcPr/>
+          <w:p>
+            <w:pPr>
+              <w:pStyle w:val="Compact"/>
+              <w:jc w:val="right"/>
+            </w:pPr>
+            <w:r>
+              <w:t xml:space="preserve">—</w:t>
+            </w:r>
+          </w:p>
+        </w:tc>
+        <w:tc>
+          <w:tcPr/>
+          <w:p>
+            <w:pPr>
+              <w:pStyle w:val="Compact"/>
+              <w:jc w:val="left"/>
+            </w:pPr>
+            <w:r>
+              <w:t xml:space="preserve">—</w:t>
+            </w:r>
+          </w:p>
+        </w:tc>
+      </w:tr>
+      <w:tr>
+        <w:tc>
+          <w:tcPr/>
+          <w:p>
+            <w:pPr>
+              <w:pStyle w:val="Compact"/>
+              <w:jc w:val="left"/>
+            </w:pPr>
+            <w:r>
+              <w:t xml:space="preserve">Agregados</w:t>
+            </w:r>
+          </w:p>
+        </w:tc>
+        <w:tc>
+          <w:tcPr/>
+          <w:p>
+            <w:pPr>
+              <w:pStyle w:val="Compact"/>
+              <w:jc w:val="left"/>
+            </w:pPr>
+            <w:r>
+              <w:t xml:space="preserve">Nordeste</w:t>
+            </w:r>
+          </w:p>
+        </w:tc>
+        <w:tc>
+          <w:tcPr/>
+          <w:p>
+            <w:pPr>
+              <w:pStyle w:val="Compact"/>
+              <w:jc w:val="left"/>
+            </w:pPr>
+            <w:r>
+              <w:t xml:space="preserve">Tinha que cuidar dos afazeres domésticos</w:t>
+            </w:r>
+          </w:p>
+        </w:tc>
+        <w:tc>
+          <w:tcPr/>
+          <w:p>
+            <w:pPr>
+              <w:pStyle w:val="Compact"/>
+              <w:jc w:val="right"/>
+            </w:pPr>
+            <w:r>
+              <w:t xml:space="preserve">0,0</w:t>
+            </w:r>
+          </w:p>
+        </w:tc>
+        <w:tc>
+          <w:tcPr/>
+          <w:p>
+            <w:pPr>
+              <w:pStyle w:val="Compact"/>
+              <w:jc w:val="center"/>
+            </w:pPr>
+            <w:r>
+              <w:t xml:space="preserve">[0,0; 0,0]</w:t>
+            </w:r>
+          </w:p>
+        </w:tc>
+        <w:tc>
+          <w:tcPr/>
+          <w:p>
+            <w:pPr>
+              <w:pStyle w:val="Compact"/>
+              <w:jc w:val="right"/>
+            </w:pPr>
+            <w:r>
+              <w:t xml:space="preserve">—</w:t>
+            </w:r>
+          </w:p>
+        </w:tc>
+        <w:tc>
+          <w:tcPr/>
+          <w:p>
+            <w:pPr>
+              <w:pStyle w:val="Compact"/>
+              <w:jc w:val="left"/>
+            </w:pPr>
+            <w:r>
+              <w:t xml:space="preserve">—</w:t>
+            </w:r>
+          </w:p>
+        </w:tc>
+      </w:tr>
+      <w:tr>
+        <w:tc>
+          <w:tcPr/>
+          <w:p>
+            <w:pPr>
+              <w:pStyle w:val="Compact"/>
+              <w:jc w:val="left"/>
+            </w:pPr>
+            <w:r>
+              <w:t xml:space="preserve">Agregados</w:t>
+            </w:r>
+          </w:p>
+        </w:tc>
+        <w:tc>
+          <w:tcPr/>
+          <w:p>
+            <w:pPr>
+              <w:pStyle w:val="Compact"/>
+              <w:jc w:val="left"/>
+            </w:pPr>
+            <w:r>
+              <w:t xml:space="preserve">Piauí</w:t>
+            </w:r>
+          </w:p>
+        </w:tc>
+        <w:tc>
+          <w:tcPr/>
+          <w:p>
+            <w:pPr>
+              <w:pStyle w:val="Compact"/>
+              <w:jc w:val="left"/>
+            </w:pPr>
+            <w:r>
+              <w:t xml:space="preserve">Tinha que cuidar dos afazeres domésticos</w:t>
+            </w:r>
+          </w:p>
+        </w:tc>
+        <w:tc>
+          <w:tcPr/>
+          <w:p>
+            <w:pPr>
+              <w:pStyle w:val="Compact"/>
+              <w:jc w:val="right"/>
+            </w:pPr>
+            <w:r>
+              <w:t xml:space="preserve">0,0</w:t>
+            </w:r>
+          </w:p>
+        </w:tc>
+        <w:tc>
+          <w:tcPr/>
+          <w:p>
+            <w:pPr>
+              <w:pStyle w:val="Compact"/>
+              <w:jc w:val="center"/>
+            </w:pPr>
+            <w:r>
+              <w:t xml:space="preserve">[0,0; 0,0]</w:t>
+            </w:r>
+          </w:p>
+        </w:tc>
+        <w:tc>
+          <w:tcPr/>
+          <w:p>
+            <w:pPr>
+              <w:pStyle w:val="Compact"/>
+              <w:jc w:val="right"/>
+            </w:pPr>
+            <w:r>
+              <w:t xml:space="preserve">—</w:t>
+            </w:r>
+          </w:p>
+        </w:tc>
+        <w:tc>
+          <w:tcPr/>
+          <w:p>
+            <w:pPr>
+              <w:pStyle w:val="Compact"/>
+              <w:jc w:val="left"/>
+            </w:pPr>
+            <w:r>
+              <w:t xml:space="preserve">—</w:t>
+            </w:r>
+          </w:p>
+        </w:tc>
+      </w:tr>
+      <w:tr>
+        <w:tc>
+          <w:tcPr/>
+          <w:p>
+            <w:pPr>
+              <w:pStyle w:val="Compact"/>
+              <w:jc w:val="left"/>
+            </w:pPr>
+            <w:r>
+              <w:t xml:space="preserve">Agregados</w:t>
+            </w:r>
+          </w:p>
+        </w:tc>
+        <w:tc>
+          <w:tcPr/>
+          <w:p>
+            <w:pPr>
+              <w:pStyle w:val="Compact"/>
+              <w:jc w:val="left"/>
+            </w:pPr>
+            <w:r>
+              <w:t xml:space="preserve">Teresina</w:t>
+            </w:r>
+          </w:p>
+        </w:tc>
+        <w:tc>
+          <w:tcPr/>
+          <w:p>
+            <w:pPr>
+              <w:pStyle w:val="Compact"/>
+              <w:jc w:val="left"/>
+            </w:pPr>
+            <w:r>
+              <w:t xml:space="preserve">Tinha que cuidar dos afazeres domésticos</w:t>
+            </w:r>
+          </w:p>
+        </w:tc>
+        <w:tc>
+          <w:tcPr/>
+          <w:p>
+            <w:pPr>
+              <w:pStyle w:val="Compact"/>
+              <w:jc w:val="right"/>
+            </w:pPr>
+            <w:r>
+              <w:t xml:space="preserve">0,0</w:t>
+            </w:r>
+          </w:p>
+        </w:tc>
+        <w:tc>
+          <w:tcPr/>
+          <w:p>
+            <w:pPr>
+              <w:pStyle w:val="Compact"/>
+              <w:jc w:val="center"/>
+            </w:pPr>
+            <w:r>
+              <w:t xml:space="preserve">[0,0; 0,0]</w:t>
+            </w:r>
+          </w:p>
+        </w:tc>
+        <w:tc>
+          <w:tcPr/>
+          <w:p>
+            <w:pPr>
+              <w:pStyle w:val="Compact"/>
+              <w:jc w:val="right"/>
+            </w:pPr>
+            <w:r>
+              <w:t xml:space="preserve">—</w:t>
+            </w:r>
+          </w:p>
+        </w:tc>
+        <w:tc>
+          <w:tcPr/>
+          <w:p>
+            <w:pPr>
+              <w:pStyle w:val="Compact"/>
+              <w:jc w:val="left"/>
+            </w:pPr>
+            <w:r>
+              <w:t xml:space="preserve">—</w:t>
+            </w:r>
+          </w:p>
+        </w:tc>
+      </w:tr>
+      <w:tr>
+        <w:tc>
+          <w:tcPr/>
+          <w:p>
+            <w:pPr>
+              <w:pStyle w:val="Compact"/>
+              <w:jc w:val="left"/>
+            </w:pPr>
+            <w:r>
+              <w:t xml:space="preserve">Zona</w:t>
+            </w:r>
+          </w:p>
+        </w:tc>
+        <w:tc>
+          <w:tcPr/>
+          <w:p>
+            <w:pPr>
+              <w:pStyle w:val="Compact"/>
+              <w:jc w:val="left"/>
+            </w:pPr>
+            <w:r>
+              <w:t xml:space="preserve">Urbana</w:t>
+            </w:r>
+          </w:p>
+        </w:tc>
+        <w:tc>
+          <w:tcPr/>
+          <w:p>
+            <w:pPr>
+              <w:pStyle w:val="Compact"/>
+              <w:jc w:val="left"/>
+            </w:pPr>
+            <w:r>
+              <w:t xml:space="preserve">Tinha que cuidar dos afazeres domésticos</w:t>
+            </w:r>
+          </w:p>
+        </w:tc>
+        <w:tc>
+          <w:tcPr/>
+          <w:p>
+            <w:pPr>
+              <w:pStyle w:val="Compact"/>
+              <w:jc w:val="right"/>
+            </w:pPr>
+            <w:r>
+              <w:t xml:space="preserve">0,0</w:t>
+            </w:r>
+          </w:p>
+        </w:tc>
+        <w:tc>
+          <w:tcPr/>
+          <w:p>
+            <w:pPr>
+              <w:pStyle w:val="Compact"/>
+              <w:jc w:val="center"/>
+            </w:pPr>
+            <w:r>
+              <w:t xml:space="preserve">[0,0; 0,0]</w:t>
+            </w:r>
+          </w:p>
+        </w:tc>
+        <w:tc>
+          <w:tcPr/>
+          <w:p>
+            <w:pPr>
+              <w:pStyle w:val="Compact"/>
+              <w:jc w:val="right"/>
+            </w:pPr>
+            <w:r>
+              <w:t xml:space="preserve">—</w:t>
+            </w:r>
+          </w:p>
+        </w:tc>
+        <w:tc>
+          <w:tcPr/>
+          <w:p>
+            <w:pPr>
+              <w:pStyle w:val="Compact"/>
+              <w:jc w:val="left"/>
+            </w:pPr>
+            <w:r>
+              <w:t xml:space="preserve">—</w:t>
+            </w:r>
+          </w:p>
+        </w:tc>
+      </w:tr>
+      <w:tr>
+        <w:tc>
+          <w:tcPr/>
+          <w:p>
+            <w:pPr>
+              <w:pStyle w:val="Compact"/>
+              <w:jc w:val="left"/>
+            </w:pPr>
+            <w:r>
+              <w:t xml:space="preserve">Zona</w:t>
+            </w:r>
+          </w:p>
+        </w:tc>
+        <w:tc>
+          <w:tcPr/>
+          <w:p>
+            <w:pPr>
+              <w:pStyle w:val="Compact"/>
+              <w:jc w:val="left"/>
+            </w:pPr>
+            <w:r>
+              <w:t xml:space="preserve">Rural</w:t>
+            </w:r>
+          </w:p>
+        </w:tc>
+        <w:tc>
+          <w:tcPr/>
+          <w:p>
+            <w:pPr>
+              <w:pStyle w:val="Compact"/>
+              <w:jc w:val="left"/>
+            </w:pPr>
+            <w:r>
+              <w:t xml:space="preserve">Tinha que cuidar dos afazeres domésticos</w:t>
+            </w:r>
+          </w:p>
+        </w:tc>
+        <w:tc>
+          <w:tcPr/>
+          <w:p>
+            <w:pPr>
+              <w:pStyle w:val="Compact"/>
+              <w:jc w:val="right"/>
+            </w:pPr>
+            <w:r>
+              <w:t xml:space="preserve">0,0</w:t>
+            </w:r>
+          </w:p>
+        </w:tc>
+        <w:tc>
+          <w:tcPr/>
+          <w:p>
+            <w:pPr>
+              <w:pStyle w:val="Compact"/>
+              <w:jc w:val="center"/>
+            </w:pPr>
+            <w:r>
+              <w:t xml:space="preserve">[0,0; 0,0]</w:t>
+            </w:r>
+          </w:p>
+        </w:tc>
+        <w:tc>
+          <w:tcPr/>
+          <w:p>
+            <w:pPr>
+              <w:pStyle w:val="Compact"/>
+              <w:jc w:val="right"/>
+            </w:pPr>
+            <w:r>
+              <w:t xml:space="preserve">—</w:t>
+            </w:r>
+          </w:p>
+        </w:tc>
+        <w:tc>
+          <w:tcPr/>
+          <w:p>
+            <w:pPr>
+              <w:pStyle w:val="Compact"/>
+              <w:jc w:val="left"/>
+            </w:pPr>
+            <w:r>
+              <w:t xml:space="preserve">—</w:t>
+            </w:r>
+          </w:p>
+        </w:tc>
+      </w:tr>
+      <w:tr>
+        <w:tc>
+          <w:tcPr/>
+          <w:p>
+            <w:pPr>
+              <w:pStyle w:val="Compact"/>
+              <w:jc w:val="left"/>
+            </w:pPr>
+            <w:r>
+              <w:t xml:space="preserve">Administrativo</w:t>
+            </w:r>
+          </w:p>
+        </w:tc>
+        <w:tc>
+          <w:tcPr/>
+          <w:p>
+            <w:pPr>
+              <w:pStyle w:val="Compact"/>
+              <w:jc w:val="left"/>
+            </w:pPr>
+            <w:r>
+              <w:t xml:space="preserve">Capital</w:t>
+            </w:r>
+          </w:p>
+        </w:tc>
+        <w:tc>
+          <w:tcPr/>
+          <w:p>
+            <w:pPr>
+              <w:pStyle w:val="Compact"/>
+              <w:jc w:val="left"/>
+            </w:pPr>
+            <w:r>
+              <w:t xml:space="preserve">Tinha que cuidar dos afazeres domésticos</w:t>
+            </w:r>
+          </w:p>
+        </w:tc>
+        <w:tc>
+          <w:tcPr/>
+          <w:p>
+            <w:pPr>
+              <w:pStyle w:val="Compact"/>
+              <w:jc w:val="right"/>
+            </w:pPr>
+            <w:r>
+              <w:t xml:space="preserve">0,0</w:t>
+            </w:r>
+          </w:p>
+        </w:tc>
+        <w:tc>
+          <w:tcPr/>
+          <w:p>
+            <w:pPr>
+              <w:pStyle w:val="Compact"/>
+              <w:jc w:val="center"/>
+            </w:pPr>
+            <w:r>
+              <w:t xml:space="preserve">[0,0; 0,0]</w:t>
+            </w:r>
+          </w:p>
+        </w:tc>
+        <w:tc>
+          <w:tcPr/>
+          <w:p>
+            <w:pPr>
+              <w:pStyle w:val="Compact"/>
+              <w:jc w:val="right"/>
+            </w:pPr>
+            <w:r>
+              <w:t xml:space="preserve">—</w:t>
+            </w:r>
+          </w:p>
+        </w:tc>
+        <w:tc>
+          <w:tcPr/>
+          <w:p>
+            <w:pPr>
+              <w:pStyle w:val="Compact"/>
+              <w:jc w:val="left"/>
+            </w:pPr>
+            <w:r>
+              <w:t xml:space="preserve">—</w:t>
+            </w:r>
+          </w:p>
+        </w:tc>
+      </w:tr>
+      <w:tr>
+        <w:tc>
+          <w:tcPr/>
+          <w:p>
+            <w:pPr>
+              <w:pStyle w:val="Compact"/>
+              <w:jc w:val="left"/>
+            </w:pPr>
+            <w:r>
+              <w:t xml:space="preserve">Administrativo</w:t>
+            </w:r>
+          </w:p>
+        </w:tc>
+        <w:tc>
+          <w:tcPr/>
+          <w:p>
+            <w:pPr>
+              <w:pStyle w:val="Compact"/>
+              <w:jc w:val="left"/>
+            </w:pPr>
+            <w:r>
+              <w:t xml:space="preserve">Resto da RIDE</w:t>
+            </w:r>
+          </w:p>
+        </w:tc>
+        <w:tc>
+          <w:tcPr/>
+          <w:p>
+            <w:pPr>
+              <w:pStyle w:val="Compact"/>
+              <w:jc w:val="left"/>
+            </w:pPr>
+            <w:r>
+              <w:t xml:space="preserve">Tinha que cuidar dos afazeres domésticos</w:t>
+            </w:r>
+          </w:p>
+        </w:tc>
+        <w:tc>
+          <w:tcPr/>
+          <w:p>
+            <w:pPr>
+              <w:pStyle w:val="Compact"/>
+              <w:jc w:val="right"/>
+            </w:pPr>
+            <w:r>
+              <w:t xml:space="preserve">0,0</w:t>
+            </w:r>
+          </w:p>
+        </w:tc>
+        <w:tc>
+          <w:tcPr/>
+          <w:p>
+            <w:pPr>
+              <w:pStyle w:val="Compact"/>
+              <w:jc w:val="center"/>
+            </w:pPr>
+            <w:r>
+              <w:t xml:space="preserve">[0,0; 0,0]</w:t>
+            </w:r>
+          </w:p>
+        </w:tc>
+        <w:tc>
+          <w:tcPr/>
+          <w:p>
+            <w:pPr>
+              <w:pStyle w:val="Compact"/>
+              <w:jc w:val="right"/>
+            </w:pPr>
+            <w:r>
+              <w:t xml:space="preserve">—</w:t>
+            </w:r>
+          </w:p>
+        </w:tc>
+        <w:tc>
+          <w:tcPr/>
+          <w:p>
+            <w:pPr>
+              <w:pStyle w:val="Compact"/>
+              <w:jc w:val="left"/>
+            </w:pPr>
+            <w:r>
+              <w:t xml:space="preserve">—</w:t>
+            </w:r>
+          </w:p>
+        </w:tc>
+      </w:tr>
+      <w:tr>
+        <w:tc>
+          <w:tcPr/>
+          <w:p>
+            <w:pPr>
+              <w:pStyle w:val="Compact"/>
+              <w:jc w:val="left"/>
+            </w:pPr>
+            <w:r>
+              <w:t xml:space="preserve">Administrativo</w:t>
+            </w:r>
+          </w:p>
+        </w:tc>
+        <w:tc>
+          <w:tcPr/>
+          <w:p>
+            <w:pPr>
+              <w:pStyle w:val="Compact"/>
+              <w:jc w:val="left"/>
+            </w:pPr>
+            <w:r>
+              <w:t xml:space="preserve">Resto da UF</w:t>
+            </w:r>
+          </w:p>
+        </w:tc>
+        <w:tc>
+          <w:tcPr/>
+          <w:p>
+            <w:pPr>
+              <w:pStyle w:val="Compact"/>
+              <w:jc w:val="left"/>
+            </w:pPr>
+            <w:r>
+              <w:t xml:space="preserve">Tinha que cuidar dos afazeres domésticos</w:t>
+            </w:r>
+          </w:p>
+        </w:tc>
+        <w:tc>
+          <w:tcPr/>
+          <w:p>
+            <w:pPr>
+              <w:pStyle w:val="Compact"/>
+              <w:jc w:val="right"/>
+            </w:pPr>
+            <w:r>
+              <w:t xml:space="preserve">0,0</w:t>
+            </w:r>
+          </w:p>
+        </w:tc>
+        <w:tc>
+          <w:tcPr/>
+          <w:p>
+            <w:pPr>
+              <w:pStyle w:val="Compact"/>
+              <w:jc w:val="center"/>
+            </w:pPr>
+            <w:r>
+              <w:t xml:space="preserve">[0,0; 0,0]</w:t>
+            </w:r>
+          </w:p>
+        </w:tc>
+        <w:tc>
+          <w:tcPr/>
+          <w:p>
+            <w:pPr>
+              <w:pStyle w:val="Compact"/>
+              <w:jc w:val="right"/>
+            </w:pPr>
+            <w:r>
+              <w:t xml:space="preserve">—</w:t>
+            </w:r>
+          </w:p>
+        </w:tc>
+        <w:tc>
+          <w:tcPr/>
+          <w:p>
+            <w:pPr>
+              <w:pStyle w:val="Compact"/>
+              <w:jc w:val="left"/>
+            </w:pPr>
+            <w:r>
+              <w:t xml:space="preserve">—</w:t>
+            </w:r>
+          </w:p>
+        </w:tc>
+      </w:tr>
+      <w:tr>
+        <w:tc>
+          <w:tcPr/>
+          <w:p>
+            <w:pPr>
+              <w:pStyle w:val="Compact"/>
+              <w:jc w:val="left"/>
+            </w:pPr>
+            <w:r>
+              <w:t xml:space="preserve">Estrato agregado</w:t>
+            </w:r>
+          </w:p>
+        </w:tc>
+        <w:tc>
+          <w:tcPr/>
+          <w:p>
+            <w:pPr>
+              <w:pStyle w:val="Compact"/>
+              <w:jc w:val="left"/>
+            </w:pPr>
+            <w:r>
+              <w:t xml:space="preserve">Teresina</w:t>
+            </w:r>
+          </w:p>
+        </w:tc>
+        <w:tc>
+          <w:tcPr/>
+          <w:p>
+            <w:pPr>
+              <w:pStyle w:val="Compact"/>
+              <w:jc w:val="left"/>
+            </w:pPr>
+            <w:r>
+              <w:t xml:space="preserve">Tinha que cuidar dos afazeres domésticos</w:t>
+            </w:r>
+          </w:p>
+        </w:tc>
+        <w:tc>
+          <w:tcPr/>
+          <w:p>
+            <w:pPr>
+              <w:pStyle w:val="Compact"/>
+              <w:jc w:val="right"/>
+            </w:pPr>
+            <w:r>
+              <w:t xml:space="preserve">0,0</w:t>
+            </w:r>
+          </w:p>
+        </w:tc>
+        <w:tc>
+          <w:tcPr/>
+          <w:p>
+            <w:pPr>
+              <w:pStyle w:val="Compact"/>
+              <w:jc w:val="center"/>
+            </w:pPr>
+            <w:r>
+              <w:t xml:space="preserve">[0,0; 0,0]</w:t>
+            </w:r>
+          </w:p>
+        </w:tc>
+        <w:tc>
+          <w:tcPr/>
+          <w:p>
+            <w:pPr>
+              <w:pStyle w:val="Compact"/>
+              <w:jc w:val="right"/>
+            </w:pPr>
+            <w:r>
+              <w:t xml:space="preserve">—</w:t>
+            </w:r>
+          </w:p>
+        </w:tc>
+        <w:tc>
+          <w:tcPr/>
+          <w:p>
+            <w:pPr>
+              <w:pStyle w:val="Compact"/>
+              <w:jc w:val="left"/>
+            </w:pPr>
+            <w:r>
+              <w:t xml:space="preserve">—</w:t>
+            </w:r>
+          </w:p>
+        </w:tc>
+      </w:tr>
+      <w:tr>
+        <w:tc>
+          <w:tcPr/>
+          <w:p>
+            <w:pPr>
+              <w:pStyle w:val="Compact"/>
+              <w:jc w:val="left"/>
+            </w:pPr>
+            <w:r>
+              <w:t xml:space="preserve">Estrato agregado</w:t>
+            </w:r>
+          </w:p>
+        </w:tc>
+        <w:tc>
+          <w:tcPr/>
+          <w:p>
+            <w:pPr>
+              <w:pStyle w:val="Compact"/>
+              <w:jc w:val="left"/>
+            </w:pPr>
+            <w:r>
+              <w:t xml:space="preserve">Entorno metropolitano</w:t>
+            </w:r>
+          </w:p>
+        </w:tc>
+        <w:tc>
+          <w:tcPr/>
+          <w:p>
+            <w:pPr>
+              <w:pStyle w:val="Compact"/>
+              <w:jc w:val="left"/>
+            </w:pPr>
+            <w:r>
+              <w:t xml:space="preserve">Tinha que cuidar dos afazeres domésticos</w:t>
+            </w:r>
+          </w:p>
+        </w:tc>
+        <w:tc>
+          <w:tcPr/>
+          <w:p>
+            <w:pPr>
+              <w:pStyle w:val="Compact"/>
+              <w:jc w:val="right"/>
+            </w:pPr>
+            <w:r>
+              <w:t xml:space="preserve">0,0</w:t>
+            </w:r>
+          </w:p>
+        </w:tc>
+        <w:tc>
+          <w:tcPr/>
+          <w:p>
+            <w:pPr>
+              <w:pStyle w:val="Compact"/>
+              <w:jc w:val="center"/>
+            </w:pPr>
+            <w:r>
+              <w:t xml:space="preserve">[0,0; 0,0]</w:t>
+            </w:r>
+          </w:p>
+        </w:tc>
+        <w:tc>
+          <w:tcPr/>
+          <w:p>
+            <w:pPr>
+              <w:pStyle w:val="Compact"/>
+              <w:jc w:val="right"/>
+            </w:pPr>
+            <w:r>
+              <w:t xml:space="preserve">—</w:t>
+            </w:r>
+          </w:p>
+        </w:tc>
+        <w:tc>
+          <w:tcPr/>
+          <w:p>
+            <w:pPr>
+              <w:pStyle w:val="Compact"/>
+              <w:jc w:val="left"/>
+            </w:pPr>
+            <w:r>
+              <w:t xml:space="preserve">—</w:t>
+            </w:r>
+          </w:p>
+        </w:tc>
+      </w:tr>
+      <w:tr>
+        <w:tc>
+          <w:tcPr/>
+          <w:p>
+            <w:pPr>
+              <w:pStyle w:val="Compact"/>
+              <w:jc w:val="left"/>
+            </w:pPr>
+            <w:r>
+              <w:t xml:space="preserve">Estrato agregado</w:t>
+            </w:r>
+          </w:p>
+        </w:tc>
+        <w:tc>
+          <w:tcPr/>
+          <w:p>
+            <w:pPr>
+              <w:pStyle w:val="Compact"/>
+              <w:jc w:val="left"/>
+            </w:pPr>
+            <w:r>
+              <w:t xml:space="preserve">Centro-Leste</w:t>
+            </w:r>
+          </w:p>
+        </w:tc>
+        <w:tc>
+          <w:tcPr/>
+          <w:p>
+            <w:pPr>
+              <w:pStyle w:val="Compact"/>
+              <w:jc w:val="left"/>
+            </w:pPr>
+            <w:r>
+              <w:t xml:space="preserve">Tinha que cuidar dos afazeres domésticos</w:t>
+            </w:r>
+          </w:p>
+        </w:tc>
+        <w:tc>
+          <w:tcPr/>
+          <w:p>
+            <w:pPr>
+              <w:pStyle w:val="Compact"/>
+              <w:jc w:val="right"/>
+            </w:pPr>
+            <w:r>
+              <w:t xml:space="preserve">0,0</w:t>
+            </w:r>
+          </w:p>
+        </w:tc>
+        <w:tc>
+          <w:tcPr/>
+          <w:p>
+            <w:pPr>
+              <w:pStyle w:val="Compact"/>
+              <w:jc w:val="center"/>
+            </w:pPr>
+            <w:r>
+              <w:t xml:space="preserve">[0,0; 0,0]</w:t>
+            </w:r>
+          </w:p>
+        </w:tc>
+        <w:tc>
+          <w:tcPr/>
+          <w:p>
+            <w:pPr>
+              <w:pStyle w:val="Compact"/>
+              <w:jc w:val="right"/>
+            </w:pPr>
+            <w:r>
+              <w:t xml:space="preserve">—</w:t>
+            </w:r>
+          </w:p>
+        </w:tc>
+        <w:tc>
+          <w:tcPr/>
+          <w:p>
+            <w:pPr>
+              <w:pStyle w:val="Compact"/>
+              <w:jc w:val="left"/>
+            </w:pPr>
+            <w:r>
+              <w:t xml:space="preserve">—</w:t>
+            </w:r>
+          </w:p>
+        </w:tc>
+      </w:tr>
+      <w:tr>
+        <w:tc>
+          <w:tcPr/>
+          <w:p>
+            <w:pPr>
+              <w:pStyle w:val="Compact"/>
+              <w:jc w:val="left"/>
+            </w:pPr>
+            <w:r>
+              <w:t xml:space="preserve">Estrato agregado</w:t>
+            </w:r>
+          </w:p>
+        </w:tc>
+        <w:tc>
+          <w:tcPr/>
+          <w:p>
+            <w:pPr>
+              <w:pStyle w:val="Compact"/>
+              <w:jc w:val="left"/>
+            </w:pPr>
+            <w:r>
+              <w:t xml:space="preserve">Baixo Parnaíba</w:t>
+            </w:r>
+          </w:p>
+        </w:tc>
+        <w:tc>
+          <w:tcPr/>
+          <w:p>
+            <w:pPr>
+              <w:pStyle w:val="Compact"/>
+              <w:jc w:val="left"/>
+            </w:pPr>
+            <w:r>
+              <w:t xml:space="preserve">Tinha que cuidar dos afazeres domésticos</w:t>
+            </w:r>
+          </w:p>
+        </w:tc>
+        <w:tc>
+          <w:tcPr/>
+          <w:p>
+            <w:pPr>
+              <w:pStyle w:val="Compact"/>
+              <w:jc w:val="right"/>
+            </w:pPr>
+            <w:r>
+              <w:t xml:space="preserve">0,0</w:t>
+            </w:r>
+          </w:p>
+        </w:tc>
+        <w:tc>
+          <w:tcPr/>
+          <w:p>
+            <w:pPr>
+              <w:pStyle w:val="Compact"/>
+              <w:jc w:val="center"/>
+            </w:pPr>
+            <w:r>
+              <w:t xml:space="preserve">[0,0; 0,0]</w:t>
+            </w:r>
+          </w:p>
+        </w:tc>
+        <w:tc>
+          <w:tcPr/>
+          <w:p>
+            <w:pPr>
+              <w:pStyle w:val="Compact"/>
+              <w:jc w:val="right"/>
+            </w:pPr>
+            <w:r>
+              <w:t xml:space="preserve">—</w:t>
+            </w:r>
+          </w:p>
+        </w:tc>
+        <w:tc>
+          <w:tcPr/>
+          <w:p>
+            <w:pPr>
+              <w:pStyle w:val="Compact"/>
+              <w:jc w:val="left"/>
+            </w:pPr>
+            <w:r>
+              <w:t xml:space="preserve">—</w:t>
+            </w:r>
+          </w:p>
+        </w:tc>
+      </w:tr>
+      <w:tr>
+        <w:tc>
+          <w:tcPr/>
+          <w:p>
+            <w:pPr>
+              <w:pStyle w:val="Compact"/>
+              <w:jc w:val="left"/>
+            </w:pPr>
+            <w:r>
+              <w:t xml:space="preserve">Estrato agregado</w:t>
+            </w:r>
+          </w:p>
+        </w:tc>
+        <w:tc>
+          <w:tcPr/>
+          <w:p>
+            <w:pPr>
+              <w:pStyle w:val="Compact"/>
+              <w:jc w:val="left"/>
+            </w:pPr>
+            <w:r>
+              <w:t xml:space="preserve">Alto Parnaíba e Chapadas Sul</w:t>
+            </w:r>
+          </w:p>
+        </w:tc>
+        <w:tc>
+          <w:tcPr/>
+          <w:p>
+            <w:pPr>
+              <w:pStyle w:val="Compact"/>
+              <w:jc w:val="left"/>
+            </w:pPr>
+            <w:r>
+              <w:t xml:space="preserve">Tinha que cuidar dos afazeres domésticos</w:t>
+            </w:r>
+          </w:p>
+        </w:tc>
+        <w:tc>
+          <w:tcPr/>
+          <w:p>
+            <w:pPr>
+              <w:pStyle w:val="Compact"/>
+              <w:jc w:val="right"/>
+            </w:pPr>
+            <w:r>
+              <w:t xml:space="preserve">0,0</w:t>
+            </w:r>
+          </w:p>
+        </w:tc>
+        <w:tc>
+          <w:tcPr/>
+          <w:p>
+            <w:pPr>
+              <w:pStyle w:val="Compact"/>
+              <w:jc w:val="center"/>
+            </w:pPr>
+            <w:r>
+              <w:t xml:space="preserve">[0,0; 0,0]</w:t>
+            </w:r>
+          </w:p>
+        </w:tc>
+        <w:tc>
+          <w:tcPr/>
+          <w:p>
+            <w:pPr>
+              <w:pStyle w:val="Compact"/>
+              <w:jc w:val="right"/>
+            </w:pPr>
+            <w:r>
+              <w:t xml:space="preserve">—</w:t>
+            </w:r>
+          </w:p>
+        </w:tc>
+        <w:tc>
+          <w:tcPr/>
+          <w:p>
+            <w:pPr>
+              <w:pStyle w:val="Compact"/>
+              <w:jc w:val="left"/>
+            </w:pPr>
+            <w:r>
+              <w:t xml:space="preserve">—</w:t>
+            </w:r>
+          </w:p>
+        </w:tc>
+      </w:tr>
+      <w:tr>
+        <w:tc>
+          <w:tcPr/>
+          <w:p>
+            <w:pPr>
+              <w:pStyle w:val="Compact"/>
+              <w:jc w:val="left"/>
+            </w:pPr>
+            <w:r>
+              <w:t xml:space="preserve">Estrato (7 dígitos)</w:t>
+            </w:r>
+          </w:p>
+        </w:tc>
+        <w:tc>
+          <w:tcPr/>
+          <w:p>
+            <w:pPr>
+              <w:pStyle w:val="Compact"/>
+              <w:jc w:val="left"/>
+            </w:pPr>
+            <w:r>
+              <w:t xml:space="preserve">maior: 2210011</w:t>
+            </w:r>
+          </w:p>
+        </w:tc>
+        <w:tc>
+          <w:tcPr/>
+          <w:p>
+            <w:pPr>
+              <w:pStyle w:val="Compact"/>
+              <w:jc w:val="left"/>
+            </w:pPr>
+            <w:r>
+              <w:t xml:space="preserve">Tinha que cuidar dos afazeres domésticos</w:t>
+            </w:r>
+          </w:p>
+        </w:tc>
+        <w:tc>
+          <w:tcPr/>
+          <w:p>
+            <w:pPr>
+              <w:pStyle w:val="Compact"/>
+              <w:jc w:val="right"/>
+            </w:pPr>
+            <w:r>
+              <w:t xml:space="preserve">0,0</w:t>
+            </w:r>
+          </w:p>
+        </w:tc>
+        <w:tc>
+          <w:tcPr/>
+          <w:p>
+            <w:pPr>
+              <w:pStyle w:val="Compact"/>
+              <w:jc w:val="center"/>
+            </w:pPr>
+            <w:r>
+              <w:t xml:space="preserve">[0,0; 0,0]</w:t>
+            </w:r>
+          </w:p>
+        </w:tc>
+        <w:tc>
+          <w:tcPr/>
+          <w:p>
+            <w:pPr>
+              <w:pStyle w:val="Compact"/>
+              <w:jc w:val="right"/>
+            </w:pPr>
+            <w:r>
+              <w:t xml:space="preserve">—</w:t>
+            </w:r>
+          </w:p>
+        </w:tc>
+        <w:tc>
+          <w:tcPr/>
+          <w:p>
+            <w:pPr>
+              <w:pStyle w:val="Compact"/>
+              <w:jc w:val="left"/>
+            </w:pPr>
+            <w:r>
+              <w:t xml:space="preserve">—</w:t>
+            </w:r>
+          </w:p>
+        </w:tc>
+      </w:tr>
+      <w:tr>
+        <w:tc>
+          <w:tcPr/>
+          <w:p>
+            <w:pPr>
+              <w:pStyle w:val="Compact"/>
+              <w:jc w:val="left"/>
+            </w:pPr>
+            <w:r>
+              <w:t xml:space="preserve">Estrato (7 dígitos)</w:t>
+            </w:r>
+          </w:p>
+        </w:tc>
+        <w:tc>
+          <w:tcPr/>
+          <w:p>
+            <w:pPr>
+              <w:pStyle w:val="Compact"/>
+              <w:jc w:val="left"/>
+            </w:pPr>
+            <w:r>
+              <w:t xml:space="preserve">menor: 2254020</w:t>
+            </w:r>
+          </w:p>
+        </w:tc>
+        <w:tc>
+          <w:tcPr/>
+          <w:p>
+            <w:pPr>
+              <w:pStyle w:val="Compact"/>
+              <w:jc w:val="left"/>
+            </w:pPr>
+            <w:r>
+              <w:t xml:space="preserve">Tinha que cuidar dos afazeres domésticos</w:t>
+            </w:r>
+          </w:p>
+        </w:tc>
+        <w:tc>
+          <w:tcPr/>
+          <w:p>
+            <w:pPr>
+              <w:pStyle w:val="Compact"/>
+              <w:jc w:val="right"/>
+            </w:pPr>
+            <w:r>
+              <w:t xml:space="preserve">0,0</w:t>
+            </w:r>
+          </w:p>
+        </w:tc>
+        <w:tc>
+          <w:tcPr/>
+          <w:p>
+            <w:pPr>
+              <w:pStyle w:val="Compact"/>
+              <w:jc w:val="center"/>
+            </w:pPr>
+            <w:r>
+              <w:t xml:space="preserve">[0,0; 0,0]</w:t>
+            </w:r>
+          </w:p>
+        </w:tc>
+        <w:tc>
+          <w:tcPr/>
+          <w:p>
+            <w:pPr>
+              <w:pStyle w:val="Compact"/>
+              <w:jc w:val="right"/>
+            </w:pPr>
+            <w:r>
+              <w:t xml:space="preserve">—</w:t>
+            </w:r>
+          </w:p>
+        </w:tc>
+        <w:tc>
+          <w:tcPr/>
+          <w:p>
+            <w:pPr>
+              <w:pStyle w:val="Compact"/>
+              <w:jc w:val="left"/>
+            </w:pPr>
+            <w:r>
+              <w:t xml:space="preserve">—</w:t>
+            </w:r>
+          </w:p>
+        </w:tc>
+      </w:tr>
+      <w:tr>
+        <w:tc>
+          <w:tcPr/>
+          <w:p>
+            <w:pPr>
+              <w:pStyle w:val="Compact"/>
+              <w:jc w:val="left"/>
+            </w:pPr>
+            <w:r>
+              <w:t xml:space="preserve">Agregados</w:t>
+            </w:r>
+          </w:p>
+        </w:tc>
+        <w:tc>
+          <w:tcPr/>
+          <w:p>
+            <w:pPr>
+              <w:pStyle w:val="Compact"/>
+              <w:jc w:val="left"/>
+            </w:pPr>
+            <w:r>
+              <w:t xml:space="preserve">Brasil</w:t>
+            </w:r>
+          </w:p>
+        </w:tc>
+        <w:tc>
+          <w:tcPr/>
+          <w:p>
+            <w:pPr>
+              <w:pStyle w:val="Compact"/>
+              <w:jc w:val="left"/>
+            </w:pPr>
+            <w:r>
+              <w:t xml:space="preserve">Não conseguia trabalho adequado</w:t>
+            </w:r>
+          </w:p>
+        </w:tc>
+        <w:tc>
+          <w:tcPr/>
+          <w:p>
+            <w:pPr>
+              <w:pStyle w:val="Compact"/>
+              <w:jc w:val="right"/>
+            </w:pPr>
+            <w:r>
+              <w:t xml:space="preserve">28,2</w:t>
+            </w:r>
+          </w:p>
+        </w:tc>
+        <w:tc>
+          <w:tcPr/>
+          <w:p>
+            <w:pPr>
+              <w:pStyle w:val="Compact"/>
+              <w:jc w:val="center"/>
+            </w:pPr>
+            <w:r>
+              <w:t xml:space="preserve">[26,4; 30,0]</w:t>
+            </w:r>
+          </w:p>
+        </w:tc>
+        <w:tc>
+          <w:tcPr/>
+          <w:p>
+            <w:pPr>
+              <w:pStyle w:val="Compact"/>
+              <w:jc w:val="right"/>
+            </w:pPr>
+            <w:r>
+              <w:t xml:space="preserve">3,2</w:t>
+            </w:r>
+          </w:p>
+        </w:tc>
+        <w:tc>
+          <w:tcPr/>
+          <w:p>
+            <w:pPr>
+              <w:pStyle w:val="Compact"/>
+              <w:jc w:val="left"/>
+            </w:pPr>
+            <w:r>
+              <w:t xml:space="preserve">excelente</w:t>
+            </w:r>
+          </w:p>
+        </w:tc>
+      </w:tr>
+      <w:tr>
+        <w:tc>
+          <w:tcPr/>
+          <w:p>
+            <w:pPr>
+              <w:pStyle w:val="Compact"/>
+              <w:jc w:val="left"/>
+            </w:pPr>
+            <w:r>
+              <w:t xml:space="preserve">Agregados</w:t>
+            </w:r>
+          </w:p>
+        </w:tc>
+        <w:tc>
+          <w:tcPr/>
+          <w:p>
+            <w:pPr>
+              <w:pStyle w:val="Compact"/>
+              <w:jc w:val="left"/>
+            </w:pPr>
+            <w:r>
+              <w:t xml:space="preserve">Nordeste</w:t>
+            </w:r>
+          </w:p>
+        </w:tc>
+        <w:tc>
+          <w:tcPr/>
+          <w:p>
+            <w:pPr>
+              <w:pStyle w:val="Compact"/>
+              <w:jc w:val="left"/>
+            </w:pPr>
+            <w:r>
+              <w:t xml:space="preserve">Não conseguia trabalho adequado</w:t>
+            </w:r>
+          </w:p>
+        </w:tc>
+        <w:tc>
+          <w:tcPr/>
+          <w:p>
+            <w:pPr>
+              <w:pStyle w:val="Compact"/>
+              <w:jc w:val="right"/>
+            </w:pPr>
+            <w:r>
+              <w:t xml:space="preserve">23,2</w:t>
+            </w:r>
+          </w:p>
+        </w:tc>
+        <w:tc>
+          <w:tcPr/>
+          <w:p>
+            <w:pPr>
+              <w:pStyle w:val="Compact"/>
+              <w:jc w:val="center"/>
+            </w:pPr>
+            <w:r>
+              <w:t xml:space="preserve">[21,1; 25,2]</w:t>
+            </w:r>
+          </w:p>
+        </w:tc>
+        <w:tc>
+          <w:tcPr/>
+          <w:p>
+            <w:pPr>
+              <w:pStyle w:val="Compact"/>
+              <w:jc w:val="right"/>
+            </w:pPr>
+            <w:r>
+              <w:t xml:space="preserve">4,5</w:t>
+            </w:r>
+          </w:p>
+        </w:tc>
+        <w:tc>
+          <w:tcPr/>
+          <w:p>
+            <w:pPr>
+              <w:pStyle w:val="Compact"/>
+              <w:jc w:val="left"/>
+            </w:pPr>
+            <w:r>
+              <w:t xml:space="preserve">excelente</w:t>
+            </w:r>
+          </w:p>
+        </w:tc>
+      </w:tr>
+      <w:tr>
+        <w:tc>
+          <w:tcPr/>
+          <w:p>
+            <w:pPr>
+              <w:pStyle w:val="Compact"/>
+              <w:jc w:val="left"/>
+            </w:pPr>
+            <w:r>
+              <w:t xml:space="preserve">Agregados</w:t>
+            </w:r>
+          </w:p>
+        </w:tc>
+        <w:tc>
+          <w:tcPr/>
+          <w:p>
+            <w:pPr>
+              <w:pStyle w:val="Compact"/>
+              <w:jc w:val="left"/>
+            </w:pPr>
+            <w:r>
+              <w:t xml:space="preserve">Piauí</w:t>
+            </w:r>
+          </w:p>
+        </w:tc>
+        <w:tc>
+          <w:tcPr/>
+          <w:p>
+            <w:pPr>
+              <w:pStyle w:val="Compact"/>
+              <w:jc w:val="left"/>
+            </w:pPr>
+            <w:r>
+              <w:t xml:space="preserve">Não conseguia trabalho adequado</w:t>
+            </w:r>
+          </w:p>
+        </w:tc>
+        <w:tc>
+          <w:tcPr/>
+          <w:p>
+            <w:pPr>
+              <w:pStyle w:val="Compact"/>
+              <w:jc w:val="right"/>
+            </w:pPr>
+            <w:r>
+              <w:t xml:space="preserve">21,8</w:t>
+            </w:r>
+          </w:p>
+        </w:tc>
+        <w:tc>
+          <w:tcPr/>
+          <w:p>
+            <w:pPr>
+              <w:pStyle w:val="Compact"/>
+              <w:jc w:val="center"/>
+            </w:pPr>
+            <w:r>
+              <w:t xml:space="preserve">[13,5; 30,1]</w:t>
+            </w:r>
+          </w:p>
+        </w:tc>
+        <w:tc>
+          <w:tcPr/>
+          <w:p>
+            <w:pPr>
+              <w:pStyle w:val="Compact"/>
+              <w:jc w:val="right"/>
+            </w:pPr>
+            <w:r>
+              <w:t xml:space="preserve">19,4</w:t>
+            </w:r>
+          </w:p>
+        </w:tc>
+        <w:tc>
+          <w:tcPr/>
+          <w:p>
+            <w:pPr>
+              <w:pStyle w:val="Compact"/>
+              <w:jc w:val="left"/>
+            </w:pPr>
+            <w:r>
+              <w:t xml:space="preserve">regular</w:t>
+            </w:r>
+          </w:p>
+        </w:tc>
+      </w:tr>
+      <w:tr>
+        <w:tc>
+          <w:tcPr/>
+          <w:p>
+            <w:pPr>
+              <w:pStyle w:val="Compact"/>
+              <w:jc w:val="left"/>
+            </w:pPr>
+            <w:r>
+              <w:t xml:space="preserve">Agregados</w:t>
+            </w:r>
+          </w:p>
+        </w:tc>
+        <w:tc>
+          <w:tcPr/>
+          <w:p>
+            <w:pPr>
+              <w:pStyle w:val="Compact"/>
+              <w:jc w:val="left"/>
+            </w:pPr>
+            <w:r>
+              <w:t xml:space="preserve">Teresina</w:t>
+            </w:r>
+          </w:p>
+        </w:tc>
+        <w:tc>
+          <w:tcPr/>
+          <w:p>
+            <w:pPr>
+              <w:pStyle w:val="Compact"/>
+              <w:jc w:val="left"/>
+            </w:pPr>
+            <w:r>
+              <w:t xml:space="preserve">Não conseguia trabalho adequado</w:t>
+            </w:r>
+          </w:p>
+        </w:tc>
+        <w:tc>
+          <w:tcPr/>
+          <w:p>
+            <w:pPr>
+              <w:pStyle w:val="Compact"/>
+              <w:jc w:val="right"/>
+            </w:pPr>
+            <w:r>
+              <w:t xml:space="preserve">29,2</w:t>
+            </w:r>
+          </w:p>
+        </w:tc>
+        <w:tc>
+          <w:tcPr/>
+          <w:p>
+            <w:pPr>
+              <w:pStyle w:val="Compact"/>
+              <w:jc w:val="center"/>
+            </w:pPr>
+            <w:r>
+              <w:t xml:space="preserve">[9,3; 49,1]</w:t>
+            </w:r>
+          </w:p>
+        </w:tc>
+        <w:tc>
+          <w:tcPr/>
+          <w:p>
+            <w:pPr>
+              <w:pStyle w:val="Compact"/>
+              <w:jc w:val="right"/>
+            </w:pPr>
+            <w:r>
+              <w:t xml:space="preserve">34,7</w:t>
+            </w:r>
+          </w:p>
+        </w:tc>
+        <w:tc>
+          <w:tcPr/>
+          <w:p>
+            <w:pPr>
+              <w:pStyle w:val="Compact"/>
+              <w:jc w:val="left"/>
+            </w:pPr>
+            <w:r>
+              <w:t xml:space="preserve">baixa</w:t>
+            </w:r>
+          </w:p>
+        </w:tc>
+      </w:tr>
+      <w:tr>
+        <w:tc>
+          <w:tcPr/>
+          <w:p>
+            <w:pPr>
+              <w:pStyle w:val="Compact"/>
+              <w:jc w:val="left"/>
+            </w:pPr>
+            <w:r>
+              <w:t xml:space="preserve">Zona</w:t>
+            </w:r>
+          </w:p>
+        </w:tc>
+        <w:tc>
+          <w:tcPr/>
+          <w:p>
+            <w:pPr>
+              <w:pStyle w:val="Compact"/>
+              <w:jc w:val="left"/>
+            </w:pPr>
+            <w:r>
+              <w:t xml:space="preserve">Urbana</w:t>
+            </w:r>
+          </w:p>
+        </w:tc>
+        <w:tc>
+          <w:tcPr/>
+          <w:p>
+            <w:pPr>
+              <w:pStyle w:val="Compact"/>
+              <w:jc w:val="left"/>
+            </w:pPr>
+            <w:r>
+              <w:t xml:space="preserve">Não conseguia trabalho adequado</w:t>
+            </w:r>
+          </w:p>
+        </w:tc>
+        <w:tc>
+          <w:tcPr/>
+          <w:p>
+            <w:pPr>
+              <w:pStyle w:val="Compact"/>
+              <w:jc w:val="right"/>
+            </w:pPr>
+            <w:r>
+              <w:t xml:space="preserve">37,1</w:t>
+            </w:r>
+          </w:p>
+        </w:tc>
+        <w:tc>
+          <w:tcPr/>
+          <w:p>
+            <w:pPr>
+              <w:pStyle w:val="Compact"/>
+              <w:jc w:val="center"/>
+            </w:pPr>
+            <w:r>
+              <w:t xml:space="preserve">[19,0; 55,2]</w:t>
+            </w:r>
+          </w:p>
+        </w:tc>
+        <w:tc>
+          <w:tcPr/>
+          <w:p>
+            <w:pPr>
+              <w:pStyle w:val="Compact"/>
+              <w:jc w:val="right"/>
+            </w:pPr>
+            <w:r>
+              <w:t xml:space="preserve">24,9</w:t>
+            </w:r>
+          </w:p>
+        </w:tc>
+        <w:tc>
+          <w:tcPr/>
+          <w:p>
+            <w:pPr>
+              <w:pStyle w:val="Compact"/>
+              <w:jc w:val="left"/>
+            </w:pPr>
+            <w:r>
+              <w:t xml:space="preserve">regular</w:t>
+            </w:r>
+          </w:p>
+        </w:tc>
+      </w:tr>
+      <w:tr>
+        <w:tc>
+          <w:tcPr/>
+          <w:p>
+            <w:pPr>
+              <w:pStyle w:val="Compact"/>
+              <w:jc w:val="left"/>
+            </w:pPr>
+            <w:r>
+              <w:t xml:space="preserve">Zona</w:t>
+            </w:r>
+          </w:p>
+        </w:tc>
+        <w:tc>
+          <w:tcPr/>
+          <w:p>
+            <w:pPr>
+              <w:pStyle w:val="Compact"/>
+              <w:jc w:val="left"/>
+            </w:pPr>
+            <w:r>
+              <w:t xml:space="preserve">Rural</w:t>
+            </w:r>
+          </w:p>
+        </w:tc>
+        <w:tc>
+          <w:tcPr/>
+          <w:p>
+            <w:pPr>
+              <w:pStyle w:val="Compact"/>
+              <w:jc w:val="left"/>
+            </w:pPr>
+            <w:r>
+              <w:t xml:space="preserve">Não conseguia trabalho adequado</w:t>
+            </w:r>
+          </w:p>
+        </w:tc>
+        <w:tc>
+          <w:tcPr/>
+          <w:p>
+            <w:pPr>
+              <w:pStyle w:val="Compact"/>
+              <w:jc w:val="right"/>
+            </w:pPr>
+            <w:r>
+              <w:t xml:space="preserve">12,2</w:t>
+            </w:r>
+          </w:p>
+        </w:tc>
+        <w:tc>
+          <w:tcPr/>
+          <w:p>
+            <w:pPr>
+              <w:pStyle w:val="Compact"/>
+              <w:jc w:val="center"/>
+            </w:pPr>
+            <w:r>
+              <w:t xml:space="preserve">[6,2; 18,2]</w:t>
+            </w:r>
+          </w:p>
+        </w:tc>
+        <w:tc>
+          <w:tcPr/>
+          <w:p>
+            <w:pPr>
+              <w:pStyle w:val="Compact"/>
+              <w:jc w:val="right"/>
+            </w:pPr>
+            <w:r>
+              <w:t xml:space="preserve">25,1</w:t>
+            </w:r>
+          </w:p>
+        </w:tc>
+        <w:tc>
+          <w:tcPr/>
+          <w:p>
+            <w:pPr>
+              <w:pStyle w:val="Compact"/>
+              <w:jc w:val="left"/>
+            </w:pPr>
+            <w:r>
+              <w:t xml:space="preserve">regular</w:t>
+            </w:r>
+          </w:p>
+        </w:tc>
+      </w:tr>
+      <w:tr>
+        <w:tc>
+          <w:tcPr/>
+          <w:p>
+            <w:pPr>
+              <w:pStyle w:val="Compact"/>
+              <w:jc w:val="left"/>
+            </w:pPr>
+            <w:r>
+              <w:t xml:space="preserve">Administrativo</w:t>
+            </w:r>
+          </w:p>
+        </w:tc>
+        <w:tc>
+          <w:tcPr/>
+          <w:p>
+            <w:pPr>
+              <w:pStyle w:val="Compact"/>
+              <w:jc w:val="left"/>
+            </w:pPr>
+            <w:r>
+              <w:t xml:space="preserve">Capital</w:t>
+            </w:r>
+          </w:p>
+        </w:tc>
+        <w:tc>
+          <w:tcPr/>
+          <w:p>
+            <w:pPr>
+              <w:pStyle w:val="Compact"/>
+              <w:jc w:val="left"/>
+            </w:pPr>
+            <w:r>
+              <w:t xml:space="preserve">Não conseguia trabalho adequado</w:t>
+            </w:r>
+          </w:p>
+        </w:tc>
+        <w:tc>
+          <w:tcPr/>
+          <w:p>
+            <w:pPr>
+              <w:pStyle w:val="Compact"/>
+              <w:jc w:val="right"/>
+            </w:pPr>
+            <w:r>
+              <w:t xml:space="preserve">29,2</w:t>
+            </w:r>
+          </w:p>
+        </w:tc>
+        <w:tc>
+          <w:tcPr/>
+          <w:p>
+            <w:pPr>
+              <w:pStyle w:val="Compact"/>
+              <w:jc w:val="center"/>
+            </w:pPr>
+            <w:r>
+              <w:t xml:space="preserve">[9,3; 49,1]</w:t>
+            </w:r>
+          </w:p>
+        </w:tc>
+        <w:tc>
+          <w:tcPr/>
+          <w:p>
+            <w:pPr>
+              <w:pStyle w:val="Compact"/>
+              <w:jc w:val="right"/>
+            </w:pPr>
+            <w:r>
+              <w:t xml:space="preserve">34,7</w:t>
+            </w:r>
+          </w:p>
+        </w:tc>
+        <w:tc>
+          <w:tcPr/>
+          <w:p>
+            <w:pPr>
+              <w:pStyle w:val="Compact"/>
+              <w:jc w:val="left"/>
+            </w:pPr>
+            <w:r>
+              <w:t xml:space="preserve">baixa</w:t>
+            </w:r>
+          </w:p>
+        </w:tc>
+      </w:tr>
+      <w:tr>
+        <w:tc>
+          <w:tcPr/>
+          <w:p>
+            <w:pPr>
+              <w:pStyle w:val="Compact"/>
+              <w:jc w:val="left"/>
+            </w:pPr>
+            <w:r>
+              <w:t xml:space="preserve">Administrativo</w:t>
+            </w:r>
+          </w:p>
+        </w:tc>
+        <w:tc>
+          <w:tcPr/>
+          <w:p>
+            <w:pPr>
+              <w:pStyle w:val="Compact"/>
+              <w:jc w:val="left"/>
+            </w:pPr>
+            <w:r>
+              <w:t xml:space="preserve">Resto da RIDE</w:t>
+            </w:r>
+          </w:p>
+        </w:tc>
+        <w:tc>
+          <w:tcPr/>
+          <w:p>
+            <w:pPr>
+              <w:pStyle w:val="Compact"/>
+              <w:jc w:val="left"/>
+            </w:pPr>
+            <w:r>
+              <w:t xml:space="preserve">Não conseguia trabalho adequado</w:t>
+            </w:r>
+          </w:p>
+        </w:tc>
+        <w:tc>
+          <w:tcPr/>
+          <w:p>
+            <w:pPr>
+              <w:pStyle w:val="Compact"/>
+              <w:jc w:val="right"/>
+            </w:pPr>
+            <w:r>
+              <w:t xml:space="preserve">42,6</w:t>
+            </w:r>
+          </w:p>
+        </w:tc>
+        <w:tc>
+          <w:tcPr/>
+          <w:p>
+            <w:pPr>
+              <w:pStyle w:val="Compact"/>
+              <w:jc w:val="center"/>
+            </w:pPr>
+            <w:r>
+              <w:t xml:space="preserve">[0,0; 99,1]</w:t>
+            </w:r>
+          </w:p>
+        </w:tc>
+        <w:tc>
+          <w:tcPr/>
+          <w:p>
+            <w:pPr>
+              <w:pStyle w:val="Compact"/>
+              <w:jc w:val="right"/>
+            </w:pPr>
+            <w:r>
+              <w:t xml:space="preserve">67,6</w:t>
+            </w:r>
+          </w:p>
+        </w:tc>
+        <w:tc>
+          <w:tcPr/>
+          <w:p>
+            <w:pPr>
+              <w:pStyle w:val="Compact"/>
+              <w:jc w:val="left"/>
+            </w:pPr>
+            <w:r>
+              <w:t xml:space="preserve">baixa</w:t>
+            </w:r>
+          </w:p>
+        </w:tc>
+      </w:tr>
+      <w:tr>
+        <w:tc>
+          <w:tcPr/>
+          <w:p>
+            <w:pPr>
+              <w:pStyle w:val="Compact"/>
+              <w:jc w:val="left"/>
+            </w:pPr>
+            <w:r>
+              <w:t xml:space="preserve">Administrativo</w:t>
+            </w:r>
+          </w:p>
+        </w:tc>
+        <w:tc>
+          <w:tcPr/>
+          <w:p>
+            <w:pPr>
+              <w:pStyle w:val="Compact"/>
+              <w:jc w:val="left"/>
+            </w:pPr>
+            <w:r>
+              <w:t xml:space="preserve">Resto da UF</w:t>
+            </w:r>
+          </w:p>
+        </w:tc>
+        <w:tc>
+          <w:tcPr/>
+          <w:p>
+            <w:pPr>
+              <w:pStyle w:val="Compact"/>
+              <w:jc w:val="left"/>
+            </w:pPr>
+            <w:r>
+              <w:t xml:space="preserve">Não conseguia trabalho adequado</w:t>
+            </w:r>
+          </w:p>
+        </w:tc>
+        <w:tc>
+          <w:tcPr/>
+          <w:p>
+            <w:pPr>
+              <w:pStyle w:val="Compact"/>
+              <w:jc w:val="right"/>
+            </w:pPr>
+            <w:r>
+              <w:t xml:space="preserve">20,9</w:t>
+            </w:r>
+          </w:p>
+        </w:tc>
+        <w:tc>
+          <w:tcPr/>
+          <w:p>
+            <w:pPr>
+              <w:pStyle w:val="Compact"/>
+              <w:jc w:val="center"/>
+            </w:pPr>
+            <w:r>
+              <w:t xml:space="preserve">[12,6; 29,2]</w:t>
+            </w:r>
+          </w:p>
+        </w:tc>
+        <w:tc>
+          <w:tcPr/>
+          <w:p>
+            <w:pPr>
+              <w:pStyle w:val="Compact"/>
+              <w:jc w:val="right"/>
+            </w:pPr>
+            <w:r>
+              <w:t xml:space="preserve">20,3</w:t>
+            </w:r>
+          </w:p>
+        </w:tc>
+        <w:tc>
+          <w:tcPr/>
+          <w:p>
+            <w:pPr>
+              <w:pStyle w:val="Compact"/>
+              <w:jc w:val="left"/>
+            </w:pPr>
+            <w:r>
+              <w:t xml:space="preserve">regular</w:t>
+            </w:r>
+          </w:p>
+        </w:tc>
+      </w:tr>
+      <w:tr>
+        <w:tc>
+          <w:tcPr/>
+          <w:p>
+            <w:pPr>
+              <w:pStyle w:val="Compact"/>
+              <w:jc w:val="left"/>
+            </w:pPr>
+            <w:r>
+              <w:t xml:space="preserve">Estrato agregado</w:t>
+            </w:r>
+          </w:p>
+        </w:tc>
+        <w:tc>
+          <w:tcPr/>
+          <w:p>
+            <w:pPr>
+              <w:pStyle w:val="Compact"/>
+              <w:jc w:val="left"/>
+            </w:pPr>
+            <w:r>
+              <w:t xml:space="preserve">Teresina</w:t>
+            </w:r>
+          </w:p>
+        </w:tc>
+        <w:tc>
+          <w:tcPr/>
+          <w:p>
+            <w:pPr>
+              <w:pStyle w:val="Compact"/>
+              <w:jc w:val="left"/>
+            </w:pPr>
+            <w:r>
+              <w:t xml:space="preserve">Não conseguia trabalho adequado</w:t>
+            </w:r>
+          </w:p>
+        </w:tc>
+        <w:tc>
+          <w:tcPr/>
+          <w:p>
+            <w:pPr>
+              <w:pStyle w:val="Compact"/>
+              <w:jc w:val="right"/>
+            </w:pPr>
+            <w:r>
+              <w:t xml:space="preserve">29,2</w:t>
+            </w:r>
+          </w:p>
+        </w:tc>
+        <w:tc>
+          <w:tcPr/>
+          <w:p>
+            <w:pPr>
+              <w:pStyle w:val="Compact"/>
+              <w:jc w:val="center"/>
+            </w:pPr>
+            <w:r>
+              <w:t xml:space="preserve">[9,3; 49,1]</w:t>
+            </w:r>
+          </w:p>
+        </w:tc>
+        <w:tc>
+          <w:tcPr/>
+          <w:p>
+            <w:pPr>
+              <w:pStyle w:val="Compact"/>
+              <w:jc w:val="right"/>
+            </w:pPr>
+            <w:r>
+              <w:t xml:space="preserve">34,7</w:t>
+            </w:r>
+          </w:p>
+        </w:tc>
+        <w:tc>
+          <w:tcPr/>
+          <w:p>
+            <w:pPr>
+              <w:pStyle w:val="Compact"/>
+              <w:jc w:val="left"/>
+            </w:pPr>
+            <w:r>
+              <w:t xml:space="preserve">baixa</w:t>
+            </w:r>
+          </w:p>
+        </w:tc>
+      </w:tr>
+      <w:tr>
+        <w:tc>
+          <w:tcPr/>
+          <w:p>
+            <w:pPr>
+              <w:pStyle w:val="Compact"/>
+              <w:jc w:val="left"/>
+            </w:pPr>
+            <w:r>
+              <w:t xml:space="preserve">Estrato agregado</w:t>
+            </w:r>
+          </w:p>
+        </w:tc>
+        <w:tc>
+          <w:tcPr/>
+          <w:p>
+            <w:pPr>
+              <w:pStyle w:val="Compact"/>
+              <w:jc w:val="left"/>
+            </w:pPr>
+            <w:r>
+              <w:t xml:space="preserve">Entorno metropolitano</w:t>
+            </w:r>
+          </w:p>
+        </w:tc>
+        <w:tc>
+          <w:tcPr/>
+          <w:p>
+            <w:pPr>
+              <w:pStyle w:val="Compact"/>
+              <w:jc w:val="left"/>
+            </w:pPr>
+            <w:r>
+              <w:t xml:space="preserve">Não conseguia trabalho adequado</w:t>
+            </w:r>
+          </w:p>
+        </w:tc>
+        <w:tc>
+          <w:tcPr/>
+          <w:p>
+            <w:pPr>
+              <w:pStyle w:val="Compact"/>
+              <w:jc w:val="right"/>
+            </w:pPr>
+            <w:r>
+              <w:t xml:space="preserve">42,6</w:t>
+            </w:r>
+          </w:p>
+        </w:tc>
+        <w:tc>
+          <w:tcPr/>
+          <w:p>
+            <w:pPr>
+              <w:pStyle w:val="Compact"/>
+              <w:jc w:val="center"/>
+            </w:pPr>
+            <w:r>
+              <w:t xml:space="preserve">[0,0; 99,1]</w:t>
+            </w:r>
+          </w:p>
+        </w:tc>
+        <w:tc>
+          <w:tcPr/>
+          <w:p>
+            <w:pPr>
+              <w:pStyle w:val="Compact"/>
+              <w:jc w:val="right"/>
+            </w:pPr>
+            <w:r>
+              <w:t xml:space="preserve">67,6</w:t>
+            </w:r>
+          </w:p>
+        </w:tc>
+        <w:tc>
+          <w:tcPr/>
+          <w:p>
+            <w:pPr>
+              <w:pStyle w:val="Compact"/>
+              <w:jc w:val="left"/>
+            </w:pPr>
+            <w:r>
+              <w:t xml:space="preserve">baixa</w:t>
+            </w:r>
+          </w:p>
+        </w:tc>
+      </w:tr>
+      <w:tr>
+        <w:tc>
+          <w:tcPr/>
+          <w:p>
+            <w:pPr>
+              <w:pStyle w:val="Compact"/>
+              <w:jc w:val="left"/>
+            </w:pPr>
+            <w:r>
+              <w:t xml:space="preserve">Estrato agregado</w:t>
+            </w:r>
+          </w:p>
+        </w:tc>
+        <w:tc>
+          <w:tcPr/>
+          <w:p>
+            <w:pPr>
+              <w:pStyle w:val="Compact"/>
+              <w:jc w:val="left"/>
+            </w:pPr>
+            <w:r>
+              <w:t xml:space="preserve">Centro-Leste</w:t>
+            </w:r>
+          </w:p>
+        </w:tc>
+        <w:tc>
+          <w:tcPr/>
+          <w:p>
+            <w:pPr>
+              <w:pStyle w:val="Compact"/>
+              <w:jc w:val="left"/>
+            </w:pPr>
+            <w:r>
+              <w:t xml:space="preserve">Não conseguia trabalho adequado</w:t>
+            </w:r>
+          </w:p>
+        </w:tc>
+        <w:tc>
+          <w:tcPr/>
+          <w:p>
+            <w:pPr>
+              <w:pStyle w:val="Compact"/>
+              <w:jc w:val="right"/>
+            </w:pPr>
+            <w:r>
+              <w:t xml:space="preserve">18,3</w:t>
+            </w:r>
+          </w:p>
+        </w:tc>
+        <w:tc>
+          <w:tcPr/>
+          <w:p>
+            <w:pPr>
+              <w:pStyle w:val="Compact"/>
+              <w:jc w:val="center"/>
+            </w:pPr>
+            <w:r>
+              <w:t xml:space="preserve">[9,4; 27,2]</w:t>
+            </w:r>
+          </w:p>
+        </w:tc>
+        <w:tc>
+          <w:tcPr/>
+          <w:p>
+            <w:pPr>
+              <w:pStyle w:val="Compact"/>
+              <w:jc w:val="right"/>
+            </w:pPr>
+            <w:r>
+              <w:t xml:space="preserve">24,7</w:t>
+            </w:r>
+          </w:p>
+        </w:tc>
+        <w:tc>
+          <w:tcPr/>
+          <w:p>
+            <w:pPr>
+              <w:pStyle w:val="Compact"/>
+              <w:jc w:val="left"/>
+            </w:pPr>
+            <w:r>
+              <w:t xml:space="preserve">regular</w:t>
+            </w:r>
+          </w:p>
+        </w:tc>
+      </w:tr>
+      <w:tr>
+        <w:tc>
+          <w:tcPr/>
+          <w:p>
+            <w:pPr>
+              <w:pStyle w:val="Compact"/>
+              <w:jc w:val="left"/>
+            </w:pPr>
+            <w:r>
+              <w:t xml:space="preserve">Estrato agregado</w:t>
+            </w:r>
+          </w:p>
+        </w:tc>
+        <w:tc>
+          <w:tcPr/>
+          <w:p>
+            <w:pPr>
+              <w:pStyle w:val="Compact"/>
+              <w:jc w:val="left"/>
+            </w:pPr>
+            <w:r>
+              <w:t xml:space="preserve">Baixo Parnaíba</w:t>
+            </w:r>
+          </w:p>
+        </w:tc>
+        <w:tc>
+          <w:tcPr/>
+          <w:p>
+            <w:pPr>
+              <w:pStyle w:val="Compact"/>
+              <w:jc w:val="left"/>
+            </w:pPr>
+            <w:r>
+              <w:t xml:space="preserve">Não conseguia trabalho adequado</w:t>
+            </w:r>
+          </w:p>
+        </w:tc>
+        <w:tc>
+          <w:tcPr/>
+          <w:p>
+            <w:pPr>
+              <w:pStyle w:val="Compact"/>
+              <w:jc w:val="right"/>
+            </w:pPr>
+            <w:r>
+              <w:t xml:space="preserve">34,5</w:t>
+            </w:r>
+          </w:p>
+        </w:tc>
+        <w:tc>
+          <w:tcPr/>
+          <w:p>
+            <w:pPr>
+              <w:pStyle w:val="Compact"/>
+              <w:jc w:val="center"/>
+            </w:pPr>
+            <w:r>
+              <w:t xml:space="preserve">[13,8; 55,3]</w:t>
+            </w:r>
+          </w:p>
+        </w:tc>
+        <w:tc>
+          <w:tcPr/>
+          <w:p>
+            <w:pPr>
+              <w:pStyle w:val="Compact"/>
+              <w:jc w:val="right"/>
+            </w:pPr>
+            <w:r>
+              <w:t xml:space="preserve">30,6</w:t>
+            </w:r>
+          </w:p>
+        </w:tc>
+        <w:tc>
+          <w:tcPr/>
+          <w:p>
+            <w:pPr>
+              <w:pStyle w:val="Compact"/>
+              <w:jc w:val="left"/>
+            </w:pPr>
+            <w:r>
+              <w:t xml:space="preserve">baixa</w:t>
+            </w:r>
+          </w:p>
+        </w:tc>
+      </w:tr>
+      <w:tr>
+        <w:tc>
+          <w:tcPr/>
+          <w:p>
+            <w:pPr>
+              <w:pStyle w:val="Compact"/>
+              <w:jc w:val="left"/>
+            </w:pPr>
+            <w:r>
+              <w:t xml:space="preserve">Estrato agregado</w:t>
+            </w:r>
+          </w:p>
+        </w:tc>
+        <w:tc>
+          <w:tcPr/>
+          <w:p>
+            <w:pPr>
+              <w:pStyle w:val="Compact"/>
+              <w:jc w:val="left"/>
+            </w:pPr>
+            <w:r>
+              <w:t xml:space="preserve">Alto Parnaíba e Chapadas Sul</w:t>
+            </w:r>
+          </w:p>
+        </w:tc>
+        <w:tc>
+          <w:tcPr/>
+          <w:p>
+            <w:pPr>
+              <w:pStyle w:val="Compact"/>
+              <w:jc w:val="left"/>
+            </w:pPr>
+            <w:r>
+              <w:t xml:space="preserve">Não conseguia trabalho adequado</w:t>
+            </w:r>
+          </w:p>
+        </w:tc>
+        <w:tc>
+          <w:tcPr/>
+          <w:p>
+            <w:pPr>
+              <w:pStyle w:val="Compact"/>
+              <w:jc w:val="right"/>
+            </w:pPr>
+            <w:r>
+              <w:t xml:space="preserve">10,3</w:t>
+            </w:r>
+          </w:p>
+        </w:tc>
+        <w:tc>
+          <w:tcPr/>
+          <w:p>
+            <w:pPr>
+              <w:pStyle w:val="Compact"/>
+              <w:jc w:val="center"/>
+            </w:pPr>
+            <w:r>
+              <w:t xml:space="preserve">[0,0; 21,2]</w:t>
+            </w:r>
+          </w:p>
+        </w:tc>
+        <w:tc>
+          <w:tcPr/>
+          <w:p>
+            <w:pPr>
+              <w:pStyle w:val="Compact"/>
+              <w:jc w:val="right"/>
+            </w:pPr>
+            <w:r>
+              <w:t xml:space="preserve">53,5</w:t>
+            </w:r>
+          </w:p>
+        </w:tc>
+        <w:tc>
+          <w:tcPr/>
+          <w:p>
+            <w:pPr>
+              <w:pStyle w:val="Compact"/>
+              <w:jc w:val="left"/>
+            </w:pPr>
+            <w:r>
+              <w:t xml:space="preserve">baixa</w:t>
+            </w:r>
+          </w:p>
+        </w:tc>
+      </w:tr>
+      <w:tr>
+        <w:tc>
+          <w:tcPr/>
+          <w:p>
+            <w:pPr>
+              <w:pStyle w:val="Compact"/>
+              <w:jc w:val="left"/>
+            </w:pPr>
+            <w:r>
+              <w:t xml:space="preserve">Estrato (7 dígitos)</w:t>
+            </w:r>
+          </w:p>
+        </w:tc>
+        <w:tc>
+          <w:tcPr/>
+          <w:p>
+            <w:pPr>
+              <w:pStyle w:val="Compact"/>
+              <w:jc w:val="left"/>
+            </w:pPr>
+            <w:r>
+              <w:t xml:space="preserve">maior: 2252011</w:t>
+            </w:r>
+          </w:p>
+        </w:tc>
+        <w:tc>
+          <w:tcPr/>
+          <w:p>
+            <w:pPr>
+              <w:pStyle w:val="Compact"/>
+              <w:jc w:val="left"/>
+            </w:pPr>
+            <w:r>
+              <w:t xml:space="preserve">Não conseguia trabalho adequado</w:t>
+            </w:r>
+          </w:p>
+        </w:tc>
+        <w:tc>
+          <w:tcPr/>
+          <w:p>
+            <w:pPr>
+              <w:pStyle w:val="Compact"/>
+              <w:jc w:val="right"/>
+            </w:pPr>
+            <w:r>
+              <w:t xml:space="preserve">72,3</w:t>
+            </w:r>
+          </w:p>
+        </w:tc>
+        <w:tc>
+          <w:tcPr/>
+          <w:p>
+            <w:pPr>
+              <w:pStyle w:val="Compact"/>
+              <w:jc w:val="center"/>
+            </w:pPr>
+            <w:r>
+              <w:t xml:space="preserve">[31,0; 113,7]</w:t>
+            </w:r>
+          </w:p>
+        </w:tc>
+        <w:tc>
+          <w:tcPr/>
+          <w:p>
+            <w:pPr>
+              <w:pStyle w:val="Compact"/>
+              <w:jc w:val="right"/>
+            </w:pPr>
+            <w:r>
+              <w:t xml:space="preserve">29,1</w:t>
+            </w:r>
+          </w:p>
+        </w:tc>
+        <w:tc>
+          <w:tcPr/>
+          <w:p>
+            <w:pPr>
+              <w:pStyle w:val="Compact"/>
+              <w:jc w:val="left"/>
+            </w:pPr>
+            <w:r>
+              <w:t xml:space="preserve">regular</w:t>
+            </w:r>
+          </w:p>
+        </w:tc>
+      </w:tr>
+      <w:tr>
+        <w:tc>
+          <w:tcPr/>
+          <w:p>
+            <w:pPr>
+              <w:pStyle w:val="Compact"/>
+              <w:jc w:val="left"/>
+            </w:pPr>
+            <w:r>
+              <w:t xml:space="preserve">Estrato (7 dígitos)</w:t>
+            </w:r>
+          </w:p>
+        </w:tc>
+        <w:tc>
+          <w:tcPr/>
+          <w:p>
+            <w:pPr>
+              <w:pStyle w:val="Compact"/>
+              <w:jc w:val="left"/>
+            </w:pPr>
+            <w:r>
+              <w:t xml:space="preserve">menor: 2210020</w:t>
+            </w:r>
+          </w:p>
+        </w:tc>
+        <w:tc>
+          <w:tcPr/>
+          <w:p>
+            <w:pPr>
+              <w:pStyle w:val="Compact"/>
+              <w:jc w:val="left"/>
+            </w:pPr>
+            <w:r>
+              <w:t xml:space="preserve">Não conseguia trabalho adequado</w:t>
+            </w:r>
+          </w:p>
+        </w:tc>
+        <w:tc>
+          <w:tcPr/>
+          <w:p>
+            <w:pPr>
+              <w:pStyle w:val="Compact"/>
+              <w:jc w:val="right"/>
+            </w:pPr>
+            <w:r>
+              <w:t xml:space="preserve">65,9</w:t>
+            </w:r>
+          </w:p>
+        </w:tc>
+        <w:tc>
+          <w:tcPr/>
+          <w:p>
+            <w:pPr>
+              <w:pStyle w:val="Compact"/>
+              <w:jc w:val="center"/>
+            </w:pPr>
+            <w:r>
+              <w:t xml:space="preserve">[31,2; 100,6]</w:t>
+            </w:r>
+          </w:p>
+        </w:tc>
+        <w:tc>
+          <w:tcPr/>
+          <w:p>
+            <w:pPr>
+              <w:pStyle w:val="Compact"/>
+              <w:jc w:val="right"/>
+            </w:pPr>
+            <w:r>
+              <w:t xml:space="preserve">26,9</w:t>
+            </w:r>
+          </w:p>
+        </w:tc>
+        <w:tc>
+          <w:tcPr/>
+          <w:p>
+            <w:pPr>
+              <w:pStyle w:val="Compact"/>
+              <w:jc w:val="left"/>
+            </w:pPr>
+            <w:r>
+              <w:t xml:space="preserve">regular</w:t>
+            </w:r>
+          </w:p>
+        </w:tc>
+      </w:tr>
+    </w:tbl>
+    <w:p>
+      <w:pPr>
+        <w:pStyle w:val="BodyText"/>
+      </w:pPr>
+      <w:r>
+        <w:t xml:space="preserve">Fonte: IBGE — PNAD Contínua trimestral, microdados. Elaboração própria.</w:t>
+      </w:r>
+      <w:r>
+        <w:t xml:space="preserve"> </w:t>
+      </w:r>
+      <w:r>
+        <w:t xml:space="preserve">Nota: mostra apenas as categorias</w:t>
+      </w:r>
+      <w:r>
+        <w:t xml:space="preserve"> </w:t>
+      </w:r>
+      <w:r>
+        <w:t xml:space="preserve">“</w:t>
+      </w:r>
+      <w:r>
+        <w:t xml:space="preserve">Não havia trabalho na localidade</w:t>
+      </w:r>
+      <w:r>
+        <w:t xml:space="preserve">”</w:t>
+      </w:r>
+      <w:r>
+        <w:t xml:space="preserve">,</w:t>
+      </w:r>
+      <w:r>
+        <w:t xml:space="preserve"> </w:t>
+      </w:r>
+      <w:r>
+        <w:t xml:space="preserve">“</w:t>
+      </w:r>
+      <w:r>
+        <w:t xml:space="preserve">Tinha</w:t>
+      </w:r>
+      <w:r>
+        <w:t xml:space="preserve"> </w:t>
+      </w:r>
+      <w:r>
+        <w:t xml:space="preserve">que cuidar dos afazeres domésticos, do(s) filho(s) ou de outro(s) parente(s)</w:t>
+      </w:r>
+      <w:r>
+        <w:t xml:space="preserve">”</w:t>
+      </w:r>
+      <w:r>
+        <w:t xml:space="preserve"> </w:t>
+      </w:r>
+      <w:r>
+        <w:t xml:space="preserve">e</w:t>
+      </w:r>
+      <w:r>
+        <w:t xml:space="preserve"> </w:t>
+      </w:r>
+      <w:r>
+        <w:t xml:space="preserve">“</w:t>
+      </w:r>
+      <w:r>
+        <w:t xml:space="preserve">Não conseguia trabalho adequado</w:t>
+      </w:r>
+      <w:r>
+        <w:t xml:space="preserve">”</w:t>
+      </w:r>
+      <w:r>
+        <w:t xml:space="preserve">, independentemente do CV — as demais</w:t>
+      </w:r>
+      <w:r>
+        <w:t xml:space="preserve"> </w:t>
+      </w:r>
+      <w:r>
+        <w:t xml:space="preserve">categorias de V4074A não entram nesta tabela.</w:t>
+      </w:r>
+    </w:p>
+    <w:p>
+      <w:pPr>
+        <w:pStyle w:val="BlockText"/>
+      </w:pPr>
+      <w:r>
+        <w:rPr>
+          <w:bCs/>
+          <w:b/>
+        </w:rPr>
+        <w:t xml:space="preserve">A REDIGIR</w:t>
+      </w:r>
+      <w:r>
+        <w:t xml:space="preserve"> </w:t>
+      </w:r>
+      <w:r>
+        <w:t xml:space="preserve">— comparar o peso das três categorias entre os territórios —</w:t>
+      </w:r>
+      <w:r>
+        <w:t xml:space="preserve"> </w:t>
+      </w:r>
+      <w:r>
+        <w:t xml:space="preserve">“</w:t>
+      </w:r>
+      <w:r>
+        <w:t xml:space="preserve">não havia trabalho na localidade</w:t>
+      </w:r>
+      <w:r>
+        <w:t xml:space="preserve">”</w:t>
+      </w:r>
+      <w:r>
+        <w:t xml:space="preserve"> </w:t>
+      </w:r>
+      <w:r>
+        <w:t xml:space="preserve">e</w:t>
+      </w:r>
+      <w:r>
+        <w:t xml:space="preserve"> </w:t>
+      </w:r>
+      <w:r>
+        <w:t xml:space="preserve">“</w:t>
+      </w:r>
+      <w:r>
+        <w:t xml:space="preserve">não conseguia trabalho adequado</w:t>
+      </w:r>
+      <w:r>
+        <w:t xml:space="preserve">”</w:t>
+      </w:r>
+      <w:r>
+        <w:t xml:space="preserve"> </w:t>
+      </w:r>
+      <w:r>
+        <w:t xml:space="preserve">são causas do lado da oferta (falta de vaga, ou vaga incompatível), enquanto</w:t>
+      </w:r>
+      <w:r>
+        <w:t xml:space="preserve"> </w:t>
+      </w:r>
+      <w:r>
+        <w:t xml:space="preserve">“</w:t>
+      </w:r>
+      <w:r>
+        <w:t xml:space="preserve">tinha que cuidar dos afazeres domésticos</w:t>
+      </w:r>
+      <w:r>
+        <w:t xml:space="preserve">”</w:t>
+      </w:r>
+      <w:r>
+        <w:t xml:space="preserve"> </w:t>
+      </w:r>
+      <w:r>
+        <w:t xml:space="preserve">é do lado da demanda por cuidado; são diagnósticos que pedem políticas diferentes.</w:t>
+      </w:r>
+    </w:p>
+    <w:p>
+      <w:pPr>
+        <w:pStyle w:val="FirstParagraph"/>
+      </w:pPr>
+      <w:r>
+        <w:rPr>
+          <w:bCs/>
+          <w:b/>
+        </w:rPr>
+        <w:t xml:space="preserve">Tabela 14</w:t>
+      </w:r>
+      <w:r>
+        <w:t xml:space="preserve"> </w:t>
+      </w:r>
+      <w:r>
+        <w:t xml:space="preserve">— Distribuição dos motivos declarados, jovens que não procuraram</w:t>
+      </w:r>
+      <w:r>
+        <w:t xml:space="preserve"> </w:t>
+      </w:r>
+      <w:r>
+        <w:t xml:space="preserve">trabalho — 2º trimestre de 2026</w:t>
       </w:r>
     </w:p>
     <w:tbl>
@@ -20397,6 +24807,4428 @@
         <w:pStyle w:val="FirstParagraph"/>
       </w:pPr>
       <w:r>
+        <w:rPr>
+          <w:bCs/>
+          <w:b/>
+        </w:rPr>
+        <w:t xml:space="preserve">Tabela 15</w:t>
+      </w:r>
+      <w:r>
+        <w:t xml:space="preserve"> </w:t>
+      </w:r>
+      <w:r>
+        <w:t xml:space="preserve">— Motivo de não ter iniciado trabalho entre os jovens nem-nem,</w:t>
+      </w:r>
+      <w:r>
+        <w:t xml:space="preserve"> </w:t>
+      </w:r>
+      <w:r>
+        <w:t xml:space="preserve">por recorte geográfico — 2º trimestre de 2026</w:t>
+      </w:r>
+    </w:p>
+    <w:tbl>
+      <w:tblPr>
+        <w:tblStyle w:val="Table"/>
+        <w:tblW w:type="pct" w:w="5000"/>
+        <w:tblLook w:firstRow="1" w:lastRow="0" w:firstColumn="0" w:lastColumn="0" w:noHBand="0" w:noVBand="0" w:val="0020"/>
+        <w:jc w:val="start"/>
+      </w:tblPr>
+      <w:tblGrid>
+        <w:gridCol w:w="950"/>
+        <w:gridCol w:w="950"/>
+        <w:gridCol w:w="950"/>
+        <w:gridCol w:w="1267"/>
+        <w:gridCol w:w="1584"/>
+        <w:gridCol w:w="1267"/>
+        <w:gridCol w:w="950"/>
+      </w:tblGrid>
+      <w:tr>
+        <w:trPr>
+          <w:tblHeader w:val="true"/>
+        </w:trPr>
+        <w:tc>
+          <w:tcPr/>
+          <w:p>
+            <w:pPr>
+              <w:pStyle w:val="Compact"/>
+              <w:jc w:val="left"/>
+            </w:pPr>
+            <w:r>
+              <w:t xml:space="preserve">Recorte</w:t>
+            </w:r>
+          </w:p>
+        </w:tc>
+        <w:tc>
+          <w:tcPr/>
+          <w:p>
+            <w:pPr>
+              <w:pStyle w:val="Compact"/>
+              <w:jc w:val="left"/>
+            </w:pPr>
+            <w:r>
+              <w:t xml:space="preserve">Categoria</w:t>
+            </w:r>
+          </w:p>
+        </w:tc>
+        <w:tc>
+          <w:tcPr/>
+          <w:p>
+            <w:pPr>
+              <w:pStyle w:val="Compact"/>
+              <w:jc w:val="left"/>
+            </w:pPr>
+            <w:r>
+              <w:t xml:space="preserve">Motivo</w:t>
+            </w:r>
+          </w:p>
+        </w:tc>
+        <w:tc>
+          <w:tcPr/>
+          <w:p>
+            <w:pPr>
+              <w:pStyle w:val="Compact"/>
+              <w:jc w:val="right"/>
+            </w:pPr>
+            <w:r>
+              <w:t xml:space="preserve">Estimativa (%)</w:t>
+            </w:r>
+          </w:p>
+        </w:tc>
+        <w:tc>
+          <w:tcPr/>
+          <w:p>
+            <w:pPr>
+              <w:pStyle w:val="Compact"/>
+              <w:jc w:val="center"/>
+            </w:pPr>
+            <w:r>
+              <w:t xml:space="preserve">IC 95%</w:t>
+            </w:r>
+          </w:p>
+        </w:tc>
+        <w:tc>
+          <w:tcPr/>
+          <w:p>
+            <w:pPr>
+              <w:pStyle w:val="Compact"/>
+              <w:jc w:val="right"/>
+            </w:pPr>
+            <w:r>
+              <w:t xml:space="preserve">CV (%)</w:t>
+            </w:r>
+          </w:p>
+        </w:tc>
+        <w:tc>
+          <w:tcPr/>
+          <w:p>
+            <w:pPr>
+              <w:pStyle w:val="Compact"/>
+              <w:jc w:val="left"/>
+            </w:pPr>
+            <w:r>
+              <w:t xml:space="preserve">Precisão</w:t>
+            </w:r>
+          </w:p>
+        </w:tc>
+      </w:tr>
+      <w:tr>
+        <w:tc>
+          <w:tcPr/>
+          <w:p>
+            <w:pPr>
+              <w:pStyle w:val="Compact"/>
+              <w:jc w:val="left"/>
+            </w:pPr>
+            <w:r>
+              <w:t xml:space="preserve">Agregados</w:t>
+            </w:r>
+          </w:p>
+        </w:tc>
+        <w:tc>
+          <w:tcPr/>
+          <w:p>
+            <w:pPr>
+              <w:pStyle w:val="Compact"/>
+              <w:jc w:val="left"/>
+            </w:pPr>
+            <w:r>
+              <w:t xml:space="preserve">Brasil</w:t>
+            </w:r>
+          </w:p>
+        </w:tc>
+        <w:tc>
+          <w:tcPr/>
+          <w:p>
+            <w:pPr>
+              <w:pStyle w:val="Compact"/>
+              <w:jc w:val="left"/>
+            </w:pPr>
+            <w:r>
+              <w:t xml:space="preserve">Por não querer trabalhar</w:t>
+            </w:r>
+          </w:p>
+        </w:tc>
+        <w:tc>
+          <w:tcPr/>
+          <w:p>
+            <w:pPr>
+              <w:pStyle w:val="Compact"/>
+              <w:jc w:val="right"/>
+            </w:pPr>
+            <w:r>
+              <w:t xml:space="preserve">13,7</w:t>
+            </w:r>
+          </w:p>
+        </w:tc>
+        <w:tc>
+          <w:tcPr/>
+          <w:p>
+            <w:pPr>
+              <w:pStyle w:val="Compact"/>
+              <w:jc w:val="center"/>
+            </w:pPr>
+            <w:r>
+              <w:t xml:space="preserve">[12,8; 14,6]</w:t>
+            </w:r>
+          </w:p>
+        </w:tc>
+        <w:tc>
+          <w:tcPr/>
+          <w:p>
+            <w:pPr>
+              <w:pStyle w:val="Compact"/>
+              <w:jc w:val="right"/>
+            </w:pPr>
+            <w:r>
+              <w:t xml:space="preserve">3,3</w:t>
+            </w:r>
+          </w:p>
+        </w:tc>
+        <w:tc>
+          <w:tcPr/>
+          <w:p>
+            <w:pPr>
+              <w:pStyle w:val="Compact"/>
+              <w:jc w:val="left"/>
+            </w:pPr>
+            <w:r>
+              <w:t xml:space="preserve">excelente</w:t>
+            </w:r>
+          </w:p>
+        </w:tc>
+      </w:tr>
+      <w:tr>
+        <w:tc>
+          <w:tcPr/>
+          <w:p>
+            <w:pPr>
+              <w:pStyle w:val="Compact"/>
+              <w:jc w:val="left"/>
+            </w:pPr>
+            <w:r>
+              <w:t xml:space="preserve">Agregados</w:t>
+            </w:r>
+          </w:p>
+        </w:tc>
+        <w:tc>
+          <w:tcPr/>
+          <w:p>
+            <w:pPr>
+              <w:pStyle w:val="Compact"/>
+              <w:jc w:val="left"/>
+            </w:pPr>
+            <w:r>
+              <w:t xml:space="preserve">Nordeste</w:t>
+            </w:r>
+          </w:p>
+        </w:tc>
+        <w:tc>
+          <w:tcPr/>
+          <w:p>
+            <w:pPr>
+              <w:pStyle w:val="Compact"/>
+              <w:jc w:val="left"/>
+            </w:pPr>
+            <w:r>
+              <w:t xml:space="preserve">Por não querer trabalhar</w:t>
+            </w:r>
+          </w:p>
+        </w:tc>
+        <w:tc>
+          <w:tcPr/>
+          <w:p>
+            <w:pPr>
+              <w:pStyle w:val="Compact"/>
+              <w:jc w:val="right"/>
+            </w:pPr>
+            <w:r>
+              <w:t xml:space="preserve">12,3</w:t>
+            </w:r>
+          </w:p>
+        </w:tc>
+        <w:tc>
+          <w:tcPr/>
+          <w:p>
+            <w:pPr>
+              <w:pStyle w:val="Compact"/>
+              <w:jc w:val="center"/>
+            </w:pPr>
+            <w:r>
+              <w:t xml:space="preserve">[10,9; 13,7]</w:t>
+            </w:r>
+          </w:p>
+        </w:tc>
+        <w:tc>
+          <w:tcPr/>
+          <w:p>
+            <w:pPr>
+              <w:pStyle w:val="Compact"/>
+              <w:jc w:val="right"/>
+            </w:pPr>
+            <w:r>
+              <w:t xml:space="preserve">5,7</w:t>
+            </w:r>
+          </w:p>
+        </w:tc>
+        <w:tc>
+          <w:tcPr/>
+          <w:p>
+            <w:pPr>
+              <w:pStyle w:val="Compact"/>
+              <w:jc w:val="left"/>
+            </w:pPr>
+            <w:r>
+              <w:t xml:space="preserve">boa</w:t>
+            </w:r>
+          </w:p>
+        </w:tc>
+      </w:tr>
+      <w:tr>
+        <w:tc>
+          <w:tcPr/>
+          <w:p>
+            <w:pPr>
+              <w:pStyle w:val="Compact"/>
+              <w:jc w:val="left"/>
+            </w:pPr>
+            <w:r>
+              <w:t xml:space="preserve">Agregados</w:t>
+            </w:r>
+          </w:p>
+        </w:tc>
+        <w:tc>
+          <w:tcPr/>
+          <w:p>
+            <w:pPr>
+              <w:pStyle w:val="Compact"/>
+              <w:jc w:val="left"/>
+            </w:pPr>
+            <w:r>
+              <w:t xml:space="preserve">Piauí</w:t>
+            </w:r>
+          </w:p>
+        </w:tc>
+        <w:tc>
+          <w:tcPr/>
+          <w:p>
+            <w:pPr>
+              <w:pStyle w:val="Compact"/>
+              <w:jc w:val="left"/>
+            </w:pPr>
+            <w:r>
+              <w:t xml:space="preserve">Por não querer trabalhar</w:t>
+            </w:r>
+          </w:p>
+        </w:tc>
+        <w:tc>
+          <w:tcPr/>
+          <w:p>
+            <w:pPr>
+              <w:pStyle w:val="Compact"/>
+              <w:jc w:val="right"/>
+            </w:pPr>
+            <w:r>
+              <w:t xml:space="preserve">7,6</w:t>
+            </w:r>
+          </w:p>
+        </w:tc>
+        <w:tc>
+          <w:tcPr/>
+          <w:p>
+            <w:pPr>
+              <w:pStyle w:val="Compact"/>
+              <w:jc w:val="center"/>
+            </w:pPr>
+            <w:r>
+              <w:t xml:space="preserve">[4,2; 11,0]</w:t>
+            </w:r>
+          </w:p>
+        </w:tc>
+        <w:tc>
+          <w:tcPr/>
+          <w:p>
+            <w:pPr>
+              <w:pStyle w:val="Compact"/>
+              <w:jc w:val="right"/>
+            </w:pPr>
+            <w:r>
+              <w:t xml:space="preserve">22,8</w:t>
+            </w:r>
+          </w:p>
+        </w:tc>
+        <w:tc>
+          <w:tcPr/>
+          <w:p>
+            <w:pPr>
+              <w:pStyle w:val="Compact"/>
+              <w:jc w:val="left"/>
+            </w:pPr>
+            <w:r>
+              <w:t xml:space="preserve">regular</w:t>
+            </w:r>
+          </w:p>
+        </w:tc>
+      </w:tr>
+      <w:tr>
+        <w:tc>
+          <w:tcPr/>
+          <w:p>
+            <w:pPr>
+              <w:pStyle w:val="Compact"/>
+              <w:jc w:val="left"/>
+            </w:pPr>
+            <w:r>
+              <w:t xml:space="preserve">Agregados</w:t>
+            </w:r>
+          </w:p>
+        </w:tc>
+        <w:tc>
+          <w:tcPr/>
+          <w:p>
+            <w:pPr>
+              <w:pStyle w:val="Compact"/>
+              <w:jc w:val="left"/>
+            </w:pPr>
+            <w:r>
+              <w:t xml:space="preserve">Teresina</w:t>
+            </w:r>
+          </w:p>
+        </w:tc>
+        <w:tc>
+          <w:tcPr/>
+          <w:p>
+            <w:pPr>
+              <w:pStyle w:val="Compact"/>
+              <w:jc w:val="left"/>
+            </w:pPr>
+            <w:r>
+              <w:t xml:space="preserve">Por não querer trabalhar</w:t>
+            </w:r>
+          </w:p>
+        </w:tc>
+        <w:tc>
+          <w:tcPr/>
+          <w:p>
+            <w:pPr>
+              <w:pStyle w:val="Compact"/>
+              <w:jc w:val="right"/>
+            </w:pPr>
+            <w:r>
+              <w:t xml:space="preserve">4,7</w:t>
+            </w:r>
+          </w:p>
+        </w:tc>
+        <w:tc>
+          <w:tcPr/>
+          <w:p>
+            <w:pPr>
+              <w:pStyle w:val="Compact"/>
+              <w:jc w:val="center"/>
+            </w:pPr>
+            <w:r>
+              <w:t xml:space="preserve">[0,0; 11,8]</w:t>
+            </w:r>
+          </w:p>
+        </w:tc>
+        <w:tc>
+          <w:tcPr/>
+          <w:p>
+            <w:pPr>
+              <w:pStyle w:val="Compact"/>
+              <w:jc w:val="right"/>
+            </w:pPr>
+            <w:r>
+              <w:t xml:space="preserve">77,7</w:t>
+            </w:r>
+          </w:p>
+        </w:tc>
+        <w:tc>
+          <w:tcPr/>
+          <w:p>
+            <w:pPr>
+              <w:pStyle w:val="Compact"/>
+              <w:jc w:val="left"/>
+            </w:pPr>
+            <w:r>
+              <w:t xml:space="preserve">baixa</w:t>
+            </w:r>
+          </w:p>
+        </w:tc>
+      </w:tr>
+      <w:tr>
+        <w:tc>
+          <w:tcPr/>
+          <w:p>
+            <w:pPr>
+              <w:pStyle w:val="Compact"/>
+              <w:jc w:val="left"/>
+            </w:pPr>
+            <w:r>
+              <w:t xml:space="preserve">Zona</w:t>
+            </w:r>
+          </w:p>
+        </w:tc>
+        <w:tc>
+          <w:tcPr/>
+          <w:p>
+            <w:pPr>
+              <w:pStyle w:val="Compact"/>
+              <w:jc w:val="left"/>
+            </w:pPr>
+            <w:r>
+              <w:t xml:space="preserve">Urbana</w:t>
+            </w:r>
+          </w:p>
+        </w:tc>
+        <w:tc>
+          <w:tcPr/>
+          <w:p>
+            <w:pPr>
+              <w:pStyle w:val="Compact"/>
+              <w:jc w:val="left"/>
+            </w:pPr>
+            <w:r>
+              <w:t xml:space="preserve">Por não querer trabalhar</w:t>
+            </w:r>
+          </w:p>
+        </w:tc>
+        <w:tc>
+          <w:tcPr/>
+          <w:p>
+            <w:pPr>
+              <w:pStyle w:val="Compact"/>
+              <w:jc w:val="right"/>
+            </w:pPr>
+            <w:r>
+              <w:t xml:space="preserve">8,0</w:t>
+            </w:r>
+          </w:p>
+        </w:tc>
+        <w:tc>
+          <w:tcPr/>
+          <w:p>
+            <w:pPr>
+              <w:pStyle w:val="Compact"/>
+              <w:jc w:val="center"/>
+            </w:pPr>
+            <w:r>
+              <w:t xml:space="preserve">[3,4; 12,5]</w:t>
+            </w:r>
+          </w:p>
+        </w:tc>
+        <w:tc>
+          <w:tcPr/>
+          <w:p>
+            <w:pPr>
+              <w:pStyle w:val="Compact"/>
+              <w:jc w:val="right"/>
+            </w:pPr>
+            <w:r>
+              <w:t xml:space="preserve">29,1</w:t>
+            </w:r>
+          </w:p>
+        </w:tc>
+        <w:tc>
+          <w:tcPr/>
+          <w:p>
+            <w:pPr>
+              <w:pStyle w:val="Compact"/>
+              <w:jc w:val="left"/>
+            </w:pPr>
+            <w:r>
+              <w:t xml:space="preserve">regular</w:t>
+            </w:r>
+          </w:p>
+        </w:tc>
+      </w:tr>
+      <w:tr>
+        <w:tc>
+          <w:tcPr/>
+          <w:p>
+            <w:pPr>
+              <w:pStyle w:val="Compact"/>
+              <w:jc w:val="left"/>
+            </w:pPr>
+            <w:r>
+              <w:t xml:space="preserve">Zona</w:t>
+            </w:r>
+          </w:p>
+        </w:tc>
+        <w:tc>
+          <w:tcPr/>
+          <w:p>
+            <w:pPr>
+              <w:pStyle w:val="Compact"/>
+              <w:jc w:val="left"/>
+            </w:pPr>
+            <w:r>
+              <w:t xml:space="preserve">Rural</w:t>
+            </w:r>
+          </w:p>
+        </w:tc>
+        <w:tc>
+          <w:tcPr/>
+          <w:p>
+            <w:pPr>
+              <w:pStyle w:val="Compact"/>
+              <w:jc w:val="left"/>
+            </w:pPr>
+            <w:r>
+              <w:t xml:space="preserve">Por não querer trabalhar</w:t>
+            </w:r>
+          </w:p>
+        </w:tc>
+        <w:tc>
+          <w:tcPr/>
+          <w:p>
+            <w:pPr>
+              <w:pStyle w:val="Compact"/>
+              <w:jc w:val="right"/>
+            </w:pPr>
+            <w:r>
+              <w:t xml:space="preserve">6,9</w:t>
+            </w:r>
+          </w:p>
+        </w:tc>
+        <w:tc>
+          <w:tcPr/>
+          <w:p>
+            <w:pPr>
+              <w:pStyle w:val="Compact"/>
+              <w:jc w:val="center"/>
+            </w:pPr>
+            <w:r>
+              <w:t xml:space="preserve">[2,5; 11,4]</w:t>
+            </w:r>
+          </w:p>
+        </w:tc>
+        <w:tc>
+          <w:tcPr/>
+          <w:p>
+            <w:pPr>
+              <w:pStyle w:val="Compact"/>
+              <w:jc w:val="right"/>
+            </w:pPr>
+            <w:r>
+              <w:t xml:space="preserve">32,7</w:t>
+            </w:r>
+          </w:p>
+        </w:tc>
+        <w:tc>
+          <w:tcPr/>
+          <w:p>
+            <w:pPr>
+              <w:pStyle w:val="Compact"/>
+              <w:jc w:val="left"/>
+            </w:pPr>
+            <w:r>
+              <w:t xml:space="preserve">baixa</w:t>
+            </w:r>
+          </w:p>
+        </w:tc>
+      </w:tr>
+      <w:tr>
+        <w:tc>
+          <w:tcPr/>
+          <w:p>
+            <w:pPr>
+              <w:pStyle w:val="Compact"/>
+              <w:jc w:val="left"/>
+            </w:pPr>
+            <w:r>
+              <w:t xml:space="preserve">Administrativo</w:t>
+            </w:r>
+          </w:p>
+        </w:tc>
+        <w:tc>
+          <w:tcPr/>
+          <w:p>
+            <w:pPr>
+              <w:pStyle w:val="Compact"/>
+              <w:jc w:val="left"/>
+            </w:pPr>
+            <w:r>
+              <w:t xml:space="preserve">Capital</w:t>
+            </w:r>
+          </w:p>
+        </w:tc>
+        <w:tc>
+          <w:tcPr/>
+          <w:p>
+            <w:pPr>
+              <w:pStyle w:val="Compact"/>
+              <w:jc w:val="left"/>
+            </w:pPr>
+            <w:r>
+              <w:t xml:space="preserve">Por não querer trabalhar</w:t>
+            </w:r>
+          </w:p>
+        </w:tc>
+        <w:tc>
+          <w:tcPr/>
+          <w:p>
+            <w:pPr>
+              <w:pStyle w:val="Compact"/>
+              <w:jc w:val="right"/>
+            </w:pPr>
+            <w:r>
+              <w:t xml:space="preserve">4,7</w:t>
+            </w:r>
+          </w:p>
+        </w:tc>
+        <w:tc>
+          <w:tcPr/>
+          <w:p>
+            <w:pPr>
+              <w:pStyle w:val="Compact"/>
+              <w:jc w:val="center"/>
+            </w:pPr>
+            <w:r>
+              <w:t xml:space="preserve">[0,0; 11,8]</w:t>
+            </w:r>
+          </w:p>
+        </w:tc>
+        <w:tc>
+          <w:tcPr/>
+          <w:p>
+            <w:pPr>
+              <w:pStyle w:val="Compact"/>
+              <w:jc w:val="right"/>
+            </w:pPr>
+            <w:r>
+              <w:t xml:space="preserve">77,7</w:t>
+            </w:r>
+          </w:p>
+        </w:tc>
+        <w:tc>
+          <w:tcPr/>
+          <w:p>
+            <w:pPr>
+              <w:pStyle w:val="Compact"/>
+              <w:jc w:val="left"/>
+            </w:pPr>
+            <w:r>
+              <w:t xml:space="preserve">baixa</w:t>
+            </w:r>
+          </w:p>
+        </w:tc>
+      </w:tr>
+      <w:tr>
+        <w:tc>
+          <w:tcPr/>
+          <w:p>
+            <w:pPr>
+              <w:pStyle w:val="Compact"/>
+              <w:jc w:val="left"/>
+            </w:pPr>
+            <w:r>
+              <w:t xml:space="preserve">Administrativo</w:t>
+            </w:r>
+          </w:p>
+        </w:tc>
+        <w:tc>
+          <w:tcPr/>
+          <w:p>
+            <w:pPr>
+              <w:pStyle w:val="Compact"/>
+              <w:jc w:val="left"/>
+            </w:pPr>
+            <w:r>
+              <w:t xml:space="preserve">Resto da RIDE</w:t>
+            </w:r>
+          </w:p>
+        </w:tc>
+        <w:tc>
+          <w:tcPr/>
+          <w:p>
+            <w:pPr>
+              <w:pStyle w:val="Compact"/>
+              <w:jc w:val="left"/>
+            </w:pPr>
+            <w:r>
+              <w:t xml:space="preserve">Por não querer trabalhar</w:t>
+            </w:r>
+          </w:p>
+        </w:tc>
+        <w:tc>
+          <w:tcPr/>
+          <w:p>
+            <w:pPr>
+              <w:pStyle w:val="Compact"/>
+              <w:jc w:val="right"/>
+            </w:pPr>
+            <w:r>
+              <w:t xml:space="preserve">11,4</w:t>
+            </w:r>
+          </w:p>
+        </w:tc>
+        <w:tc>
+          <w:tcPr/>
+          <w:p>
+            <w:pPr>
+              <w:pStyle w:val="Compact"/>
+              <w:jc w:val="center"/>
+            </w:pPr>
+            <w:r>
+              <w:t xml:space="preserve">[0,5; 22,2]</w:t>
+            </w:r>
+          </w:p>
+        </w:tc>
+        <w:tc>
+          <w:tcPr/>
+          <w:p>
+            <w:pPr>
+              <w:pStyle w:val="Compact"/>
+              <w:jc w:val="right"/>
+            </w:pPr>
+            <w:r>
+              <w:t xml:space="preserve">48,8</w:t>
+            </w:r>
+          </w:p>
+        </w:tc>
+        <w:tc>
+          <w:tcPr/>
+          <w:p>
+            <w:pPr>
+              <w:pStyle w:val="Compact"/>
+              <w:jc w:val="left"/>
+            </w:pPr>
+            <w:r>
+              <w:t xml:space="preserve">baixa</w:t>
+            </w:r>
+          </w:p>
+        </w:tc>
+      </w:tr>
+      <w:tr>
+        <w:tc>
+          <w:tcPr/>
+          <w:p>
+            <w:pPr>
+              <w:pStyle w:val="Compact"/>
+              <w:jc w:val="left"/>
+            </w:pPr>
+            <w:r>
+              <w:t xml:space="preserve">Administrativo</w:t>
+            </w:r>
+          </w:p>
+        </w:tc>
+        <w:tc>
+          <w:tcPr/>
+          <w:p>
+            <w:pPr>
+              <w:pStyle w:val="Compact"/>
+              <w:jc w:val="left"/>
+            </w:pPr>
+            <w:r>
+              <w:t xml:space="preserve">Resto da UF</w:t>
+            </w:r>
+          </w:p>
+        </w:tc>
+        <w:tc>
+          <w:tcPr/>
+          <w:p>
+            <w:pPr>
+              <w:pStyle w:val="Compact"/>
+              <w:jc w:val="left"/>
+            </w:pPr>
+            <w:r>
+              <w:t xml:space="preserve">Por não querer trabalhar</w:t>
+            </w:r>
+          </w:p>
+        </w:tc>
+        <w:tc>
+          <w:tcPr/>
+          <w:p>
+            <w:pPr>
+              <w:pStyle w:val="Compact"/>
+              <w:jc w:val="right"/>
+            </w:pPr>
+            <w:r>
+              <w:t xml:space="preserve">8,1</w:t>
+            </w:r>
+          </w:p>
+        </w:tc>
+        <w:tc>
+          <w:tcPr/>
+          <w:p>
+            <w:pPr>
+              <w:pStyle w:val="Compact"/>
+              <w:jc w:val="center"/>
+            </w:pPr>
+            <w:r>
+              <w:t xml:space="preserve">[4,2; 12,1]</w:t>
+            </w:r>
+          </w:p>
+        </w:tc>
+        <w:tc>
+          <w:tcPr/>
+          <w:p>
+            <w:pPr>
+              <w:pStyle w:val="Compact"/>
+              <w:jc w:val="right"/>
+            </w:pPr>
+            <w:r>
+              <w:t xml:space="preserve">24,9</w:t>
+            </w:r>
+          </w:p>
+        </w:tc>
+        <w:tc>
+          <w:tcPr/>
+          <w:p>
+            <w:pPr>
+              <w:pStyle w:val="Compact"/>
+              <w:jc w:val="left"/>
+            </w:pPr>
+            <w:r>
+              <w:t xml:space="preserve">regular</w:t>
+            </w:r>
+          </w:p>
+        </w:tc>
+      </w:tr>
+      <w:tr>
+        <w:tc>
+          <w:tcPr/>
+          <w:p>
+            <w:pPr>
+              <w:pStyle w:val="Compact"/>
+              <w:jc w:val="left"/>
+            </w:pPr>
+            <w:r>
+              <w:t xml:space="preserve">Estrato agregado</w:t>
+            </w:r>
+          </w:p>
+        </w:tc>
+        <w:tc>
+          <w:tcPr/>
+          <w:p>
+            <w:pPr>
+              <w:pStyle w:val="Compact"/>
+              <w:jc w:val="left"/>
+            </w:pPr>
+            <w:r>
+              <w:t xml:space="preserve">Teresina</w:t>
+            </w:r>
+          </w:p>
+        </w:tc>
+        <w:tc>
+          <w:tcPr/>
+          <w:p>
+            <w:pPr>
+              <w:pStyle w:val="Compact"/>
+              <w:jc w:val="left"/>
+            </w:pPr>
+            <w:r>
+              <w:t xml:space="preserve">Por não querer trabalhar</w:t>
+            </w:r>
+          </w:p>
+        </w:tc>
+        <w:tc>
+          <w:tcPr/>
+          <w:p>
+            <w:pPr>
+              <w:pStyle w:val="Compact"/>
+              <w:jc w:val="right"/>
+            </w:pPr>
+            <w:r>
+              <w:t xml:space="preserve">4,7</w:t>
+            </w:r>
+          </w:p>
+        </w:tc>
+        <w:tc>
+          <w:tcPr/>
+          <w:p>
+            <w:pPr>
+              <w:pStyle w:val="Compact"/>
+              <w:jc w:val="center"/>
+            </w:pPr>
+            <w:r>
+              <w:t xml:space="preserve">[0,0; 11,8]</w:t>
+            </w:r>
+          </w:p>
+        </w:tc>
+        <w:tc>
+          <w:tcPr/>
+          <w:p>
+            <w:pPr>
+              <w:pStyle w:val="Compact"/>
+              <w:jc w:val="right"/>
+            </w:pPr>
+            <w:r>
+              <w:t xml:space="preserve">77,7</w:t>
+            </w:r>
+          </w:p>
+        </w:tc>
+        <w:tc>
+          <w:tcPr/>
+          <w:p>
+            <w:pPr>
+              <w:pStyle w:val="Compact"/>
+              <w:jc w:val="left"/>
+            </w:pPr>
+            <w:r>
+              <w:t xml:space="preserve">baixa</w:t>
+            </w:r>
+          </w:p>
+        </w:tc>
+      </w:tr>
+      <w:tr>
+        <w:tc>
+          <w:tcPr/>
+          <w:p>
+            <w:pPr>
+              <w:pStyle w:val="Compact"/>
+              <w:jc w:val="left"/>
+            </w:pPr>
+            <w:r>
+              <w:t xml:space="preserve">Estrato agregado</w:t>
+            </w:r>
+          </w:p>
+        </w:tc>
+        <w:tc>
+          <w:tcPr/>
+          <w:p>
+            <w:pPr>
+              <w:pStyle w:val="Compact"/>
+              <w:jc w:val="left"/>
+            </w:pPr>
+            <w:r>
+              <w:t xml:space="preserve">Entorno metropolitano</w:t>
+            </w:r>
+          </w:p>
+        </w:tc>
+        <w:tc>
+          <w:tcPr/>
+          <w:p>
+            <w:pPr>
+              <w:pStyle w:val="Compact"/>
+              <w:jc w:val="left"/>
+            </w:pPr>
+            <w:r>
+              <w:t xml:space="preserve">Por não querer trabalhar</w:t>
+            </w:r>
+          </w:p>
+        </w:tc>
+        <w:tc>
+          <w:tcPr/>
+          <w:p>
+            <w:pPr>
+              <w:pStyle w:val="Compact"/>
+              <w:jc w:val="right"/>
+            </w:pPr>
+            <w:r>
+              <w:t xml:space="preserve">11,4</w:t>
+            </w:r>
+          </w:p>
+        </w:tc>
+        <w:tc>
+          <w:tcPr/>
+          <w:p>
+            <w:pPr>
+              <w:pStyle w:val="Compact"/>
+              <w:jc w:val="center"/>
+            </w:pPr>
+            <w:r>
+              <w:t xml:space="preserve">[0,5; 22,2]</w:t>
+            </w:r>
+          </w:p>
+        </w:tc>
+        <w:tc>
+          <w:tcPr/>
+          <w:p>
+            <w:pPr>
+              <w:pStyle w:val="Compact"/>
+              <w:jc w:val="right"/>
+            </w:pPr>
+            <w:r>
+              <w:t xml:space="preserve">48,8</w:t>
+            </w:r>
+          </w:p>
+        </w:tc>
+        <w:tc>
+          <w:tcPr/>
+          <w:p>
+            <w:pPr>
+              <w:pStyle w:val="Compact"/>
+              <w:jc w:val="left"/>
+            </w:pPr>
+            <w:r>
+              <w:t xml:space="preserve">baixa</w:t>
+            </w:r>
+          </w:p>
+        </w:tc>
+      </w:tr>
+      <w:tr>
+        <w:tc>
+          <w:tcPr/>
+          <w:p>
+            <w:pPr>
+              <w:pStyle w:val="Compact"/>
+              <w:jc w:val="left"/>
+            </w:pPr>
+            <w:r>
+              <w:t xml:space="preserve">Estrato agregado</w:t>
+            </w:r>
+          </w:p>
+        </w:tc>
+        <w:tc>
+          <w:tcPr/>
+          <w:p>
+            <w:pPr>
+              <w:pStyle w:val="Compact"/>
+              <w:jc w:val="left"/>
+            </w:pPr>
+            <w:r>
+              <w:t xml:space="preserve">Centro-Leste</w:t>
+            </w:r>
+          </w:p>
+        </w:tc>
+        <w:tc>
+          <w:tcPr/>
+          <w:p>
+            <w:pPr>
+              <w:pStyle w:val="Compact"/>
+              <w:jc w:val="left"/>
+            </w:pPr>
+            <w:r>
+              <w:t xml:space="preserve">Por não querer trabalhar</w:t>
+            </w:r>
+          </w:p>
+        </w:tc>
+        <w:tc>
+          <w:tcPr/>
+          <w:p>
+            <w:pPr>
+              <w:pStyle w:val="Compact"/>
+              <w:jc w:val="right"/>
+            </w:pPr>
+            <w:r>
+              <w:t xml:space="preserve">10,0</w:t>
+            </w:r>
+          </w:p>
+        </w:tc>
+        <w:tc>
+          <w:tcPr/>
+          <w:p>
+            <w:pPr>
+              <w:pStyle w:val="Compact"/>
+              <w:jc w:val="center"/>
+            </w:pPr>
+            <w:r>
+              <w:t xml:space="preserve">[2,1; 17,9]</w:t>
+            </w:r>
+          </w:p>
+        </w:tc>
+        <w:tc>
+          <w:tcPr/>
+          <w:p>
+            <w:pPr>
+              <w:pStyle w:val="Compact"/>
+              <w:jc w:val="right"/>
+            </w:pPr>
+            <w:r>
+              <w:t xml:space="preserve">40,3</w:t>
+            </w:r>
+          </w:p>
+        </w:tc>
+        <w:tc>
+          <w:tcPr/>
+          <w:p>
+            <w:pPr>
+              <w:pStyle w:val="Compact"/>
+              <w:jc w:val="left"/>
+            </w:pPr>
+            <w:r>
+              <w:t xml:space="preserve">baixa</w:t>
+            </w:r>
+          </w:p>
+        </w:tc>
+      </w:tr>
+      <w:tr>
+        <w:tc>
+          <w:tcPr/>
+          <w:p>
+            <w:pPr>
+              <w:pStyle w:val="Compact"/>
+              <w:jc w:val="left"/>
+            </w:pPr>
+            <w:r>
+              <w:t xml:space="preserve">Estrato agregado</w:t>
+            </w:r>
+          </w:p>
+        </w:tc>
+        <w:tc>
+          <w:tcPr/>
+          <w:p>
+            <w:pPr>
+              <w:pStyle w:val="Compact"/>
+              <w:jc w:val="left"/>
+            </w:pPr>
+            <w:r>
+              <w:t xml:space="preserve">Baixo Parnaíba</w:t>
+            </w:r>
+          </w:p>
+        </w:tc>
+        <w:tc>
+          <w:tcPr/>
+          <w:p>
+            <w:pPr>
+              <w:pStyle w:val="Compact"/>
+              <w:jc w:val="left"/>
+            </w:pPr>
+            <w:r>
+              <w:t xml:space="preserve">Por não querer trabalhar</w:t>
+            </w:r>
+          </w:p>
+        </w:tc>
+        <w:tc>
+          <w:tcPr/>
+          <w:p>
+            <w:pPr>
+              <w:pStyle w:val="Compact"/>
+              <w:jc w:val="right"/>
+            </w:pPr>
+            <w:r>
+              <w:t xml:space="preserve">6,6</w:t>
+            </w:r>
+          </w:p>
+        </w:tc>
+        <w:tc>
+          <w:tcPr/>
+          <w:p>
+            <w:pPr>
+              <w:pStyle w:val="Compact"/>
+              <w:jc w:val="center"/>
+            </w:pPr>
+            <w:r>
+              <w:t xml:space="preserve">[1,4; 11,7]</w:t>
+            </w:r>
+          </w:p>
+        </w:tc>
+        <w:tc>
+          <w:tcPr/>
+          <w:p>
+            <w:pPr>
+              <w:pStyle w:val="Compact"/>
+              <w:jc w:val="right"/>
+            </w:pPr>
+            <w:r>
+              <w:t xml:space="preserve">40,2</w:t>
+            </w:r>
+          </w:p>
+        </w:tc>
+        <w:tc>
+          <w:tcPr/>
+          <w:p>
+            <w:pPr>
+              <w:pStyle w:val="Compact"/>
+              <w:jc w:val="left"/>
+            </w:pPr>
+            <w:r>
+              <w:t xml:space="preserve">baixa</w:t>
+            </w:r>
+          </w:p>
+        </w:tc>
+      </w:tr>
+      <w:tr>
+        <w:tc>
+          <w:tcPr/>
+          <w:p>
+            <w:pPr>
+              <w:pStyle w:val="Compact"/>
+              <w:jc w:val="left"/>
+            </w:pPr>
+            <w:r>
+              <w:t xml:space="preserve">Estrato agregado</w:t>
+            </w:r>
+          </w:p>
+        </w:tc>
+        <w:tc>
+          <w:tcPr/>
+          <w:p>
+            <w:pPr>
+              <w:pStyle w:val="Compact"/>
+              <w:jc w:val="left"/>
+            </w:pPr>
+            <w:r>
+              <w:t xml:space="preserve">Alto Parnaíba e Chapadas Sul</w:t>
+            </w:r>
+          </w:p>
+        </w:tc>
+        <w:tc>
+          <w:tcPr/>
+          <w:p>
+            <w:pPr>
+              <w:pStyle w:val="Compact"/>
+              <w:jc w:val="left"/>
+            </w:pPr>
+            <w:r>
+              <w:t xml:space="preserve">Por não querer trabalhar</w:t>
+            </w:r>
+          </w:p>
+        </w:tc>
+        <w:tc>
+          <w:tcPr/>
+          <w:p>
+            <w:pPr>
+              <w:pStyle w:val="Compact"/>
+              <w:jc w:val="right"/>
+            </w:pPr>
+            <w:r>
+              <w:t xml:space="preserve">8,7</w:t>
+            </w:r>
+          </w:p>
+        </w:tc>
+        <w:tc>
+          <w:tcPr/>
+          <w:p>
+            <w:pPr>
+              <w:pStyle w:val="Compact"/>
+              <w:jc w:val="center"/>
+            </w:pPr>
+            <w:r>
+              <w:t xml:space="preserve">[0,0; 19,9]</w:t>
+            </w:r>
+          </w:p>
+        </w:tc>
+        <w:tc>
+          <w:tcPr/>
+          <w:p>
+            <w:pPr>
+              <w:pStyle w:val="Compact"/>
+              <w:jc w:val="right"/>
+            </w:pPr>
+            <w:r>
+              <w:t xml:space="preserve">66,1</w:t>
+            </w:r>
+          </w:p>
+        </w:tc>
+        <w:tc>
+          <w:tcPr/>
+          <w:p>
+            <w:pPr>
+              <w:pStyle w:val="Compact"/>
+              <w:jc w:val="left"/>
+            </w:pPr>
+            <w:r>
+              <w:t xml:space="preserve">baixa</w:t>
+            </w:r>
+          </w:p>
+        </w:tc>
+      </w:tr>
+      <w:tr>
+        <w:tc>
+          <w:tcPr/>
+          <w:p>
+            <w:pPr>
+              <w:pStyle w:val="Compact"/>
+              <w:jc w:val="left"/>
+            </w:pPr>
+            <w:r>
+              <w:t xml:space="preserve">Estrato (7 dígitos)</w:t>
+            </w:r>
+          </w:p>
+        </w:tc>
+        <w:tc>
+          <w:tcPr/>
+          <w:p>
+            <w:pPr>
+              <w:pStyle w:val="Compact"/>
+              <w:jc w:val="left"/>
+            </w:pPr>
+            <w:r>
+              <w:t xml:space="preserve">maior: 2210013</w:t>
+            </w:r>
+          </w:p>
+        </w:tc>
+        <w:tc>
+          <w:tcPr/>
+          <w:p>
+            <w:pPr>
+              <w:pStyle w:val="Compact"/>
+              <w:jc w:val="left"/>
+            </w:pPr>
+            <w:r>
+              <w:t xml:space="preserve">Por não querer trabalhar</w:t>
+            </w:r>
+          </w:p>
+        </w:tc>
+        <w:tc>
+          <w:tcPr/>
+          <w:p>
+            <w:pPr>
+              <w:pStyle w:val="Compact"/>
+              <w:jc w:val="right"/>
+            </w:pPr>
+            <w:r>
+              <w:t xml:space="preserve">60,6</w:t>
+            </w:r>
+          </w:p>
+        </w:tc>
+        <w:tc>
+          <w:tcPr/>
+          <w:p>
+            <w:pPr>
+              <w:pStyle w:val="Compact"/>
+              <w:jc w:val="center"/>
+            </w:pPr>
+            <w:r>
+              <w:t xml:space="preserve">[0,0; 136,1]</w:t>
+            </w:r>
+          </w:p>
+        </w:tc>
+        <w:tc>
+          <w:tcPr/>
+          <w:p>
+            <w:pPr>
+              <w:pStyle w:val="Compact"/>
+              <w:jc w:val="right"/>
+            </w:pPr>
+            <w:r>
+              <w:t xml:space="preserve">63,5</w:t>
+            </w:r>
+          </w:p>
+        </w:tc>
+        <w:tc>
+          <w:tcPr/>
+          <w:p>
+            <w:pPr>
+              <w:pStyle w:val="Compact"/>
+              <w:jc w:val="left"/>
+            </w:pPr>
+            <w:r>
+              <w:t xml:space="preserve">baixa</w:t>
+            </w:r>
+          </w:p>
+        </w:tc>
+      </w:tr>
+      <w:tr>
+        <w:tc>
+          <w:tcPr/>
+          <w:p>
+            <w:pPr>
+              <w:pStyle w:val="Compact"/>
+              <w:jc w:val="left"/>
+            </w:pPr>
+            <w:r>
+              <w:t xml:space="preserve">Estrato (7 dígitos)</w:t>
+            </w:r>
+          </w:p>
+        </w:tc>
+        <w:tc>
+          <w:tcPr/>
+          <w:p>
+            <w:pPr>
+              <w:pStyle w:val="Compact"/>
+              <w:jc w:val="left"/>
+            </w:pPr>
+            <w:r>
+              <w:t xml:space="preserve">menor: 2254020</w:t>
+            </w:r>
+          </w:p>
+        </w:tc>
+        <w:tc>
+          <w:tcPr/>
+          <w:p>
+            <w:pPr>
+              <w:pStyle w:val="Compact"/>
+              <w:jc w:val="left"/>
+            </w:pPr>
+            <w:r>
+              <w:t xml:space="preserve">Por não querer trabalhar</w:t>
+            </w:r>
+          </w:p>
+        </w:tc>
+        <w:tc>
+          <w:tcPr/>
+          <w:p>
+            <w:pPr>
+              <w:pStyle w:val="Compact"/>
+              <w:jc w:val="right"/>
+            </w:pPr>
+            <w:r>
+              <w:t xml:space="preserve">0,0</w:t>
+            </w:r>
+          </w:p>
+        </w:tc>
+        <w:tc>
+          <w:tcPr/>
+          <w:p>
+            <w:pPr>
+              <w:pStyle w:val="Compact"/>
+              <w:jc w:val="center"/>
+            </w:pPr>
+            <w:r>
+              <w:t xml:space="preserve">[0,0; 0,0]</w:t>
+            </w:r>
+          </w:p>
+        </w:tc>
+        <w:tc>
+          <w:tcPr/>
+          <w:p>
+            <w:pPr>
+              <w:pStyle w:val="Compact"/>
+              <w:jc w:val="right"/>
+            </w:pPr>
+            <w:r>
+              <w:t xml:space="preserve">—</w:t>
+            </w:r>
+          </w:p>
+        </w:tc>
+        <w:tc>
+          <w:tcPr/>
+          <w:p>
+            <w:pPr>
+              <w:pStyle w:val="Compact"/>
+              <w:jc w:val="left"/>
+            </w:pPr>
+            <w:r>
+              <w:t xml:space="preserve">—</w:t>
+            </w:r>
+          </w:p>
+        </w:tc>
+      </w:tr>
+      <w:tr>
+        <w:tc>
+          <w:tcPr/>
+          <w:p>
+            <w:pPr>
+              <w:pStyle w:val="Compact"/>
+              <w:jc w:val="left"/>
+            </w:pPr>
+            <w:r>
+              <w:t xml:space="preserve">Agregados</w:t>
+            </w:r>
+          </w:p>
+        </w:tc>
+        <w:tc>
+          <w:tcPr/>
+          <w:p>
+            <w:pPr>
+              <w:pStyle w:val="Compact"/>
+              <w:jc w:val="left"/>
+            </w:pPr>
+            <w:r>
+              <w:t xml:space="preserve">Brasil</w:t>
+            </w:r>
+          </w:p>
+        </w:tc>
+        <w:tc>
+          <w:tcPr/>
+          <w:p>
+            <w:pPr>
+              <w:pStyle w:val="Compact"/>
+              <w:jc w:val="left"/>
+            </w:pPr>
+            <w:r>
+              <w:t xml:space="preserve">Tinha que cuidar dos afazeres domésticos</w:t>
+            </w:r>
+          </w:p>
+        </w:tc>
+        <w:tc>
+          <w:tcPr/>
+          <w:p>
+            <w:pPr>
+              <w:pStyle w:val="Compact"/>
+              <w:jc w:val="right"/>
+            </w:pPr>
+            <w:r>
+              <w:t xml:space="preserve">47,3</w:t>
+            </w:r>
+          </w:p>
+        </w:tc>
+        <w:tc>
+          <w:tcPr/>
+          <w:p>
+            <w:pPr>
+              <w:pStyle w:val="Compact"/>
+              <w:jc w:val="center"/>
+            </w:pPr>
+            <w:r>
+              <w:t xml:space="preserve">[46,1; 48,4]</w:t>
+            </w:r>
+          </w:p>
+        </w:tc>
+        <w:tc>
+          <w:tcPr/>
+          <w:p>
+            <w:pPr>
+              <w:pStyle w:val="Compact"/>
+              <w:jc w:val="right"/>
+            </w:pPr>
+            <w:r>
+              <w:t xml:space="preserve">1,2</w:t>
+            </w:r>
+          </w:p>
+        </w:tc>
+        <w:tc>
+          <w:tcPr/>
+          <w:p>
+            <w:pPr>
+              <w:pStyle w:val="Compact"/>
+              <w:jc w:val="left"/>
+            </w:pPr>
+            <w:r>
+              <w:t xml:space="preserve">excelente</w:t>
+            </w:r>
+          </w:p>
+        </w:tc>
+      </w:tr>
+      <w:tr>
+        <w:tc>
+          <w:tcPr/>
+          <w:p>
+            <w:pPr>
+              <w:pStyle w:val="Compact"/>
+              <w:jc w:val="left"/>
+            </w:pPr>
+            <w:r>
+              <w:t xml:space="preserve">Agregados</w:t>
+            </w:r>
+          </w:p>
+        </w:tc>
+        <w:tc>
+          <w:tcPr/>
+          <w:p>
+            <w:pPr>
+              <w:pStyle w:val="Compact"/>
+              <w:jc w:val="left"/>
+            </w:pPr>
+            <w:r>
+              <w:t xml:space="preserve">Nordeste</w:t>
+            </w:r>
+          </w:p>
+        </w:tc>
+        <w:tc>
+          <w:tcPr/>
+          <w:p>
+            <w:pPr>
+              <w:pStyle w:val="Compact"/>
+              <w:jc w:val="left"/>
+            </w:pPr>
+            <w:r>
+              <w:t xml:space="preserve">Tinha que cuidar dos afazeres domésticos</w:t>
+            </w:r>
+          </w:p>
+        </w:tc>
+        <w:tc>
+          <w:tcPr/>
+          <w:p>
+            <w:pPr>
+              <w:pStyle w:val="Compact"/>
+              <w:jc w:val="right"/>
+            </w:pPr>
+            <w:r>
+              <w:t xml:space="preserve">51,4</w:t>
+            </w:r>
+          </w:p>
+        </w:tc>
+        <w:tc>
+          <w:tcPr/>
+          <w:p>
+            <w:pPr>
+              <w:pStyle w:val="Compact"/>
+              <w:jc w:val="center"/>
+            </w:pPr>
+            <w:r>
+              <w:t xml:space="preserve">[49,7; 53,2]</w:t>
+            </w:r>
+          </w:p>
+        </w:tc>
+        <w:tc>
+          <w:tcPr/>
+          <w:p>
+            <w:pPr>
+              <w:pStyle w:val="Compact"/>
+              <w:jc w:val="right"/>
+            </w:pPr>
+            <w:r>
+              <w:t xml:space="preserve">1,8</w:t>
+            </w:r>
+          </w:p>
+        </w:tc>
+        <w:tc>
+          <w:tcPr/>
+          <w:p>
+            <w:pPr>
+              <w:pStyle w:val="Compact"/>
+              <w:jc w:val="left"/>
+            </w:pPr>
+            <w:r>
+              <w:t xml:space="preserve">excelente</w:t>
+            </w:r>
+          </w:p>
+        </w:tc>
+      </w:tr>
+      <w:tr>
+        <w:tc>
+          <w:tcPr/>
+          <w:p>
+            <w:pPr>
+              <w:pStyle w:val="Compact"/>
+              <w:jc w:val="left"/>
+            </w:pPr>
+            <w:r>
+              <w:t xml:space="preserve">Agregados</w:t>
+            </w:r>
+          </w:p>
+        </w:tc>
+        <w:tc>
+          <w:tcPr/>
+          <w:p>
+            <w:pPr>
+              <w:pStyle w:val="Compact"/>
+              <w:jc w:val="left"/>
+            </w:pPr>
+            <w:r>
+              <w:t xml:space="preserve">Piauí</w:t>
+            </w:r>
+          </w:p>
+        </w:tc>
+        <w:tc>
+          <w:tcPr/>
+          <w:p>
+            <w:pPr>
+              <w:pStyle w:val="Compact"/>
+              <w:jc w:val="left"/>
+            </w:pPr>
+            <w:r>
+              <w:t xml:space="preserve">Tinha que cuidar dos afazeres domésticos</w:t>
+            </w:r>
+          </w:p>
+        </w:tc>
+        <w:tc>
+          <w:tcPr/>
+          <w:p>
+            <w:pPr>
+              <w:pStyle w:val="Compact"/>
+              <w:jc w:val="right"/>
+            </w:pPr>
+            <w:r>
+              <w:t xml:space="preserve">56,5</w:t>
+            </w:r>
+          </w:p>
+        </w:tc>
+        <w:tc>
+          <w:tcPr/>
+          <w:p>
+            <w:pPr>
+              <w:pStyle w:val="Compact"/>
+              <w:jc w:val="center"/>
+            </w:pPr>
+            <w:r>
+              <w:t xml:space="preserve">[49,9; 63,1]</w:t>
+            </w:r>
+          </w:p>
+        </w:tc>
+        <w:tc>
+          <w:tcPr/>
+          <w:p>
+            <w:pPr>
+              <w:pStyle w:val="Compact"/>
+              <w:jc w:val="right"/>
+            </w:pPr>
+            <w:r>
+              <w:t xml:space="preserve">6,0</w:t>
+            </w:r>
+          </w:p>
+        </w:tc>
+        <w:tc>
+          <w:tcPr/>
+          <w:p>
+            <w:pPr>
+              <w:pStyle w:val="Compact"/>
+              <w:jc w:val="left"/>
+            </w:pPr>
+            <w:r>
+              <w:t xml:space="preserve">boa</w:t>
+            </w:r>
+          </w:p>
+        </w:tc>
+      </w:tr>
+      <w:tr>
+        <w:tc>
+          <w:tcPr/>
+          <w:p>
+            <w:pPr>
+              <w:pStyle w:val="Compact"/>
+              <w:jc w:val="left"/>
+            </w:pPr>
+            <w:r>
+              <w:t xml:space="preserve">Agregados</w:t>
+            </w:r>
+          </w:p>
+        </w:tc>
+        <w:tc>
+          <w:tcPr/>
+          <w:p>
+            <w:pPr>
+              <w:pStyle w:val="Compact"/>
+              <w:jc w:val="left"/>
+            </w:pPr>
+            <w:r>
+              <w:t xml:space="preserve">Teresina</w:t>
+            </w:r>
+          </w:p>
+        </w:tc>
+        <w:tc>
+          <w:tcPr/>
+          <w:p>
+            <w:pPr>
+              <w:pStyle w:val="Compact"/>
+              <w:jc w:val="left"/>
+            </w:pPr>
+            <w:r>
+              <w:t xml:space="preserve">Tinha que cuidar dos afazeres domésticos</w:t>
+            </w:r>
+          </w:p>
+        </w:tc>
+        <w:tc>
+          <w:tcPr/>
+          <w:p>
+            <w:pPr>
+              <w:pStyle w:val="Compact"/>
+              <w:jc w:val="right"/>
+            </w:pPr>
+            <w:r>
+              <w:t xml:space="preserve">49,6</w:t>
+            </w:r>
+          </w:p>
+        </w:tc>
+        <w:tc>
+          <w:tcPr/>
+          <w:p>
+            <w:pPr>
+              <w:pStyle w:val="Compact"/>
+              <w:jc w:val="center"/>
+            </w:pPr>
+            <w:r>
+              <w:t xml:space="preserve">[39,2; 60,0]</w:t>
+            </w:r>
+          </w:p>
+        </w:tc>
+        <w:tc>
+          <w:tcPr/>
+          <w:p>
+            <w:pPr>
+              <w:pStyle w:val="Compact"/>
+              <w:jc w:val="right"/>
+            </w:pPr>
+            <w:r>
+              <w:t xml:space="preserve">10,7</w:t>
+            </w:r>
+          </w:p>
+        </w:tc>
+        <w:tc>
+          <w:tcPr/>
+          <w:p>
+            <w:pPr>
+              <w:pStyle w:val="Compact"/>
+              <w:jc w:val="left"/>
+            </w:pPr>
+            <w:r>
+              <w:t xml:space="preserve">boa</w:t>
+            </w:r>
+          </w:p>
+        </w:tc>
+      </w:tr>
+      <w:tr>
+        <w:tc>
+          <w:tcPr/>
+          <w:p>
+            <w:pPr>
+              <w:pStyle w:val="Compact"/>
+              <w:jc w:val="left"/>
+            </w:pPr>
+            <w:r>
+              <w:t xml:space="preserve">Zona</w:t>
+            </w:r>
+          </w:p>
+        </w:tc>
+        <w:tc>
+          <w:tcPr/>
+          <w:p>
+            <w:pPr>
+              <w:pStyle w:val="Compact"/>
+              <w:jc w:val="left"/>
+            </w:pPr>
+            <w:r>
+              <w:t xml:space="preserve">Urbana</w:t>
+            </w:r>
+          </w:p>
+        </w:tc>
+        <w:tc>
+          <w:tcPr/>
+          <w:p>
+            <w:pPr>
+              <w:pStyle w:val="Compact"/>
+              <w:jc w:val="left"/>
+            </w:pPr>
+            <w:r>
+              <w:t xml:space="preserve">Tinha que cuidar dos afazeres domésticos</w:t>
+            </w:r>
+          </w:p>
+        </w:tc>
+        <w:tc>
+          <w:tcPr/>
+          <w:p>
+            <w:pPr>
+              <w:pStyle w:val="Compact"/>
+              <w:jc w:val="right"/>
+            </w:pPr>
+            <w:r>
+              <w:t xml:space="preserve">52,2</w:t>
+            </w:r>
+          </w:p>
+        </w:tc>
+        <w:tc>
+          <w:tcPr/>
+          <w:p>
+            <w:pPr>
+              <w:pStyle w:val="Compact"/>
+              <w:jc w:val="center"/>
+            </w:pPr>
+            <w:r>
+              <w:t xml:space="preserve">[44,2; 60,2]</w:t>
+            </w:r>
+          </w:p>
+        </w:tc>
+        <w:tc>
+          <w:tcPr/>
+          <w:p>
+            <w:pPr>
+              <w:pStyle w:val="Compact"/>
+              <w:jc w:val="right"/>
+            </w:pPr>
+            <w:r>
+              <w:t xml:space="preserve">7,8</w:t>
+            </w:r>
+          </w:p>
+        </w:tc>
+        <w:tc>
+          <w:tcPr/>
+          <w:p>
+            <w:pPr>
+              <w:pStyle w:val="Compact"/>
+              <w:jc w:val="left"/>
+            </w:pPr>
+            <w:r>
+              <w:t xml:space="preserve">boa</w:t>
+            </w:r>
+          </w:p>
+        </w:tc>
+      </w:tr>
+      <w:tr>
+        <w:tc>
+          <w:tcPr/>
+          <w:p>
+            <w:pPr>
+              <w:pStyle w:val="Compact"/>
+              <w:jc w:val="left"/>
+            </w:pPr>
+            <w:r>
+              <w:t xml:space="preserve">Zona</w:t>
+            </w:r>
+          </w:p>
+        </w:tc>
+        <w:tc>
+          <w:tcPr/>
+          <w:p>
+            <w:pPr>
+              <w:pStyle w:val="Compact"/>
+              <w:jc w:val="left"/>
+            </w:pPr>
+            <w:r>
+              <w:t xml:space="preserve">Rural</w:t>
+            </w:r>
+          </w:p>
+        </w:tc>
+        <w:tc>
+          <w:tcPr/>
+          <w:p>
+            <w:pPr>
+              <w:pStyle w:val="Compact"/>
+              <w:jc w:val="left"/>
+            </w:pPr>
+            <w:r>
+              <w:t xml:space="preserve">Tinha que cuidar dos afazeres domésticos</w:t>
+            </w:r>
+          </w:p>
+        </w:tc>
+        <w:tc>
+          <w:tcPr/>
+          <w:p>
+            <w:pPr>
+              <w:pStyle w:val="Compact"/>
+              <w:jc w:val="right"/>
+            </w:pPr>
+            <w:r>
+              <w:t xml:space="preserve">63,5</w:t>
+            </w:r>
+          </w:p>
+        </w:tc>
+        <w:tc>
+          <w:tcPr/>
+          <w:p>
+            <w:pPr>
+              <w:pStyle w:val="Compact"/>
+              <w:jc w:val="center"/>
+            </w:pPr>
+            <w:r>
+              <w:t xml:space="preserve">[52,2; 74,8]</w:t>
+            </w:r>
+          </w:p>
+        </w:tc>
+        <w:tc>
+          <w:tcPr/>
+          <w:p>
+            <w:pPr>
+              <w:pStyle w:val="Compact"/>
+              <w:jc w:val="right"/>
+            </w:pPr>
+            <w:r>
+              <w:t xml:space="preserve">9,1</w:t>
+            </w:r>
+          </w:p>
+        </w:tc>
+        <w:tc>
+          <w:tcPr/>
+          <w:p>
+            <w:pPr>
+              <w:pStyle w:val="Compact"/>
+              <w:jc w:val="left"/>
+            </w:pPr>
+            <w:r>
+              <w:t xml:space="preserve">boa</w:t>
+            </w:r>
+          </w:p>
+        </w:tc>
+      </w:tr>
+      <w:tr>
+        <w:tc>
+          <w:tcPr/>
+          <w:p>
+            <w:pPr>
+              <w:pStyle w:val="Compact"/>
+              <w:jc w:val="left"/>
+            </w:pPr>
+            <w:r>
+              <w:t xml:space="preserve">Administrativo</w:t>
+            </w:r>
+          </w:p>
+        </w:tc>
+        <w:tc>
+          <w:tcPr/>
+          <w:p>
+            <w:pPr>
+              <w:pStyle w:val="Compact"/>
+              <w:jc w:val="left"/>
+            </w:pPr>
+            <w:r>
+              <w:t xml:space="preserve">Capital</w:t>
+            </w:r>
+          </w:p>
+        </w:tc>
+        <w:tc>
+          <w:tcPr/>
+          <w:p>
+            <w:pPr>
+              <w:pStyle w:val="Compact"/>
+              <w:jc w:val="left"/>
+            </w:pPr>
+            <w:r>
+              <w:t xml:space="preserve">Tinha que cuidar dos afazeres domésticos</w:t>
+            </w:r>
+          </w:p>
+        </w:tc>
+        <w:tc>
+          <w:tcPr/>
+          <w:p>
+            <w:pPr>
+              <w:pStyle w:val="Compact"/>
+              <w:jc w:val="right"/>
+            </w:pPr>
+            <w:r>
+              <w:t xml:space="preserve">49,6</w:t>
+            </w:r>
+          </w:p>
+        </w:tc>
+        <w:tc>
+          <w:tcPr/>
+          <w:p>
+            <w:pPr>
+              <w:pStyle w:val="Compact"/>
+              <w:jc w:val="center"/>
+            </w:pPr>
+            <w:r>
+              <w:t xml:space="preserve">[39,2; 60,0]</w:t>
+            </w:r>
+          </w:p>
+        </w:tc>
+        <w:tc>
+          <w:tcPr/>
+          <w:p>
+            <w:pPr>
+              <w:pStyle w:val="Compact"/>
+              <w:jc w:val="right"/>
+            </w:pPr>
+            <w:r>
+              <w:t xml:space="preserve">10,7</w:t>
+            </w:r>
+          </w:p>
+        </w:tc>
+        <w:tc>
+          <w:tcPr/>
+          <w:p>
+            <w:pPr>
+              <w:pStyle w:val="Compact"/>
+              <w:jc w:val="left"/>
+            </w:pPr>
+            <w:r>
+              <w:t xml:space="preserve">boa</w:t>
+            </w:r>
+          </w:p>
+        </w:tc>
+      </w:tr>
+      <w:tr>
+        <w:tc>
+          <w:tcPr/>
+          <w:p>
+            <w:pPr>
+              <w:pStyle w:val="Compact"/>
+              <w:jc w:val="left"/>
+            </w:pPr>
+            <w:r>
+              <w:t xml:space="preserve">Administrativo</w:t>
+            </w:r>
+          </w:p>
+        </w:tc>
+        <w:tc>
+          <w:tcPr/>
+          <w:p>
+            <w:pPr>
+              <w:pStyle w:val="Compact"/>
+              <w:jc w:val="left"/>
+            </w:pPr>
+            <w:r>
+              <w:t xml:space="preserve">Resto da RIDE</w:t>
+            </w:r>
+          </w:p>
+        </w:tc>
+        <w:tc>
+          <w:tcPr/>
+          <w:p>
+            <w:pPr>
+              <w:pStyle w:val="Compact"/>
+              <w:jc w:val="left"/>
+            </w:pPr>
+            <w:r>
+              <w:t xml:space="preserve">Tinha que cuidar dos afazeres domésticos</w:t>
+            </w:r>
+          </w:p>
+        </w:tc>
+        <w:tc>
+          <w:tcPr/>
+          <w:p>
+            <w:pPr>
+              <w:pStyle w:val="Compact"/>
+              <w:jc w:val="right"/>
+            </w:pPr>
+            <w:r>
+              <w:t xml:space="preserve">60,3</w:t>
+            </w:r>
+          </w:p>
+        </w:tc>
+        <w:tc>
+          <w:tcPr/>
+          <w:p>
+            <w:pPr>
+              <w:pStyle w:val="Compact"/>
+              <w:jc w:val="center"/>
+            </w:pPr>
+            <w:r>
+              <w:t xml:space="preserve">[39,4; 81,2]</w:t>
+            </w:r>
+          </w:p>
+        </w:tc>
+        <w:tc>
+          <w:tcPr/>
+          <w:p>
+            <w:pPr>
+              <w:pStyle w:val="Compact"/>
+              <w:jc w:val="right"/>
+            </w:pPr>
+            <w:r>
+              <w:t xml:space="preserve">17,7</w:t>
+            </w:r>
+          </w:p>
+        </w:tc>
+        <w:tc>
+          <w:tcPr/>
+          <w:p>
+            <w:pPr>
+              <w:pStyle w:val="Compact"/>
+              <w:jc w:val="left"/>
+            </w:pPr>
+            <w:r>
+              <w:t xml:space="preserve">regular</w:t>
+            </w:r>
+          </w:p>
+        </w:tc>
+      </w:tr>
+      <w:tr>
+        <w:tc>
+          <w:tcPr/>
+          <w:p>
+            <w:pPr>
+              <w:pStyle w:val="Compact"/>
+              <w:jc w:val="left"/>
+            </w:pPr>
+            <w:r>
+              <w:t xml:space="preserve">Administrativo</w:t>
+            </w:r>
+          </w:p>
+        </w:tc>
+        <w:tc>
+          <w:tcPr/>
+          <w:p>
+            <w:pPr>
+              <w:pStyle w:val="Compact"/>
+              <w:jc w:val="left"/>
+            </w:pPr>
+            <w:r>
+              <w:t xml:space="preserve">Resto da UF</w:t>
+            </w:r>
+          </w:p>
+        </w:tc>
+        <w:tc>
+          <w:tcPr/>
+          <w:p>
+            <w:pPr>
+              <w:pStyle w:val="Compact"/>
+              <w:jc w:val="left"/>
+            </w:pPr>
+            <w:r>
+              <w:t xml:space="preserve">Tinha que cuidar dos afazeres domésticos</w:t>
+            </w:r>
+          </w:p>
+        </w:tc>
+        <w:tc>
+          <w:tcPr/>
+          <w:p>
+            <w:pPr>
+              <w:pStyle w:val="Compact"/>
+              <w:jc w:val="right"/>
+            </w:pPr>
+            <w:r>
+              <w:t xml:space="preserve">58,4</w:t>
+            </w:r>
+          </w:p>
+        </w:tc>
+        <w:tc>
+          <w:tcPr/>
+          <w:p>
+            <w:pPr>
+              <w:pStyle w:val="Compact"/>
+              <w:jc w:val="center"/>
+            </w:pPr>
+            <w:r>
+              <w:t xml:space="preserve">[49,8; 66,9]</w:t>
+            </w:r>
+          </w:p>
+        </w:tc>
+        <w:tc>
+          <w:tcPr/>
+          <w:p>
+            <w:pPr>
+              <w:pStyle w:val="Compact"/>
+              <w:jc w:val="right"/>
+            </w:pPr>
+            <w:r>
+              <w:t xml:space="preserve">7,5</w:t>
+            </w:r>
+          </w:p>
+        </w:tc>
+        <w:tc>
+          <w:tcPr/>
+          <w:p>
+            <w:pPr>
+              <w:pStyle w:val="Compact"/>
+              <w:jc w:val="left"/>
+            </w:pPr>
+            <w:r>
+              <w:t xml:space="preserve">boa</w:t>
+            </w:r>
+          </w:p>
+        </w:tc>
+      </w:tr>
+      <w:tr>
+        <w:tc>
+          <w:tcPr/>
+          <w:p>
+            <w:pPr>
+              <w:pStyle w:val="Compact"/>
+              <w:jc w:val="left"/>
+            </w:pPr>
+            <w:r>
+              <w:t xml:space="preserve">Estrato agregado</w:t>
+            </w:r>
+          </w:p>
+        </w:tc>
+        <w:tc>
+          <w:tcPr/>
+          <w:p>
+            <w:pPr>
+              <w:pStyle w:val="Compact"/>
+              <w:jc w:val="left"/>
+            </w:pPr>
+            <w:r>
+              <w:t xml:space="preserve">Teresina</w:t>
+            </w:r>
+          </w:p>
+        </w:tc>
+        <w:tc>
+          <w:tcPr/>
+          <w:p>
+            <w:pPr>
+              <w:pStyle w:val="Compact"/>
+              <w:jc w:val="left"/>
+            </w:pPr>
+            <w:r>
+              <w:t xml:space="preserve">Tinha que cuidar dos afazeres domésticos</w:t>
+            </w:r>
+          </w:p>
+        </w:tc>
+        <w:tc>
+          <w:tcPr/>
+          <w:p>
+            <w:pPr>
+              <w:pStyle w:val="Compact"/>
+              <w:jc w:val="right"/>
+            </w:pPr>
+            <w:r>
+              <w:t xml:space="preserve">49,6</w:t>
+            </w:r>
+          </w:p>
+        </w:tc>
+        <w:tc>
+          <w:tcPr/>
+          <w:p>
+            <w:pPr>
+              <w:pStyle w:val="Compact"/>
+              <w:jc w:val="center"/>
+            </w:pPr>
+            <w:r>
+              <w:t xml:space="preserve">[39,2; 60,0]</w:t>
+            </w:r>
+          </w:p>
+        </w:tc>
+        <w:tc>
+          <w:tcPr/>
+          <w:p>
+            <w:pPr>
+              <w:pStyle w:val="Compact"/>
+              <w:jc w:val="right"/>
+            </w:pPr>
+            <w:r>
+              <w:t xml:space="preserve">10,7</w:t>
+            </w:r>
+          </w:p>
+        </w:tc>
+        <w:tc>
+          <w:tcPr/>
+          <w:p>
+            <w:pPr>
+              <w:pStyle w:val="Compact"/>
+              <w:jc w:val="left"/>
+            </w:pPr>
+            <w:r>
+              <w:t xml:space="preserve">boa</w:t>
+            </w:r>
+          </w:p>
+        </w:tc>
+      </w:tr>
+      <w:tr>
+        <w:tc>
+          <w:tcPr/>
+          <w:p>
+            <w:pPr>
+              <w:pStyle w:val="Compact"/>
+              <w:jc w:val="left"/>
+            </w:pPr>
+            <w:r>
+              <w:t xml:space="preserve">Estrato agregado</w:t>
+            </w:r>
+          </w:p>
+        </w:tc>
+        <w:tc>
+          <w:tcPr/>
+          <w:p>
+            <w:pPr>
+              <w:pStyle w:val="Compact"/>
+              <w:jc w:val="left"/>
+            </w:pPr>
+            <w:r>
+              <w:t xml:space="preserve">Entorno metropolitano</w:t>
+            </w:r>
+          </w:p>
+        </w:tc>
+        <w:tc>
+          <w:tcPr/>
+          <w:p>
+            <w:pPr>
+              <w:pStyle w:val="Compact"/>
+              <w:jc w:val="left"/>
+            </w:pPr>
+            <w:r>
+              <w:t xml:space="preserve">Tinha que cuidar dos afazeres domésticos</w:t>
+            </w:r>
+          </w:p>
+        </w:tc>
+        <w:tc>
+          <w:tcPr/>
+          <w:p>
+            <w:pPr>
+              <w:pStyle w:val="Compact"/>
+              <w:jc w:val="right"/>
+            </w:pPr>
+            <w:r>
+              <w:t xml:space="preserve">60,3</w:t>
+            </w:r>
+          </w:p>
+        </w:tc>
+        <w:tc>
+          <w:tcPr/>
+          <w:p>
+            <w:pPr>
+              <w:pStyle w:val="Compact"/>
+              <w:jc w:val="center"/>
+            </w:pPr>
+            <w:r>
+              <w:t xml:space="preserve">[39,4; 81,2]</w:t>
+            </w:r>
+          </w:p>
+        </w:tc>
+        <w:tc>
+          <w:tcPr/>
+          <w:p>
+            <w:pPr>
+              <w:pStyle w:val="Compact"/>
+              <w:jc w:val="right"/>
+            </w:pPr>
+            <w:r>
+              <w:t xml:space="preserve">17,7</w:t>
+            </w:r>
+          </w:p>
+        </w:tc>
+        <w:tc>
+          <w:tcPr/>
+          <w:p>
+            <w:pPr>
+              <w:pStyle w:val="Compact"/>
+              <w:jc w:val="left"/>
+            </w:pPr>
+            <w:r>
+              <w:t xml:space="preserve">regular</w:t>
+            </w:r>
+          </w:p>
+        </w:tc>
+      </w:tr>
+      <w:tr>
+        <w:tc>
+          <w:tcPr/>
+          <w:p>
+            <w:pPr>
+              <w:pStyle w:val="Compact"/>
+              <w:jc w:val="left"/>
+            </w:pPr>
+            <w:r>
+              <w:t xml:space="preserve">Estrato agregado</w:t>
+            </w:r>
+          </w:p>
+        </w:tc>
+        <w:tc>
+          <w:tcPr/>
+          <w:p>
+            <w:pPr>
+              <w:pStyle w:val="Compact"/>
+              <w:jc w:val="left"/>
+            </w:pPr>
+            <w:r>
+              <w:t xml:space="preserve">Centro-Leste</w:t>
+            </w:r>
+          </w:p>
+        </w:tc>
+        <w:tc>
+          <w:tcPr/>
+          <w:p>
+            <w:pPr>
+              <w:pStyle w:val="Compact"/>
+              <w:jc w:val="left"/>
+            </w:pPr>
+            <w:r>
+              <w:t xml:space="preserve">Tinha que cuidar dos afazeres domésticos</w:t>
+            </w:r>
+          </w:p>
+        </w:tc>
+        <w:tc>
+          <w:tcPr/>
+          <w:p>
+            <w:pPr>
+              <w:pStyle w:val="Compact"/>
+              <w:jc w:val="right"/>
+            </w:pPr>
+            <w:r>
+              <w:t xml:space="preserve">51,6</w:t>
+            </w:r>
+          </w:p>
+        </w:tc>
+        <w:tc>
+          <w:tcPr/>
+          <w:p>
+            <w:pPr>
+              <w:pStyle w:val="Compact"/>
+              <w:jc w:val="center"/>
+            </w:pPr>
+            <w:r>
+              <w:t xml:space="preserve">[36,8; 66,4]</w:t>
+            </w:r>
+          </w:p>
+        </w:tc>
+        <w:tc>
+          <w:tcPr/>
+          <w:p>
+            <w:pPr>
+              <w:pStyle w:val="Compact"/>
+              <w:jc w:val="right"/>
+            </w:pPr>
+            <w:r>
+              <w:t xml:space="preserve">14,6</w:t>
+            </w:r>
+          </w:p>
+        </w:tc>
+        <w:tc>
+          <w:tcPr/>
+          <w:p>
+            <w:pPr>
+              <w:pStyle w:val="Compact"/>
+              <w:jc w:val="left"/>
+            </w:pPr>
+            <w:r>
+              <w:t xml:space="preserve">boa</w:t>
+            </w:r>
+          </w:p>
+        </w:tc>
+      </w:tr>
+      <w:tr>
+        <w:tc>
+          <w:tcPr/>
+          <w:p>
+            <w:pPr>
+              <w:pStyle w:val="Compact"/>
+              <w:jc w:val="left"/>
+            </w:pPr>
+            <w:r>
+              <w:t xml:space="preserve">Estrato agregado</w:t>
+            </w:r>
+          </w:p>
+        </w:tc>
+        <w:tc>
+          <w:tcPr/>
+          <w:p>
+            <w:pPr>
+              <w:pStyle w:val="Compact"/>
+              <w:jc w:val="left"/>
+            </w:pPr>
+            <w:r>
+              <w:t xml:space="preserve">Baixo Parnaíba</w:t>
+            </w:r>
+          </w:p>
+        </w:tc>
+        <w:tc>
+          <w:tcPr/>
+          <w:p>
+            <w:pPr>
+              <w:pStyle w:val="Compact"/>
+              <w:jc w:val="left"/>
+            </w:pPr>
+            <w:r>
+              <w:t xml:space="preserve">Tinha que cuidar dos afazeres domésticos</w:t>
+            </w:r>
+          </w:p>
+        </w:tc>
+        <w:tc>
+          <w:tcPr/>
+          <w:p>
+            <w:pPr>
+              <w:pStyle w:val="Compact"/>
+              <w:jc w:val="right"/>
+            </w:pPr>
+            <w:r>
+              <w:t xml:space="preserve">57,0</w:t>
+            </w:r>
+          </w:p>
+        </w:tc>
+        <w:tc>
+          <w:tcPr/>
+          <w:p>
+            <w:pPr>
+              <w:pStyle w:val="Compact"/>
+              <w:jc w:val="center"/>
+            </w:pPr>
+            <w:r>
+              <w:t xml:space="preserve">[43,8; 70,2]</w:t>
+            </w:r>
+          </w:p>
+        </w:tc>
+        <w:tc>
+          <w:tcPr/>
+          <w:p>
+            <w:pPr>
+              <w:pStyle w:val="Compact"/>
+              <w:jc w:val="right"/>
+            </w:pPr>
+            <w:r>
+              <w:t xml:space="preserve">11,8</w:t>
+            </w:r>
+          </w:p>
+        </w:tc>
+        <w:tc>
+          <w:tcPr/>
+          <w:p>
+            <w:pPr>
+              <w:pStyle w:val="Compact"/>
+              <w:jc w:val="left"/>
+            </w:pPr>
+            <w:r>
+              <w:t xml:space="preserve">boa</w:t>
+            </w:r>
+          </w:p>
+        </w:tc>
+      </w:tr>
+      <w:tr>
+        <w:tc>
+          <w:tcPr/>
+          <w:p>
+            <w:pPr>
+              <w:pStyle w:val="Compact"/>
+              <w:jc w:val="left"/>
+            </w:pPr>
+            <w:r>
+              <w:t xml:space="preserve">Estrato agregado</w:t>
+            </w:r>
+          </w:p>
+        </w:tc>
+        <w:tc>
+          <w:tcPr/>
+          <w:p>
+            <w:pPr>
+              <w:pStyle w:val="Compact"/>
+              <w:jc w:val="left"/>
+            </w:pPr>
+            <w:r>
+              <w:t xml:space="preserve">Alto Parnaíba e Chapadas Sul</w:t>
+            </w:r>
+          </w:p>
+        </w:tc>
+        <w:tc>
+          <w:tcPr/>
+          <w:p>
+            <w:pPr>
+              <w:pStyle w:val="Compact"/>
+              <w:jc w:val="left"/>
+            </w:pPr>
+            <w:r>
+              <w:t xml:space="preserve">Tinha que cuidar dos afazeres domésticos</w:t>
+            </w:r>
+          </w:p>
+        </w:tc>
+        <w:tc>
+          <w:tcPr/>
+          <w:p>
+            <w:pPr>
+              <w:pStyle w:val="Compact"/>
+              <w:jc w:val="right"/>
+            </w:pPr>
+            <w:r>
+              <w:t xml:space="preserve">69,8</w:t>
+            </w:r>
+          </w:p>
+        </w:tc>
+        <w:tc>
+          <w:tcPr/>
+          <w:p>
+            <w:pPr>
+              <w:pStyle w:val="Compact"/>
+              <w:jc w:val="center"/>
+            </w:pPr>
+            <w:r>
+              <w:t xml:space="preserve">[55,3; 84,3]</w:t>
+            </w:r>
+          </w:p>
+        </w:tc>
+        <w:tc>
+          <w:tcPr/>
+          <w:p>
+            <w:pPr>
+              <w:pStyle w:val="Compact"/>
+              <w:jc w:val="right"/>
+            </w:pPr>
+            <w:r>
+              <w:t xml:space="preserve">10,6</w:t>
+            </w:r>
+          </w:p>
+        </w:tc>
+        <w:tc>
+          <w:tcPr/>
+          <w:p>
+            <w:pPr>
+              <w:pStyle w:val="Compact"/>
+              <w:jc w:val="left"/>
+            </w:pPr>
+            <w:r>
+              <w:t xml:space="preserve">boa</w:t>
+            </w:r>
+          </w:p>
+        </w:tc>
+      </w:tr>
+      <w:tr>
+        <w:tc>
+          <w:tcPr/>
+          <w:p>
+            <w:pPr>
+              <w:pStyle w:val="Compact"/>
+              <w:jc w:val="left"/>
+            </w:pPr>
+            <w:r>
+              <w:t xml:space="preserve">Estrato (7 dígitos)</w:t>
+            </w:r>
+          </w:p>
+        </w:tc>
+        <w:tc>
+          <w:tcPr/>
+          <w:p>
+            <w:pPr>
+              <w:pStyle w:val="Compact"/>
+              <w:jc w:val="left"/>
+            </w:pPr>
+            <w:r>
+              <w:t xml:space="preserve">maior: 2251022</w:t>
+            </w:r>
+          </w:p>
+        </w:tc>
+        <w:tc>
+          <w:tcPr/>
+          <w:p>
+            <w:pPr>
+              <w:pStyle w:val="Compact"/>
+              <w:jc w:val="left"/>
+            </w:pPr>
+            <w:r>
+              <w:t xml:space="preserve">Tinha que cuidar dos afazeres domésticos</w:t>
+            </w:r>
+          </w:p>
+        </w:tc>
+        <w:tc>
+          <w:tcPr/>
+          <w:p>
+            <w:pPr>
+              <w:pStyle w:val="Compact"/>
+              <w:jc w:val="right"/>
+            </w:pPr>
+            <w:r>
+              <w:t xml:space="preserve">100,0</w:t>
+            </w:r>
+          </w:p>
+        </w:tc>
+        <w:tc>
+          <w:tcPr/>
+          <w:p>
+            <w:pPr>
+              <w:pStyle w:val="Compact"/>
+              <w:jc w:val="center"/>
+            </w:pPr>
+            <w:r>
+              <w:t xml:space="preserve">[100,0; 100,0]</w:t>
+            </w:r>
+          </w:p>
+        </w:tc>
+        <w:tc>
+          <w:tcPr/>
+          <w:p>
+            <w:pPr>
+              <w:pStyle w:val="Compact"/>
+              <w:jc w:val="right"/>
+            </w:pPr>
+            <w:r>
+              <w:t xml:space="preserve">0,0</w:t>
+            </w:r>
+          </w:p>
+        </w:tc>
+        <w:tc>
+          <w:tcPr/>
+          <w:p>
+            <w:pPr>
+              <w:pStyle w:val="Compact"/>
+              <w:jc w:val="left"/>
+            </w:pPr>
+            <w:r>
+              <w:t xml:space="preserve">excelente</w:t>
+            </w:r>
+          </w:p>
+        </w:tc>
+      </w:tr>
+      <w:tr>
+        <w:tc>
+          <w:tcPr/>
+          <w:p>
+            <w:pPr>
+              <w:pStyle w:val="Compact"/>
+              <w:jc w:val="left"/>
+            </w:pPr>
+            <w:r>
+              <w:t xml:space="preserve">Estrato (7 dígitos)</w:t>
+            </w:r>
+          </w:p>
+        </w:tc>
+        <w:tc>
+          <w:tcPr/>
+          <w:p>
+            <w:pPr>
+              <w:pStyle w:val="Compact"/>
+              <w:jc w:val="left"/>
+            </w:pPr>
+            <w:r>
+              <w:t xml:space="preserve">menor: 2252011</w:t>
+            </w:r>
+          </w:p>
+        </w:tc>
+        <w:tc>
+          <w:tcPr/>
+          <w:p>
+            <w:pPr>
+              <w:pStyle w:val="Compact"/>
+              <w:jc w:val="left"/>
+            </w:pPr>
+            <w:r>
+              <w:t xml:space="preserve">Tinha que cuidar dos afazeres domésticos</w:t>
+            </w:r>
+          </w:p>
+        </w:tc>
+        <w:tc>
+          <w:tcPr/>
+          <w:p>
+            <w:pPr>
+              <w:pStyle w:val="Compact"/>
+              <w:jc w:val="right"/>
+            </w:pPr>
+            <w:r>
+              <w:t xml:space="preserve">50,5</w:t>
+            </w:r>
+          </w:p>
+        </w:tc>
+        <w:tc>
+          <w:tcPr/>
+          <w:p>
+            <w:pPr>
+              <w:pStyle w:val="Compact"/>
+              <w:jc w:val="center"/>
+            </w:pPr>
+            <w:r>
+              <w:t xml:space="preserve">[26,1; 74,8]</w:t>
+            </w:r>
+          </w:p>
+        </w:tc>
+        <w:tc>
+          <w:tcPr/>
+          <w:p>
+            <w:pPr>
+              <w:pStyle w:val="Compact"/>
+              <w:jc w:val="right"/>
+            </w:pPr>
+            <w:r>
+              <w:t xml:space="preserve">24,6</w:t>
+            </w:r>
+          </w:p>
+        </w:tc>
+        <w:tc>
+          <w:tcPr/>
+          <w:p>
+            <w:pPr>
+              <w:pStyle w:val="Compact"/>
+              <w:jc w:val="left"/>
+            </w:pPr>
+            <w:r>
+              <w:t xml:space="preserve">regular</w:t>
+            </w:r>
+          </w:p>
+        </w:tc>
+      </w:tr>
+      <w:tr>
+        <w:tc>
+          <w:tcPr/>
+          <w:p>
+            <w:pPr>
+              <w:pStyle w:val="Compact"/>
+              <w:jc w:val="left"/>
+            </w:pPr>
+            <w:r>
+              <w:t xml:space="preserve">Agregados</w:t>
+            </w:r>
+          </w:p>
+        </w:tc>
+        <w:tc>
+          <w:tcPr/>
+          <w:p>
+            <w:pPr>
+              <w:pStyle w:val="Compact"/>
+              <w:jc w:val="left"/>
+            </w:pPr>
+            <w:r>
+              <w:t xml:space="preserve">Brasil</w:t>
+            </w:r>
+          </w:p>
+        </w:tc>
+        <w:tc>
+          <w:tcPr/>
+          <w:p>
+            <w:pPr>
+              <w:pStyle w:val="Compact"/>
+              <w:jc w:val="left"/>
+            </w:pPr>
+            <w:r>
+              <w:t xml:space="preserve">Por problema de saúde ou gravidez</w:t>
+            </w:r>
+          </w:p>
+        </w:tc>
+        <w:tc>
+          <w:tcPr/>
+          <w:p>
+            <w:pPr>
+              <w:pStyle w:val="Compact"/>
+              <w:jc w:val="right"/>
+            </w:pPr>
+            <w:r>
+              <w:t xml:space="preserve">20,5</w:t>
+            </w:r>
+          </w:p>
+        </w:tc>
+        <w:tc>
+          <w:tcPr/>
+          <w:p>
+            <w:pPr>
+              <w:pStyle w:val="Compact"/>
+              <w:jc w:val="center"/>
+            </w:pPr>
+            <w:r>
+              <w:t xml:space="preserve">[19,4; 21,5]</w:t>
+            </w:r>
+          </w:p>
+        </w:tc>
+        <w:tc>
+          <w:tcPr/>
+          <w:p>
+            <w:pPr>
+              <w:pStyle w:val="Compact"/>
+              <w:jc w:val="right"/>
+            </w:pPr>
+            <w:r>
+              <w:t xml:space="preserve">2,7</w:t>
+            </w:r>
+          </w:p>
+        </w:tc>
+        <w:tc>
+          <w:tcPr/>
+          <w:p>
+            <w:pPr>
+              <w:pStyle w:val="Compact"/>
+              <w:jc w:val="left"/>
+            </w:pPr>
+            <w:r>
+              <w:t xml:space="preserve">excelente</w:t>
+            </w:r>
+          </w:p>
+        </w:tc>
+      </w:tr>
+      <w:tr>
+        <w:tc>
+          <w:tcPr/>
+          <w:p>
+            <w:pPr>
+              <w:pStyle w:val="Compact"/>
+              <w:jc w:val="left"/>
+            </w:pPr>
+            <w:r>
+              <w:t xml:space="preserve">Agregados</w:t>
+            </w:r>
+          </w:p>
+        </w:tc>
+        <w:tc>
+          <w:tcPr/>
+          <w:p>
+            <w:pPr>
+              <w:pStyle w:val="Compact"/>
+              <w:jc w:val="left"/>
+            </w:pPr>
+            <w:r>
+              <w:t xml:space="preserve">Nordeste</w:t>
+            </w:r>
+          </w:p>
+        </w:tc>
+        <w:tc>
+          <w:tcPr/>
+          <w:p>
+            <w:pPr>
+              <w:pStyle w:val="Compact"/>
+              <w:jc w:val="left"/>
+            </w:pPr>
+            <w:r>
+              <w:t xml:space="preserve">Por problema de saúde ou gravidez</w:t>
+            </w:r>
+          </w:p>
+        </w:tc>
+        <w:tc>
+          <w:tcPr/>
+          <w:p>
+            <w:pPr>
+              <w:pStyle w:val="Compact"/>
+              <w:jc w:val="right"/>
+            </w:pPr>
+            <w:r>
+              <w:t xml:space="preserve">20,1</w:t>
+            </w:r>
+          </w:p>
+        </w:tc>
+        <w:tc>
+          <w:tcPr/>
+          <w:p>
+            <w:pPr>
+              <w:pStyle w:val="Compact"/>
+              <w:jc w:val="center"/>
+            </w:pPr>
+            <w:r>
+              <w:t xml:space="preserve">[18,9; 21,4]</w:t>
+            </w:r>
+          </w:p>
+        </w:tc>
+        <w:tc>
+          <w:tcPr/>
+          <w:p>
+            <w:pPr>
+              <w:pStyle w:val="Compact"/>
+              <w:jc w:val="right"/>
+            </w:pPr>
+            <w:r>
+              <w:t xml:space="preserve">3,1</w:t>
+            </w:r>
+          </w:p>
+        </w:tc>
+        <w:tc>
+          <w:tcPr/>
+          <w:p>
+            <w:pPr>
+              <w:pStyle w:val="Compact"/>
+              <w:jc w:val="left"/>
+            </w:pPr>
+            <w:r>
+              <w:t xml:space="preserve">excelente</w:t>
+            </w:r>
+          </w:p>
+        </w:tc>
+      </w:tr>
+      <w:tr>
+        <w:tc>
+          <w:tcPr/>
+          <w:p>
+            <w:pPr>
+              <w:pStyle w:val="Compact"/>
+              <w:jc w:val="left"/>
+            </w:pPr>
+            <w:r>
+              <w:t xml:space="preserve">Agregados</w:t>
+            </w:r>
+          </w:p>
+        </w:tc>
+        <w:tc>
+          <w:tcPr/>
+          <w:p>
+            <w:pPr>
+              <w:pStyle w:val="Compact"/>
+              <w:jc w:val="left"/>
+            </w:pPr>
+            <w:r>
+              <w:t xml:space="preserve">Piauí</w:t>
+            </w:r>
+          </w:p>
+        </w:tc>
+        <w:tc>
+          <w:tcPr/>
+          <w:p>
+            <w:pPr>
+              <w:pStyle w:val="Compact"/>
+              <w:jc w:val="left"/>
+            </w:pPr>
+            <w:r>
+              <w:t xml:space="preserve">Por problema de saúde ou gravidez</w:t>
+            </w:r>
+          </w:p>
+        </w:tc>
+        <w:tc>
+          <w:tcPr/>
+          <w:p>
+            <w:pPr>
+              <w:pStyle w:val="Compact"/>
+              <w:jc w:val="right"/>
+            </w:pPr>
+            <w:r>
+              <w:t xml:space="preserve">26,3</w:t>
+            </w:r>
+          </w:p>
+        </w:tc>
+        <w:tc>
+          <w:tcPr/>
+          <w:p>
+            <w:pPr>
+              <w:pStyle w:val="Compact"/>
+              <w:jc w:val="center"/>
+            </w:pPr>
+            <w:r>
+              <w:t xml:space="preserve">[21,1; 31,4]</w:t>
+            </w:r>
+          </w:p>
+        </w:tc>
+        <w:tc>
+          <w:tcPr/>
+          <w:p>
+            <w:pPr>
+              <w:pStyle w:val="Compact"/>
+              <w:jc w:val="right"/>
+            </w:pPr>
+            <w:r>
+              <w:t xml:space="preserve">10,0</w:t>
+            </w:r>
+          </w:p>
+        </w:tc>
+        <w:tc>
+          <w:tcPr/>
+          <w:p>
+            <w:pPr>
+              <w:pStyle w:val="Compact"/>
+              <w:jc w:val="left"/>
+            </w:pPr>
+            <w:r>
+              <w:t xml:space="preserve">boa</w:t>
+            </w:r>
+          </w:p>
+        </w:tc>
+      </w:tr>
+      <w:tr>
+        <w:tc>
+          <w:tcPr/>
+          <w:p>
+            <w:pPr>
+              <w:pStyle w:val="Compact"/>
+              <w:jc w:val="left"/>
+            </w:pPr>
+            <w:r>
+              <w:t xml:space="preserve">Agregados</w:t>
+            </w:r>
+          </w:p>
+        </w:tc>
+        <w:tc>
+          <w:tcPr/>
+          <w:p>
+            <w:pPr>
+              <w:pStyle w:val="Compact"/>
+              <w:jc w:val="left"/>
+            </w:pPr>
+            <w:r>
+              <w:t xml:space="preserve">Teresina</w:t>
+            </w:r>
+          </w:p>
+        </w:tc>
+        <w:tc>
+          <w:tcPr/>
+          <w:p>
+            <w:pPr>
+              <w:pStyle w:val="Compact"/>
+              <w:jc w:val="left"/>
+            </w:pPr>
+            <w:r>
+              <w:t xml:space="preserve">Por problema de saúde ou gravidez</w:t>
+            </w:r>
+          </w:p>
+        </w:tc>
+        <w:tc>
+          <w:tcPr/>
+          <w:p>
+            <w:pPr>
+              <w:pStyle w:val="Compact"/>
+              <w:jc w:val="right"/>
+            </w:pPr>
+            <w:r>
+              <w:t xml:space="preserve">20,6</w:t>
+            </w:r>
+          </w:p>
+        </w:tc>
+        <w:tc>
+          <w:tcPr/>
+          <w:p>
+            <w:pPr>
+              <w:pStyle w:val="Compact"/>
+              <w:jc w:val="center"/>
+            </w:pPr>
+            <w:r>
+              <w:t xml:space="preserve">[13,1; 28,1]</w:t>
+            </w:r>
+          </w:p>
+        </w:tc>
+        <w:tc>
+          <w:tcPr/>
+          <w:p>
+            <w:pPr>
+              <w:pStyle w:val="Compact"/>
+              <w:jc w:val="right"/>
+            </w:pPr>
+            <w:r>
+              <w:t xml:space="preserve">18,6</w:t>
+            </w:r>
+          </w:p>
+        </w:tc>
+        <w:tc>
+          <w:tcPr/>
+          <w:p>
+            <w:pPr>
+              <w:pStyle w:val="Compact"/>
+              <w:jc w:val="left"/>
+            </w:pPr>
+            <w:r>
+              <w:t xml:space="preserve">regular</w:t>
+            </w:r>
+          </w:p>
+        </w:tc>
+      </w:tr>
+      <w:tr>
+        <w:tc>
+          <w:tcPr/>
+          <w:p>
+            <w:pPr>
+              <w:pStyle w:val="Compact"/>
+              <w:jc w:val="left"/>
+            </w:pPr>
+            <w:r>
+              <w:t xml:space="preserve">Zona</w:t>
+            </w:r>
+          </w:p>
+        </w:tc>
+        <w:tc>
+          <w:tcPr/>
+          <w:p>
+            <w:pPr>
+              <w:pStyle w:val="Compact"/>
+              <w:jc w:val="left"/>
+            </w:pPr>
+            <w:r>
+              <w:t xml:space="preserve">Urbana</w:t>
+            </w:r>
+          </w:p>
+        </w:tc>
+        <w:tc>
+          <w:tcPr/>
+          <w:p>
+            <w:pPr>
+              <w:pStyle w:val="Compact"/>
+              <w:jc w:val="left"/>
+            </w:pPr>
+            <w:r>
+              <w:t xml:space="preserve">Por problema de saúde ou gravidez</w:t>
+            </w:r>
+          </w:p>
+        </w:tc>
+        <w:tc>
+          <w:tcPr/>
+          <w:p>
+            <w:pPr>
+              <w:pStyle w:val="Compact"/>
+              <w:jc w:val="right"/>
+            </w:pPr>
+            <w:r>
+              <w:t xml:space="preserve">26,5</w:t>
+            </w:r>
+          </w:p>
+        </w:tc>
+        <w:tc>
+          <w:tcPr/>
+          <w:p>
+            <w:pPr>
+              <w:pStyle w:val="Compact"/>
+              <w:jc w:val="center"/>
+            </w:pPr>
+            <w:r>
+              <w:t xml:space="preserve">[20,0; 33,0]</w:t>
+            </w:r>
+          </w:p>
+        </w:tc>
+        <w:tc>
+          <w:tcPr/>
+          <w:p>
+            <w:pPr>
+              <w:pStyle w:val="Compact"/>
+              <w:jc w:val="right"/>
+            </w:pPr>
+            <w:r>
+              <w:t xml:space="preserve">12,5</w:t>
+            </w:r>
+          </w:p>
+        </w:tc>
+        <w:tc>
+          <w:tcPr/>
+          <w:p>
+            <w:pPr>
+              <w:pStyle w:val="Compact"/>
+              <w:jc w:val="left"/>
+            </w:pPr>
+            <w:r>
+              <w:t xml:space="preserve">boa</w:t>
+            </w:r>
+          </w:p>
+        </w:tc>
+      </w:tr>
+      <w:tr>
+        <w:tc>
+          <w:tcPr/>
+          <w:p>
+            <w:pPr>
+              <w:pStyle w:val="Compact"/>
+              <w:jc w:val="left"/>
+            </w:pPr>
+            <w:r>
+              <w:t xml:space="preserve">Zona</w:t>
+            </w:r>
+          </w:p>
+        </w:tc>
+        <w:tc>
+          <w:tcPr/>
+          <w:p>
+            <w:pPr>
+              <w:pStyle w:val="Compact"/>
+              <w:jc w:val="left"/>
+            </w:pPr>
+            <w:r>
+              <w:t xml:space="preserve">Rural</w:t>
+            </w:r>
+          </w:p>
+        </w:tc>
+        <w:tc>
+          <w:tcPr/>
+          <w:p>
+            <w:pPr>
+              <w:pStyle w:val="Compact"/>
+              <w:jc w:val="left"/>
+            </w:pPr>
+            <w:r>
+              <w:t xml:space="preserve">Por problema de saúde ou gravidez</w:t>
+            </w:r>
+          </w:p>
+        </w:tc>
+        <w:tc>
+          <w:tcPr/>
+          <w:p>
+            <w:pPr>
+              <w:pStyle w:val="Compact"/>
+              <w:jc w:val="right"/>
+            </w:pPr>
+            <w:r>
+              <w:t xml:space="preserve">25,8</w:t>
+            </w:r>
+          </w:p>
+        </w:tc>
+        <w:tc>
+          <w:tcPr/>
+          <w:p>
+            <w:pPr>
+              <w:pStyle w:val="Compact"/>
+              <w:jc w:val="center"/>
+            </w:pPr>
+            <w:r>
+              <w:t xml:space="preserve">[17,1; 34,6]</w:t>
+            </w:r>
+          </w:p>
+        </w:tc>
+        <w:tc>
+          <w:tcPr/>
+          <w:p>
+            <w:pPr>
+              <w:pStyle w:val="Compact"/>
+              <w:jc w:val="right"/>
+            </w:pPr>
+            <w:r>
+              <w:t xml:space="preserve">17,3</w:t>
+            </w:r>
+          </w:p>
+        </w:tc>
+        <w:tc>
+          <w:tcPr/>
+          <w:p>
+            <w:pPr>
+              <w:pStyle w:val="Compact"/>
+              <w:jc w:val="left"/>
+            </w:pPr>
+            <w:r>
+              <w:t xml:space="preserve">regular</w:t>
+            </w:r>
+          </w:p>
+        </w:tc>
+      </w:tr>
+      <w:tr>
+        <w:tc>
+          <w:tcPr/>
+          <w:p>
+            <w:pPr>
+              <w:pStyle w:val="Compact"/>
+              <w:jc w:val="left"/>
+            </w:pPr>
+            <w:r>
+              <w:t xml:space="preserve">Administrativo</w:t>
+            </w:r>
+          </w:p>
+        </w:tc>
+        <w:tc>
+          <w:tcPr/>
+          <w:p>
+            <w:pPr>
+              <w:pStyle w:val="Compact"/>
+              <w:jc w:val="left"/>
+            </w:pPr>
+            <w:r>
+              <w:t xml:space="preserve">Capital</w:t>
+            </w:r>
+          </w:p>
+        </w:tc>
+        <w:tc>
+          <w:tcPr/>
+          <w:p>
+            <w:pPr>
+              <w:pStyle w:val="Compact"/>
+              <w:jc w:val="left"/>
+            </w:pPr>
+            <w:r>
+              <w:t xml:space="preserve">Por problema de saúde ou gravidez</w:t>
+            </w:r>
+          </w:p>
+        </w:tc>
+        <w:tc>
+          <w:tcPr/>
+          <w:p>
+            <w:pPr>
+              <w:pStyle w:val="Compact"/>
+              <w:jc w:val="right"/>
+            </w:pPr>
+            <w:r>
+              <w:t xml:space="preserve">20,6</w:t>
+            </w:r>
+          </w:p>
+        </w:tc>
+        <w:tc>
+          <w:tcPr/>
+          <w:p>
+            <w:pPr>
+              <w:pStyle w:val="Compact"/>
+              <w:jc w:val="center"/>
+            </w:pPr>
+            <w:r>
+              <w:t xml:space="preserve">[13,1; 28,1]</w:t>
+            </w:r>
+          </w:p>
+        </w:tc>
+        <w:tc>
+          <w:tcPr/>
+          <w:p>
+            <w:pPr>
+              <w:pStyle w:val="Compact"/>
+              <w:jc w:val="right"/>
+            </w:pPr>
+            <w:r>
+              <w:t xml:space="preserve">18,6</w:t>
+            </w:r>
+          </w:p>
+        </w:tc>
+        <w:tc>
+          <w:tcPr/>
+          <w:p>
+            <w:pPr>
+              <w:pStyle w:val="Compact"/>
+              <w:jc w:val="left"/>
+            </w:pPr>
+            <w:r>
+              <w:t xml:space="preserve">regular</w:t>
+            </w:r>
+          </w:p>
+        </w:tc>
+      </w:tr>
+      <w:tr>
+        <w:tc>
+          <w:tcPr/>
+          <w:p>
+            <w:pPr>
+              <w:pStyle w:val="Compact"/>
+              <w:jc w:val="left"/>
+            </w:pPr>
+            <w:r>
+              <w:t xml:space="preserve">Administrativo</w:t>
+            </w:r>
+          </w:p>
+        </w:tc>
+        <w:tc>
+          <w:tcPr/>
+          <w:p>
+            <w:pPr>
+              <w:pStyle w:val="Compact"/>
+              <w:jc w:val="left"/>
+            </w:pPr>
+            <w:r>
+              <w:t xml:space="preserve">Resto da RIDE</w:t>
+            </w:r>
+          </w:p>
+        </w:tc>
+        <w:tc>
+          <w:tcPr/>
+          <w:p>
+            <w:pPr>
+              <w:pStyle w:val="Compact"/>
+              <w:jc w:val="left"/>
+            </w:pPr>
+            <w:r>
+              <w:t xml:space="preserve">Por problema de saúde ou gravidez</w:t>
+            </w:r>
+          </w:p>
+        </w:tc>
+        <w:tc>
+          <w:tcPr/>
+          <w:p>
+            <w:pPr>
+              <w:pStyle w:val="Compact"/>
+              <w:jc w:val="right"/>
+            </w:pPr>
+            <w:r>
+              <w:t xml:space="preserve">20,1</w:t>
+            </w:r>
+          </w:p>
+        </w:tc>
+        <w:tc>
+          <w:tcPr/>
+          <w:p>
+            <w:pPr>
+              <w:pStyle w:val="Compact"/>
+              <w:jc w:val="center"/>
+            </w:pPr>
+            <w:r>
+              <w:t xml:space="preserve">[4,9; 35,2]</w:t>
+            </w:r>
+          </w:p>
+        </w:tc>
+        <w:tc>
+          <w:tcPr/>
+          <w:p>
+            <w:pPr>
+              <w:pStyle w:val="Compact"/>
+              <w:jc w:val="right"/>
+            </w:pPr>
+            <w:r>
+              <w:t xml:space="preserve">38,5</w:t>
+            </w:r>
+          </w:p>
+        </w:tc>
+        <w:tc>
+          <w:tcPr/>
+          <w:p>
+            <w:pPr>
+              <w:pStyle w:val="Compact"/>
+              <w:jc w:val="left"/>
+            </w:pPr>
+            <w:r>
+              <w:t xml:space="preserve">baixa</w:t>
+            </w:r>
+          </w:p>
+        </w:tc>
+      </w:tr>
+      <w:tr>
+        <w:tc>
+          <w:tcPr/>
+          <w:p>
+            <w:pPr>
+              <w:pStyle w:val="Compact"/>
+              <w:jc w:val="left"/>
+            </w:pPr>
+            <w:r>
+              <w:t xml:space="preserve">Administrativo</w:t>
+            </w:r>
+          </w:p>
+        </w:tc>
+        <w:tc>
+          <w:tcPr/>
+          <w:p>
+            <w:pPr>
+              <w:pStyle w:val="Compact"/>
+              <w:jc w:val="left"/>
+            </w:pPr>
+            <w:r>
+              <w:t xml:space="preserve">Resto da UF</w:t>
+            </w:r>
+          </w:p>
+        </w:tc>
+        <w:tc>
+          <w:tcPr/>
+          <w:p>
+            <w:pPr>
+              <w:pStyle w:val="Compact"/>
+              <w:jc w:val="left"/>
+            </w:pPr>
+            <w:r>
+              <w:t xml:space="preserve">Por problema de saúde ou gravidez</w:t>
+            </w:r>
+          </w:p>
+        </w:tc>
+        <w:tc>
+          <w:tcPr/>
+          <w:p>
+            <w:pPr>
+              <w:pStyle w:val="Compact"/>
+              <w:jc w:val="right"/>
+            </w:pPr>
+            <w:r>
+              <w:t xml:space="preserve">28,6</w:t>
+            </w:r>
+          </w:p>
+        </w:tc>
+        <w:tc>
+          <w:tcPr/>
+          <w:p>
+            <w:pPr>
+              <w:pStyle w:val="Compact"/>
+              <w:jc w:val="center"/>
+            </w:pPr>
+            <w:r>
+              <w:t xml:space="preserve">[22,0; 35,2]</w:t>
+            </w:r>
+          </w:p>
+        </w:tc>
+        <w:tc>
+          <w:tcPr/>
+          <w:p>
+            <w:pPr>
+              <w:pStyle w:val="Compact"/>
+              <w:jc w:val="right"/>
+            </w:pPr>
+            <w:r>
+              <w:t xml:space="preserve">11,8</w:t>
+            </w:r>
+          </w:p>
+        </w:tc>
+        <w:tc>
+          <w:tcPr/>
+          <w:p>
+            <w:pPr>
+              <w:pStyle w:val="Compact"/>
+              <w:jc w:val="left"/>
+            </w:pPr>
+            <w:r>
+              <w:t xml:space="preserve">boa</w:t>
+            </w:r>
+          </w:p>
+        </w:tc>
+      </w:tr>
+      <w:tr>
+        <w:tc>
+          <w:tcPr/>
+          <w:p>
+            <w:pPr>
+              <w:pStyle w:val="Compact"/>
+              <w:jc w:val="left"/>
+            </w:pPr>
+            <w:r>
+              <w:t xml:space="preserve">Estrato agregado</w:t>
+            </w:r>
+          </w:p>
+        </w:tc>
+        <w:tc>
+          <w:tcPr/>
+          <w:p>
+            <w:pPr>
+              <w:pStyle w:val="Compact"/>
+              <w:jc w:val="left"/>
+            </w:pPr>
+            <w:r>
+              <w:t xml:space="preserve">Teresina</w:t>
+            </w:r>
+          </w:p>
+        </w:tc>
+        <w:tc>
+          <w:tcPr/>
+          <w:p>
+            <w:pPr>
+              <w:pStyle w:val="Compact"/>
+              <w:jc w:val="left"/>
+            </w:pPr>
+            <w:r>
+              <w:t xml:space="preserve">Por problema de saúde ou gravidez</w:t>
+            </w:r>
+          </w:p>
+        </w:tc>
+        <w:tc>
+          <w:tcPr/>
+          <w:p>
+            <w:pPr>
+              <w:pStyle w:val="Compact"/>
+              <w:jc w:val="right"/>
+            </w:pPr>
+            <w:r>
+              <w:t xml:space="preserve">20,6</w:t>
+            </w:r>
+          </w:p>
+        </w:tc>
+        <w:tc>
+          <w:tcPr/>
+          <w:p>
+            <w:pPr>
+              <w:pStyle w:val="Compact"/>
+              <w:jc w:val="center"/>
+            </w:pPr>
+            <w:r>
+              <w:t xml:space="preserve">[13,1; 28,1]</w:t>
+            </w:r>
+          </w:p>
+        </w:tc>
+        <w:tc>
+          <w:tcPr/>
+          <w:p>
+            <w:pPr>
+              <w:pStyle w:val="Compact"/>
+              <w:jc w:val="right"/>
+            </w:pPr>
+            <w:r>
+              <w:t xml:space="preserve">18,6</w:t>
+            </w:r>
+          </w:p>
+        </w:tc>
+        <w:tc>
+          <w:tcPr/>
+          <w:p>
+            <w:pPr>
+              <w:pStyle w:val="Compact"/>
+              <w:jc w:val="left"/>
+            </w:pPr>
+            <w:r>
+              <w:t xml:space="preserve">regular</w:t>
+            </w:r>
+          </w:p>
+        </w:tc>
+      </w:tr>
+      <w:tr>
+        <w:tc>
+          <w:tcPr/>
+          <w:p>
+            <w:pPr>
+              <w:pStyle w:val="Compact"/>
+              <w:jc w:val="left"/>
+            </w:pPr>
+            <w:r>
+              <w:t xml:space="preserve">Estrato agregado</w:t>
+            </w:r>
+          </w:p>
+        </w:tc>
+        <w:tc>
+          <w:tcPr/>
+          <w:p>
+            <w:pPr>
+              <w:pStyle w:val="Compact"/>
+              <w:jc w:val="left"/>
+            </w:pPr>
+            <w:r>
+              <w:t xml:space="preserve">Entorno metropolitano</w:t>
+            </w:r>
+          </w:p>
+        </w:tc>
+        <w:tc>
+          <w:tcPr/>
+          <w:p>
+            <w:pPr>
+              <w:pStyle w:val="Compact"/>
+              <w:jc w:val="left"/>
+            </w:pPr>
+            <w:r>
+              <w:t xml:space="preserve">Por problema de saúde ou gravidez</w:t>
+            </w:r>
+          </w:p>
+        </w:tc>
+        <w:tc>
+          <w:tcPr/>
+          <w:p>
+            <w:pPr>
+              <w:pStyle w:val="Compact"/>
+              <w:jc w:val="right"/>
+            </w:pPr>
+            <w:r>
+              <w:t xml:space="preserve">20,1</w:t>
+            </w:r>
+          </w:p>
+        </w:tc>
+        <w:tc>
+          <w:tcPr/>
+          <w:p>
+            <w:pPr>
+              <w:pStyle w:val="Compact"/>
+              <w:jc w:val="center"/>
+            </w:pPr>
+            <w:r>
+              <w:t xml:space="preserve">[4,9; 35,2]</w:t>
+            </w:r>
+          </w:p>
+        </w:tc>
+        <w:tc>
+          <w:tcPr/>
+          <w:p>
+            <w:pPr>
+              <w:pStyle w:val="Compact"/>
+              <w:jc w:val="right"/>
+            </w:pPr>
+            <w:r>
+              <w:t xml:space="preserve">38,5</w:t>
+            </w:r>
+          </w:p>
+        </w:tc>
+        <w:tc>
+          <w:tcPr/>
+          <w:p>
+            <w:pPr>
+              <w:pStyle w:val="Compact"/>
+              <w:jc w:val="left"/>
+            </w:pPr>
+            <w:r>
+              <w:t xml:space="preserve">baixa</w:t>
+            </w:r>
+          </w:p>
+        </w:tc>
+      </w:tr>
+      <w:tr>
+        <w:tc>
+          <w:tcPr/>
+          <w:p>
+            <w:pPr>
+              <w:pStyle w:val="Compact"/>
+              <w:jc w:val="left"/>
+            </w:pPr>
+            <w:r>
+              <w:t xml:space="preserve">Estrato agregado</w:t>
+            </w:r>
+          </w:p>
+        </w:tc>
+        <w:tc>
+          <w:tcPr/>
+          <w:p>
+            <w:pPr>
+              <w:pStyle w:val="Compact"/>
+              <w:jc w:val="left"/>
+            </w:pPr>
+            <w:r>
+              <w:t xml:space="preserve">Centro-Leste</w:t>
+            </w:r>
+          </w:p>
+        </w:tc>
+        <w:tc>
+          <w:tcPr/>
+          <w:p>
+            <w:pPr>
+              <w:pStyle w:val="Compact"/>
+              <w:jc w:val="left"/>
+            </w:pPr>
+            <w:r>
+              <w:t xml:space="preserve">Por problema de saúde ou gravidez</w:t>
+            </w:r>
+          </w:p>
+        </w:tc>
+        <w:tc>
+          <w:tcPr/>
+          <w:p>
+            <w:pPr>
+              <w:pStyle w:val="Compact"/>
+              <w:jc w:val="right"/>
+            </w:pPr>
+            <w:r>
+              <w:t xml:space="preserve">34,7</w:t>
+            </w:r>
+          </w:p>
+        </w:tc>
+        <w:tc>
+          <w:tcPr/>
+          <w:p>
+            <w:pPr>
+              <w:pStyle w:val="Compact"/>
+              <w:jc w:val="center"/>
+            </w:pPr>
+            <w:r>
+              <w:t xml:space="preserve">[22,8; 46,6]</w:t>
+            </w:r>
+          </w:p>
+        </w:tc>
+        <w:tc>
+          <w:tcPr/>
+          <w:p>
+            <w:pPr>
+              <w:pStyle w:val="Compact"/>
+              <w:jc w:val="right"/>
+            </w:pPr>
+            <w:r>
+              <w:t xml:space="preserve">17,5</w:t>
+            </w:r>
+          </w:p>
+        </w:tc>
+        <w:tc>
+          <w:tcPr/>
+          <w:p>
+            <w:pPr>
+              <w:pStyle w:val="Compact"/>
+              <w:jc w:val="left"/>
+            </w:pPr>
+            <w:r>
+              <w:t xml:space="preserve">regular</w:t>
+            </w:r>
+          </w:p>
+        </w:tc>
+      </w:tr>
+      <w:tr>
+        <w:tc>
+          <w:tcPr/>
+          <w:p>
+            <w:pPr>
+              <w:pStyle w:val="Compact"/>
+              <w:jc w:val="left"/>
+            </w:pPr>
+            <w:r>
+              <w:t xml:space="preserve">Estrato agregado</w:t>
+            </w:r>
+          </w:p>
+        </w:tc>
+        <w:tc>
+          <w:tcPr/>
+          <w:p>
+            <w:pPr>
+              <w:pStyle w:val="Compact"/>
+              <w:jc w:val="left"/>
+            </w:pPr>
+            <w:r>
+              <w:t xml:space="preserve">Baixo Parnaíba</w:t>
+            </w:r>
+          </w:p>
+        </w:tc>
+        <w:tc>
+          <w:tcPr/>
+          <w:p>
+            <w:pPr>
+              <w:pStyle w:val="Compact"/>
+              <w:jc w:val="left"/>
+            </w:pPr>
+            <w:r>
+              <w:t xml:space="preserve">Por problema de saúde ou gravidez</w:t>
+            </w:r>
+          </w:p>
+        </w:tc>
+        <w:tc>
+          <w:tcPr/>
+          <w:p>
+            <w:pPr>
+              <w:pStyle w:val="Compact"/>
+              <w:jc w:val="right"/>
+            </w:pPr>
+            <w:r>
+              <w:t xml:space="preserve">30,9</w:t>
+            </w:r>
+          </w:p>
+        </w:tc>
+        <w:tc>
+          <w:tcPr/>
+          <w:p>
+            <w:pPr>
+              <w:pStyle w:val="Compact"/>
+              <w:jc w:val="center"/>
+            </w:pPr>
+            <w:r>
+              <w:t xml:space="preserve">[19,4; 42,3]</w:t>
+            </w:r>
+          </w:p>
+        </w:tc>
+        <w:tc>
+          <w:tcPr/>
+          <w:p>
+            <w:pPr>
+              <w:pStyle w:val="Compact"/>
+              <w:jc w:val="right"/>
+            </w:pPr>
+            <w:r>
+              <w:t xml:space="preserve">19,0</w:t>
+            </w:r>
+          </w:p>
+        </w:tc>
+        <w:tc>
+          <w:tcPr/>
+          <w:p>
+            <w:pPr>
+              <w:pStyle w:val="Compact"/>
+              <w:jc w:val="left"/>
+            </w:pPr>
+            <w:r>
+              <w:t xml:space="preserve">regular</w:t>
+            </w:r>
+          </w:p>
+        </w:tc>
+      </w:tr>
+      <w:tr>
+        <w:tc>
+          <w:tcPr/>
+          <w:p>
+            <w:pPr>
+              <w:pStyle w:val="Compact"/>
+              <w:jc w:val="left"/>
+            </w:pPr>
+            <w:r>
+              <w:t xml:space="preserve">Estrato agregado</w:t>
+            </w:r>
+          </w:p>
+        </w:tc>
+        <w:tc>
+          <w:tcPr/>
+          <w:p>
+            <w:pPr>
+              <w:pStyle w:val="Compact"/>
+              <w:jc w:val="left"/>
+            </w:pPr>
+            <w:r>
+              <w:t xml:space="preserve">Alto Parnaíba e Chapadas Sul</w:t>
+            </w:r>
+          </w:p>
+        </w:tc>
+        <w:tc>
+          <w:tcPr/>
+          <w:p>
+            <w:pPr>
+              <w:pStyle w:val="Compact"/>
+              <w:jc w:val="left"/>
+            </w:pPr>
+            <w:r>
+              <w:t xml:space="preserve">Por problema de saúde ou gravidez</w:t>
+            </w:r>
+          </w:p>
+        </w:tc>
+        <w:tc>
+          <w:tcPr/>
+          <w:p>
+            <w:pPr>
+              <w:pStyle w:val="Compact"/>
+              <w:jc w:val="right"/>
+            </w:pPr>
+            <w:r>
+              <w:t xml:space="preserve">16,4</w:t>
+            </w:r>
+          </w:p>
+        </w:tc>
+        <w:tc>
+          <w:tcPr/>
+          <w:p>
+            <w:pPr>
+              <w:pStyle w:val="Compact"/>
+              <w:jc w:val="center"/>
+            </w:pPr>
+            <w:r>
+              <w:t xml:space="preserve">[4,8; 28,0]</w:t>
+            </w:r>
+          </w:p>
+        </w:tc>
+        <w:tc>
+          <w:tcPr/>
+          <w:p>
+            <w:pPr>
+              <w:pStyle w:val="Compact"/>
+              <w:jc w:val="right"/>
+            </w:pPr>
+            <w:r>
+              <w:t xml:space="preserve">36,0</w:t>
+            </w:r>
+          </w:p>
+        </w:tc>
+        <w:tc>
+          <w:tcPr/>
+          <w:p>
+            <w:pPr>
+              <w:pStyle w:val="Compact"/>
+              <w:jc w:val="left"/>
+            </w:pPr>
+            <w:r>
+              <w:t xml:space="preserve">baixa</w:t>
+            </w:r>
+          </w:p>
+        </w:tc>
+      </w:tr>
+      <w:tr>
+        <w:tc>
+          <w:tcPr/>
+          <w:p>
+            <w:pPr>
+              <w:pStyle w:val="Compact"/>
+              <w:jc w:val="left"/>
+            </w:pPr>
+            <w:r>
+              <w:t xml:space="preserve">Estrato (7 dígitos)</w:t>
+            </w:r>
+          </w:p>
+        </w:tc>
+        <w:tc>
+          <w:tcPr/>
+          <w:p>
+            <w:pPr>
+              <w:pStyle w:val="Compact"/>
+              <w:jc w:val="left"/>
+            </w:pPr>
+            <w:r>
+              <w:t xml:space="preserve">maior: 2252011</w:t>
+            </w:r>
+          </w:p>
+        </w:tc>
+        <w:tc>
+          <w:tcPr/>
+          <w:p>
+            <w:pPr>
+              <w:pStyle w:val="Compact"/>
+              <w:jc w:val="left"/>
+            </w:pPr>
+            <w:r>
+              <w:t xml:space="preserve">Por problema de saúde ou gravidez</w:t>
+            </w:r>
+          </w:p>
+        </w:tc>
+        <w:tc>
+          <w:tcPr/>
+          <w:p>
+            <w:pPr>
+              <w:pStyle w:val="Compact"/>
+              <w:jc w:val="right"/>
+            </w:pPr>
+            <w:r>
+              <w:t xml:space="preserve">46,4</w:t>
+            </w:r>
+          </w:p>
+        </w:tc>
+        <w:tc>
+          <w:tcPr/>
+          <w:p>
+            <w:pPr>
+              <w:pStyle w:val="Compact"/>
+              <w:jc w:val="center"/>
+            </w:pPr>
+            <w:r>
+              <w:t xml:space="preserve">[22,0; 70,8]</w:t>
+            </w:r>
+          </w:p>
+        </w:tc>
+        <w:tc>
+          <w:tcPr/>
+          <w:p>
+            <w:pPr>
+              <w:pStyle w:val="Compact"/>
+              <w:jc w:val="right"/>
+            </w:pPr>
+            <w:r>
+              <w:t xml:space="preserve">26,8</w:t>
+            </w:r>
+          </w:p>
+        </w:tc>
+        <w:tc>
+          <w:tcPr/>
+          <w:p>
+            <w:pPr>
+              <w:pStyle w:val="Compact"/>
+              <w:jc w:val="left"/>
+            </w:pPr>
+            <w:r>
+              <w:t xml:space="preserve">regular</w:t>
+            </w:r>
+          </w:p>
+        </w:tc>
+      </w:tr>
+      <w:tr>
+        <w:tc>
+          <w:tcPr/>
+          <w:p>
+            <w:pPr>
+              <w:pStyle w:val="Compact"/>
+              <w:jc w:val="left"/>
+            </w:pPr>
+            <w:r>
+              <w:t xml:space="preserve">Estrato (7 dígitos)</w:t>
+            </w:r>
+          </w:p>
+        </w:tc>
+        <w:tc>
+          <w:tcPr/>
+          <w:p>
+            <w:pPr>
+              <w:pStyle w:val="Compact"/>
+              <w:jc w:val="left"/>
+            </w:pPr>
+            <w:r>
+              <w:t xml:space="preserve">menor: 2210011</w:t>
+            </w:r>
+          </w:p>
+        </w:tc>
+        <w:tc>
+          <w:tcPr/>
+          <w:p>
+            <w:pPr>
+              <w:pStyle w:val="Compact"/>
+              <w:jc w:val="left"/>
+            </w:pPr>
+            <w:r>
+              <w:t xml:space="preserve">Por problema de saúde ou gravidez</w:t>
+            </w:r>
+          </w:p>
+        </w:tc>
+        <w:tc>
+          <w:tcPr/>
+          <w:p>
+            <w:pPr>
+              <w:pStyle w:val="Compact"/>
+              <w:jc w:val="right"/>
+            </w:pPr>
+            <w:r>
+              <w:t xml:space="preserve">20,9</w:t>
+            </w:r>
+          </w:p>
+        </w:tc>
+        <w:tc>
+          <w:tcPr/>
+          <w:p>
+            <w:pPr>
+              <w:pStyle w:val="Compact"/>
+              <w:jc w:val="center"/>
+            </w:pPr>
+            <w:r>
+              <w:t xml:space="preserve">[10,7; 31,2]</w:t>
+            </w:r>
+          </w:p>
+        </w:tc>
+        <w:tc>
+          <w:tcPr/>
+          <w:p>
+            <w:pPr>
+              <w:pStyle w:val="Compact"/>
+              <w:jc w:val="right"/>
+            </w:pPr>
+            <w:r>
+              <w:t xml:space="preserve">25,0</w:t>
+            </w:r>
+          </w:p>
+        </w:tc>
+        <w:tc>
+          <w:tcPr/>
+          <w:p>
+            <w:pPr>
+              <w:pStyle w:val="Compact"/>
+              <w:jc w:val="left"/>
+            </w:pPr>
+            <w:r>
+              <w:t xml:space="preserve">regular</w:t>
+            </w:r>
+          </w:p>
+        </w:tc>
+      </w:tr>
+    </w:tbl>
+    <w:p>
+      <w:pPr>
+        <w:pStyle w:val="BodyText"/>
+      </w:pPr>
+      <w:r>
+        <w:t xml:space="preserve">Fonte: IBGE — PNAD Contínua trimestral, microdados. Elaboração própria.</w:t>
+      </w:r>
+      <w:r>
+        <w:t xml:space="preserve"> </w:t>
+      </w:r>
+      <w:r>
+        <w:t xml:space="preserve">Nota: mostra apenas as categorias</w:t>
+      </w:r>
+      <w:r>
+        <w:t xml:space="preserve"> </w:t>
+      </w:r>
+      <w:r>
+        <w:t xml:space="preserve">“</w:t>
+      </w:r>
+      <w:r>
+        <w:t xml:space="preserve">Por não querer trabalhar</w:t>
+      </w:r>
+      <w:r>
+        <w:t xml:space="preserve">”</w:t>
+      </w:r>
+      <w:r>
+        <w:t xml:space="preserve">,</w:t>
+      </w:r>
+      <w:r>
+        <w:t xml:space="preserve"> </w:t>
+      </w:r>
+      <w:r>
+        <w:t xml:space="preserve">“</w:t>
+      </w:r>
+      <w:r>
+        <w:t xml:space="preserve">Tinha que</w:t>
+      </w:r>
+      <w:r>
+        <w:t xml:space="preserve"> </w:t>
+      </w:r>
+      <w:r>
+        <w:t xml:space="preserve">cuidar dos afazeres domésticos, do(s) filho(s) ou de outro(s) parente(s)</w:t>
+      </w:r>
+      <w:r>
+        <w:t xml:space="preserve">”</w:t>
+      </w:r>
+      <w:r>
+        <w:t xml:space="preserve"> </w:t>
+      </w:r>
+      <w:r>
+        <w:t xml:space="preserve">e</w:t>
+      </w:r>
+      <w:r>
+        <w:t xml:space="preserve"> </w:t>
+      </w:r>
+      <w:r>
+        <w:t xml:space="preserve">“</w:t>
+      </w:r>
+      <w:r>
+        <w:t xml:space="preserve">Por problema de saúde ou gravidez</w:t>
+      </w:r>
+      <w:r>
+        <w:t xml:space="preserve">”</w:t>
+      </w:r>
+      <w:r>
+        <w:t xml:space="preserve">, independentemente do CV — as demais</w:t>
+      </w:r>
+      <w:r>
+        <w:t xml:space="preserve"> </w:t>
+      </w:r>
+      <w:r>
+        <w:t xml:space="preserve">categorias de V4078A não entram nesta tabela.</w:t>
+      </w:r>
+    </w:p>
+    <w:p>
+      <w:pPr>
+        <w:pStyle w:val="BlockText"/>
+      </w:pPr>
+      <w:r>
+        <w:rPr>
+          <w:bCs/>
+          <w:b/>
+        </w:rPr>
+        <w:t xml:space="preserve">A REDIGIR</w:t>
+      </w:r>
+      <w:r>
+        <w:t xml:space="preserve"> </w:t>
+      </w:r>
+      <w:r>
+        <w:t xml:space="preserve">— comparar o peso das três categorias entre os territórios —</w:t>
+      </w:r>
+      <w:r>
+        <w:t xml:space="preserve"> </w:t>
+      </w:r>
+      <w:r>
+        <w:t xml:space="preserve">“</w:t>
+      </w:r>
+      <w:r>
+        <w:t xml:space="preserve">tinha que cuidar dos afazeres domésticos</w:t>
+      </w:r>
+      <w:r>
+        <w:t xml:space="preserve">”</w:t>
+      </w:r>
+      <w:r>
+        <w:t xml:space="preserve"> </w:t>
+      </w:r>
+      <w:r>
+        <w:t xml:space="preserve">e</w:t>
+      </w:r>
+      <w:r>
+        <w:t xml:space="preserve"> </w:t>
+      </w:r>
+      <w:r>
+        <w:t xml:space="preserve">“</w:t>
+      </w:r>
+      <w:r>
+        <w:t xml:space="preserve">por problema de saúde ou gravidez</w:t>
+      </w:r>
+      <w:r>
+        <w:t xml:space="preserve">”</w:t>
+      </w:r>
+      <w:r>
+        <w:t xml:space="preserve"> </w:t>
+      </w:r>
+      <w:r>
+        <w:t xml:space="preserve">são impedimentos, enquanto</w:t>
+      </w:r>
+      <w:r>
+        <w:t xml:space="preserve"> </w:t>
+      </w:r>
+      <w:r>
+        <w:t xml:space="preserve">“</w:t>
+      </w:r>
+      <w:r>
+        <w:t xml:space="preserve">não queria trabalhar</w:t>
+      </w:r>
+      <w:r>
+        <w:t xml:space="preserve">”</w:t>
+      </w:r>
+      <w:r>
+        <w:t xml:space="preserve"> </w:t>
+      </w:r>
+      <w:r>
+        <w:t xml:space="preserve">é desinteresse declarado; tratar as duas primeiras como a mesma coisa que</w:t>
+      </w:r>
+      <w:r>
+        <w:t xml:space="preserve"> </w:t>
+      </w:r>
+      <w:r>
+        <w:t xml:space="preserve">“</w:t>
+      </w:r>
+      <w:r>
+        <w:t xml:space="preserve">não queria trabalhar</w:t>
+      </w:r>
+      <w:r>
+        <w:t xml:space="preserve">”</w:t>
+      </w:r>
+      <w:r>
+        <w:t xml:space="preserve"> </w:t>
+      </w:r>
+      <w:r>
+        <w:t xml:space="preserve">seria um erro de leitura.</w:t>
+      </w:r>
+    </w:p>
+    <w:p>
+      <w:pPr>
+        <w:pStyle w:val="FirstParagraph"/>
+      </w:pPr>
+      <w:r>
         <w:t xml:space="preserve">Estes são os indicadores mais frágeis do relatório em termos de precisão: são</w:t>
       </w:r>
       <w:r>
@@ -20421,7 +29253,35 @@
         <w:t xml:space="preserve"> </w:t>
       </w:r>
       <w:r>
-        <w:t xml:space="preserve">elas devem ser lidas como indicativas, não conclusivas.</w:t>
+        <w:t xml:space="preserve">elas devem ser lidas como indicativas, não conclusivas. As Tabelas 13 e 15 são</w:t>
+      </w:r>
+      <w:r>
+        <w:t xml:space="preserve"> </w:t>
+      </w:r>
+      <w:r>
+        <w:t xml:space="preserve">a exceção deliberada: como pedido, elas mostram categorias específicas</w:t>
+      </w:r>
+      <w:r>
+        <w:t xml:space="preserve"> </w:t>
+      </w:r>
+      <w:r>
+        <w:rPr>
+          <w:bCs/>
+          <w:b/>
+        </w:rPr>
+        <w:t xml:space="preserve">independentemente do CV</w:t>
+      </w:r>
+      <w:r>
+        <w:t xml:space="preserve"> </w:t>
+      </w:r>
+      <w:r>
+        <w:t xml:space="preserve">— a leitura deve se apoiar no IC ao lado de cada</w:t>
+      </w:r>
+      <w:r>
+        <w:t xml:space="preserve"> </w:t>
+      </w:r>
+      <w:r>
+        <w:t xml:space="preserve">estimativa, não na estimativa pontual sozinha.</w:t>
       </w:r>
     </w:p>
     <w:p>
@@ -20477,7 +29337,7 @@
           <w:bCs/>
           <w:b/>
         </w:rPr>
-        <w:t xml:space="preserve">Tabela 14</w:t>
+        <w:t xml:space="preserve">Tabela 16</w:t>
       </w:r>
       <w:r>
         <w:t xml:space="preserve"> </w:t>

--- a/output/relatorio_trimestral_2026T2.docx
+++ b/output/relatorio_trimestral_2026T2.docx
@@ -2,263 +2,6 @@
 <file path=word/document.xml><?xml version="1.0" encoding="utf-8"?>
 <w:document xmlns:w="http://schemas.openxmlformats.org/wordprocessingml/2006/main" xmlns:m="http://schemas.openxmlformats.org/officeDocument/2006/math" xmlns:r="http://schemas.openxmlformats.org/officeDocument/2006/relationships" xmlns:o="urn:schemas-microsoft-com:office:office" xmlns:v="urn:schemas-microsoft-com:vml" xmlns:w10="urn:schemas-microsoft-com:office:word" xmlns:a="http://schemas.openxmlformats.org/drawingml/2006/main" xmlns:pic="http://schemas.openxmlformats.org/drawingml/2006/picture" xmlns:wp="http://schemas.openxmlformats.org/drawingml/2006/wordprocessingDrawing">
   <w:body>
-    <w:bookmarkStart w:id="98" w:name="X00dce59718111640761be3ce6cac07bd4bdd845"/>
-    <w:p>
-      <w:pPr>
-        <w:pStyle w:val="Heading1"/>
-      </w:pPr>
-      <w:r>
-        <w:t xml:space="preserve">Ocupação e rendimento nos estratos do Piauí — 2º trimestre de 2026</w:t>
-      </w:r>
-    </w:p>
-    <w:p>
-      <w:pPr>
-        <w:pStyle w:val="BlockText"/>
-      </w:pPr>
-      <w:r>
-        <w:t xml:space="preserve">Duas construções são resolvidas pelo script: as diretivas</w:t>
-      </w:r>
-      <w:r>
-        <w:t xml:space="preserve"> </w:t>
-      </w:r>
-      <w:r>
-        <w:rPr>
-          <w:rStyle w:val="VerbatimChar"/>
-        </w:rPr>
-        <w:t xml:space="preserve">&lt;!-- @tabela ... --&gt;</w:t>
-      </w:r>
-      <w:r>
-        <w:t xml:space="preserve">, que viram tabelas inteiras, e as expressões</w:t>
-      </w:r>
-      <w:r>
-        <w:t xml:space="preserve"> </w:t>
-      </w:r>
-      <w:r>
-        <w:rPr>
-          <w:rStyle w:val="VerbatimChar"/>
-        </w:rPr>
-        <w:t xml:space="preserve">{{est Indicador Geografia}}</w:t>
-      </w:r>
-      <w:r>
-        <w:t xml:space="preserve">, que viram números. Uma terceira,</w:t>
-      </w:r>
-      <w:r>
-        <w:t xml:space="preserve"> </w:t>
-      </w:r>
-      <w:r>
-        <w:rPr>
-          <w:rStyle w:val="VerbatimChar"/>
-        </w:rPr>
-        <w:t xml:space="preserve">&lt;!-- @redigir: ... --&gt;</w:t>
-      </w:r>
-      <w:r>
-        <w:t xml:space="preserve">, marca o que depende de leitura humana e sai no</w:t>
-      </w:r>
-      <w:r>
-        <w:t xml:space="preserve"> </w:t>
-      </w:r>
-      <w:r>
-        <w:t xml:space="preserve">arquivo gerado como um bloco</w:t>
-      </w:r>
-      <w:r>
-        <w:t xml:space="preserve"> </w:t>
-      </w:r>
-      <w:r>
-        <w:rPr>
-          <w:bCs/>
-          <w:b/>
-        </w:rPr>
-        <w:t xml:space="preserve">A REDIGIR</w:t>
-      </w:r>
-      <w:r>
-        <w:t xml:space="preserve"> </w:t>
-      </w:r>
-      <w:r>
-        <w:t xml:space="preserve">— são os trechos de</w:t>
-      </w:r>
-      <w:r>
-        <w:t xml:space="preserve"> </w:t>
-      </w:r>
-      <w:r>
-        <w:t xml:space="preserve">interpretação, que nenhuma consulta a CSV resolve.</w:t>
-      </w:r>
-    </w:p>
-    <w:p>
-      <w:pPr>
-        <w:pStyle w:val="BlockText"/>
-      </w:pPr>
-      <w:r>
-        <w:t xml:space="preserve">O script FALHA se sobrar qualquer marcador não resolvido, de propósito: um</w:t>
-      </w:r>
-      <w:r>
-        <w:t xml:space="preserve"> </w:t>
-      </w:r>
-      <w:r>
-        <w:t xml:space="preserve">relatório meio preenchido publicado por engano é pior que nenhum.</w:t>
-      </w:r>
-    </w:p>
-    <w:p>
-      <w:pPr>
-        <w:pStyle w:val="BlockText"/>
-      </w:pPr>
-      <w:r>
-        <w:rPr>
-          <w:bCs/>
-          <w:b/>
-        </w:rPr>
-        <w:t xml:space="preserve">Regra que decide o que entra no corpo do texto:</w:t>
-      </w:r>
-      <w:r>
-        <w:t xml:space="preserve"> </w:t>
-      </w:r>
-      <w:r>
-        <w:t xml:space="preserve">um recorte demográfico</w:t>
-      </w:r>
-      <w:r>
-        <w:t xml:space="preserve"> </w:t>
-      </w:r>
-      <w:r>
-        <w:t xml:space="preserve">só é comentado aqui se,</w:t>
-      </w:r>
-      <w:r>
-        <w:t xml:space="preserve"> </w:t>
-      </w:r>
-      <w:r>
-        <w:rPr>
-          <w:iCs/>
-          <w:i/>
-        </w:rPr>
-        <w:t xml:space="preserve">naquele recorte geográfico</w:t>
-      </w:r>
-      <w:r>
-        <w:t xml:space="preserve">, a diferença for</w:t>
-      </w:r>
-      <w:r>
-        <w:t xml:space="preserve"> </w:t>
-      </w:r>
-      <w:r>
-        <w:t xml:space="preserve">significativa</w:t>
-      </w:r>
-      <w:r>
-        <w:t xml:space="preserve"> </w:t>
-      </w:r>
-      <w:r>
-        <w:rPr>
-          <w:bCs/>
-          <w:b/>
-        </w:rPr>
-        <w:t xml:space="preserve">pelo p-valor ajustado</w:t>
-      </w:r>
-      <w:r>
-        <w:t xml:space="preserve"> </w:t>
-      </w:r>
-      <w:r>
-        <w:t xml:space="preserve">(coluna</w:t>
-      </w:r>
-      <w:r>
-        <w:t xml:space="preserve"> </w:t>
-      </w:r>
-      <w:r>
-        <w:rPr>
-          <w:rStyle w:val="VerbatimChar"/>
-        </w:rPr>
-        <w:t xml:space="preserve">p_ajustado</w:t>
-      </w:r>
-      <w:r>
-        <w:t xml:space="preserve">, que corrige o</w:t>
-      </w:r>
-      <w:r>
-        <w:t xml:space="preserve"> </w:t>
-      </w:r>
-      <w:r>
-        <w:t xml:space="preserve">volume de comparações)</w:t>
-      </w:r>
-      <w:r>
-        <w:t xml:space="preserve"> </w:t>
-      </w:r>
-      <w:r>
-        <w:rPr>
-          <w:bCs/>
-          <w:b/>
-        </w:rPr>
-        <w:t xml:space="preserve">e</w:t>
-      </w:r>
-      <w:r>
-        <w:t xml:space="preserve"> </w:t>
-      </w:r>
-      <w:r>
-        <w:t xml:space="preserve">o CV ficar abaixo de 15% em</w:t>
-      </w:r>
-      <w:r>
-        <w:t xml:space="preserve"> </w:t>
-      </w:r>
-      <w:r>
-        <w:rPr>
-          <w:bCs/>
-          <w:b/>
-        </w:rPr>
-        <w:t xml:space="preserve">todas</w:t>
-      </w:r>
-      <w:r>
-        <w:t xml:space="preserve"> </w:t>
-      </w:r>
-      <w:r>
-        <w:t xml:space="preserve">as</w:t>
-      </w:r>
-      <w:r>
-        <w:t xml:space="preserve"> </w:t>
-      </w:r>
-      <w:r>
-        <w:t xml:space="preserve">categorias demográficas e em</w:t>
-      </w:r>
-      <w:r>
-        <w:t xml:space="preserve"> </w:t>
-      </w:r>
-      <w:r>
-        <w:rPr>
-          <w:bCs/>
-          <w:b/>
-        </w:rPr>
-        <w:t xml:space="preserve">todas</w:t>
-      </w:r>
-      <w:r>
-        <w:t xml:space="preserve"> </w:t>
-      </w:r>
-      <w:r>
-        <w:t xml:space="preserve">as categorias geográficas do recorte.</w:t>
-      </w:r>
-      <w:r>
-        <w:t xml:space="preserve"> </w:t>
-      </w:r>
-      <w:r>
-        <w:t xml:space="preserve">Basta uma célula acima de 15% para o recorte inteiro sair do corpo do texto e</w:t>
-      </w:r>
-      <w:r>
-        <w:t xml:space="preserve"> </w:t>
-      </w:r>
-      <w:r>
-        <w:t xml:space="preserve">ir para o anexo metodológico. A regra é conservadora de propósito: comentar</w:t>
-      </w:r>
-      <w:r>
-        <w:t xml:space="preserve"> </w:t>
-      </w:r>
-      <w:r>
-        <w:t xml:space="preserve">uma diferença entre homens e mulheres que só aparece em metade dos estratos —</w:t>
-      </w:r>
-      <w:r>
-        <w:t xml:space="preserve"> </w:t>
-      </w:r>
-      <w:r>
-        <w:t xml:space="preserve">e some na outra metade por imprecisão amostral — é pior do que não comentar.</w:t>
-      </w:r>
-    </w:p>
-    <w:p>
-      <w:r>
-        <w:pict>
-          <v:rect style="width:0;height:1.5pt" o:hralign="center" o:hrstd="t" o:hr="t"/>
-        </w:pict>
-      </w:r>
-    </w:p>
     <w:bookmarkStart w:id="20" w:name="introdução"/>
     <w:p>
       <w:pPr>
@@ -266,69 +9,6 @@
       </w:pPr>
       <w:r>
         <w:t xml:space="preserve">1 Introdução</w:t>
-      </w:r>
-    </w:p>
-    <w:p>
-      <w:pPr>
-        <w:pStyle w:val="FirstParagraph"/>
-      </w:pPr>
-      <w:r>
-        <w:rPr>
-          <w:bCs/>
-          <w:b/>
-        </w:rPr>
-        <w:t xml:space="preserve">Tabela 1</w:t>
-      </w:r>
-      <w:r>
-        <w:t xml:space="preserve"> </w:t>
-      </w:r>
-      <w:r>
-        <w:t xml:space="preserve">— Indicadores de trabalho e rendimento — Brasil, Nordeste, Piauí e</w:t>
-      </w:r>
-      <w:r>
-        <w:t xml:space="preserve"> </w:t>
-      </w:r>
-      <w:r>
-        <w:t xml:space="preserve">Teresina — até 2º trimestre de 2026</w:t>
-      </w:r>
-    </w:p>
-    <w:p>
-      <w:pPr>
-        <w:pStyle w:val="BlockText"/>
-      </w:pPr>
-      <w:r>
-        <w:rPr>
-          <w:bCs/>
-          <w:b/>
-        </w:rPr>
-        <w:t xml:space="preserve">A REDIGIR</w:t>
-      </w:r>
-      <w:r>
-        <w:t xml:space="preserve"> </w:t>
-      </w:r>
-      <w:r>
-        <w:t xml:space="preserve">— manter a Tabela 1 do relatorio.docx (série histórica de Brasil, Nordeste, Piauí e Teresina), acrescentando a coluna do trimestre corrente. Ela não é gerada pelo pipeline, que estima um trimestre por vez.</w:t>
-      </w:r>
-    </w:p>
-    <w:p>
-      <w:pPr>
-        <w:pStyle w:val="FirstParagraph"/>
-      </w:pPr>
-      <w:r>
-        <w:t xml:space="preserve">Fonte: IBGE — Pesquisa Nacional por Amostra de Domicílios Contínua trimestral.</w:t>
-      </w:r>
-      <w:r>
-        <w:t xml:space="preserve"> </w:t>
-      </w:r>
-      <w:r>
-        <w:t xml:space="preserve">Elaboração própria.</w:t>
-      </w:r>
-    </w:p>
-    <w:p>
-      <w:r>
-        <w:pict>
-          <v:rect style="width:0;height:1.5pt" o:hralign="center" o:hrstd="t" o:hr="t"/>
-        </w:pict>
       </w:r>
     </w:p>
     <w:bookmarkEnd w:id="20"/>
@@ -390,31 +70,15 @@
         <w:t xml:space="preserve">2.5 Comparações entre os recortes</w:t>
       </w:r>
     </w:p>
-    <w:p>
-      <w:r>
-        <w:pict>
-          <v:rect style="width:0;height:1.5pt" o:hralign="center" o:hrstd="t" o:hr="t"/>
-        </w:pict>
-      </w:r>
-    </w:p>
     <w:bookmarkEnd w:id="25"/>
     <w:bookmarkEnd w:id="26"/>
-    <w:bookmarkStart w:id="96" w:name="análise-dos-resultados"/>
+    <w:bookmarkStart w:id="95" w:name="análise-dos-resultados"/>
     <w:p>
       <w:pPr>
         <w:pStyle w:val="Heading2"/>
       </w:pPr>
       <w:r>
         <w:t xml:space="preserve">3 Análise dos resultados</w:t>
-      </w:r>
-    </w:p>
-    <w:bookmarkStart w:id="27" w:name="como-ler-esta-seção"/>
-    <w:p>
-      <w:pPr>
-        <w:pStyle w:val="Heading3"/>
-      </w:pPr>
-      <w:r>
-        <w:t xml:space="preserve">3.1 Como ler esta seção</w:t>
       </w:r>
     </w:p>
     <w:p>
@@ -434,19 +98,13 @@
         <w:t xml:space="preserve"> </w:t>
       </w:r>
       <w:r>
-        <w:t xml:space="preserve">qualificam a resposta. Cada uma traz uma tabela com as estimativas por recorte</w:t>
+        <w:t xml:space="preserve">qualificam a resposta. Cada uma traz as estimativas por recorte</w:t>
       </w:r>
       <w:r>
         <w:t xml:space="preserve"> </w:t>
       </w:r>
       <w:r>
-        <w:t xml:space="preserve">geográfico, um gráfico com os intervalos de confiança e um texto que aponta as</w:t>
-      </w:r>
-      <w:r>
-        <w:t xml:space="preserve"> </w:t>
-      </w:r>
-      <w:r>
-        <w:t xml:space="preserve">diferenças relevantes.</w:t>
+        <w:t xml:space="preserve">geográfico e um texto que aponta as diferenças relevantes.</w:t>
       </w:r>
     </w:p>
     <w:p>
@@ -454,7 +112,19 @@
         <w:pStyle w:val="BodyText"/>
       </w:pPr>
       <w:r>
-        <w:t xml:space="preserve">Três chaves de leitura ajudam a interpretar os números:</w:t>
+        <w:t xml:space="preserve">Três chaves de leitura ajudam a interpretar os números: Primeiro, o intervalo importa mais que o ponto. Toda estimativa aqui vem de uma amostra. Quando os intervalos de confiança das estimativas de dois estratos se</w:t>
+      </w:r>
+      <w:r>
+        <w:t xml:space="preserve"> </w:t>
+      </w:r>
+      <w:r>
+        <w:t xml:space="preserve">sobrepõem, a diferença entre eles pode ser apenas ruído amostral, mesmo que os</w:t>
+      </w:r>
+      <w:r>
+        <w:t xml:space="preserve"> </w:t>
+      </w:r>
+      <w:r>
+        <w:t xml:space="preserve">valores centrais pareçam distantes.</w:t>
       </w:r>
     </w:p>
     <w:p>
@@ -462,41 +132,63 @@
         <w:pStyle w:val="BodyText"/>
       </w:pPr>
       <w:r>
+        <w:t xml:space="preserve">Segundo, Nem toda estimativa tem o mesmo peso. A coluna de precisão classifica cada</w:t>
+      </w:r>
+      <w:r>
+        <w:t xml:space="preserve"> </w:t>
+      </w:r>
+      <w:r>
+        <w:t xml:space="preserve">número pelo coeficiente de variação: quanto menor, mais confiável. Estimativas</w:t>
+      </w:r>
+      <w:r>
+        <w:t xml:space="preserve"> </w:t>
+      </w:r>
+      <w:r>
+        <w:t xml:space="preserve">marcadas como</w:t>
+      </w:r>
+      <w:r>
+        <w:t xml:space="preserve"> </w:t>
+      </w:r>
+      <w:r>
         <w:rPr>
-          <w:bCs/>
-          <w:b/>
+          <w:iCs/>
+          <w:i/>
         </w:rPr>
-        <w:t xml:space="preserve">O intervalo importa mais que o ponto.</w:t>
+        <w:t xml:space="preserve">regular</w:t>
       </w:r>
       <w:r>
         <w:t xml:space="preserve"> </w:t>
       </w:r>
       <w:r>
-        <w:t xml:space="preserve">Toda estimativa aqui vem de uma</w:t>
+        <w:t xml:space="preserve">devem ser lidas com cautela; as marcadas como</w:t>
       </w:r>
       <w:r>
         <w:t xml:space="preserve"> </w:t>
       </w:r>
       <w:r>
-        <w:t xml:space="preserve">amostra, não de um censo. Quando os intervalos de confiança de dois estratos se</w:t>
+        <w:rPr>
+          <w:iCs/>
+          <w:i/>
+        </w:rPr>
+        <w:t xml:space="preserve">baixa</w:t>
       </w:r>
       <w:r>
         <w:t xml:space="preserve"> </w:t>
       </w:r>
       <w:r>
-        <w:t xml:space="preserve">sobrepõem, a diferença entre eles pode ser apenas ruído amostral — mesmo que os</w:t>
+        <w:t xml:space="preserve">aparecem na tabela por completude, mas não sustentam conclusão. Isso é</w:t>
       </w:r>
       <w:r>
         <w:t xml:space="preserve"> </w:t>
       </w:r>
       <w:r>
-        <w:t xml:space="preserve">valores centrais pareçam distantes. Por isso o gráfico mostra a barra inteira,</w:t>
+        <w:t xml:space="preserve">esperado — quanto mais fino o recorte territorial, menos pessoas da amostra</w:t>
       </w:r>
       <w:r>
         <w:t xml:space="preserve"> </w:t>
       </w:r>
       <w:r>
-        <w:t xml:space="preserve">e não só o ponto.</w:t>
+        <w:t xml:space="preserve">caem dentro dele.</w:t>
       </w:r>
     </w:p>
     <w:p>
@@ -504,103 +196,19 @@
         <w:pStyle w:val="BodyText"/>
       </w:pPr>
       <w:r>
-        <w:rPr>
-          <w:bCs/>
-          <w:b/>
-        </w:rPr>
-        <w:t xml:space="preserve">Nem toda estimativa tem o mesmo peso.</w:t>
+        <w:t xml:space="preserve">Por fim, a última linha de cada</w:t>
       </w:r>
       <w:r>
         <w:t xml:space="preserve"> </w:t>
       </w:r>
       <w:r>
-        <w:t xml:space="preserve">A coluna de precisão classifica cada</w:t>
+        <w:t xml:space="preserve">tabela traz o teste que responde se as diferenças entre as categorias daquele</w:t>
       </w:r>
       <w:r>
         <w:t xml:space="preserve"> </w:t>
       </w:r>
       <w:r>
-        <w:t xml:space="preserve">número pelo coeficiente de variação: quanto menor, mais confiável. Estimativas</w:t>
-      </w:r>
-      <w:r>
-        <w:t xml:space="preserve"> </w:t>
-      </w:r>
-      <w:r>
-        <w:t xml:space="preserve">marcadas como</w:t>
-      </w:r>
-      <w:r>
-        <w:t xml:space="preserve"> </w:t>
-      </w:r>
-      <w:r>
-        <w:rPr>
-          <w:iCs/>
-          <w:i/>
-        </w:rPr>
-        <w:t xml:space="preserve">regular</w:t>
-      </w:r>
-      <w:r>
-        <w:t xml:space="preserve"> </w:t>
-      </w:r>
-      <w:r>
-        <w:t xml:space="preserve">devem ser lidas com cautela; as marcadas como</w:t>
-      </w:r>
-      <w:r>
-        <w:t xml:space="preserve"> </w:t>
-      </w:r>
-      <w:r>
-        <w:rPr>
-          <w:iCs/>
-          <w:i/>
-        </w:rPr>
-        <w:t xml:space="preserve">baixa</w:t>
-      </w:r>
-      <w:r>
-        <w:t xml:space="preserve"> </w:t>
-      </w:r>
-      <w:r>
-        <w:t xml:space="preserve">aparecem na tabela por completude, mas não sustentam conclusão. Isso é</w:t>
-      </w:r>
-      <w:r>
-        <w:t xml:space="preserve"> </w:t>
-      </w:r>
-      <w:r>
-        <w:t xml:space="preserve">esperado — quanto mais fino o recorte territorial, menos pessoas da amostra</w:t>
-      </w:r>
-      <w:r>
-        <w:t xml:space="preserve"> </w:t>
-      </w:r>
-      <w:r>
-        <w:t xml:space="preserve">caem dentro dele.</w:t>
-      </w:r>
-    </w:p>
-    <w:p>
-      <w:pPr>
-        <w:pStyle w:val="BodyText"/>
-      </w:pPr>
-      <w:r>
-        <w:rPr>
-          <w:bCs/>
-          <w:b/>
-        </w:rPr>
-        <w:t xml:space="preserve">Diferença visível não é diferença comprovada.</w:t>
-      </w:r>
-      <w:r>
-        <w:t xml:space="preserve"> </w:t>
-      </w:r>
-      <w:r>
-        <w:t xml:space="preserve">A última linha de cada</w:t>
-      </w:r>
-      <w:r>
-        <w:t xml:space="preserve"> </w:t>
-      </w:r>
-      <w:r>
-        <w:t xml:space="preserve">tabela traz o teste que responde se as diferenças entre as categorias daquele</w:t>
-      </w:r>
-      <w:r>
-        <w:t xml:space="preserve"> </w:t>
-      </w:r>
-      <w:r>
-        <w:t xml:space="preserve">recorte são estatisticamente significativas. É esse teste, e não a inspeção</w:t>
+        <w:t xml:space="preserve">recorte são estatisticamente significativas - os testes descritos na seção 2.5. É esse teste, e não a inspeção</w:t>
       </w:r>
       <w:r>
         <w:t xml:space="preserve"> </w:t>
@@ -640,21 +248,22 @@
         <w:t xml:space="preserve">desconta esse efeito.</w:t>
       </w:r>
     </w:p>
-    <w:p>
-      <w:r>
-        <w:pict>
-          <v:rect style="width:0;height:1.5pt" o:hralign="center" o:hrstd="t" o:hr="t"/>
-        </w:pict>
-      </w:r>
-    </w:p>
-    <w:bookmarkEnd w:id="27"/>
-    <w:bookmarkStart w:id="40" w:name="desocupação"/>
+    <w:bookmarkStart w:id="39" w:name="desocupação"/>
     <w:p>
       <w:pPr>
         <w:pStyle w:val="Heading3"/>
       </w:pPr>
       <w:r>
         <w:t xml:space="preserve">3.2 Desocupação</w:t>
+      </w:r>
+    </w:p>
+    <w:bookmarkStart w:id="30" w:name="taxa-de-desocupação"/>
+    <w:p>
+      <w:pPr>
+        <w:pStyle w:val="Heading4"/>
+      </w:pPr>
+      <w:r>
+        <w:t xml:space="preserve">3.2.1 Taxa de desocupação</w:t>
       </w:r>
     </w:p>
     <w:p>
@@ -662,57 +271,42 @@
         <w:pStyle w:val="FirstParagraph"/>
       </w:pPr>
       <w:r>
-        <w:t xml:space="preserve">Esta dimensão responde à pergunta mais direta que se pode fazer sobre um</w:t>
+        <w:t xml:space="preserve">O Piauí registrou taxa de desocupação de 8,3%, ante</w:t>
       </w:r>
       <w:r>
         <w:t xml:space="preserve"> </w:t>
       </w:r>
       <w:r>
-        <w:t xml:space="preserve">mercado de trabalho: quem procura emprego está conseguindo encontrar? A taxa de</w:t>
+        <w:t xml:space="preserve">7,6% no Nordeste e 5,4%</w:t>
       </w:r>
       <w:r>
         <w:t xml:space="preserve"> </w:t>
       </w:r>
       <w:r>
-        <w:t xml:space="preserve">desocupação mede isso para a população em geral. Os dois indicadores auxiliares</w:t>
+        <w:t xml:space="preserve">no Brasil. Dentro do estado, a distância entre o estrato com maior e menor</w:t>
       </w:r>
       <w:r>
         <w:t xml:space="preserve"> </w:t>
       </w:r>
       <w:r>
-        <w:t xml:space="preserve">deslocam a pergunta para onde a resposta dói mais — o orçamento doméstico:</w:t>
+        <w:t xml:space="preserve">desocupação foi de 14,5 pontos percentuais, separando</w:t>
       </w:r>
       <w:r>
         <w:t xml:space="preserve"> </w:t>
       </w:r>
       <w:r>
-        <w:t xml:space="preserve">quando quem está sem trabalho é a pessoa responsável pelo domicílio, ou quem</w:t>
+        <w:t xml:space="preserve">estrato 2220020 (19,3%)</w:t>
       </w:r>
       <w:r>
         <w:t xml:space="preserve"> </w:t>
       </w:r>
       <w:r>
-        <w:t xml:space="preserve">divide com ela o sustento da casa, o desemprego deixa de ser um problema</w:t>
-      </w:r>
-      <w:r>
-        <w:t xml:space="preserve"> </w:t>
-      </w:r>
-      <w:r>
-        <w:t xml:space="preserve">individual e vira um problema familiar.</w:t>
-      </w:r>
-    </w:p>
-    <w:bookmarkStart w:id="31" w:name="taxa-de-desocupação"/>
-    <w:p>
-      <w:pPr>
-        <w:pStyle w:val="Heading4"/>
-      </w:pPr>
-      <w:r>
-        <w:t xml:space="preserve">3.2.1 Taxa de desocupação</w:t>
+        <w:t xml:space="preserve">de estrato 2210013 (4,8%).</w:t>
       </w:r>
     </w:p>
     <w:p>
       <w:pPr>
-        <w:pStyle w:val="FirstParagraph"/>
+        <w:pStyle w:val="BodyText"/>
       </w:pPr>
       <w:r>
         <w:rPr>
@@ -2363,18 +1957,18 @@
           <wp:inline>
             <wp:extent cx="5334000" cy="6267449"/>
             <wp:effectExtent b="0" l="0" r="0" t="0"/>
-            <wp:docPr descr="Taxa de desocupação por recorte geográfico" title="" id="29" name="Picture"/>
+            <wp:docPr descr="Taxa de desocupação por recorte geográfico" title="" id="28" name="Picture"/>
             <a:graphic>
               <a:graphicData uri="http://schemas.openxmlformats.org/drawingml/2006/picture">
                 <pic:pic>
                   <pic:nvPicPr>
-                    <pic:cNvPr descr="./output/figuras/comp_geo_Taxa_Desocupacao.png" id="30" name="Picture"/>
+                    <pic:cNvPr descr="./output/figuras/comp_geo_Taxa_Desocupacao.png" id="29" name="Picture"/>
                     <pic:cNvPicPr>
                       <a:picLocks noChangeArrowheads="1" noChangeAspect="1"/>
                     </pic:cNvPicPr>
                   </pic:nvPicPr>
                   <pic:blipFill>
-                    <a:blip r:embed="rId28"/>
+                    <a:blip r:embed="rId27"/>
                     <a:stretch>
                       <a:fillRect/>
                     </a:stretch>
@@ -2438,37 +2032,25 @@
         <w:pStyle w:val="BodyText"/>
       </w:pPr>
       <w:r>
-        <w:t xml:space="preserve">O Piauí registrou taxa de desocupação de 8,3%, ante</w:t>
+        <w:t xml:space="preserve">A diferença</w:t>
       </w:r>
       <w:r>
         <w:t xml:space="preserve"> </w:t>
       </w:r>
       <w:r>
-        <w:t xml:space="preserve">7,6% no Nordeste e 5,4%</w:t>
+        <w:t xml:space="preserve">entre Teresina e o restante do estado não alcançou significância estatística</w:t>
       </w:r>
       <w:r>
         <w:t xml:space="preserve"> </w:t>
       </w:r>
       <w:r>
-        <w:t xml:space="preserve">no Brasil. Dentro do estado, a distância entre o estrato com maior e menor</w:t>
+        <w:t xml:space="preserve">neste trimestre (p ajustado = 0,064), o</w:t>
       </w:r>
       <w:r>
         <w:t xml:space="preserve"> </w:t>
       </w:r>
       <w:r>
-        <w:t xml:space="preserve">desocupação foi de 14,5 pontos percentuais, separando</w:t>
-      </w:r>
-      <w:r>
-        <w:t xml:space="preserve"> </w:t>
-      </w:r>
-      <w:r>
-        <w:t xml:space="preserve">estrato 2220020 (19,3%)</w:t>
-      </w:r>
-      <w:r>
-        <w:t xml:space="preserve"> </w:t>
-      </w:r>
-      <w:r>
-        <w:t xml:space="preserve">de estrato 2210013 (4,8%).</w:t>
+        <w:t xml:space="preserve">que recomenda cautela antes de tratá-la como um padrão consolidado.</w:t>
       </w:r>
     </w:p>
     <w:p>
@@ -2476,25 +2058,88 @@
         <w:pStyle w:val="BodyText"/>
       </w:pPr>
       <w:r>
-        <w:t xml:space="preserve">A diferença</w:t>
+        <w:t xml:space="preserve">A comparação entre zona urbana e rural merece atenção específica, porque a</w:t>
       </w:r>
       <w:r>
         <w:t xml:space="preserve"> </w:t>
       </w:r>
       <w:r>
-        <w:t xml:space="preserve">entre Teresina e o restante do estado não alcançou significância estatística</w:t>
+        <w:t xml:space="preserve">desocupação rural costuma ser estruturalmente mais baixa: parte da população ocupada na agricultura familiar não procura, e muitas vezes se ocupam mais com produção por subsistência (verificar esse mecanismo)</w:t>
       </w:r>
       <w:r>
         <w:t xml:space="preserve"> </w:t>
       </w:r>
       <w:r>
-        <w:t xml:space="preserve">neste trimestre (p ajustado = 0,064), o</w:t>
+        <w:t xml:space="preserve">trabalho no sentido que a pesquisa capta, e por isso não é contada como</w:t>
       </w:r>
       <w:r>
         <w:t xml:space="preserve"> </w:t>
       </w:r>
       <w:r>
-        <w:t xml:space="preserve">que recomenda cautela antes de tratá-la como um padrão consolidado.</w:t>
+        <w:t xml:space="preserve">desocupada. Neste trimestre a diferença foi de 3,4</w:t>
+      </w:r>
+      <w:r>
+        <w:t xml:space="preserve"> </w:t>
+      </w:r>
+      <w:r>
+        <w:t xml:space="preserve">pontos (*).</w:t>
+      </w:r>
+    </w:p>
+    <w:p>
+      <w:pPr>
+        <w:pStyle w:val="BlockText"/>
+      </w:pPr>
+      <w:r>
+        <w:rPr>
+          <w:bCs/>
+          <w:b/>
+        </w:rPr>
+        <w:t xml:space="preserve">A REDIGIR</w:t>
+      </w:r>
+      <w:r>
+        <w:t xml:space="preserve"> </w:t>
+      </w:r>
+      <w:r>
+        <w:t xml:space="preserve">— bloco demográfico da desocupação — incluir só se o recorte for significativo E o CV ficar abaixo de 15% em TODAS as subdivisões de cada corte geográfico (ver anexo §5.3). Consultar output/tabelas/comparacao_demografica_</w:t>
+      </w:r>
+      <w:r>
+        <w:t xml:space="preserve">.csv.</w:t>
+      </w:r>
+    </w:p>
+    <w:bookmarkEnd w:id="30"/>
+    <w:bookmarkStart w:id="34" w:name="Xd1b2ad90a202d83d698be391e20f76697e1fb6b"/>
+    <w:p>
+      <w:pPr>
+        <w:pStyle w:val="Heading4"/>
+      </w:pPr>
+      <w:r>
+        <w:t xml:space="preserve">3.2.2 Desocupação da pessoa responsável pelo domicílio</w:t>
+      </w:r>
+    </w:p>
+    <w:p>
+      <w:pPr>
+        <w:pStyle w:val="FirstParagraph"/>
+      </w:pPr>
+      <w:r>
+        <w:t xml:space="preserve">Este indicador mede quanto dos desocupados são pessoas responsáveis pelo</w:t>
+      </w:r>
+      <w:r>
+        <w:t xml:space="preserve"> </w:t>
+      </w:r>
+      <w:r>
+        <w:t xml:space="preserve">domicílio. Uma taxa de desocupação alta concentrada em jovens que moram com os</w:t>
+      </w:r>
+      <w:r>
+        <w:t xml:space="preserve"> </w:t>
+      </w:r>
+      <w:r>
+        <w:t xml:space="preserve">pais tem um significado social muito diferente da mesma taxa concentrada em</w:t>
+      </w:r>
+      <w:r>
+        <w:t xml:space="preserve"> </w:t>
+      </w:r>
+      <w:r>
+        <w:t xml:space="preserve">quem sustenta a casa.</w:t>
       </w:r>
     </w:p>
     <w:p>
@@ -2502,94 +2147,25 @@
         <w:pStyle w:val="BodyText"/>
       </w:pPr>
       <w:r>
-        <w:t xml:space="preserve">A comparação entre zona urbana e rural merece atenção específica, porque a</w:t>
+        <w:t xml:space="preserve">Em estrato 2251012,</w:t>
       </w:r>
       <w:r>
         <w:t xml:space="preserve"> </w:t>
       </w:r>
       <w:r>
-        <w:t xml:space="preserve">desocupação rural costuma ser estruturalmente mais baixa por um motivo que não</w:t>
+        <w:t xml:space="preserve">58,6% dos desocupados eram</w:t>
       </w:r>
       <w:r>
         <w:t xml:space="preserve"> </w:t>
       </w:r>
       <w:r>
-        <w:t xml:space="preserve">é positivo: parte da população ocupada na agricultura familiar não procura</w:t>
+        <w:t xml:space="preserve">responsáveis pelo domicílio, contra 26,1%</w:t>
       </w:r>
       <w:r>
         <w:t xml:space="preserve"> </w:t>
       </w:r>
       <w:r>
-        <w:t xml:space="preserve">trabalho no sentido que a pesquisa capta, e por isso não é contada como</w:t>
-      </w:r>
-      <w:r>
-        <w:t xml:space="preserve"> </w:t>
-      </w:r>
-      <w:r>
-        <w:t xml:space="preserve">desocupada. Neste trimestre a diferença foi de 3,4</w:t>
-      </w:r>
-      <w:r>
-        <w:t xml:space="preserve"> </w:t>
-      </w:r>
-      <w:r>
-        <w:t xml:space="preserve">pontos (*).</w:t>
-      </w:r>
-    </w:p>
-    <w:p>
-      <w:pPr>
-        <w:pStyle w:val="BlockText"/>
-      </w:pPr>
-      <w:r>
-        <w:rPr>
-          <w:bCs/>
-          <w:b/>
-        </w:rPr>
-        <w:t xml:space="preserve">A REDIGIR</w:t>
-      </w:r>
-      <w:r>
-        <w:t xml:space="preserve"> </w:t>
-      </w:r>
-      <w:r>
-        <w:t xml:space="preserve">— bloco demográfico da desocupação — incluir só se o recorte for significativo E o CV ficar abaixo de 15% em TODAS as subdivisões de cada corte geográfico (ver anexo §5.3). Consultar output/tabelas/comparacao_demografica_</w:t>
-      </w:r>
-      <w:r>
-        <w:t xml:space="preserve">.csv.</w:t>
-      </w:r>
-    </w:p>
-    <w:bookmarkEnd w:id="31"/>
-    <w:bookmarkStart w:id="35" w:name="Xd1b2ad90a202d83d698be391e20f76697e1fb6b"/>
-    <w:p>
-      <w:pPr>
-        <w:pStyle w:val="Heading4"/>
-      </w:pPr>
-      <w:r>
-        <w:t xml:space="preserve">3.2.2 Desocupação da pessoa responsável pelo domicílio</w:t>
-      </w:r>
-    </w:p>
-    <w:p>
-      <w:pPr>
-        <w:pStyle w:val="FirstParagraph"/>
-      </w:pPr>
-      <w:r>
-        <w:t xml:space="preserve">Este indicador mede quanto dos desocupados são pessoas responsáveis pelo</w:t>
-      </w:r>
-      <w:r>
-        <w:t xml:space="preserve"> </w:t>
-      </w:r>
-      <w:r>
-        <w:t xml:space="preserve">domicílio. Uma taxa de desocupação alta concentrada em jovens que moram com os</w:t>
-      </w:r>
-      <w:r>
-        <w:t xml:space="preserve"> </w:t>
-      </w:r>
-      <w:r>
-        <w:t xml:space="preserve">pais tem um significado social muito diferente da mesma taxa concentrada em</w:t>
-      </w:r>
-      <w:r>
-        <w:t xml:space="preserve"> </w:t>
-      </w:r>
-      <w:r>
-        <w:t xml:space="preserve">quem sustenta a casa — e é essa distinção que o indicador captura.</w:t>
+        <w:t xml:space="preserve">em estrato 2210030.</w:t>
       </w:r>
     </w:p>
     <w:p>
@@ -4239,18 +3815,18 @@
           <wp:inline>
             <wp:extent cx="5334000" cy="6267449"/>
             <wp:effectExtent b="0" l="0" r="0" t="0"/>
-            <wp:docPr descr="Responsáveis pelo domicílio entre os desocupados" title="" id="33" name="Picture"/>
+            <wp:docPr descr="Responsáveis pelo domicílio entre os desocupados" title="" id="32" name="Picture"/>
             <a:graphic>
               <a:graphicData uri="http://schemas.openxmlformats.org/drawingml/2006/picture">
                 <pic:pic>
                   <pic:nvPicPr>
-                    <pic:cNvPr descr="./output/figuras/comp_geo_Chefes_Familia_Desocupados.png" id="34" name="Picture"/>
+                    <pic:cNvPr descr="./output/figuras/comp_geo_Chefes_Familia_Desocupados.png" id="33" name="Picture"/>
                     <pic:cNvPicPr>
                       <a:picLocks noChangeArrowheads="1" noChangeAspect="1"/>
                     </pic:cNvPicPr>
                   </pic:nvPicPr>
                   <pic:blipFill>
-                    <a:blip r:embed="rId32"/>
+                    <a:blip r:embed="rId31"/>
                     <a:stretch>
                       <a:fillRect/>
                     </a:stretch>
@@ -4311,32 +3887,6 @@
     </w:p>
     <w:p>
       <w:pPr>
-        <w:pStyle w:val="BodyText"/>
-      </w:pPr>
-      <w:r>
-        <w:t xml:space="preserve">Em estrato 2251012,</w:t>
-      </w:r>
-      <w:r>
-        <w:t xml:space="preserve"> </w:t>
-      </w:r>
-      <w:r>
-        <w:t xml:space="preserve">58,6% dos desocupados eram</w:t>
-      </w:r>
-      <w:r>
-        <w:t xml:space="preserve"> </w:t>
-      </w:r>
-      <w:r>
-        <w:t xml:space="preserve">responsáveis pelo domicílio, contra 26,1%</w:t>
-      </w:r>
-      <w:r>
-        <w:t xml:space="preserve"> </w:t>
-      </w:r>
-      <w:r>
-        <w:t xml:space="preserve">em estrato 2210030.</w:t>
-      </w:r>
-    </w:p>
-    <w:p>
-      <w:pPr>
         <w:pStyle w:val="BlockText"/>
       </w:pPr>
       <w:r>
@@ -4353,8 +3903,8 @@
         <w:t xml:space="preserve">— uma ou duas frases interpretando o contraste acima — o que significa, para o orçamento das famílias daquele estrato, essa concentração.</w:t>
       </w:r>
     </w:p>
-    <w:bookmarkEnd w:id="35"/>
-    <w:bookmarkStart w:id="39" w:name="Xc76167837fba252ecd20b236dca1fc167620c72"/>
+    <w:bookmarkEnd w:id="34"/>
+    <w:bookmarkStart w:id="38" w:name="Xc76167837fba252ecd20b236dca1fc167620c72"/>
     <w:p>
       <w:pPr>
         <w:pStyle w:val="Heading4"/>
@@ -4381,6 +3931,32 @@
       </w:r>
       <w:r>
         <w:t xml:space="preserve">adultos de quem a renda da casa depende diretamente.</w:t>
+      </w:r>
+    </w:p>
+    <w:p>
+      <w:pPr>
+        <w:pStyle w:val="BodyText"/>
+      </w:pPr>
+      <w:r>
+        <w:t xml:space="preserve">No Piauí, 55,6% dos desocupados eram</w:t>
+      </w:r>
+      <w:r>
+        <w:t xml:space="preserve"> </w:t>
+      </w:r>
+      <w:r>
+        <w:t xml:space="preserve">responsáveis pelo domicílio ou cônjuges, contra</w:t>
+      </w:r>
+      <w:r>
+        <w:t xml:space="preserve"> </w:t>
+      </w:r>
+      <w:r>
+        <w:t xml:space="preserve">37,9% apenas de responsáveis — a diferença</w:t>
+      </w:r>
+      <w:r>
+        <w:t xml:space="preserve"> </w:t>
+      </w:r>
+      <w:r>
+        <w:t xml:space="preserve">corresponde aos cônjuges desocupados.</w:t>
       </w:r>
     </w:p>
     <w:p>
@@ -6030,18 +5606,18 @@
           <wp:inline>
             <wp:extent cx="5334000" cy="6267449"/>
             <wp:effectExtent b="0" l="0" r="0" t="0"/>
-            <wp:docPr descr="Responsáveis ou cônjuges entre os desocupados" title="" id="37" name="Picture"/>
+            <wp:docPr descr="Responsáveis ou cônjuges entre os desocupados" title="" id="36" name="Picture"/>
             <a:graphic>
               <a:graphicData uri="http://schemas.openxmlformats.org/drawingml/2006/picture">
                 <pic:pic>
                   <pic:nvPicPr>
-                    <pic:cNvPr descr="./output/figuras/comp_geo_Conribuintes_Desocupados.png" id="38" name="Picture"/>
+                    <pic:cNvPr descr="./output/figuras/comp_geo_Conribuintes_Desocupados.png" id="37" name="Picture"/>
                     <pic:cNvPicPr>
                       <a:picLocks noChangeArrowheads="1" noChangeAspect="1"/>
                     </pic:cNvPicPr>
                   </pic:nvPicPr>
                   <pic:blipFill>
-                    <a:blip r:embed="rId36"/>
+                    <a:blip r:embed="rId35"/>
                     <a:stretch>
                       <a:fillRect/>
                     </a:stretch>
@@ -6096,32 +5672,6 @@
     </w:p>
     <w:p>
       <w:pPr>
-        <w:pStyle w:val="BodyText"/>
-      </w:pPr>
-      <w:r>
-        <w:t xml:space="preserve">No Piauí, 55,6% dos desocupados eram</w:t>
-      </w:r>
-      <w:r>
-        <w:t xml:space="preserve"> </w:t>
-      </w:r>
-      <w:r>
-        <w:t xml:space="preserve">responsáveis pelo domicílio ou cônjuges, contra</w:t>
-      </w:r>
-      <w:r>
-        <w:t xml:space="preserve"> </w:t>
-      </w:r>
-      <w:r>
-        <w:t xml:space="preserve">37,9% apenas de responsáveis — a diferença</w:t>
-      </w:r>
-      <w:r>
-        <w:t xml:space="preserve"> </w:t>
-      </w:r>
-      <w:r>
-        <w:t xml:space="preserve">corresponde aos cônjuges desocupados.</w:t>
-      </w:r>
-    </w:p>
-    <w:p>
-      <w:pPr>
         <w:pStyle w:val="BlockText"/>
       </w:pPr>
       <w:r>
@@ -6138,22 +5688,24 @@
         <w:t xml:space="preserve">— o que essa diferença diz sobre o arranjo de sustento das famílias do estado.</w:t>
       </w:r>
     </w:p>
-    <w:p>
-      <w:r>
-        <w:pict>
-          <v:rect style="width:0;height:1.5pt" o:hralign="center" o:hrstd="t" o:hr="t"/>
-        </w:pict>
-      </w:r>
-    </w:p>
+    <w:bookmarkEnd w:id="38"/>
     <w:bookmarkEnd w:id="39"/>
-    <w:bookmarkEnd w:id="40"/>
-    <w:bookmarkStart w:id="56" w:name="rendimento"/>
+    <w:bookmarkStart w:id="55" w:name="rendimento"/>
     <w:p>
       <w:pPr>
         <w:pStyle w:val="Heading3"/>
       </w:pPr>
       <w:r>
         <w:t xml:space="preserve">3.3 Rendimento</w:t>
+      </w:r>
+    </w:p>
+    <w:bookmarkStart w:id="43" w:name="rendimento-médio-real-habitual"/>
+    <w:p>
+      <w:pPr>
+        <w:pStyle w:val="Heading4"/>
+      </w:pPr>
+      <w:r>
+        <w:t xml:space="preserve">3.3.1 Rendimento médio real habitual</w:t>
       </w:r>
     </w:p>
     <w:p>
@@ -6161,51 +5713,30 @@
         <w:pStyle w:val="FirstParagraph"/>
       </w:pPr>
       <w:r>
-        <w:t xml:space="preserve">Se a dimensão anterior pergunta quem tem trabalho, esta pergunta quanto esse</w:t>
+        <w:t xml:space="preserve">No Piauí, 55,6% dos desocupados eram</w:t>
       </w:r>
       <w:r>
         <w:t xml:space="preserve"> </w:t>
       </w:r>
       <w:r>
-        <w:t xml:space="preserve">trabalho paga. O rendimento médio habitual é o indicador principal: mede o que</w:t>
+        <w:t xml:space="preserve">responsáveis pelo domicílio ou cônjuges, contra</w:t>
       </w:r>
       <w:r>
         <w:t xml:space="preserve"> </w:t>
       </w:r>
       <w:r>
-        <w:t xml:space="preserve">a pessoa recebe de forma regular, e não o que recebeu excepcionalmente naquele</w:t>
+        <w:t xml:space="preserve">37,9% apenas de responsáveis — a diferença</w:t>
       </w:r>
       <w:r>
         <w:t xml:space="preserve"> </w:t>
       </w:r>
       <w:r>
-        <w:t xml:space="preserve">mês, o que o torna mais adequado para comparar territórios. Os auxiliares</w:t>
-      </w:r>
-      <w:r>
-        <w:t xml:space="preserve"> </w:t>
-      </w:r>
-      <w:r>
-        <w:t xml:space="preserve">tratam do piso e da dispersão: quantos ganham abaixo do mínimo por hora, e</w:t>
-      </w:r>
-      <w:r>
-        <w:t xml:space="preserve"> </w:t>
-      </w:r>
-      <w:r>
-        <w:t xml:space="preserve">quanto a formalidade separa os rendimentos.</w:t>
-      </w:r>
-    </w:p>
-    <w:bookmarkStart w:id="44" w:name="rendimento-médio-real-habitual"/>
-    <w:p>
-      <w:pPr>
-        <w:pStyle w:val="Heading4"/>
-      </w:pPr>
-      <w:r>
-        <w:t xml:space="preserve">3.3.1 Rendimento médio real habitual</w:t>
+        <w:t xml:space="preserve">corresponde aos cônjuges desocupados.</w:t>
       </w:r>
     </w:p>
     <w:p>
       <w:pPr>
-        <w:pStyle w:val="FirstParagraph"/>
+        <w:pStyle w:val="BodyText"/>
       </w:pPr>
       <w:r>
         <w:rPr>
@@ -6691,18 +6222,18 @@
           <wp:inline>
             <wp:extent cx="5334000" cy="6267449"/>
             <wp:effectExtent b="0" l="0" r="0" t="0"/>
-            <wp:docPr descr="Rendimento médio habitual por recorte geográfico" title="" id="42" name="Picture"/>
+            <wp:docPr descr="Rendimento médio habitual por recorte geográfico" title="" id="41" name="Picture"/>
             <a:graphic>
               <a:graphicData uri="http://schemas.openxmlformats.org/drawingml/2006/picture">
                 <pic:pic>
                   <pic:nvPicPr>
-                    <pic:cNvPr descr="./output/figuras/comp_geo_Rendimento_Medio_Habitual.png" id="43" name="Picture"/>
+                    <pic:cNvPr descr="./output/figuras/comp_geo_Rendimento_Medio_Habitual.png" id="42" name="Picture"/>
                     <pic:cNvPicPr>
                       <a:picLocks noChangeArrowheads="1" noChangeAspect="1"/>
                     </pic:cNvPicPr>
                   </pic:nvPicPr>
                   <pic:blipFill>
-                    <a:blip r:embed="rId41"/>
+                    <a:blip r:embed="rId40"/>
                     <a:stretch>
                       <a:fillRect/>
                     </a:stretch>
@@ -6766,57 +6297,7 @@
         <w:pStyle w:val="BodyText"/>
       </w:pPr>
       <w:r>
-        <w:t xml:space="preserve">O rendimento médio no Piauí foi de R$ 2.547,</w:t>
-      </w:r>
-      <w:r>
-        <w:t xml:space="preserve"> </w:t>
-      </w:r>
-      <w:r>
-        <w:t xml:space="preserve">equivalente a 68,1% da média</w:t>
-      </w:r>
-      <w:r>
-        <w:t xml:space="preserve"> </w:t>
-      </w:r>
-      <w:r>
-        <w:t xml:space="preserve">nacional. Dentro do estado, estrato 2210013</w:t>
-      </w:r>
-      <w:r>
-        <w:t xml:space="preserve"> </w:t>
-      </w:r>
-      <w:r>
-        <w:t xml:space="preserve">apresentou o maior rendimento médio (R$ 6.034)</w:t>
-      </w:r>
-      <w:r>
-        <w:t xml:space="preserve"> </w:t>
-      </w:r>
-      <w:r>
-        <w:t xml:space="preserve">e estrato 2252020 o menor</w:t>
-      </w:r>
-      <w:r>
-        <w:t xml:space="preserve"> </w:t>
-      </w:r>
-      <w:r>
-        <w:t xml:space="preserve">(R$ 1.113) — uma razão de</w:t>
-      </w:r>
-      <w:r>
-        <w:t xml:space="preserve"> </w:t>
-      </w:r>
-      <w:r>
-        <w:t xml:space="preserve">5,42 entre os extremos.</w:t>
-      </w:r>
-    </w:p>
-    <w:p>
-      <w:pPr>
-        <w:pStyle w:val="BodyText"/>
-      </w:pPr>
-      <w:r>
-        <w:t xml:space="preserve">Vale registrar o que uma média de rendimento não mostra: ela é sensível a</w:t>
-      </w:r>
-      <w:r>
-        <w:t xml:space="preserve"> </w:t>
-      </w:r>
-      <w:r>
-        <w:t xml:space="preserve">valores muito altos e, em territórios pequenos, um punhado de rendimentos</w:t>
+        <w:t xml:space="preserve">Ressalta-se que a média de rendimento é sensível a valores muito altos e, em territórios pequenos, um punhado de rendimentos</w:t>
       </w:r>
       <w:r>
         <w:t xml:space="preserve"> </w:t>
@@ -6855,8 +6336,8 @@
         <w:t xml:space="preserve">— bloco demográfico do rendimento médio — incluir só se significativo E com CV abaixo de 15% em todas as subdivisões de cada corte geográfico.</w:t>
       </w:r>
     </w:p>
-    <w:bookmarkEnd w:id="44"/>
-    <w:bookmarkStart w:id="48" w:name="sub-remuneração"/>
+    <w:bookmarkEnd w:id="43"/>
+    <w:bookmarkStart w:id="47" w:name="sub-remuneração"/>
     <w:p>
       <w:pPr>
         <w:pStyle w:val="Heading4"/>
@@ -6882,13 +6363,37 @@
         <w:t xml:space="preserve"> </w:t>
       </w:r>
       <w:r>
-        <w:t xml:space="preserve">É um indicador de precariedade que a taxa de desocupação não alcança: trata-se</w:t>
+        <w:t xml:space="preserve">38,2% dos ocupados do Piauí recebiam abaixo</w:t>
       </w:r>
       <w:r>
         <w:t xml:space="preserve"> </w:t>
       </w:r>
       <w:r>
-        <w:t xml:space="preserve">de gente trabalhando, e trabalhando por menos do que o piso legal equivalente.</w:t>
+        <w:t xml:space="preserve">do mínimo por hora. A incidência foi de</w:t>
+      </w:r>
+      <w:r>
+        <w:t xml:space="preserve"> </w:t>
+      </w:r>
+      <w:r>
+        <w:t xml:space="preserve">67,4% em</w:t>
+      </w:r>
+      <w:r>
+        <w:t xml:space="preserve"> </w:t>
+      </w:r>
+      <w:r>
+        <w:t xml:space="preserve">estrato 2252021 e</w:t>
+      </w:r>
+      <w:r>
+        <w:t xml:space="preserve"> </w:t>
+      </w:r>
+      <w:r>
+        <w:t xml:space="preserve">17,7% em</w:t>
+      </w:r>
+      <w:r>
+        <w:t xml:space="preserve"> </w:t>
+      </w:r>
+      <w:r>
+        <w:t xml:space="preserve">estrato 2210012.</w:t>
       </w:r>
     </w:p>
     <w:p>
@@ -8538,18 +8043,18 @@
           <wp:inline>
             <wp:extent cx="5334000" cy="6267449"/>
             <wp:effectExtent b="0" l="0" r="0" t="0"/>
-            <wp:docPr descr="Sub-remuneração por recorte geográfico" title="" id="46" name="Picture"/>
+            <wp:docPr descr="Sub-remuneração por recorte geográfico" title="" id="45" name="Picture"/>
             <a:graphic>
               <a:graphicData uri="http://schemas.openxmlformats.org/drawingml/2006/picture">
                 <pic:pic>
                   <pic:nvPicPr>
-                    <pic:cNvPr descr="./output/figuras/comp_geo_Percentual_Subremuneracao.png" id="47" name="Picture"/>
+                    <pic:cNvPr descr="./output/figuras/comp_geo_Percentual_Subremuneracao.png" id="46" name="Picture"/>
                     <pic:cNvPicPr>
                       <a:picLocks noChangeArrowheads="1" noChangeAspect="1"/>
                     </pic:cNvPicPr>
                   </pic:nvPicPr>
                   <pic:blipFill>
-                    <a:blip r:embed="rId45"/>
+                    <a:blip r:embed="rId44"/>
                     <a:stretch>
                       <a:fillRect/>
                     </a:stretch>
@@ -8610,44 +8115,6 @@
     </w:p>
     <w:p>
       <w:pPr>
-        <w:pStyle w:val="BodyText"/>
-      </w:pPr>
-      <w:r>
-        <w:t xml:space="preserve">38,2% dos ocupados do Piauí recebiam abaixo</w:t>
-      </w:r>
-      <w:r>
-        <w:t xml:space="preserve"> </w:t>
-      </w:r>
-      <w:r>
-        <w:t xml:space="preserve">do mínimo por hora. A incidência foi de</w:t>
-      </w:r>
-      <w:r>
-        <w:t xml:space="preserve"> </w:t>
-      </w:r>
-      <w:r>
-        <w:t xml:space="preserve">67,4% em</w:t>
-      </w:r>
-      <w:r>
-        <w:t xml:space="preserve"> </w:t>
-      </w:r>
-      <w:r>
-        <w:t xml:space="preserve">estrato 2252021 e</w:t>
-      </w:r>
-      <w:r>
-        <w:t xml:space="preserve"> </w:t>
-      </w:r>
-      <w:r>
-        <w:t xml:space="preserve">17,7% em</w:t>
-      </w:r>
-      <w:r>
-        <w:t xml:space="preserve"> </w:t>
-      </w:r>
-      <w:r>
-        <w:t xml:space="preserve">estrato 2210012.</w:t>
-      </w:r>
-    </w:p>
-    <w:p>
-      <w:pPr>
         <w:pStyle w:val="BlockText"/>
       </w:pPr>
       <w:r>
@@ -8664,8 +8131,8 @@
         <w:t xml:space="preserve">— o que a distância entre esses dois extremos sugere sobre a estrutura produtiva dos territórios envolvidos.</w:t>
       </w:r>
     </w:p>
-    <w:bookmarkEnd w:id="48"/>
-    <w:bookmarkStart w:id="55" w:name="desigualdade-entre-formais-e-informais"/>
+    <w:bookmarkEnd w:id="47"/>
+    <w:bookmarkStart w:id="54" w:name="desigualdade-entre-formais-e-informais"/>
     <w:p>
       <w:pPr>
         <w:pStyle w:val="Heading4"/>
@@ -8691,13 +8158,37 @@
         <w:t xml:space="preserve"> </w:t>
       </w:r>
       <w:r>
-        <w:t xml:space="preserve">o dobro do informal. Quanto mais alta a razão, mais a carteira assinada — e não</w:t>
+        <w:t xml:space="preserve">o dobro do informal. A razão formal/informal no Piauí foi de 2,72 — ou seja,</w:t>
       </w:r>
       <w:r>
         <w:t xml:space="preserve"> </w:t>
       </w:r>
       <w:r>
-        <w:t xml:space="preserve">o esforço ou a jornada — determina quanto se ganha.</w:t>
+        <w:t xml:space="preserve">o trabalhador com carteira ganhou, em média, 172% a mais que o</w:t>
+      </w:r>
+      <w:r>
+        <w:t xml:space="preserve"> </w:t>
+      </w:r>
+      <w:r>
+        <w:t xml:space="preserve">informal: R$ 3.675 contra R$ 1.353.</w:t>
+      </w:r>
+      <w:r>
+        <w:t xml:space="preserve"> </w:t>
+      </w:r>
+      <w:r>
+        <w:t xml:space="preserve">Entre os estratos, a razão foi mais alta em estrato 2253020</w:t>
+      </w:r>
+      <w:r>
+        <w:t xml:space="preserve"> </w:t>
+      </w:r>
+      <w:r>
+        <w:t xml:space="preserve">(3,63) e mais baixa em estrato 2253022</w:t>
+      </w:r>
+      <w:r>
+        <w:t xml:space="preserve"> </w:t>
+      </w:r>
+      <w:r>
+        <w:t xml:space="preserve">(1,35).</w:t>
       </w:r>
     </w:p>
     <w:p>
@@ -10341,18 +9832,18 @@
           <wp:inline>
             <wp:extent cx="5334000" cy="6267449"/>
             <wp:effectExtent b="0" l="0" r="0" t="0"/>
-            <wp:docPr descr="Rendimento no setor formal" title="" id="50" name="Picture"/>
+            <wp:docPr descr="Rendimento no setor formal" title="" id="49" name="Picture"/>
             <a:graphic>
               <a:graphicData uri="http://schemas.openxmlformats.org/drawingml/2006/picture">
                 <pic:pic>
                   <pic:nvPicPr>
-                    <pic:cNvPr descr="./output/figuras/comp_geo_Rendimento_Formal.png" id="51" name="Picture"/>
+                    <pic:cNvPr descr="./output/figuras/comp_geo_Rendimento_Formal.png" id="50" name="Picture"/>
                     <pic:cNvPicPr>
                       <a:picLocks noChangeArrowheads="1" noChangeAspect="1"/>
                     </pic:cNvPicPr>
                   </pic:nvPicPr>
                   <pic:blipFill>
-                    <a:blip r:embed="rId49"/>
+                    <a:blip r:embed="rId48"/>
                     <a:stretch>
                       <a:fillRect/>
                     </a:stretch>
@@ -10414,18 +9905,18 @@
           <wp:inline>
             <wp:extent cx="5334000" cy="6267449"/>
             <wp:effectExtent b="0" l="0" r="0" t="0"/>
-            <wp:docPr descr="Rendimento no setor informal" title="" id="53" name="Picture"/>
+            <wp:docPr descr="Rendimento no setor informal" title="" id="52" name="Picture"/>
             <a:graphic>
               <a:graphicData uri="http://schemas.openxmlformats.org/drawingml/2006/picture">
                 <pic:pic>
                   <pic:nvPicPr>
-                    <pic:cNvPr descr="./output/figuras/comp_geo_Rendimento_Informal.png" id="54" name="Picture"/>
+                    <pic:cNvPr descr="./output/figuras/comp_geo_Rendimento_Informal.png" id="53" name="Picture"/>
                     <pic:cNvPicPr>
                       <a:picLocks noChangeArrowheads="1" noChangeAspect="1"/>
                     </pic:cNvPicPr>
                   </pic:nvPicPr>
                   <pic:blipFill>
-                    <a:blip r:embed="rId52"/>
+                    <a:blip r:embed="rId51"/>
                     <a:stretch>
                       <a:fillRect/>
                     </a:stretch>
@@ -10483,37 +9974,25 @@
         <w:pStyle w:val="BodyText"/>
       </w:pPr>
       <w:r>
-        <w:t xml:space="preserve">A razão formal/informal no Piauí foi de 2,72 — ou seja,</w:t>
+        <w:t xml:space="preserve">Vale contrastar com a capital: em Teresina a razão foi de</w:t>
       </w:r>
       <w:r>
         <w:t xml:space="preserve"> </w:t>
       </w:r>
       <w:r>
-        <w:t xml:space="preserve">o trabalhador com carteira ganhou, em média, 172% a mais que o</w:t>
+        <w:t xml:space="preserve">2,12, a mais baixa entre os recortes agregados — não</w:t>
       </w:r>
       <w:r>
         <w:t xml:space="preserve"> </w:t>
       </w:r>
       <w:r>
-        <w:t xml:space="preserve">informal: R$ 3.675 contra R$ 1.353.</w:t>
+        <w:t xml:space="preserve">porque o formal pague pouco ali, mas porque o informal teresinense ganha</w:t>
       </w:r>
       <w:r>
         <w:t xml:space="preserve"> </w:t>
       </w:r>
       <w:r>
-        <w:t xml:space="preserve">Entre os estratos, a razão foi mais alta em estrato 2253020</w:t>
-      </w:r>
-      <w:r>
-        <w:t xml:space="preserve"> </w:t>
-      </w:r>
-      <w:r>
-        <w:t xml:space="preserve">(3,63) e mais baixa em estrato 2253022</w:t>
-      </w:r>
-      <w:r>
-        <w:t xml:space="preserve"> </w:t>
-      </w:r>
-      <w:r>
-        <w:t xml:space="preserve">(1,35).</w:t>
+        <w:t xml:space="preserve">R$ 2.142, bem acima do informal do interior.</w:t>
       </w:r>
     </w:p>
     <w:p>
@@ -10521,32 +10000,6 @@
         <w:pStyle w:val="BodyText"/>
       </w:pPr>
       <w:r>
-        <w:t xml:space="preserve">Vale contrastar com a capital: em Teresina a razão foi de</w:t>
-      </w:r>
-      <w:r>
-        <w:t xml:space="preserve"> </w:t>
-      </w:r>
-      <w:r>
-        <w:t xml:space="preserve">2,12, a mais baixa entre os recortes agregados — não</w:t>
-      </w:r>
-      <w:r>
-        <w:t xml:space="preserve"> </w:t>
-      </w:r>
-      <w:r>
-        <w:t xml:space="preserve">porque o formal pague pouco ali, mas porque o informal teresinense ganha</w:t>
-      </w:r>
-      <w:r>
-        <w:t xml:space="preserve"> </w:t>
-      </w:r>
-      <w:r>
-        <w:t xml:space="preserve">R$ 2.142, bem acima do informal do interior.</w:t>
-      </w:r>
-    </w:p>
-    <w:p>
-      <w:pPr>
-        <w:pStyle w:val="BodyText"/>
-      </w:pPr>
-      <w:r>
         <w:t xml:space="preserve">Duas leituras opostas produzem o mesmo número baixo, e vale distingui-las. Uma</w:t>
       </w:r>
       <w:r>
@@ -10604,22 +10057,24 @@
         <w:t xml:space="preserve">— dizer qual dos dois casos se aplica aos estratos de razão mais baixa deste trimestre, olhando os rendimentos absolutos das Figuras 6 e 7.</w:t>
       </w:r>
     </w:p>
-    <w:p>
-      <w:r>
-        <w:pict>
-          <v:rect style="width:0;height:1.5pt" o:hralign="center" o:hrstd="t" o:hr="t"/>
-        </w:pict>
-      </w:r>
-    </w:p>
+    <w:bookmarkEnd w:id="54"/>
     <w:bookmarkEnd w:id="55"/>
-    <w:bookmarkEnd w:id="56"/>
-    <w:bookmarkStart w:id="69" w:name="inserção-no-mercado-de-trabalho"/>
+    <w:bookmarkStart w:id="68" w:name="inserção-no-mercado-de-trabalho"/>
     <w:p>
       <w:pPr>
         <w:pStyle w:val="Heading3"/>
       </w:pPr>
       <w:r>
         <w:t xml:space="preserve">3.4 Inserção no mercado de trabalho</w:t>
+      </w:r>
+    </w:p>
+    <w:bookmarkStart w:id="59" w:name="taxa-de-informalidade"/>
+    <w:p>
+      <w:pPr>
+        <w:pStyle w:val="Heading4"/>
+      </w:pPr>
+      <w:r>
+        <w:t xml:space="preserve">3.4.1 Taxa de informalidade</w:t>
       </w:r>
     </w:p>
     <w:p>
@@ -10627,45 +10082,54 @@
         <w:pStyle w:val="FirstParagraph"/>
       </w:pPr>
       <w:r>
-        <w:t xml:space="preserve">As duas dimensões anteriores tratam de ter trabalho e de quanto ele paga. Esta</w:t>
+        <w:t xml:space="preserve">A informalidade no Piauí atingiu 49,5% dos</w:t>
       </w:r>
       <w:r>
         <w:t xml:space="preserve"> </w:t>
       </w:r>
       <w:r>
-        <w:t xml:space="preserve">trata da qualidade do vínculo: com ou sem carteira, com jornada suficiente ou</w:t>
+        <w:t xml:space="preserve">ocupados, contra 48,7% no Nordeste e</w:t>
       </w:r>
       <w:r>
         <w:t xml:space="preserve"> </w:t>
       </w:r>
       <w:r>
-        <w:t xml:space="preserve">não, com qual escolaridade. São as condições que determinam acesso a</w:t>
+        <w:t xml:space="preserve">37,4% no Brasil. A variação interna ao estado foi</w:t>
       </w:r>
       <w:r>
         <w:t xml:space="preserve"> </w:t>
       </w:r>
       <w:r>
-        <w:t xml:space="preserve">previdência, seguro-desemprego, licenças e estabilidade — e que separam um</w:t>
+        <w:t xml:space="preserve">de 46,8 pontos, de</w:t>
       </w:r>
       <w:r>
         <w:t xml:space="preserve"> </w:t>
       </w:r>
       <w:r>
-        <w:t xml:space="preserve">mercado de trabalho que protege de um que apenas ocupa.</w:t>
-      </w:r>
-    </w:p>
-    <w:bookmarkStart w:id="60" w:name="taxa-de-informalidade"/>
-    <w:p>
-      <w:pPr>
-        <w:pStyle w:val="Heading4"/>
-      </w:pPr>
-      <w:r>
-        <w:t xml:space="preserve">3.4.1 Taxa de informalidade</w:t>
+        <w:t xml:space="preserve">30,3% em</w:t>
+      </w:r>
+      <w:r>
+        <w:t xml:space="preserve"> </w:t>
+      </w:r>
+      <w:r>
+        <w:t xml:space="preserve">estrato 2210012 a</w:t>
+      </w:r>
+      <w:r>
+        <w:t xml:space="preserve"> </w:t>
+      </w:r>
+      <w:r>
+        <w:t xml:space="preserve">77,1% em</w:t>
+      </w:r>
+      <w:r>
+        <w:t xml:space="preserve"> </w:t>
+      </w:r>
+      <w:r>
+        <w:t xml:space="preserve">estrato 2252021.</w:t>
       </w:r>
     </w:p>
     <w:p>
       <w:pPr>
-        <w:pStyle w:val="FirstParagraph"/>
+        <w:pStyle w:val="BodyText"/>
       </w:pPr>
       <w:r>
         <w:rPr>
@@ -12304,18 +11768,18 @@
           <wp:inline>
             <wp:extent cx="5334000" cy="6267449"/>
             <wp:effectExtent b="0" l="0" r="0" t="0"/>
-            <wp:docPr descr="Taxa de informalidade por recorte geográfico" title="" id="58" name="Picture"/>
+            <wp:docPr descr="Taxa de informalidade por recorte geográfico" title="" id="57" name="Picture"/>
             <a:graphic>
               <a:graphicData uri="http://schemas.openxmlformats.org/drawingml/2006/picture">
                 <pic:pic>
                   <pic:nvPicPr>
-                    <pic:cNvPr descr="./output/figuras/comp_geo_Taxa_Informalidade.png" id="59" name="Picture"/>
+                    <pic:cNvPr descr="./output/figuras/comp_geo_Taxa_Informalidade.png" id="58" name="Picture"/>
                     <pic:cNvPicPr>
                       <a:picLocks noChangeArrowheads="1" noChangeAspect="1"/>
                     </pic:cNvPicPr>
                   </pic:nvPicPr>
                   <pic:blipFill>
-                    <a:blip r:embed="rId57"/>
+                    <a:blip r:embed="rId56"/>
                     <a:stretch>
                       <a:fillRect/>
                     </a:stretch>
@@ -12373,56 +11837,6 @@
         <w:pStyle w:val="BodyText"/>
       </w:pPr>
       <w:r>
-        <w:t xml:space="preserve">A informalidade no Piauí atingiu 49,5% dos</w:t>
-      </w:r>
-      <w:r>
-        <w:t xml:space="preserve"> </w:t>
-      </w:r>
-      <w:r>
-        <w:t xml:space="preserve">ocupados, contra 48,7% no Nordeste e</w:t>
-      </w:r>
-      <w:r>
-        <w:t xml:space="preserve"> </w:t>
-      </w:r>
-      <w:r>
-        <w:t xml:space="preserve">37,4% no Brasil. A variação interna ao estado foi</w:t>
-      </w:r>
-      <w:r>
-        <w:t xml:space="preserve"> </w:t>
-      </w:r>
-      <w:r>
-        <w:t xml:space="preserve">de 46,8 pontos, de</w:t>
-      </w:r>
-      <w:r>
-        <w:t xml:space="preserve"> </w:t>
-      </w:r>
-      <w:r>
-        <w:t xml:space="preserve">30,3% em</w:t>
-      </w:r>
-      <w:r>
-        <w:t xml:space="preserve"> </w:t>
-      </w:r>
-      <w:r>
-        <w:t xml:space="preserve">estrato 2210012 a</w:t>
-      </w:r>
-      <w:r>
-        <w:t xml:space="preserve"> </w:t>
-      </w:r>
-      <w:r>
-        <w:t xml:space="preserve">77,1% em</w:t>
-      </w:r>
-      <w:r>
-        <w:t xml:space="preserve"> </w:t>
-      </w:r>
-      <w:r>
-        <w:t xml:space="preserve">estrato 2252021.</w:t>
-      </w:r>
-    </w:p>
-    <w:p>
-      <w:pPr>
-        <w:pStyle w:val="BodyText"/>
-      </w:pPr>
-      <w:r>
         <w:t xml:space="preserve">O contraste entre zona urbana e rural tende a ser o mais acentuado deste</w:t>
       </w:r>
       <w:r>
@@ -12474,8 +11888,8 @@
         <w:t xml:space="preserve">— bloco demográfico da informalidade — incluir só se significativo E com CV abaixo de 15% em todas as subdivisões de cada corte geográfico.</w:t>
       </w:r>
     </w:p>
-    <w:bookmarkEnd w:id="60"/>
-    <w:bookmarkStart w:id="64" w:name="sub-ocupação-por-insuficiência-de-horas"/>
+    <w:bookmarkEnd w:id="59"/>
+    <w:bookmarkStart w:id="63" w:name="sub-ocupação-por-insuficiência-de-horas"/>
     <w:p>
       <w:pPr>
         <w:pStyle w:val="Heading4"/>
@@ -12489,19 +11903,19 @@
         <w:pStyle w:val="FirstParagraph"/>
       </w:pPr>
       <w:r>
-        <w:t xml:space="preserve">Capta quem está trabalhando menos horas do que gostaria e poderia. É o</w:t>
+        <w:t xml:space="preserve">11,2% dos ocupados do Piauí estavam subocupados, com</w:t>
       </w:r>
       <w:r>
         <w:t xml:space="preserve"> </w:t>
       </w:r>
       <w:r>
-        <w:t xml:space="preserve">indicador que revela a ociosidade escondida dentro da ocupação: a pessoa é</w:t>
+        <w:t xml:space="preserve">27,5% em estrato 2251020</w:t>
       </w:r>
       <w:r>
         <w:t xml:space="preserve"> </w:t>
       </w:r>
       <w:r>
-        <w:t xml:space="preserve">contada como ocupada, mas sua capacidade de trabalho está sendo subutilizada.</w:t>
+        <w:t xml:space="preserve">e 7,8% em estrato 2253012.</w:t>
       </w:r>
     </w:p>
     <w:p>
@@ -14151,18 +13565,18 @@
           <wp:inline>
             <wp:extent cx="5334000" cy="6267449"/>
             <wp:effectExtent b="0" l="0" r="0" t="0"/>
-            <wp:docPr descr="Sub-ocupação por recorte geográfico" title="" id="62" name="Picture"/>
+            <wp:docPr descr="Sub-ocupação por recorte geográfico" title="" id="61" name="Picture"/>
             <a:graphic>
               <a:graphicData uri="http://schemas.openxmlformats.org/drawingml/2006/picture">
                 <pic:pic>
                   <pic:nvPicPr>
-                    <pic:cNvPr descr="./output/figuras/comp_geo_Taxa_Subocupacao.png" id="63" name="Picture"/>
+                    <pic:cNvPr descr="./output/figuras/comp_geo_Taxa_Subocupacao.png" id="62" name="Picture"/>
                     <pic:cNvPicPr>
                       <a:picLocks noChangeArrowheads="1" noChangeAspect="1"/>
                     </pic:cNvPicPr>
                   </pic:nvPicPr>
                   <pic:blipFill>
-                    <a:blip r:embed="rId61"/>
+                    <a:blip r:embed="rId60"/>
                     <a:stretch>
                       <a:fillRect/>
                     </a:stretch>
@@ -14223,26 +13637,6 @@
     </w:p>
     <w:p>
       <w:pPr>
-        <w:pStyle w:val="BodyText"/>
-      </w:pPr>
-      <w:r>
-        <w:t xml:space="preserve">11,2% dos ocupados do Piauí estavam subocupados, com</w:t>
-      </w:r>
-      <w:r>
-        <w:t xml:space="preserve"> </w:t>
-      </w:r>
-      <w:r>
-        <w:t xml:space="preserve">27,5% em estrato 2251020</w:t>
-      </w:r>
-      <w:r>
-        <w:t xml:space="preserve"> </w:t>
-      </w:r>
-      <w:r>
-        <w:t xml:space="preserve">e 7,8% em estrato 2253012.</w:t>
-      </w:r>
-    </w:p>
-    <w:p>
-      <w:pPr>
         <w:pStyle w:val="BlockText"/>
       </w:pPr>
       <w:r>
@@ -14259,8 +13653,8 @@
         <w:t xml:space="preserve">— relacionar a subocupação com a informalidade do mesmo território — jornada insuficiente e vínculo precário costumam andar juntos, mas nem sempre.</w:t>
       </w:r>
     </w:p>
-    <w:bookmarkEnd w:id="64"/>
-    <w:bookmarkStart w:id="68" w:name="escolaridade-dos-ocupados"/>
+    <w:bookmarkEnd w:id="63"/>
+    <w:bookmarkStart w:id="67" w:name="escolaridade-dos-ocupados"/>
     <w:p>
       <w:pPr>
         <w:pStyle w:val="Heading4"/>
@@ -14274,25 +13668,66 @@
         <w:pStyle w:val="FirstParagraph"/>
       </w:pPr>
       <w:r>
-        <w:t xml:space="preserve">Mede o percentual de ocupados com ensino médio completo ou mais. Funciona como</w:t>
+        <w:t xml:space="preserve">91,4% em</w:t>
       </w:r>
       <w:r>
         <w:t xml:space="preserve"> </w:t>
       </w:r>
       <w:r>
-        <w:t xml:space="preserve">aproximação da qualificação da mão de obra empregada e, indiretamente, do tipo</w:t>
+        <w:t xml:space="preserve">estrato 2210013 e</w:t>
       </w:r>
       <w:r>
         <w:t xml:space="preserve"> </w:t>
       </w:r>
       <w:r>
-        <w:t xml:space="preserve">de posto de trabalho que cada território oferece.</w:t>
-      </w:r>
-    </w:p>
-    <w:p>
-      <w:pPr>
-        <w:pStyle w:val="BodyText"/>
-      </w:pPr>
+        <w:t xml:space="preserve">32,2% em</w:t>
+      </w:r>
+      <w:r>
+        <w:t xml:space="preserve"> </w:t>
+      </w:r>
+      <w:r>
+        <w:t xml:space="preserve">estrato 2254020 — uma diferença de</w:t>
+      </w:r>
+      <w:r>
+        <w:t xml:space="preserve"> </w:t>
+      </w:r>
+      <w:r>
+        <w:t xml:space="preserve">59,2 pontos. Cabe uma cautela de leitura: este indicador mede a</w:t>
+      </w:r>
+      <w:r>
+        <w:t xml:space="preserve"> </w:t>
+      </w:r>
+      <w:r>
+        <w:t xml:space="preserve">escolaridade de quem</w:t>
+      </w:r>
+      <w:r>
+        <w:t xml:space="preserve"> </w:t>
+      </w:r>
+      <w:r>
+        <w:rPr>
+          <w:iCs/>
+          <w:i/>
+        </w:rPr>
+        <w:t xml:space="preserve">está ocupado</w:t>
+      </w:r>
+      <w:r>
+        <w:t xml:space="preserve">, não a da população. Um estrato pode</w:t>
+      </w:r>
+      <w:r>
+        <w:t xml:space="preserve"> </w:t>
+      </w:r>
+      <w:r>
+        <w:t xml:space="preserve">aparecer com escolaridade alta simplesmente porque os menos escolarizados não</w:t>
+      </w:r>
+      <w:r>
+        <w:t xml:space="preserve"> </w:t>
+      </w:r>
+      <w:r>
+        <w:t xml:space="preserve">encontraram trabalho, e não porque a população seja mais escolarizada.</w:t>
+      </w:r>
+      <w:r>
+        <w:t xml:space="preserve"> </w:t>
+      </w:r>
       <w:r>
         <w:rPr>
           <w:bCs/>
@@ -15936,18 +15371,18 @@
           <wp:inline>
             <wp:extent cx="5334000" cy="6267449"/>
             <wp:effectExtent b="0" l="0" r="0" t="0"/>
-            <wp:docPr descr="Ocupados com médio completo ou mais" title="" id="66" name="Picture"/>
+            <wp:docPr descr="Ocupados com médio completo ou mais" title="" id="65" name="Picture"/>
             <a:graphic>
               <a:graphicData uri="http://schemas.openxmlformats.org/drawingml/2006/picture">
                 <pic:pic>
                   <pic:nvPicPr>
-                    <pic:cNvPr descr="./output/figuras/comp_geo_Proporcao_Ocupados_Escolarizados.png" id="67" name="Picture"/>
+                    <pic:cNvPr descr="./output/figuras/comp_geo_Proporcao_Ocupados_Escolarizados.png" id="66" name="Picture"/>
                     <pic:cNvPicPr>
                       <a:picLocks noChangeArrowheads="1" noChangeAspect="1"/>
                     </pic:cNvPicPr>
                   </pic:nvPicPr>
                   <pic:blipFill>
-                    <a:blip r:embed="rId65"/>
+                    <a:blip r:embed="rId64"/>
                     <a:stretch>
                       <a:fillRect/>
                     </a:stretch>
@@ -16006,79 +15441,9 @@
         <w:t xml:space="preserve">2º trimestre de 2026</w:t>
       </w:r>
     </w:p>
-    <w:p>
-      <w:pPr>
-        <w:pStyle w:val="BodyText"/>
-      </w:pPr>
-      <w:r>
-        <w:t xml:space="preserve">91,4% em</w:t>
-      </w:r>
-      <w:r>
-        <w:t xml:space="preserve"> </w:t>
-      </w:r>
-      <w:r>
-        <w:t xml:space="preserve">estrato 2210013 e</w:t>
-      </w:r>
-      <w:r>
-        <w:t xml:space="preserve"> </w:t>
-      </w:r>
-      <w:r>
-        <w:t xml:space="preserve">32,2% em</w:t>
-      </w:r>
-      <w:r>
-        <w:t xml:space="preserve"> </w:t>
-      </w:r>
-      <w:r>
-        <w:t xml:space="preserve">estrato 2254020 — uma diferença de</w:t>
-      </w:r>
-      <w:r>
-        <w:t xml:space="preserve"> </w:t>
-      </w:r>
-      <w:r>
-        <w:t xml:space="preserve">59,2 pontos. Cabe uma cautela de leitura: este indicador mede a</w:t>
-      </w:r>
-      <w:r>
-        <w:t xml:space="preserve"> </w:t>
-      </w:r>
-      <w:r>
-        <w:t xml:space="preserve">escolaridade de quem</w:t>
-      </w:r>
-      <w:r>
-        <w:t xml:space="preserve"> </w:t>
-      </w:r>
-      <w:r>
-        <w:rPr>
-          <w:iCs/>
-          <w:i/>
-        </w:rPr>
-        <w:t xml:space="preserve">está ocupado</w:t>
-      </w:r>
-      <w:r>
-        <w:t xml:space="preserve">, não a da população. Um estrato pode</w:t>
-      </w:r>
-      <w:r>
-        <w:t xml:space="preserve"> </w:t>
-      </w:r>
-      <w:r>
-        <w:t xml:space="preserve">aparecer com escolaridade alta simplesmente porque os menos escolarizados não</w:t>
-      </w:r>
-      <w:r>
-        <w:t xml:space="preserve"> </w:t>
-      </w:r>
-      <w:r>
-        <w:t xml:space="preserve">encontraram trabalho, e não porque a população seja mais escolarizada.</w:t>
-      </w:r>
-    </w:p>
-    <w:p>
-      <w:r>
-        <w:pict>
-          <v:rect style="width:0;height:1.5pt" o:hralign="center" o:hrstd="t" o:hr="t"/>
-        </w:pict>
-      </w:r>
-    </w:p>
+    <w:bookmarkEnd w:id="67"/>
     <w:bookmarkEnd w:id="68"/>
-    <w:bookmarkEnd w:id="69"/>
-    <w:bookmarkStart w:id="91" w:name="desalento"/>
+    <w:bookmarkStart w:id="90" w:name="desalento"/>
     <w:p>
       <w:pPr>
         <w:pStyle w:val="Heading3"/>
@@ -16092,40 +15457,46 @@
         <w:pStyle w:val="FirstParagraph"/>
       </w:pPr>
       <w:r>
-        <w:t xml:space="preserve">O desalento é a face do desemprego que as estatísticas convencionais não</w:t>
+        <w:t xml:space="preserve">O desalento atingiu 7,0% da força de</w:t>
       </w:r>
       <w:r>
         <w:t xml:space="preserve"> </w:t>
       </w:r>
       <w:r>
-        <w:t xml:space="preserve">capturam. Uma pessoa desalentada gostaria de trabalhar, está disponível para</w:t>
+        <w:t xml:space="preserve">trabalho ampliada do Piauí, com 23,2%</w:t>
       </w:r>
       <w:r>
         <w:t xml:space="preserve"> </w:t>
       </w:r>
       <w:r>
-        <w:t xml:space="preserve">isso, mas deixou de procurar por acreditar que não encontraria vaga. Como não</w:t>
+        <w:t xml:space="preserve">em estrato 2251022 e</w:t>
       </w:r>
       <w:r>
         <w:t xml:space="preserve"> </w:t>
       </w:r>
       <w:r>
-        <w:t xml:space="preserve">procurou, não é contada como desocupada — sai da força de trabalho e some da</w:t>
+        <w:t xml:space="preserve">7,2% em</w:t>
       </w:r>
       <w:r>
         <w:t xml:space="preserve"> </w:t>
       </w:r>
       <w:r>
-        <w:t xml:space="preserve">taxa de desocupação. É por isso que um território pode ter desemprego em queda</w:t>
+        <w:t xml:space="preserve">estrato 2251011. Entre as pessoas fora da</w:t>
       </w:r>
       <w:r>
         <w:t xml:space="preserve"> </w:t>
       </w:r>
       <w:r>
-        <w:t xml:space="preserve">e mercado de trabalho piorando ao mesmo tempo.</w:t>
+        <w:t xml:space="preserve">força de trabalho, os desalentados foram</w:t>
+      </w:r>
+      <w:r>
+        <w:t xml:space="preserve"> </w:t>
+      </w:r>
+      <w:r>
+        <w:t xml:space="preserve">68,4% no estado.</w:t>
       </w:r>
     </w:p>
-    <w:bookmarkStart w:id="76" w:name="percentual-de-desalentados"/>
+    <w:bookmarkStart w:id="75" w:name="percentual-de-desalentados"/>
     <w:p>
       <w:pPr>
         <w:pStyle w:val="Heading4"/>
@@ -17781,18 +17152,18 @@
           <wp:inline>
             <wp:extent cx="5334000" cy="6267449"/>
             <wp:effectExtent b="0" l="0" r="0" t="0"/>
-            <wp:docPr descr="Desalentados na força ampliada" title="" id="71" name="Picture"/>
+            <wp:docPr descr="Desalentados na força ampliada" title="" id="70" name="Picture"/>
             <a:graphic>
               <a:graphicData uri="http://schemas.openxmlformats.org/drawingml/2006/picture">
                 <pic:pic>
                   <pic:nvPicPr>
-                    <pic:cNvPr descr="./output/figuras/comp_geo_Desalentados_Forca_Ampliada.png" id="72" name="Picture"/>
+                    <pic:cNvPr descr="./output/figuras/comp_geo_Desalentados_Forca_Ampliada.png" id="71" name="Picture"/>
                     <pic:cNvPicPr>
                       <a:picLocks noChangeArrowheads="1" noChangeAspect="1"/>
                     </pic:cNvPicPr>
                   </pic:nvPicPr>
                   <pic:blipFill>
-                    <a:blip r:embed="rId70"/>
+                    <a:blip r:embed="rId69"/>
                     <a:stretch>
                       <a:fillRect/>
                     </a:stretch>
@@ -17860,18 +17231,18 @@
           <wp:inline>
             <wp:extent cx="5334000" cy="6267449"/>
             <wp:effectExtent b="0" l="0" r="0" t="0"/>
-            <wp:docPr descr="Desalentados fora da força de trabalho" title="" id="74" name="Picture"/>
+            <wp:docPr descr="Desalentados fora da força de trabalho" title="" id="73" name="Picture"/>
             <a:graphic>
               <a:graphicData uri="http://schemas.openxmlformats.org/drawingml/2006/picture">
                 <pic:pic>
                   <pic:nvPicPr>
-                    <pic:cNvPr descr="./output/figuras/comp_geo_Desalentados_Fora_Forca.png" id="75" name="Picture"/>
+                    <pic:cNvPr descr="./output/figuras/comp_geo_Desalentados_Fora_Forca.png" id="74" name="Picture"/>
                     <pic:cNvPicPr>
                       <a:picLocks noChangeArrowheads="1" noChangeAspect="1"/>
                     </pic:cNvPicPr>
                   </pic:nvPicPr>
                   <pic:blipFill>
-                    <a:blip r:embed="rId73"/>
+                    <a:blip r:embed="rId72"/>
                     <a:stretch>
                       <a:fillRect/>
                     </a:stretch>
@@ -17935,50 +17306,6 @@
         <w:pStyle w:val="BodyText"/>
       </w:pPr>
       <w:r>
-        <w:t xml:space="preserve">O desalento atingiu 7,0% da força de</w:t>
-      </w:r>
-      <w:r>
-        <w:t xml:space="preserve"> </w:t>
-      </w:r>
-      <w:r>
-        <w:t xml:space="preserve">trabalho ampliada do Piauí, com 23,2%</w:t>
-      </w:r>
-      <w:r>
-        <w:t xml:space="preserve"> </w:t>
-      </w:r>
-      <w:r>
-        <w:t xml:space="preserve">em estrato 2251022 e</w:t>
-      </w:r>
-      <w:r>
-        <w:t xml:space="preserve"> </w:t>
-      </w:r>
-      <w:r>
-        <w:t xml:space="preserve">7,2% em</w:t>
-      </w:r>
-      <w:r>
-        <w:t xml:space="preserve"> </w:t>
-      </w:r>
-      <w:r>
-        <w:t xml:space="preserve">estrato 2251011. Entre as pessoas fora da</w:t>
-      </w:r>
-      <w:r>
-        <w:t xml:space="preserve"> </w:t>
-      </w:r>
-      <w:r>
-        <w:t xml:space="preserve">força de trabalho, os desalentados foram</w:t>
-      </w:r>
-      <w:r>
-        <w:t xml:space="preserve"> </w:t>
-      </w:r>
-      <w:r>
-        <w:t xml:space="preserve">68,4% no estado.</w:t>
-      </w:r>
-    </w:p>
-    <w:p>
-      <w:pPr>
-        <w:pStyle w:val="BodyText"/>
-      </w:pPr>
-      <w:r>
         <w:t xml:space="preserve">A leitura conjunta com a taxa de desocupação é o que dá sentido ao indicador.</w:t>
       </w:r>
     </w:p>
@@ -18000,8 +17327,8 @@
         <w:t xml:space="preserve">— comparar a lista de estratos com maior desalento com a de maior desocupação (Tabelas 2 e 11) e dizer se coincidem. Quando desalento alto convive com desocupação baixa, a taxa de desemprego daquele território está subestimando o problema.</w:t>
       </w:r>
     </w:p>
-    <w:bookmarkEnd w:id="76"/>
-    <w:bookmarkStart w:id="80" w:name="jovens-que-não-trabalham-nem-estudam"/>
+    <w:bookmarkEnd w:id="75"/>
+    <w:bookmarkStart w:id="79" w:name="jovens-que-não-trabalham-nem-estudam"/>
     <w:p>
       <w:pPr>
         <w:pStyle w:val="Heading4"/>
@@ -18013,6 +17340,32 @@
     <w:p>
       <w:pPr>
         <w:pStyle w:val="FirstParagraph"/>
+      </w:pPr>
+      <w:r>
+        <w:t xml:space="preserve">24,3% dos jovens piauienses de 14 a 29 anos não</w:t>
+      </w:r>
+      <w:r>
+        <w:t xml:space="preserve"> </w:t>
+      </w:r>
+      <w:r>
+        <w:t xml:space="preserve">trabalhavam nem estudavam. A incidência variou de</w:t>
+      </w:r>
+      <w:r>
+        <w:t xml:space="preserve"> </w:t>
+      </w:r>
+      <w:r>
+        <w:t xml:space="preserve">13,5% em estrato 2210012 a</w:t>
+      </w:r>
+      <w:r>
+        <w:t xml:space="preserve"> </w:t>
+      </w:r>
+      <w:r>
+        <w:t xml:space="preserve">49,8% em estrato 2251022.</w:t>
+      </w:r>
+    </w:p>
+    <w:p>
+      <w:pPr>
+        <w:pStyle w:val="BodyText"/>
       </w:pPr>
       <w:r>
         <w:rPr>
@@ -19657,18 +19010,18 @@
           <wp:inline>
             <wp:extent cx="5334000" cy="6267449"/>
             <wp:effectExtent b="0" l="0" r="0" t="0"/>
-            <wp:docPr descr="Taxa de jovens nem-nem" title="" id="78" name="Picture"/>
+            <wp:docPr descr="Taxa de jovens nem-nem" title="" id="77" name="Picture"/>
             <a:graphic>
               <a:graphicData uri="http://schemas.openxmlformats.org/drawingml/2006/picture">
                 <pic:pic>
                   <pic:nvPicPr>
-                    <pic:cNvPr descr="./output/figuras/comp_geo_Taxa_Nem_Nem.png" id="79" name="Picture"/>
+                    <pic:cNvPr descr="./output/figuras/comp_geo_Taxa_Nem_Nem.png" id="78" name="Picture"/>
                     <pic:cNvPicPr>
                       <a:picLocks noChangeArrowheads="1" noChangeAspect="1"/>
                     </pic:cNvPicPr>
                   </pic:nvPicPr>
                   <pic:blipFill>
-                    <a:blip r:embed="rId77"/>
+                    <a:blip r:embed="rId76"/>
                     <a:stretch>
                       <a:fillRect/>
                     </a:stretch>
@@ -19729,48 +19082,20 @@
     </w:p>
     <w:p>
       <w:pPr>
-        <w:pStyle w:val="BodyText"/>
+        <w:pStyle w:val="BlockText"/>
       </w:pPr>
       <w:r>
-        <w:t xml:space="preserve">24,3% dos jovens piauienses de 14 a 29 anos não</w:t>
+        <w:rPr>
+          <w:bCs/>
+          <w:b/>
+        </w:rPr>
+        <w:t xml:space="preserve">A REDIGIR</w:t>
       </w:r>
       <w:r>
         <w:t xml:space="preserve"> </w:t>
       </w:r>
       <w:r>
-        <w:t xml:space="preserve">trabalhavam nem estudavam. A incidência variou de</w:t>
-      </w:r>
-      <w:r>
-        <w:t xml:space="preserve"> </w:t>
-      </w:r>
-      <w:r>
-        <w:t xml:space="preserve">13,5% em estrato 2210012 a</w:t>
-      </w:r>
-      <w:r>
-        <w:t xml:space="preserve"> </w:t>
-      </w:r>
-      <w:r>
-        <w:t xml:space="preserve">49,8% em estrato 2251022.</w:t>
-      </w:r>
-    </w:p>
-    <w:p>
-      <w:pPr>
-        <w:pStyle w:val="BodyText"/>
-      </w:pPr>
-      <w:r>
-        <w:t xml:space="preserve">Este é o indicador com maior conteúdo prospectivo do relatório: ele não mede o</w:t>
-      </w:r>
-      <w:r>
-        <w:t xml:space="preserve"> </w:t>
-      </w:r>
-      <w:r>
-        <w:t xml:space="preserve">mercado de trabalho de hoje, mas a formação — ou a não formação — da força de</w:t>
-      </w:r>
-      <w:r>
-        <w:t xml:space="preserve"> </w:t>
-      </w:r>
-      <w:r>
-        <w:t xml:space="preserve">trabalho da próxima década.</w:t>
+        <w:t xml:space="preserve">— o que a amplitude entre os estratos extremos significa para a próxima década de oferta de trabalho no estado.</w:t>
       </w:r>
     </w:p>
     <w:p>
@@ -19788,29 +19113,11 @@
         <w:t xml:space="preserve"> </w:t>
       </w:r>
       <w:r>
-        <w:t xml:space="preserve">— o que a amplitude entre os estratos extremos significa para a próxima década de oferta de trabalho no estado.</w:t>
+        <w:t xml:space="preserve">— bloco demográfico dos nem-nem — é o recorte em que a diferença por sexo costuma ser mais acentuada, por conta do trabalho doméstico e de cuidado não remunerado. Incluir só se significativo E com CV abaixo de 15% em todas as subdivisões.</w:t>
       </w:r>
     </w:p>
-    <w:p>
-      <w:pPr>
-        <w:pStyle w:val="BlockText"/>
-      </w:pPr>
-      <w:r>
-        <w:rPr>
-          <w:bCs/>
-          <w:b/>
-        </w:rPr>
-        <w:t xml:space="preserve">A REDIGIR</w:t>
-      </w:r>
-      <w:r>
-        <w:t xml:space="preserve"> </w:t>
-      </w:r>
-      <w:r>
-        <w:t xml:space="preserve">— bloco demográfico dos nem-nem — é o recorte em que a diferença por sexo costuma ser mais acentuada, por conta do trabalho doméstico e de cuidado não remunerado. Incluir só se significativo E com CV abaixo de 15% em todas as subdivisões.</w:t>
-      </w:r>
-    </w:p>
-    <w:bookmarkEnd w:id="80"/>
-    <w:bookmarkStart w:id="90" w:name="motivos-para-não-procurar-trabalho"/>
+    <w:bookmarkEnd w:id="79"/>
+    <w:bookmarkStart w:id="89" w:name="motivos-para-não-procurar-trabalho"/>
     <w:p>
       <w:pPr>
         <w:pStyle w:val="Heading4"/>
@@ -19824,25 +19131,37 @@
         <w:pStyle w:val="FirstParagraph"/>
       </w:pPr>
       <w:r>
-        <w:t xml:space="preserve">Os indicadores anteriores dizem quantos desistiram. Este diz por quê — e é o</w:t>
+        <w:t xml:space="preserve">Estes são os indicadores mais frágeis do relatório em termos de precisão: são</w:t>
       </w:r>
       <w:r>
         <w:t xml:space="preserve"> </w:t>
       </w:r>
       <w:r>
-        <w:t xml:space="preserve">que separa um diagnóstico de falta de vagas de um diagnóstico de</w:t>
+        <w:t xml:space="preserve">proporções calculadas sobre um subconjunto já pequeno — os desalentados, ou os</w:t>
       </w:r>
       <w:r>
         <w:t xml:space="preserve"> </w:t>
       </w:r>
       <w:r>
-        <w:t xml:space="preserve">incompatibilidade entre a mão de obra disponível e as vagas existentes. Os dois</w:t>
+        <w:t xml:space="preserve">jovens nem-nem — e depois repartidas entre várias categorias de resposta. É</w:t>
       </w:r>
       <w:r>
         <w:t xml:space="preserve"> </w:t>
       </w:r>
       <w:r>
-        <w:t xml:space="preserve">pedem políticas públicas diferentes.</w:t>
+        <w:t xml:space="preserve">normal que a maioria das células apareça com CV alto nos estratos mais finos, e</w:t>
+      </w:r>
+      <w:r>
+        <w:t xml:space="preserve"> </w:t>
+      </w:r>
+      <w:r>
+        <w:t xml:space="preserve">elas devem ser lidas como indicativas, não conclusivas. Incluimos elas pois são importantissimos</w:t>
+      </w:r>
+      <w:r>
+        <w:t xml:space="preserve"> </w:t>
+      </w:r>
+      <w:r>
+        <w:t xml:space="preserve">para distinguir quem desistiu de procurar emprego por baixar perspectivas de emprego na região, por obrigações domésticas ou por apenas desinteresse.</w:t>
       </w:r>
     </w:p>
     <w:p>
@@ -19854,18 +19173,18 @@
           <wp:inline>
             <wp:extent cx="5334000" cy="6267449"/>
             <wp:effectExtent b="0" l="0" r="0" t="0"/>
-            <wp:docPr descr="Motivo da desistência entre os desalentados" title="" id="82" name="Picture"/>
+            <wp:docPr descr="Motivo da desistência entre os desalentados" title="" id="81" name="Picture"/>
             <a:graphic>
               <a:graphicData uri="http://schemas.openxmlformats.org/drawingml/2006/picture">
                 <pic:pic>
                   <pic:nvPicPr>
-                    <pic:cNvPr descr="./output/figuras/comp_geo_Motivo_Desistencia_Desalentado.png" id="83" name="Picture"/>
+                    <pic:cNvPr descr="./output/figuras/comp_geo_Motivo_Desistencia_Desalentado.png" id="82" name="Picture"/>
                     <pic:cNvPicPr>
                       <a:picLocks noChangeArrowheads="1" noChangeAspect="1"/>
                     </pic:cNvPicPr>
                   </pic:nvPicPr>
                   <pic:blipFill>
-                    <a:blip r:embed="rId81"/>
+                    <a:blip r:embed="rId80"/>
                     <a:stretch>
                       <a:fillRect/>
                     </a:stretch>
@@ -19933,18 +19252,18 @@
           <wp:inline>
             <wp:extent cx="5334000" cy="6267449"/>
             <wp:effectExtent b="0" l="0" r="0" t="0"/>
-            <wp:docPr descr="Motivo de não procurar trabalho entre os nem-nem" title="" id="85" name="Picture"/>
+            <wp:docPr descr="Motivo de não procurar trabalho entre os nem-nem" title="" id="84" name="Picture"/>
             <a:graphic>
               <a:graphicData uri="http://schemas.openxmlformats.org/drawingml/2006/picture">
                 <pic:pic>
                   <pic:nvPicPr>
-                    <pic:cNvPr descr="./output/figuras/comp_geo_Motivo_Nao_Procura_NemNem.png" id="86" name="Picture"/>
+                    <pic:cNvPr descr="./output/figuras/comp_geo_Motivo_Nao_Procura_NemNem.png" id="85" name="Picture"/>
                     <pic:cNvPicPr>
                       <a:picLocks noChangeArrowheads="1" noChangeAspect="1"/>
                     </pic:cNvPicPr>
                   </pic:nvPicPr>
                   <pic:blipFill>
-                    <a:blip r:embed="rId84"/>
+                    <a:blip r:embed="rId83"/>
                     <a:stretch>
                       <a:fillRect/>
                     </a:stretch>
@@ -20012,18 +19331,18 @@
           <wp:inline>
             <wp:extent cx="5334000" cy="6267449"/>
             <wp:effectExtent b="0" l="0" r="0" t="0"/>
-            <wp:docPr descr="Motivo de não iniciar trabalho entre os nem-nem" title="" id="88" name="Picture"/>
+            <wp:docPr descr="Motivo de não iniciar trabalho entre os nem-nem" title="" id="87" name="Picture"/>
             <a:graphic>
               <a:graphicData uri="http://schemas.openxmlformats.org/drawingml/2006/picture">
                 <pic:pic>
                   <pic:nvPicPr>
-                    <pic:cNvPr descr="./output/figuras/comp_geo_Motivo_Nao_Inicio_NemNem.png" id="89" name="Picture"/>
+                    <pic:cNvPr descr="./output/figuras/comp_geo_Motivo_Nao_Inicio_NemNem.png" id="88" name="Picture"/>
                     <pic:cNvPicPr>
                       <a:picLocks noChangeArrowheads="1" noChangeAspect="1"/>
                     </pic:cNvPicPr>
                   </pic:nvPicPr>
                   <pic:blipFill>
-                    <a:blip r:embed="rId87"/>
+                    <a:blip r:embed="rId86"/>
                     <a:stretch>
                       <a:fillRect/>
                     </a:stretch>
@@ -29224,76 +28543,9 @@
         <w:t xml:space="preserve">seria um erro de leitura.</w:t>
       </w:r>
     </w:p>
-    <w:p>
-      <w:pPr>
-        <w:pStyle w:val="FirstParagraph"/>
-      </w:pPr>
-      <w:r>
-        <w:t xml:space="preserve">Estes são os indicadores mais frágeis do relatório em termos de precisão: são</w:t>
-      </w:r>
-      <w:r>
-        <w:t xml:space="preserve"> </w:t>
-      </w:r>
-      <w:r>
-        <w:t xml:space="preserve">proporções calculadas sobre um subconjunto já pequeno — os desalentados, ou os</w:t>
-      </w:r>
-      <w:r>
-        <w:t xml:space="preserve"> </w:t>
-      </w:r>
-      <w:r>
-        <w:t xml:space="preserve">jovens nem-nem — e depois repartidas entre várias categorias de resposta. É</w:t>
-      </w:r>
-      <w:r>
-        <w:t xml:space="preserve"> </w:t>
-      </w:r>
-      <w:r>
-        <w:t xml:space="preserve">normal que a maioria das células apareça com CV alto nos estratos mais finos, e</w:t>
-      </w:r>
-      <w:r>
-        <w:t xml:space="preserve"> </w:t>
-      </w:r>
-      <w:r>
-        <w:t xml:space="preserve">elas devem ser lidas como indicativas, não conclusivas. As Tabelas 13 e 15 são</w:t>
-      </w:r>
-      <w:r>
-        <w:t xml:space="preserve"> </w:t>
-      </w:r>
-      <w:r>
-        <w:t xml:space="preserve">a exceção deliberada: como pedido, elas mostram categorias específicas</w:t>
-      </w:r>
-      <w:r>
-        <w:t xml:space="preserve"> </w:t>
-      </w:r>
-      <w:r>
-        <w:rPr>
-          <w:bCs/>
-          <w:b/>
-        </w:rPr>
-        <w:t xml:space="preserve">independentemente do CV</w:t>
-      </w:r>
-      <w:r>
-        <w:t xml:space="preserve"> </w:t>
-      </w:r>
-      <w:r>
-        <w:t xml:space="preserve">— a leitura deve se apoiar no IC ao lado de cada</w:t>
-      </w:r>
-      <w:r>
-        <w:t xml:space="preserve"> </w:t>
-      </w:r>
-      <w:r>
-        <w:t xml:space="preserve">estimativa, não na estimativa pontual sozinha.</w:t>
-      </w:r>
-    </w:p>
-    <w:p>
-      <w:r>
-        <w:pict>
-          <v:rect style="width:0;height:1.5pt" o:hralign="center" o:hrstd="t" o:hr="t"/>
-        </w:pict>
-      </w:r>
-    </w:p>
+    <w:bookmarkEnd w:id="89"/>
     <w:bookmarkEnd w:id="90"/>
-    <w:bookmarkEnd w:id="91"/>
-    <w:bookmarkStart w:id="95" w:name="X1abdfdd75baeef37c9c427c55f62adaf1f36130"/>
+    <w:bookmarkStart w:id="94" w:name="X1abdfdd75baeef37c9c427c55f62adaf1f36130"/>
     <w:p>
       <w:pPr>
         <w:pStyle w:val="Heading3"/>
@@ -30306,17 +29558,62 @@
         <w:pStyle w:val="BodyText"/>
       </w:pPr>
       <w:r>
+        <w:t xml:space="preserve">Duas leituras saltam da tabela. A primeira:</w:t>
+      </w:r>
+      <w:r>
+        <w:t xml:space="preserve"> </w:t>
+      </w:r>
+      <w:r>
         <w:rPr>
           <w:bCs/>
           <w:b/>
         </w:rPr>
-        <w:t xml:space="preserve">Como ler a tabela.</w:t>
+        <w:t xml:space="preserve">quase tudo difere entre territórios</w:t>
+      </w:r>
+      <w:r>
+        <w:t xml:space="preserve">. Nas quatro colunas em que</w:t>
       </w:r>
       <w:r>
         <w:t xml:space="preserve"> </w:t>
       </w:r>
       <w:r>
-        <w:t xml:space="preserve">Duas leituras saltam.</w:t>
+        <w:t xml:space="preserve">o teste se sustenta, a esmagadora maioria das células traz três asteriscos. O</w:t>
+      </w:r>
+      <w:r>
+        <w:t xml:space="preserve"> </w:t>
+      </w:r>
+      <w:r>
+        <w:t xml:space="preserve">Piauí não é homogêneo em praticamente nenhuma das dimensões medidas — e a</w:t>
+      </w:r>
+      <w:r>
+        <w:t xml:space="preserve"> </w:t>
+      </w:r>
+      <w:r>
+        <w:t xml:space="preserve">coluna</w:t>
+      </w:r>
+      <w:r>
+        <w:t xml:space="preserve"> </w:t>
+      </w:r>
+      <w:r>
+        <w:t xml:space="preserve">“</w:t>
+      </w:r>
+      <w:r>
+        <w:t xml:space="preserve">Teresina × resto</w:t>
+      </w:r>
+      <w:r>
+        <w:t xml:space="preserve">”</w:t>
+      </w:r>
+      <w:r>
+        <w:t xml:space="preserve"> </w:t>
+      </w:r>
+      <w:r>
+        <w:t xml:space="preserve">mostra que a capital se destaca do estado em dez dos</w:t>
+      </w:r>
+      <w:r>
+        <w:t xml:space="preserve"> </w:t>
+      </w:r>
+      <w:r>
+        <w:t xml:space="preserve">onze indicadores.</w:t>
       </w:r>
     </w:p>
     <w:p>
@@ -30324,7 +29621,7 @@
         <w:pStyle w:val="BodyText"/>
       </w:pPr>
       <w:r>
-        <w:t xml:space="preserve">A primeira:</w:t>
+        <w:t xml:space="preserve">A segunda é mais sutil e diz respeito ao</w:t>
       </w:r>
       <w:r>
         <w:t xml:space="preserve"> </w:t>
@@ -30334,52 +29631,84 @@
           <w:bCs/>
           <w:b/>
         </w:rPr>
-        <w:t xml:space="preserve">quase tudo difere entre territórios</w:t>
-      </w:r>
-      <w:r>
-        <w:t xml:space="preserve">. Nas quatro colunas em que</w:t>
+        <w:t xml:space="preserve">tipo</w:t>
       </w:r>
       <w:r>
         <w:t xml:space="preserve"> </w:t>
       </w:r>
       <w:r>
-        <w:t xml:space="preserve">o teste se sustenta, a esmagadora maioria das células traz três asteriscos. O</w:t>
+        <w:t xml:space="preserve">de indicador. Os três</w:t>
       </w:r>
       <w:r>
         <w:t xml:space="preserve"> </w:t>
       </w:r>
       <w:r>
-        <w:t xml:space="preserve">Piauí não é homogêneo em praticamente nenhuma das dimensões medidas — e a</w:t>
+        <w:t xml:space="preserve">primeiros — desocupação e suas variantes por posição no domicílio — são os</w:t>
       </w:r>
       <w:r>
         <w:t xml:space="preserve"> </w:t>
       </w:r>
       <w:r>
-        <w:t xml:space="preserve">coluna</w:t>
+        <w:t xml:space="preserve">únicos que oscilam entre significativo e não significativo conforme o recorte.</w:t>
       </w:r>
       <w:r>
         <w:t xml:space="preserve"> </w:t>
       </w:r>
       <w:r>
-        <w:t xml:space="preserve">“</w:t>
-      </w:r>
-      <w:r>
-        <w:t xml:space="preserve">Teresina × resto</w:t>
-      </w:r>
-      <w:r>
-        <w:t xml:space="preserve">”</w:t>
+        <w:t xml:space="preserve">Todos os demais, ligados a</w:t>
       </w:r>
       <w:r>
         <w:t xml:space="preserve"> </w:t>
       </w:r>
       <w:r>
-        <w:t xml:space="preserve">mostra que a capital se destaca do estado em dez dos</w:t>
+        <w:rPr>
+          <w:bCs/>
+          <w:b/>
+        </w:rPr>
+        <w:t xml:space="preserve">renda, informalidade e escolaridade</w:t>
+      </w:r>
+      <w:r>
+        <w:t xml:space="preserve">, são</w:t>
       </w:r>
       <w:r>
         <w:t xml:space="preserve"> </w:t>
       </w:r>
       <w:r>
-        <w:t xml:space="preserve">onze indicadores.</w:t>
+        <w:t xml:space="preserve">significativos em todos os cortes territoriais disponíveis. A diferença é</w:t>
+      </w:r>
+      <w:r>
+        <w:t xml:space="preserve"> </w:t>
+      </w:r>
+      <w:r>
+        <w:t xml:space="preserve">substantiva: estar desempregado é uma condição relativamente distribuída pelo</w:t>
+      </w:r>
+      <w:r>
+        <w:t xml:space="preserve"> </w:t>
+      </w:r>
+      <w:r>
+        <w:t xml:space="preserve">estado, enquanto</w:t>
+      </w:r>
+      <w:r>
+        <w:t xml:space="preserve"> </w:t>
+      </w:r>
+      <w:r>
+        <w:rPr>
+          <w:iCs/>
+          <w:i/>
+        </w:rPr>
+        <w:t xml:space="preserve">quanto se ganha e sob que vínculo</w:t>
+      </w:r>
+      <w:r>
+        <w:t xml:space="preserve"> </w:t>
+      </w:r>
+      <w:r>
+        <w:t xml:space="preserve">depende fortemente de onde</w:t>
+      </w:r>
+      <w:r>
+        <w:t xml:space="preserve"> </w:t>
+      </w:r>
+      <w:r>
+        <w:t xml:space="preserve">se mora.</w:t>
       </w:r>
     </w:p>
     <w:p>
@@ -30387,112 +29716,7 @@
         <w:pStyle w:val="BodyText"/>
       </w:pPr>
       <w:r>
-        <w:t xml:space="preserve">A segunda é mais sutil e diz respeito ao</w:t>
-      </w:r>
-      <w:r>
-        <w:t xml:space="preserve"> </w:t>
-      </w:r>
-      <w:r>
-        <w:rPr>
-          <w:bCs/>
-          <w:b/>
-        </w:rPr>
-        <w:t xml:space="preserve">tipo</w:t>
-      </w:r>
-      <w:r>
-        <w:t xml:space="preserve"> </w:t>
-      </w:r>
-      <w:r>
-        <w:t xml:space="preserve">de indicador. Os três</w:t>
-      </w:r>
-      <w:r>
-        <w:t xml:space="preserve"> </w:t>
-      </w:r>
-      <w:r>
-        <w:t xml:space="preserve">primeiros — desocupação e suas variantes por posição no domicílio — são os</w:t>
-      </w:r>
-      <w:r>
-        <w:t xml:space="preserve"> </w:t>
-      </w:r>
-      <w:r>
-        <w:t xml:space="preserve">únicos que oscilam entre significativo e não significativo conforme o recorte.</w:t>
-      </w:r>
-      <w:r>
-        <w:t xml:space="preserve"> </w:t>
-      </w:r>
-      <w:r>
-        <w:t xml:space="preserve">Todos os demais, ligados a</w:t>
-      </w:r>
-      <w:r>
-        <w:t xml:space="preserve"> </w:t>
-      </w:r>
-      <w:r>
-        <w:rPr>
-          <w:bCs/>
-          <w:b/>
-        </w:rPr>
-        <w:t xml:space="preserve">renda, informalidade e escolaridade</w:t>
-      </w:r>
-      <w:r>
-        <w:t xml:space="preserve">, são</w:t>
-      </w:r>
-      <w:r>
-        <w:t xml:space="preserve"> </w:t>
-      </w:r>
-      <w:r>
-        <w:t xml:space="preserve">significativos em todos os cortes territoriais disponíveis. A diferença é</w:t>
-      </w:r>
-      <w:r>
-        <w:t xml:space="preserve"> </w:t>
-      </w:r>
-      <w:r>
-        <w:t xml:space="preserve">substantiva: estar desempregado é uma condição relativamente distribuída pelo</w:t>
-      </w:r>
-      <w:r>
-        <w:t xml:space="preserve"> </w:t>
-      </w:r>
-      <w:r>
-        <w:t xml:space="preserve">estado, enquanto</w:t>
-      </w:r>
-      <w:r>
-        <w:t xml:space="preserve"> </w:t>
-      </w:r>
-      <w:r>
-        <w:rPr>
-          <w:iCs/>
-          <w:i/>
-        </w:rPr>
-        <w:t xml:space="preserve">quanto se ganha e sob que vínculo</w:t>
-      </w:r>
-      <w:r>
-        <w:t xml:space="preserve"> </w:t>
-      </w:r>
-      <w:r>
-        <w:t xml:space="preserve">depende fortemente de onde</w:t>
-      </w:r>
-      <w:r>
-        <w:t xml:space="preserve"> </w:t>
-      </w:r>
-      <w:r>
-        <w:t xml:space="preserve">se mora.</w:t>
-      </w:r>
-    </w:p>
-    <w:p>
-      <w:pPr>
-        <w:pStyle w:val="BodyText"/>
-      </w:pPr>
-      <w:r>
-        <w:rPr>
-          <w:bCs/>
-          <w:b/>
-        </w:rPr>
-        <w:t xml:space="preserve">Sobre a coluna do estrato de 7 dígitos.</w:t>
-      </w:r>
-      <w:r>
-        <w:t xml:space="preserve"> </w:t>
-      </w:r>
-      <w:r>
-        <w:t xml:space="preserve">Três indicadores trazem</w:t>
+        <w:t xml:space="preserve">Em relação a coluna do estrato de 7 dígitos.** Três indicadores trazem</w:t>
       </w:r>
       <w:r>
         <w:t xml:space="preserve"> </w:t>
@@ -30591,18 +29815,18 @@
           <wp:inline>
             <wp:extent cx="5334000" cy="10001250"/>
             <wp:effectExtent b="0" l="0" r="0" t="0"/>
-            <wp:docPr descr="ANOVA regional" title="" id="93" name="Picture"/>
+            <wp:docPr descr="ANOVA regional" title="" id="92" name="Picture"/>
             <a:graphic>
               <a:graphicData uri="http://schemas.openxmlformats.org/drawingml/2006/picture">
                 <pic:pic>
                   <pic:nvPicPr>
-                    <pic:cNvPr descr="./output/figuras/anova_regional_2026T2.png" id="94" name="Picture"/>
+                    <pic:cNvPr descr="./output/figuras/anova_regional_2026T2.png" id="93" name="Picture"/>
                     <pic:cNvPicPr>
                       <a:picLocks noChangeArrowheads="1" noChangeAspect="1"/>
                     </pic:cNvPicPr>
                   </pic:nvPicPr>
                   <pic:blipFill>
-                    <a:blip r:embed="rId92"/>
+                    <a:blip r:embed="rId91"/>
                     <a:stretch>
                       <a:fillRect/>
                     </a:stretch>
@@ -30684,208 +29908,24 @@
         <w:pStyle w:val="FirstParagraph"/>
       </w:pPr>
       <w:r>
-        <w:t xml:space="preserve">Duas observações que a leitura desta tabela exige.</w:t>
+        <w:t xml:space="preserve">Duas observações que a leitura desta tabela exige. A significância estatística não é relevância prática.** Uma diferença pode ser estatisticamente sólida e pequena demais para orientar política pública; e um</w:t>
+      </w:r>
+      <w:r>
+        <w:t xml:space="preserve"> </w:t>
+      </w:r>
+      <w:r>
+        <w:t xml:space="preserve">recorte com poucas observações pode não atingir significância diante de uma</w:t>
+      </w:r>
+      <w:r>
+        <w:t xml:space="preserve"> </w:t>
+      </w:r>
+      <w:r>
+        <w:t xml:space="preserve">diferença real e grande, por falta de amostra.</w:t>
       </w:r>
     </w:p>
-    <w:p>
-      <w:pPr>
-        <w:pStyle w:val="BodyText"/>
-      </w:pPr>
-      <w:r>
-        <w:rPr>
-          <w:bCs/>
-          <w:b/>
-        </w:rPr>
-        <w:t xml:space="preserve">Significância estatística não é relevância prática.</w:t>
-      </w:r>
-      <w:r>
-        <w:t xml:space="preserve"> </w:t>
-      </w:r>
-      <w:r>
-        <w:t xml:space="preserve">Uma diferença pode ser</w:t>
-      </w:r>
-      <w:r>
-        <w:t xml:space="preserve"> </w:t>
-      </w:r>
-      <w:r>
-        <w:t xml:space="preserve">estatisticamente sólida e pequena demais para orientar política pública; e um</w:t>
-      </w:r>
-      <w:r>
-        <w:t xml:space="preserve"> </w:t>
-      </w:r>
-      <w:r>
-        <w:t xml:space="preserve">recorte com poucas observações pode não atingir significância diante de uma</w:t>
-      </w:r>
-      <w:r>
-        <w:t xml:space="preserve"> </w:t>
-      </w:r>
-      <w:r>
-        <w:t xml:space="preserve">diferença real e grande, por falta de amostra. O teste responde</w:t>
-      </w:r>
-      <w:r>
-        <w:t xml:space="preserve"> </w:t>
-      </w:r>
-      <w:r>
-        <w:t xml:space="preserve">“</w:t>
-      </w:r>
-      <w:r>
-        <w:t xml:space="preserve">isto é</w:t>
-      </w:r>
-      <w:r>
-        <w:t xml:space="preserve"> </w:t>
-      </w:r>
-      <w:r>
-        <w:t xml:space="preserve">distinguível do acaso?</w:t>
-      </w:r>
-      <w:r>
-        <w:t xml:space="preserve">”</w:t>
-      </w:r>
-      <w:r>
-        <w:t xml:space="preserve">, não</w:t>
-      </w:r>
-      <w:r>
-        <w:t xml:space="preserve"> </w:t>
-      </w:r>
-      <w:r>
-        <w:t xml:space="preserve">“</w:t>
-      </w:r>
-      <w:r>
-        <w:t xml:space="preserve">isto importa?</w:t>
-      </w:r>
-      <w:r>
-        <w:t xml:space="preserve">”</w:t>
-      </w:r>
-      <w:r>
-        <w:t xml:space="preserve">.</w:t>
-      </w:r>
-    </w:p>
-    <w:p>
-      <w:pPr>
-        <w:pStyle w:val="BodyText"/>
-      </w:pPr>
-      <w:r>
-        <w:rPr>
-          <w:bCs/>
-          <w:b/>
-        </w:rPr>
-        <w:t xml:space="preserve">Os p-valores desta edição passaram por duas correções.</w:t>
-      </w:r>
-      <w:r>
-        <w:t xml:space="preserve"> </w:t>
-      </w:r>
-      <w:r>
-        <w:t xml:space="preserve">A primeira é de</w:t>
-      </w:r>
-      <w:r>
-        <w:t xml:space="preserve"> </w:t>
-      </w:r>
-      <w:r>
-        <w:t xml:space="preserve">calibração: o teste usado é a razão de verossimilhanças de Rao-Scott, e não o</w:t>
-      </w:r>
-      <w:r>
-        <w:t xml:space="preserve"> </w:t>
-      </w:r>
-      <w:r>
-        <w:t xml:space="preserve">teste de Wald, porque este último rejeitava a hipótese nula em metade das</w:t>
-      </w:r>
-      <w:r>
-        <w:t xml:space="preserve"> </w:t>
-      </w:r>
-      <w:r>
-        <w:t xml:space="preserve">vezes em que ela era verdadeira nos recortes com muitas categorias. A segunda</w:t>
-      </w:r>
-      <w:r>
-        <w:t xml:space="preserve"> </w:t>
-      </w:r>
-      <w:r>
-        <w:t xml:space="preserve">é de multiplicidade: com centenas de comparações por trimestre, parte da</w:t>
-      </w:r>
-      <w:r>
-        <w:t xml:space="preserve"> </w:t>
-      </w:r>
-      <w:r>
-        <w:t xml:space="preserve">significância bruta seria produto do volume de testes, e o ajuste desconta esse</w:t>
-      </w:r>
-      <w:r>
-        <w:t xml:space="preserve"> </w:t>
-      </w:r>
-      <w:r>
-        <w:t xml:space="preserve">efeito. Há ainda uma terceira, de natureza diferente: alguns cruzamentos</w:t>
-      </w:r>
-      <w:r>
-        <w:t xml:space="preserve"> </w:t>
-      </w:r>
-      <w:r>
-        <w:rPr>
-          <w:bCs/>
-          <w:b/>
-        </w:rPr>
-        <w:t xml:space="preserve">não</w:t>
-      </w:r>
-      <w:r>
-        <w:rPr>
-          <w:bCs/>
-          <w:b/>
-        </w:rPr>
-        <w:t xml:space="preserve"> </w:t>
-      </w:r>
-      <w:r>
-        <w:rPr>
-          <w:bCs/>
-          <w:b/>
-        </w:rPr>
-        <w:t xml:space="preserve">produzem teste algum</w:t>
-      </w:r>
-      <w:r>
-        <w:t xml:space="preserve">. Quando a matriz de covariância do modelo perde posto —</w:t>
-      </w:r>
-      <w:r>
-        <w:t xml:space="preserve"> </w:t>
-      </w:r>
-      <w:r>
-        <w:t xml:space="preserve">o que acontece em recortes de muitas categorias dentro de estratos pequenos —</w:t>
-      </w:r>
-      <w:r>
-        <w:t xml:space="preserve"> </w:t>
-      </w:r>
-      <w:r>
-        <w:t xml:space="preserve">o p-valor que sairia dali seria enviesado na direção de encontrar diferença.</w:t>
-      </w:r>
-      <w:r>
-        <w:t xml:space="preserve"> </w:t>
-      </w:r>
-      <w:r>
-        <w:t xml:space="preserve">Nesses casos o teste é refeito no recorte agregado, e se ainda assim não</w:t>
-      </w:r>
-      <w:r>
-        <w:t xml:space="preserve"> </w:t>
-      </w:r>
-      <w:r>
-        <w:t xml:space="preserve">sustentar, a célula fica vazia. Uma lacuna honesta vale mais que um asterisco</w:t>
-      </w:r>
-      <w:r>
-        <w:t xml:space="preserve"> </w:t>
-      </w:r>
-      <w:r>
-        <w:t xml:space="preserve">inventado. O anexo metodológico (seções 6.4, 6.5 e 6.8) documenta as três, com</w:t>
-      </w:r>
-      <w:r>
-        <w:t xml:space="preserve"> </w:t>
-      </w:r>
-      <w:r>
-        <w:t xml:space="preserve">as simulações e os diagnósticos que as motivaram.</w:t>
-      </w:r>
-    </w:p>
-    <w:p>
-      <w:r>
-        <w:pict>
-          <v:rect style="width:0;height:1.5pt" o:hralign="center" o:hrstd="t" o:hr="t"/>
-        </w:pict>
-      </w:r>
-    </w:p>
+    <w:bookmarkEnd w:id="94"/>
     <w:bookmarkEnd w:id="95"/>
-    <w:bookmarkEnd w:id="96"/>
-    <w:bookmarkStart w:id="97" w:name="considerações-finais"/>
+    <w:bookmarkStart w:id="96" w:name="considerações-finais"/>
     <w:p>
       <w:pPr>
         <w:pStyle w:val="Heading2"/>
@@ -30930,8 +29970,7 @@
         <w:t xml:space="preserve">— ressalvas de encerramento — repetir que as estatísticas por estrato são experimentais e que estimativas com CV acima de 15% não sustentam conclusão.</w:t>
       </w:r>
     </w:p>
-    <w:bookmarkEnd w:id="97"/>
-    <w:bookmarkEnd w:id="98"/>
+    <w:bookmarkEnd w:id="96"/>
     <w:sectPr/>
   </w:body>
 </w:document>

--- a/output/relatorio_trimestral_2026T2.docx
+++ b/output/relatorio_trimestral_2026T2.docx
@@ -2,10 +2,48 @@
 <file path=word/document.xml><?xml version="1.0" encoding="utf-8"?>
 <w:document xmlns:w="http://schemas.openxmlformats.org/wordprocessingml/2006/main" xmlns:m="http://schemas.openxmlformats.org/officeDocument/2006/math" xmlns:r="http://schemas.openxmlformats.org/officeDocument/2006/relationships" xmlns:o="urn:schemas-microsoft-com:office:office" xmlns:v="urn:schemas-microsoft-com:vml" xmlns:w10="urn:schemas-microsoft-com:office:word" xmlns:a="http://schemas.openxmlformats.org/drawingml/2006/main" xmlns:pic="http://schemas.openxmlformats.org/drawingml/2006/picture" xmlns:wp="http://schemas.openxmlformats.org/drawingml/2006/wordprocessingDrawing">
   <w:body>
+    <w:sdt>
+      <w:sdtPr>
+        <w:docPartObj>
+          <w:docPartGallery w:val="Table of Contents"/>
+          <w:docPartUnique/>
+        </w:docPartObj>
+      </w:sdtPr>
+      <w:sdtContent>
+        <w:p>
+          <w:pPr>
+            <w:pStyle w:val="CabealhodoSumrio"/>
+          </w:pPr>
+          <w:r>
+            <w:t xml:space="preserve">Table of Contents</w:t>
+          </w:r>
+        </w:p>
+        <w:p>
+          <w:r>
+            <w:fldChar w:fldCharType="begin" w:dirty="true"/>
+            <w:instrText xml:space="preserve">TOC \o "1-2" \h \z \u</w:instrText>
+            <w:fldChar w:fldCharType="separate"/>
+            <w:fldChar w:fldCharType="end"/>
+          </w:r>
+        </w:p>
+      </w:sdtContent>
+    </w:sdt>
+    <w:p>
+      <w:pPr>
+        <w:pStyle w:val="FirstParagraph"/>
+      </w:pPr>
+      <w:r>
+        <w:rPr>
+          <w:bCs/>
+          <w:b/>
+        </w:rPr>
+        <w:t xml:space="preserve">VERSÃO AUTOMATÓTICA DO RELATÓRIO - REVER OS TEXTOS E REDIGIR AS ANÁLISES RESTANTE</w:t>
+      </w:r>
+    </w:p>
     <w:bookmarkStart w:id="20" w:name="introdução"/>
     <w:p>
       <w:pPr>
-        <w:pStyle w:val="Heading2"/>
+        <w:pStyle w:val="Ttulo2"/>
       </w:pPr>
       <w:r>
         <w:t xml:space="preserve">1 Introdução</w:t>
@@ -15,7 +53,7 @@
     <w:bookmarkStart w:id="26" w:name="metodologia"/>
     <w:p>
       <w:pPr>
-        <w:pStyle w:val="Heading2"/>
+        <w:pStyle w:val="Ttulo2"/>
       </w:pPr>
       <w:r>
         <w:t xml:space="preserve">2 Metodologia</w:t>
@@ -24,7 +62,7 @@
     <w:bookmarkStart w:id="21" w:name="dimensões-e-indicadores-analisados"/>
     <w:p>
       <w:pPr>
-        <w:pStyle w:val="Heading3"/>
+        <w:pStyle w:val="Ttulo3"/>
       </w:pPr>
       <w:r>
         <w:t xml:space="preserve">2.1 Dimensões e indicadores analisados</w:t>
@@ -34,7 +72,7 @@
     <w:bookmarkStart w:id="22" w:name="recortes-geográficos"/>
     <w:p>
       <w:pPr>
-        <w:pStyle w:val="Heading3"/>
+        <w:pStyle w:val="Ttulo3"/>
       </w:pPr>
       <w:r>
         <w:t xml:space="preserve">2.2 Recortes geográficos</w:t>
@@ -44,7 +82,7 @@
     <w:bookmarkStart w:id="23" w:name="recortes-demográficos"/>
     <w:p>
       <w:pPr>
-        <w:pStyle w:val="Heading3"/>
+        <w:pStyle w:val="Ttulo3"/>
       </w:pPr>
       <w:r>
         <w:t xml:space="preserve">2.3 Recortes demográficos</w:t>
@@ -54,7 +92,7 @@
     <w:bookmarkStart w:id="24" w:name="robustez-dos-indicadores-estimados"/>
     <w:p>
       <w:pPr>
-        <w:pStyle w:val="Heading3"/>
+        <w:pStyle w:val="Ttulo3"/>
       </w:pPr>
       <w:r>
         <w:t xml:space="preserve">2.4 Robustez dos indicadores estimados</w:t>
@@ -64,7 +102,7 @@
     <w:bookmarkStart w:id="25" w:name="comparações-entre-os-recortes"/>
     <w:p>
       <w:pPr>
-        <w:pStyle w:val="Heading3"/>
+        <w:pStyle w:val="Ttulo3"/>
       </w:pPr>
       <w:r>
         <w:t xml:space="preserve">2.5 Comparações entre os recortes</w:t>
@@ -72,10 +110,10 @@
     </w:p>
     <w:bookmarkEnd w:id="25"/>
     <w:bookmarkEnd w:id="26"/>
-    <w:bookmarkStart w:id="95" w:name="análise-dos-resultados"/>
+    <w:bookmarkStart w:id="44" w:name="análise-dos-resultados"/>
     <w:p>
       <w:pPr>
-        <w:pStyle w:val="Heading2"/>
+        <w:pStyle w:val="Ttulo2"/>
       </w:pPr>
       <w:r>
         <w:t xml:space="preserve">3 Análise dos resultados</w:t>
@@ -109,7 +147,7 @@
     </w:p>
     <w:p>
       <w:pPr>
-        <w:pStyle w:val="BodyText"/>
+        <w:pStyle w:val="Corpodetexto"/>
       </w:pPr>
       <w:r>
         <w:t xml:space="preserve">Três chaves de leitura ajudam a interpretar os números: Primeiro, o intervalo importa mais que o ponto. Toda estimativa aqui vem de uma amostra. Quando os intervalos de confiança das estimativas de dois estratos se</w:t>
@@ -129,7 +167,7 @@
     </w:p>
     <w:p>
       <w:pPr>
-        <w:pStyle w:val="BodyText"/>
+        <w:pStyle w:val="Corpodetexto"/>
       </w:pPr>
       <w:r>
         <w:t xml:space="preserve">Segundo, Nem toda estimativa tem o mesmo peso. A coluna de precisão classifica cada</w:t>
@@ -193,7 +231,7 @@
     </w:p>
     <w:p>
       <w:pPr>
-        <w:pStyle w:val="BodyText"/>
+        <w:pStyle w:val="Corpodetexto"/>
       </w:pPr>
       <w:r>
         <w:t xml:space="preserve">Por fim, a última linha de cada</w:t>
@@ -248,19 +286,19 @@
         <w:t xml:space="preserve">desconta esse efeito.</w:t>
       </w:r>
     </w:p>
-    <w:bookmarkStart w:id="39" w:name="desocupação"/>
+    <w:bookmarkStart w:id="30" w:name="desocupação"/>
     <w:p>
       <w:pPr>
-        <w:pStyle w:val="Heading3"/>
+        <w:pStyle w:val="Ttulo3"/>
       </w:pPr>
       <w:r>
         <w:t xml:space="preserve">3.2 Desocupação</w:t>
       </w:r>
     </w:p>
-    <w:bookmarkStart w:id="30" w:name="taxa-de-desocupação"/>
+    <w:bookmarkStart w:id="27" w:name="taxa-de-desocupação"/>
     <w:p>
       <w:pPr>
-        <w:pStyle w:val="Heading4"/>
+        <w:pStyle w:val="Ttulo4"/>
       </w:pPr>
       <w:r>
         <w:t xml:space="preserve">3.2.1 Taxa de desocupação</w:t>
@@ -306,7 +344,7 @@
     </w:p>
     <w:p>
       <w:pPr>
-        <w:pStyle w:val="BodyText"/>
+        <w:pStyle w:val="Corpodetexto"/>
       </w:pPr>
       <w:r>
         <w:rPr>
@@ -1601,7 +1639,7 @@
     </w:tbl>
     <w:p>
       <w:pPr>
-        <w:pStyle w:val="BodyText"/>
+        <w:pStyle w:val="Corpodetexto"/>
       </w:pPr>
       <w:r>
         <w:t xml:space="preserve">Fonte: IBGE — PNAD Contínua trimestral, microdados. Elaboração própria.</w:t>
@@ -1621,14 +1659,20 @@
     </w:p>
     <w:p>
       <w:pPr>
-        <w:pStyle w:val="BodyText"/>
+        <w:pStyle w:val="Corpodetexto"/>
       </w:pPr>
       <w:r>
         <w:rPr>
           <w:bCs/>
           <w:b/>
         </w:rPr>
-        <w:t xml:space="preserve">Diferença entre as categorias de cada recorte</w:t>
+        <w:t xml:space="preserve">Tabela 3</w:t>
+      </w:r>
+      <w:r>
+        <w:t xml:space="preserve"> </w:t>
+      </w:r>
+      <w:r>
+        <w:t xml:space="preserve">— Taxa de desocupação, diferença entre as categorias de cada recorte - 2º trimestre de 2026</w:t>
       </w:r>
     </w:p>
     <w:tbl>
@@ -1950,144 +1994,73 @@
     </w:tbl>
     <w:p>
       <w:pPr>
-        <w:pStyle w:val="CaptionedFigure"/>
+        <w:pStyle w:val="Corpodetexto"/>
       </w:pPr>
       <w:r>
-        <w:drawing>
-          <wp:inline>
-            <wp:extent cx="5334000" cy="6267449"/>
-            <wp:effectExtent b="0" l="0" r="0" t="0"/>
-            <wp:docPr descr="Taxa de desocupação por recorte geográfico" title="" id="28" name="Picture"/>
-            <a:graphic>
-              <a:graphicData uri="http://schemas.openxmlformats.org/drawingml/2006/picture">
-                <pic:pic>
-                  <pic:nvPicPr>
-                    <pic:cNvPr descr="./output/figuras/comp_geo_Taxa_Desocupacao.png" id="29" name="Picture"/>
-                    <pic:cNvPicPr>
-                      <a:picLocks noChangeArrowheads="1" noChangeAspect="1"/>
-                    </pic:cNvPicPr>
-                  </pic:nvPicPr>
-                  <pic:blipFill>
-                    <a:blip r:embed="rId27"/>
-                    <a:stretch>
-                      <a:fillRect/>
-                    </a:stretch>
-                  </pic:blipFill>
-                  <pic:spPr bwMode="auto">
-                    <a:xfrm>
-                      <a:off x="0" y="0"/>
-                      <a:ext cx="5334000" cy="6267449"/>
-                    </a:xfrm>
-                    <a:prstGeom prst="rect">
-                      <a:avLst/>
-                    </a:prstGeom>
-                    <a:noFill/>
-                    <a:ln w="9525">
-                      <a:noFill/>
-                      <a:headEnd/>
-                      <a:tailEnd/>
-                    </a:ln>
-                  </pic:spPr>
-                </pic:pic>
-              </a:graphicData>
-            </a:graphic>
-          </wp:inline>
-        </w:drawing>
+        <w:t xml:space="preserve">Fonte: IBGE — PNAD Contínua trimestral, microdados. Elaboração própria.</w:t>
       </w:r>
     </w:p>
     <w:p>
       <w:pPr>
-        <w:pStyle w:val="ImageCaption"/>
+        <w:pStyle w:val="Corpodetexto"/>
       </w:pPr>
       <w:r>
-        <w:t xml:space="preserve">Taxa de desocupação por recorte geográfico</w:t>
+        <w:t xml:space="preserve">A diferença</w:t>
+      </w:r>
+      <w:r>
+        <w:t xml:space="preserve"> </w:t>
+      </w:r>
+      <w:r>
+        <w:t xml:space="preserve">entre Teresina e o restante do estado não alcançou significância estatística</w:t>
+      </w:r>
+      <w:r>
+        <w:t xml:space="preserve"> </w:t>
+      </w:r>
+      <w:r>
+        <w:t xml:space="preserve">neste trimestre (p ajustado = 0,064), o</w:t>
+      </w:r>
+      <w:r>
+        <w:t xml:space="preserve"> </w:t>
+      </w:r>
+      <w:r>
+        <w:t xml:space="preserve">que recomenda cautela antes de tratá-la como um padrão consolidado.</w:t>
       </w:r>
     </w:p>
     <w:p>
       <w:pPr>
-        <w:pStyle w:val="BodyText"/>
+        <w:pStyle w:val="Corpodetexto"/>
       </w:pPr>
       <w:r>
-        <w:rPr>
-          <w:bCs/>
-          <w:b/>
-        </w:rPr>
-        <w:t xml:space="preserve">Figura 1</w:t>
+        <w:t xml:space="preserve">A comparação entre zona urbana e rural merece atenção específica, porque a</w:t>
       </w:r>
       <w:r>
         <w:t xml:space="preserve"> </w:t>
       </w:r>
       <w:r>
-        <w:t xml:space="preserve">— Taxa de desocupação por recorte geográfico, com intervalo de</w:t>
+        <w:t xml:space="preserve">desocupação rural costuma ser estruturalmente mais baixa: parte da população ocupada na agricultura familiar não procura, e muitas vezes se ocupam mais com produção por subsistência (verificar esse mecanismo)</w:t>
       </w:r>
       <w:r>
         <w:t xml:space="preserve"> </w:t>
       </w:r>
       <w:r>
-        <w:t xml:space="preserve">confiança de 95% — 2º trimestre de 2026</w:t>
+        <w:t xml:space="preserve">trabalho no sentido que a pesquisa capta, e por isso não é contada como</w:t>
+      </w:r>
+      <w:r>
+        <w:t xml:space="preserve"> </w:t>
+      </w:r>
+      <w:r>
+        <w:t xml:space="preserve">desocupada. Neste trimestre a diferença foi de 3,4</w:t>
+      </w:r>
+      <w:r>
+        <w:t xml:space="preserve"> </w:t>
+      </w:r>
+      <w:r>
+        <w:t xml:space="preserve">pontos (*).</w:t>
       </w:r>
     </w:p>
     <w:p>
       <w:pPr>
-        <w:pStyle w:val="BodyText"/>
-      </w:pPr>
-      <w:r>
-        <w:t xml:space="preserve">A diferença</w:t>
-      </w:r>
-      <w:r>
-        <w:t xml:space="preserve"> </w:t>
-      </w:r>
-      <w:r>
-        <w:t xml:space="preserve">entre Teresina e o restante do estado não alcançou significância estatística</w:t>
-      </w:r>
-      <w:r>
-        <w:t xml:space="preserve"> </w:t>
-      </w:r>
-      <w:r>
-        <w:t xml:space="preserve">neste trimestre (p ajustado = 0,064), o</w:t>
-      </w:r>
-      <w:r>
-        <w:t xml:space="preserve"> </w:t>
-      </w:r>
-      <w:r>
-        <w:t xml:space="preserve">que recomenda cautela antes de tratá-la como um padrão consolidado.</w:t>
-      </w:r>
-    </w:p>
-    <w:p>
-      <w:pPr>
-        <w:pStyle w:val="BodyText"/>
-      </w:pPr>
-      <w:r>
-        <w:t xml:space="preserve">A comparação entre zona urbana e rural merece atenção específica, porque a</w:t>
-      </w:r>
-      <w:r>
-        <w:t xml:space="preserve"> </w:t>
-      </w:r>
-      <w:r>
-        <w:t xml:space="preserve">desocupação rural costuma ser estruturalmente mais baixa: parte da população ocupada na agricultura familiar não procura, e muitas vezes se ocupam mais com produção por subsistência (verificar esse mecanismo)</w:t>
-      </w:r>
-      <w:r>
-        <w:t xml:space="preserve"> </w:t>
-      </w:r>
-      <w:r>
-        <w:t xml:space="preserve">trabalho no sentido que a pesquisa capta, e por isso não é contada como</w:t>
-      </w:r>
-      <w:r>
-        <w:t xml:space="preserve"> </w:t>
-      </w:r>
-      <w:r>
-        <w:t xml:space="preserve">desocupada. Neste trimestre a diferença foi de 3,4</w:t>
-      </w:r>
-      <w:r>
-        <w:t xml:space="preserve"> </w:t>
-      </w:r>
-      <w:r>
-        <w:t xml:space="preserve">pontos (*).</w:t>
-      </w:r>
-    </w:p>
-    <w:p>
-      <w:pPr>
-        <w:pStyle w:val="BlockText"/>
+        <w:pStyle w:val="Textoembloco"/>
       </w:pPr>
       <w:r>
         <w:rPr>
@@ -2106,11 +2079,11 @@
         <w:t xml:space="preserve">.csv.</w:t>
       </w:r>
     </w:p>
-    <w:bookmarkEnd w:id="30"/>
-    <w:bookmarkStart w:id="34" w:name="Xd1b2ad90a202d83d698be391e20f76697e1fb6b"/>
+    <w:bookmarkEnd w:id="27"/>
+    <w:bookmarkStart w:id="28" w:name="Xd1b2ad90a202d83d698be391e20f76697e1fb6b"/>
     <w:p>
       <w:pPr>
-        <w:pStyle w:val="Heading4"/>
+        <w:pStyle w:val="Ttulo4"/>
       </w:pPr>
       <w:r>
         <w:t xml:space="preserve">3.2.2 Desocupação da pessoa responsável pelo domicílio</w:t>
@@ -2144,7 +2117,7 @@
     </w:p>
     <w:p>
       <w:pPr>
-        <w:pStyle w:val="BodyText"/>
+        <w:pStyle w:val="Corpodetexto"/>
       </w:pPr>
       <w:r>
         <w:t xml:space="preserve">Em estrato 2251012,</w:t>
@@ -2170,14 +2143,14 @@
     </w:p>
     <w:p>
       <w:pPr>
-        <w:pStyle w:val="BodyText"/>
+        <w:pStyle w:val="Corpodetexto"/>
       </w:pPr>
       <w:r>
         <w:rPr>
           <w:bCs/>
           <w:b/>
         </w:rPr>
-        <w:t xml:space="preserve">Tabela 3</w:t>
+        <w:t xml:space="preserve">Tabela 4</w:t>
       </w:r>
       <w:r>
         <w:t xml:space="preserve"> </w:t>
@@ -3471,7 +3444,7 @@
     </w:tbl>
     <w:p>
       <w:pPr>
-        <w:pStyle w:val="BodyText"/>
+        <w:pStyle w:val="Corpodetexto"/>
       </w:pPr>
       <w:r>
         <w:t xml:space="preserve">Fonte: IBGE — PNAD Contínua trimestral, microdados. Elaboração própria.</w:t>
@@ -3479,14 +3452,26 @@
     </w:p>
     <w:p>
       <w:pPr>
-        <w:pStyle w:val="BodyText"/>
+        <w:pStyle w:val="Corpodetexto"/>
       </w:pPr>
       <w:r>
         <w:rPr>
           <w:bCs/>
           <w:b/>
         </w:rPr>
-        <w:t xml:space="preserve">Diferença entre as categorias de cada recorte</w:t>
+        <w:t xml:space="preserve">Tabela 5</w:t>
+      </w:r>
+      <w:r>
+        <w:t xml:space="preserve"> </w:t>
+      </w:r>
+      <w:r>
+        <w:t xml:space="preserve">— Pessoas responsáveis pelo domicílio entre os desocupados,</w:t>
+      </w:r>
+      <w:r>
+        <w:t xml:space="preserve"> </w:t>
+      </w:r>
+      <w:r>
+        <w:t xml:space="preserve">diferença entre as categorias de cada recorte — 2º trimestre de 2026</w:t>
       </w:r>
     </w:p>
     <w:tbl>
@@ -3808,86 +3793,15 @@
     </w:tbl>
     <w:p>
       <w:pPr>
-        <w:pStyle w:val="CaptionedFigure"/>
+        <w:pStyle w:val="Corpodetexto"/>
       </w:pPr>
       <w:r>
-        <w:drawing>
-          <wp:inline>
-            <wp:extent cx="5334000" cy="6267449"/>
-            <wp:effectExtent b="0" l="0" r="0" t="0"/>
-            <wp:docPr descr="Responsáveis pelo domicílio entre os desocupados" title="" id="32" name="Picture"/>
-            <a:graphic>
-              <a:graphicData uri="http://schemas.openxmlformats.org/drawingml/2006/picture">
-                <pic:pic>
-                  <pic:nvPicPr>
-                    <pic:cNvPr descr="./output/figuras/comp_geo_Chefes_Familia_Desocupados.png" id="33" name="Picture"/>
-                    <pic:cNvPicPr>
-                      <a:picLocks noChangeArrowheads="1" noChangeAspect="1"/>
-                    </pic:cNvPicPr>
-                  </pic:nvPicPr>
-                  <pic:blipFill>
-                    <a:blip r:embed="rId31"/>
-                    <a:stretch>
-                      <a:fillRect/>
-                    </a:stretch>
-                  </pic:blipFill>
-                  <pic:spPr bwMode="auto">
-                    <a:xfrm>
-                      <a:off x="0" y="0"/>
-                      <a:ext cx="5334000" cy="6267449"/>
-                    </a:xfrm>
-                    <a:prstGeom prst="rect">
-                      <a:avLst/>
-                    </a:prstGeom>
-                    <a:noFill/>
-                    <a:ln w="9525">
-                      <a:noFill/>
-                      <a:headEnd/>
-                      <a:tailEnd/>
-                    </a:ln>
-                  </pic:spPr>
-                </pic:pic>
-              </a:graphicData>
-            </a:graphic>
-          </wp:inline>
-        </w:drawing>
+        <w:t xml:space="preserve">Fonte: IBGE — PNAD Contínua trimestral, microdados. Elaboração própria.</w:t>
       </w:r>
     </w:p>
     <w:p>
       <w:pPr>
-        <w:pStyle w:val="ImageCaption"/>
-      </w:pPr>
-      <w:r>
-        <w:t xml:space="preserve">Responsáveis pelo domicílio entre os desocupados</w:t>
-      </w:r>
-    </w:p>
-    <w:p>
-      <w:pPr>
-        <w:pStyle w:val="BodyText"/>
-      </w:pPr>
-      <w:r>
-        <w:rPr>
-          <w:bCs/>
-          <w:b/>
-        </w:rPr>
-        <w:t xml:space="preserve">Figura 2</w:t>
-      </w:r>
-      <w:r>
-        <w:t xml:space="preserve"> </w:t>
-      </w:r>
-      <w:r>
-        <w:t xml:space="preserve">— Pessoas responsáveis pelo domicílio entre os desocupados —</w:t>
-      </w:r>
-      <w:r>
-        <w:t xml:space="preserve"> </w:t>
-      </w:r>
-      <w:r>
-        <w:t xml:space="preserve">2º trimestre de 2026</w:t>
-      </w:r>
-    </w:p>
-    <w:p>
-      <w:pPr>
-        <w:pStyle w:val="BlockText"/>
+        <w:pStyle w:val="Textoembloco"/>
       </w:pPr>
       <w:r>
         <w:rPr>
@@ -3903,11 +3817,11 @@
         <w:t xml:space="preserve">— uma ou duas frases interpretando o contraste acima — o que significa, para o orçamento das famílias daquele estrato, essa concentração.</w:t>
       </w:r>
     </w:p>
-    <w:bookmarkEnd w:id="34"/>
-    <w:bookmarkStart w:id="38" w:name="Xc76167837fba252ecd20b236dca1fc167620c72"/>
+    <w:bookmarkEnd w:id="28"/>
+    <w:bookmarkStart w:id="29" w:name="Xc76167837fba252ecd20b236dca1fc167620c72"/>
     <w:p>
       <w:pPr>
-        <w:pStyle w:val="Heading4"/>
+        <w:pStyle w:val="Ttulo4"/>
       </w:pPr>
       <w:r>
         <w:t xml:space="preserve">3.2.3 Desocupação de quem contribui para a renda do domicílio</w:t>
@@ -3935,7 +3849,7 @@
     </w:p>
     <w:p>
       <w:pPr>
-        <w:pStyle w:val="BodyText"/>
+        <w:pStyle w:val="Corpodetexto"/>
       </w:pPr>
       <w:r>
         <w:t xml:space="preserve">No Piauí, 55,6% dos desocupados eram</w:t>
@@ -3961,14 +3875,14 @@
     </w:p>
     <w:p>
       <w:pPr>
-        <w:pStyle w:val="BodyText"/>
+        <w:pStyle w:val="Corpodetexto"/>
       </w:pPr>
       <w:r>
         <w:rPr>
           <w:bCs/>
           <w:b/>
         </w:rPr>
-        <w:t xml:space="preserve">Tabela 4</w:t>
+        <w:t xml:space="preserve">Tabela 6</w:t>
       </w:r>
       <w:r>
         <w:t xml:space="preserve"> </w:t>
@@ -5262,7 +5176,7 @@
     </w:tbl>
     <w:p>
       <w:pPr>
-        <w:pStyle w:val="BodyText"/>
+        <w:pStyle w:val="Corpodetexto"/>
       </w:pPr>
       <w:r>
         <w:t xml:space="preserve">Fonte: IBGE — PNAD Contínua trimestral, microdados. Elaboração própria.</w:t>
@@ -5270,14 +5184,20 @@
     </w:p>
     <w:p>
       <w:pPr>
-        <w:pStyle w:val="BodyText"/>
+        <w:pStyle w:val="Corpodetexto"/>
       </w:pPr>
       <w:r>
         <w:rPr>
           <w:bCs/>
           <w:b/>
         </w:rPr>
-        <w:t xml:space="preserve">Diferença entre as categorias de cada recorte</w:t>
+        <w:t xml:space="preserve">Tabela 7</w:t>
+      </w:r>
+      <w:r>
+        <w:t xml:space="preserve"> </w:t>
+      </w:r>
+      <w:r>
+        <w:t xml:space="preserve">— Responsáveis ou cônjuges entre os desocupados, diferença entre as categorias de cada recorte — 2º trimestre de 2026</w:t>
       </w:r>
     </w:p>
     <w:tbl>
@@ -5599,80 +5519,15 @@
     </w:tbl>
     <w:p>
       <w:pPr>
-        <w:pStyle w:val="CaptionedFigure"/>
+        <w:pStyle w:val="Corpodetexto"/>
       </w:pPr>
       <w:r>
-        <w:drawing>
-          <wp:inline>
-            <wp:extent cx="5334000" cy="6267449"/>
-            <wp:effectExtent b="0" l="0" r="0" t="0"/>
-            <wp:docPr descr="Responsáveis ou cônjuges entre os desocupados" title="" id="36" name="Picture"/>
-            <a:graphic>
-              <a:graphicData uri="http://schemas.openxmlformats.org/drawingml/2006/picture">
-                <pic:pic>
-                  <pic:nvPicPr>
-                    <pic:cNvPr descr="./output/figuras/comp_geo_Conribuintes_Desocupados.png" id="37" name="Picture"/>
-                    <pic:cNvPicPr>
-                      <a:picLocks noChangeArrowheads="1" noChangeAspect="1"/>
-                    </pic:cNvPicPr>
-                  </pic:nvPicPr>
-                  <pic:blipFill>
-                    <a:blip r:embed="rId35"/>
-                    <a:stretch>
-                      <a:fillRect/>
-                    </a:stretch>
-                  </pic:blipFill>
-                  <pic:spPr bwMode="auto">
-                    <a:xfrm>
-                      <a:off x="0" y="0"/>
-                      <a:ext cx="5334000" cy="6267449"/>
-                    </a:xfrm>
-                    <a:prstGeom prst="rect">
-                      <a:avLst/>
-                    </a:prstGeom>
-                    <a:noFill/>
-                    <a:ln w="9525">
-                      <a:noFill/>
-                      <a:headEnd/>
-                      <a:tailEnd/>
-                    </a:ln>
-                  </pic:spPr>
-                </pic:pic>
-              </a:graphicData>
-            </a:graphic>
-          </wp:inline>
-        </w:drawing>
+        <w:t xml:space="preserve">Fonte: IBGE — PNAD Contínua trimestral, microdados. Elaboração própria.</w:t>
       </w:r>
     </w:p>
     <w:p>
       <w:pPr>
-        <w:pStyle w:val="ImageCaption"/>
-      </w:pPr>
-      <w:r>
-        <w:t xml:space="preserve">Responsáveis ou cônjuges entre os desocupados</w:t>
-      </w:r>
-    </w:p>
-    <w:p>
-      <w:pPr>
-        <w:pStyle w:val="BodyText"/>
-      </w:pPr>
-      <w:r>
-        <w:rPr>
-          <w:bCs/>
-          <w:b/>
-        </w:rPr>
-        <w:t xml:space="preserve">Figura 3</w:t>
-      </w:r>
-      <w:r>
-        <w:t xml:space="preserve"> </w:t>
-      </w:r>
-      <w:r>
-        <w:t xml:space="preserve">— Responsáveis ou cônjuges entre os desocupados — 2º trimestre de 2026</w:t>
-      </w:r>
-    </w:p>
-    <w:p>
-      <w:pPr>
-        <w:pStyle w:val="BlockText"/>
+        <w:pStyle w:val="Textoembloco"/>
       </w:pPr>
       <w:r>
         <w:rPr>
@@ -5688,21 +5543,21 @@
         <w:t xml:space="preserve">— o que essa diferença diz sobre o arranjo de sustento das famílias do estado.</w:t>
       </w:r>
     </w:p>
-    <w:bookmarkEnd w:id="38"/>
-    <w:bookmarkEnd w:id="39"/>
-    <w:bookmarkStart w:id="55" w:name="rendimento"/>
+    <w:bookmarkEnd w:id="29"/>
+    <w:bookmarkEnd w:id="30"/>
+    <w:bookmarkStart w:id="34" w:name="rendimento"/>
     <w:p>
       <w:pPr>
-        <w:pStyle w:val="Heading3"/>
+        <w:pStyle w:val="Ttulo3"/>
       </w:pPr>
       <w:r>
         <w:t xml:space="preserve">3.3 Rendimento</w:t>
       </w:r>
     </w:p>
-    <w:bookmarkStart w:id="43" w:name="rendimento-médio-real-habitual"/>
+    <w:bookmarkStart w:id="31" w:name="rendimento-médio-real-habitual"/>
     <w:p>
       <w:pPr>
-        <w:pStyle w:val="Heading4"/>
+        <w:pStyle w:val="Ttulo4"/>
       </w:pPr>
       <w:r>
         <w:t xml:space="preserve">3.3.1 Rendimento médio real habitual</w:t>
@@ -5736,14 +5591,14 @@
     </w:p>
     <w:p>
       <w:pPr>
-        <w:pStyle w:val="BodyText"/>
+        <w:pStyle w:val="Corpodetexto"/>
       </w:pPr>
       <w:r>
         <w:rPr>
           <w:bCs/>
           <w:b/>
         </w:rPr>
-        <w:t xml:space="preserve">Tabela 5</w:t>
+        <w:t xml:space="preserve">Tabela 8</w:t>
       </w:r>
       <w:r>
         <w:t xml:space="preserve"> </w:t>
@@ -5760,7 +5615,7 @@
     </w:p>
     <w:p>
       <w:pPr>
-        <w:pStyle w:val="BodyText"/>
+        <w:pStyle w:val="Corpodetexto"/>
       </w:pPr>
       <w:r>
         <w:t xml:space="preserve">Recorte | Categoria | Estimativa (R$) | IC 95% | CV (%) | Precisão |</w:t>
@@ -5768,7 +5623,7 @@
     </w:p>
     <w:p>
       <w:pPr>
-        <w:pStyle w:val="BodyText"/>
+        <w:pStyle w:val="Corpodetexto"/>
       </w:pPr>
       <w:r>
         <w:t xml:space="preserve">|—|—|—:|:—:|—:|—|</w:t>
@@ -5872,28 +5727,34 @@
     </w:p>
     <w:p>
       <w:pPr>
-        <w:pStyle w:val="BodyText"/>
+        <w:pStyle w:val="Corpodetexto"/>
       </w:pPr>
       <w:r>
-        <w:t xml:space="preserve">Fonte: IBGE — PNAD Contínua trimestral, microdados. Elaboração própria.</w:t>
-      </w:r>
-      <w:r>
-        <w:t xml:space="preserve"> </w:t>
-      </w:r>
-      <w:r>
-        <w:t xml:space="preserve">Nota: valores deflacionados para reais do último trimestre da série.</w:t>
+        <w:t xml:space="preserve">Fonte: IBGE — PNAD Contínua trimestral, microdados. Elaboração própria. Nota: valores deflacionados para reais do último trimestre da série.</w:t>
       </w:r>
     </w:p>
     <w:p>
       <w:pPr>
-        <w:pStyle w:val="BodyText"/>
+        <w:pStyle w:val="Corpodetexto"/>
       </w:pPr>
       <w:r>
         <w:rPr>
           <w:bCs/>
           <w:b/>
         </w:rPr>
-        <w:t xml:space="preserve">Diferença entre as categorias de cada recorte</w:t>
+        <w:t xml:space="preserve">Tabela 9</w:t>
+      </w:r>
+      <w:r>
+        <w:t xml:space="preserve"> </w:t>
+      </w:r>
+      <w:r>
+        <w:t xml:space="preserve">— Rendimento médio real habitualmente recebido em todos os</w:t>
+      </w:r>
+      <w:r>
+        <w:t xml:space="preserve"> </w:t>
+      </w:r>
+      <w:r>
+        <w:t xml:space="preserve">trabalhos, diferença entre as categorias de cada recorte — 2º trimestre de 2026</w:t>
       </w:r>
     </w:p>
     <w:tbl>
@@ -6215,112 +6076,35 @@
     </w:tbl>
     <w:p>
       <w:pPr>
-        <w:pStyle w:val="CaptionedFigure"/>
+        <w:pStyle w:val="Corpodetexto"/>
       </w:pPr>
       <w:r>
-        <w:drawing>
-          <wp:inline>
-            <wp:extent cx="5334000" cy="6267449"/>
-            <wp:effectExtent b="0" l="0" r="0" t="0"/>
-            <wp:docPr descr="Rendimento médio habitual por recorte geográfico" title="" id="41" name="Picture"/>
-            <a:graphic>
-              <a:graphicData uri="http://schemas.openxmlformats.org/drawingml/2006/picture">
-                <pic:pic>
-                  <pic:nvPicPr>
-                    <pic:cNvPr descr="./output/figuras/comp_geo_Rendimento_Medio_Habitual.png" id="42" name="Picture"/>
-                    <pic:cNvPicPr>
-                      <a:picLocks noChangeArrowheads="1" noChangeAspect="1"/>
-                    </pic:cNvPicPr>
-                  </pic:nvPicPr>
-                  <pic:blipFill>
-                    <a:blip r:embed="rId40"/>
-                    <a:stretch>
-                      <a:fillRect/>
-                    </a:stretch>
-                  </pic:blipFill>
-                  <pic:spPr bwMode="auto">
-                    <a:xfrm>
-                      <a:off x="0" y="0"/>
-                      <a:ext cx="5334000" cy="6267449"/>
-                    </a:xfrm>
-                    <a:prstGeom prst="rect">
-                      <a:avLst/>
-                    </a:prstGeom>
-                    <a:noFill/>
-                    <a:ln w="9525">
-                      <a:noFill/>
-                      <a:headEnd/>
-                      <a:tailEnd/>
-                    </a:ln>
-                  </pic:spPr>
-                </pic:pic>
-              </a:graphicData>
-            </a:graphic>
-          </wp:inline>
-        </w:drawing>
+        <w:t xml:space="preserve">Fonte: IBGE — PNAD Contínua trimestral, microdados. Elaboração própria.</w:t>
       </w:r>
     </w:p>
     <w:p>
       <w:pPr>
-        <w:pStyle w:val="ImageCaption"/>
+        <w:pStyle w:val="Corpodetexto"/>
       </w:pPr>
       <w:r>
-        <w:t xml:space="preserve">Rendimento médio habitual por recorte geográfico</w:t>
+        <w:t xml:space="preserve">Ressalta-se que a média de rendimento é sensível a valores muito altos e, em territórios pequenos, um punhado de rendimentos elevados desloca o resultado inteiro. A distribuição completa dos rendimentos</w:t>
+      </w:r>
+      <w:r>
+        <w:t xml:space="preserve"> </w:t>
+      </w:r>
+      <w:r>
+        <w:t xml:space="preserve">por estrato está no anexo metodológico, e é ela que revela se a média</w:t>
+      </w:r>
+      <w:r>
+        <w:t xml:space="preserve"> </w:t>
+      </w:r>
+      <w:r>
+        <w:t xml:space="preserve">representa a maioria ou é puxada pela cauda.</w:t>
       </w:r>
     </w:p>
     <w:p>
       <w:pPr>
-        <w:pStyle w:val="BodyText"/>
-      </w:pPr>
-      <w:r>
-        <w:rPr>
-          <w:bCs/>
-          <w:b/>
-        </w:rPr>
-        <w:t xml:space="preserve">Figura 4</w:t>
-      </w:r>
-      <w:r>
-        <w:t xml:space="preserve"> </w:t>
-      </w:r>
-      <w:r>
-        <w:t xml:space="preserve">— Rendimento médio real habitual por recorte geográfico —</w:t>
-      </w:r>
-      <w:r>
-        <w:t xml:space="preserve"> </w:t>
-      </w:r>
-      <w:r>
-        <w:t xml:space="preserve">2º trimestre de 2026</w:t>
-      </w:r>
-    </w:p>
-    <w:p>
-      <w:pPr>
-        <w:pStyle w:val="BodyText"/>
-      </w:pPr>
-      <w:r>
-        <w:t xml:space="preserve">Ressalta-se que a média de rendimento é sensível a valores muito altos e, em territórios pequenos, um punhado de rendimentos</w:t>
-      </w:r>
-      <w:r>
-        <w:t xml:space="preserve"> </w:t>
-      </w:r>
-      <w:r>
-        <w:t xml:space="preserve">elevados desloca o resultado inteiro. A distribuição completa dos rendimentos</w:t>
-      </w:r>
-      <w:r>
-        <w:t xml:space="preserve"> </w:t>
-      </w:r>
-      <w:r>
-        <w:t xml:space="preserve">por estrato está no anexo metodológico, e é ela que revela se a média</w:t>
-      </w:r>
-      <w:r>
-        <w:t xml:space="preserve"> </w:t>
-      </w:r>
-      <w:r>
-        <w:t xml:space="preserve">representa a maioria ou é puxada pela cauda.</w:t>
-      </w:r>
-    </w:p>
-    <w:p>
-      <w:pPr>
-        <w:pStyle w:val="BlockText"/>
+        <w:pStyle w:val="Textoembloco"/>
       </w:pPr>
       <w:r>
         <w:rPr>
@@ -6336,11 +6120,11 @@
         <w:t xml:space="preserve">— bloco demográfico do rendimento médio — incluir só se significativo E com CV abaixo de 15% em todas as subdivisões de cada corte geográfico.</w:t>
       </w:r>
     </w:p>
-    <w:bookmarkEnd w:id="43"/>
-    <w:bookmarkStart w:id="47" w:name="sub-remuneração"/>
+    <w:bookmarkEnd w:id="31"/>
+    <w:bookmarkStart w:id="32" w:name="sub-remuneração"/>
     <w:p>
       <w:pPr>
-        <w:pStyle w:val="Heading4"/>
+        <w:pStyle w:val="Ttulo4"/>
       </w:pPr>
       <w:r>
         <w:t xml:space="preserve">3.3.2 Sub-remuneração</w:t>
@@ -6398,14 +6182,14 @@
     </w:p>
     <w:p>
       <w:pPr>
-        <w:pStyle w:val="BodyText"/>
+        <w:pStyle w:val="Corpodetexto"/>
       </w:pPr>
       <w:r>
         <w:rPr>
           <w:bCs/>
           <w:b/>
         </w:rPr>
-        <w:t xml:space="preserve">Tabela 6</w:t>
+        <w:t xml:space="preserve">Tabela 10</w:t>
       </w:r>
       <w:r>
         <w:t xml:space="preserve"> </w:t>
@@ -7699,7 +7483,7 @@
     </w:tbl>
     <w:p>
       <w:pPr>
-        <w:pStyle w:val="BodyText"/>
+        <w:pStyle w:val="Corpodetexto"/>
       </w:pPr>
       <w:r>
         <w:t xml:space="preserve">Fonte: IBGE — PNAD Contínua trimestral, microdados. Elaboração própria.</w:t>
@@ -7707,14 +7491,26 @@
     </w:p>
     <w:p>
       <w:pPr>
-        <w:pStyle w:val="BodyText"/>
+        <w:pStyle w:val="Corpodetexto"/>
       </w:pPr>
       <w:r>
         <w:rPr>
           <w:bCs/>
           <w:b/>
         </w:rPr>
-        <w:t xml:space="preserve">Diferença entre as categorias de cada recorte</w:t>
+        <w:t xml:space="preserve">Tabela 11</w:t>
+      </w:r>
+      <w:r>
+        <w:t xml:space="preserve"> </w:t>
+      </w:r>
+      <w:r>
+        <w:t xml:space="preserve">— Sub-remuneração por hora trabalhada, diferença entre as categorias de cada recorte —</w:t>
+      </w:r>
+      <w:r>
+        <w:t xml:space="preserve"> </w:t>
+      </w:r>
+      <w:r>
+        <w:t xml:space="preserve">2º trimestre de 2026</w:t>
       </w:r>
     </w:p>
     <w:tbl>
@@ -8036,86 +7832,15 @@
     </w:tbl>
     <w:p>
       <w:pPr>
-        <w:pStyle w:val="CaptionedFigure"/>
+        <w:pStyle w:val="Corpodetexto"/>
       </w:pPr>
       <w:r>
-        <w:drawing>
-          <wp:inline>
-            <wp:extent cx="5334000" cy="6267449"/>
-            <wp:effectExtent b="0" l="0" r="0" t="0"/>
-            <wp:docPr descr="Sub-remuneração por recorte geográfico" title="" id="45" name="Picture"/>
-            <a:graphic>
-              <a:graphicData uri="http://schemas.openxmlformats.org/drawingml/2006/picture">
-                <pic:pic>
-                  <pic:nvPicPr>
-                    <pic:cNvPr descr="./output/figuras/comp_geo_Percentual_Subremuneracao.png" id="46" name="Picture"/>
-                    <pic:cNvPicPr>
-                      <a:picLocks noChangeArrowheads="1" noChangeAspect="1"/>
-                    </pic:cNvPicPr>
-                  </pic:nvPicPr>
-                  <pic:blipFill>
-                    <a:blip r:embed="rId44"/>
-                    <a:stretch>
-                      <a:fillRect/>
-                    </a:stretch>
-                  </pic:blipFill>
-                  <pic:spPr bwMode="auto">
-                    <a:xfrm>
-                      <a:off x="0" y="0"/>
-                      <a:ext cx="5334000" cy="6267449"/>
-                    </a:xfrm>
-                    <a:prstGeom prst="rect">
-                      <a:avLst/>
-                    </a:prstGeom>
-                    <a:noFill/>
-                    <a:ln w="9525">
-                      <a:noFill/>
-                      <a:headEnd/>
-                      <a:tailEnd/>
-                    </a:ln>
-                  </pic:spPr>
-                </pic:pic>
-              </a:graphicData>
-            </a:graphic>
-          </wp:inline>
-        </w:drawing>
+        <w:t xml:space="preserve">Fonte: IBGE — PNAD Contínua trimestral, microdados. Elaboração própria.</w:t>
       </w:r>
     </w:p>
     <w:p>
       <w:pPr>
-        <w:pStyle w:val="ImageCaption"/>
-      </w:pPr>
-      <w:r>
-        <w:t xml:space="preserve">Sub-remuneração por recorte geográfico</w:t>
-      </w:r>
-    </w:p>
-    <w:p>
-      <w:pPr>
-        <w:pStyle w:val="BodyText"/>
-      </w:pPr>
-      <w:r>
-        <w:rPr>
-          <w:bCs/>
-          <w:b/>
-        </w:rPr>
-        <w:t xml:space="preserve">Figura 5</w:t>
-      </w:r>
-      <w:r>
-        <w:t xml:space="preserve"> </w:t>
-      </w:r>
-      <w:r>
-        <w:t xml:space="preserve">— Percentual de ocupados com rendimento-hora abaixo do salário</w:t>
-      </w:r>
-      <w:r>
-        <w:t xml:space="preserve"> </w:t>
-      </w:r>
-      <w:r>
-        <w:t xml:space="preserve">mínimo horário — 2º trimestre de 2026</w:t>
-      </w:r>
-    </w:p>
-    <w:p>
-      <w:pPr>
-        <w:pStyle w:val="BlockText"/>
+        <w:pStyle w:val="Textoembloco"/>
       </w:pPr>
       <w:r>
         <w:rPr>
@@ -8131,11 +7856,11 @@
         <w:t xml:space="preserve">— o que a distância entre esses dois extremos sugere sobre a estrutura produtiva dos territórios envolvidos.</w:t>
       </w:r>
     </w:p>
-    <w:bookmarkEnd w:id="47"/>
-    <w:bookmarkStart w:id="54" w:name="desigualdade-entre-formais-e-informais"/>
+    <w:bookmarkEnd w:id="32"/>
+    <w:bookmarkStart w:id="33" w:name="desigualdade-entre-formais-e-informais"/>
     <w:p>
       <w:pPr>
-        <w:pStyle w:val="Heading4"/>
+        <w:pStyle w:val="Ttulo4"/>
       </w:pPr>
       <w:r>
         <w:t xml:space="preserve">3.3.3 Desigualdade entre formais e informais</w:t>
@@ -8193,14 +7918,14 @@
     </w:p>
     <w:p>
       <w:pPr>
-        <w:pStyle w:val="BodyText"/>
+        <w:pStyle w:val="Corpodetexto"/>
       </w:pPr>
       <w:r>
         <w:rPr>
           <w:bCs/>
           <w:b/>
         </w:rPr>
-        <w:t xml:space="preserve">Tabela 7</w:t>
+        <w:t xml:space="preserve">Tabela 12</w:t>
       </w:r>
       <w:r>
         <w:t xml:space="preserve"> </w:t>
@@ -9757,7 +9482,7 @@
     </w:tbl>
     <w:p>
       <w:pPr>
-        <w:pStyle w:val="BodyText"/>
+        <w:pStyle w:val="Corpodetexto"/>
       </w:pPr>
       <w:r>
         <w:t xml:space="preserve">Fonte: IBGE — PNAD Contínua trimestral, microdados. Elaboração própria.</w:t>
@@ -9783,7 +9508,7 @@
     </w:p>
     <w:p>
       <w:pPr>
-        <w:pStyle w:val="BodyText"/>
+        <w:pStyle w:val="Corpodetexto"/>
       </w:pPr>
       <w:r>
         <w:t xml:space="preserve">Nota de leitura sobre o intervalo desta tabela: ao contrário dos demais, ele é</w:t>
@@ -9825,223 +9550,77 @@
     </w:p>
     <w:p>
       <w:pPr>
-        <w:pStyle w:val="CaptionedFigure"/>
+        <w:pStyle w:val="Corpodetexto"/>
       </w:pPr>
       <w:r>
-        <w:drawing>
-          <wp:inline>
-            <wp:extent cx="5334000" cy="6267449"/>
-            <wp:effectExtent b="0" l="0" r="0" t="0"/>
-            <wp:docPr descr="Rendimento no setor formal" title="" id="49" name="Picture"/>
-            <a:graphic>
-              <a:graphicData uri="http://schemas.openxmlformats.org/drawingml/2006/picture">
-                <pic:pic>
-                  <pic:nvPicPr>
-                    <pic:cNvPr descr="./output/figuras/comp_geo_Rendimento_Formal.png" id="50" name="Picture"/>
-                    <pic:cNvPicPr>
-                      <a:picLocks noChangeArrowheads="1" noChangeAspect="1"/>
-                    </pic:cNvPicPr>
-                  </pic:nvPicPr>
-                  <pic:blipFill>
-                    <a:blip r:embed="rId48"/>
-                    <a:stretch>
-                      <a:fillRect/>
-                    </a:stretch>
-                  </pic:blipFill>
-                  <pic:spPr bwMode="auto">
-                    <a:xfrm>
-                      <a:off x="0" y="0"/>
-                      <a:ext cx="5334000" cy="6267449"/>
-                    </a:xfrm>
-                    <a:prstGeom prst="rect">
-                      <a:avLst/>
-                    </a:prstGeom>
-                    <a:noFill/>
-                    <a:ln w="9525">
-                      <a:noFill/>
-                      <a:headEnd/>
-                      <a:tailEnd/>
-                    </a:ln>
-                  </pic:spPr>
-                </pic:pic>
-              </a:graphicData>
-            </a:graphic>
-          </wp:inline>
-        </w:drawing>
+        <w:t xml:space="preserve">Vale contrastar com a capital: em Teresina a razão foi de</w:t>
+      </w:r>
+      <w:r>
+        <w:t xml:space="preserve"> </w:t>
+      </w:r>
+      <w:r>
+        <w:t xml:space="preserve">2,12, a mais baixa entre os recortes agregados — não</w:t>
+      </w:r>
+      <w:r>
+        <w:t xml:space="preserve"> </w:t>
+      </w:r>
+      <w:r>
+        <w:t xml:space="preserve">porque o formal pague pouco ali, mas porque o informal teresinense ganha</w:t>
+      </w:r>
+      <w:r>
+        <w:t xml:space="preserve"> </w:t>
+      </w:r>
+      <w:r>
+        <w:t xml:space="preserve">R$ 2.142, bem acima do informal do interior.</w:t>
       </w:r>
     </w:p>
     <w:p>
       <w:pPr>
-        <w:pStyle w:val="ImageCaption"/>
+        <w:pStyle w:val="Corpodetexto"/>
       </w:pPr>
       <w:r>
-        <w:t xml:space="preserve">Rendimento no setor formal</w:t>
+        <w:t xml:space="preserve">Duas leituras opostas produzem o mesmo número baixo, e vale distingui-las. Uma</w:t>
+      </w:r>
+      <w:r>
+        <w:t xml:space="preserve"> </w:t>
+      </w:r>
+      <w:r>
+        <w:t xml:space="preserve">razão próxima de 1 pode significar que o mercado formal daquele território não</w:t>
+      </w:r>
+      <w:r>
+        <w:t xml:space="preserve"> </w:t>
+      </w:r>
+      <w:r>
+        <w:t xml:space="preserve">paga muito melhor que o informal — o que é má notícia, e costuma indicar que a</w:t>
+      </w:r>
+      <w:r>
+        <w:t xml:space="preserve"> </w:t>
+      </w:r>
+      <w:r>
+        <w:t xml:space="preserve">formalização se concentra em ocupações de baixa remuneração. Mas pode também</w:t>
+      </w:r>
+      <w:r>
+        <w:t xml:space="preserve"> </w:t>
+      </w:r>
+      <w:r>
+        <w:t xml:space="preserve">significar que o mercado informal ali é relativamente bem pago, o que muda o</w:t>
+      </w:r>
+      <w:r>
+        <w:t xml:space="preserve"> </w:t>
+      </w:r>
+      <w:r>
+        <w:t xml:space="preserve">diagnóstico por completo. A comparação com os rendimentos absolutos das Figuras</w:t>
+      </w:r>
+      <w:r>
+        <w:t xml:space="preserve"> </w:t>
+      </w:r>
+      <w:r>
+        <w:t xml:space="preserve">6 e 7 é o que separa os dois casos.</w:t>
       </w:r>
     </w:p>
     <w:p>
       <w:pPr>
-        <w:pStyle w:val="BodyText"/>
-      </w:pPr>
-      <w:r>
-        <w:rPr>
-          <w:bCs/>
-          <w:b/>
-        </w:rPr>
-        <w:t xml:space="preserve">Figura 6</w:t>
-      </w:r>
-      <w:r>
-        <w:t xml:space="preserve"> </w:t>
-      </w:r>
-      <w:r>
-        <w:t xml:space="preserve">— Rendimento médio dos ocupados formais — 2º trimestre de 2026</w:t>
-      </w:r>
-    </w:p>
-    <w:p>
-      <w:pPr>
-        <w:pStyle w:val="CaptionedFigure"/>
-      </w:pPr>
-      <w:r>
-        <w:drawing>
-          <wp:inline>
-            <wp:extent cx="5334000" cy="6267449"/>
-            <wp:effectExtent b="0" l="0" r="0" t="0"/>
-            <wp:docPr descr="Rendimento no setor informal" title="" id="52" name="Picture"/>
-            <a:graphic>
-              <a:graphicData uri="http://schemas.openxmlformats.org/drawingml/2006/picture">
-                <pic:pic>
-                  <pic:nvPicPr>
-                    <pic:cNvPr descr="./output/figuras/comp_geo_Rendimento_Informal.png" id="53" name="Picture"/>
-                    <pic:cNvPicPr>
-                      <a:picLocks noChangeArrowheads="1" noChangeAspect="1"/>
-                    </pic:cNvPicPr>
-                  </pic:nvPicPr>
-                  <pic:blipFill>
-                    <a:blip r:embed="rId51"/>
-                    <a:stretch>
-                      <a:fillRect/>
-                    </a:stretch>
-                  </pic:blipFill>
-                  <pic:spPr bwMode="auto">
-                    <a:xfrm>
-                      <a:off x="0" y="0"/>
-                      <a:ext cx="5334000" cy="6267449"/>
-                    </a:xfrm>
-                    <a:prstGeom prst="rect">
-                      <a:avLst/>
-                    </a:prstGeom>
-                    <a:noFill/>
-                    <a:ln w="9525">
-                      <a:noFill/>
-                      <a:headEnd/>
-                      <a:tailEnd/>
-                    </a:ln>
-                  </pic:spPr>
-                </pic:pic>
-              </a:graphicData>
-            </a:graphic>
-          </wp:inline>
-        </w:drawing>
-      </w:r>
-    </w:p>
-    <w:p>
-      <w:pPr>
-        <w:pStyle w:val="ImageCaption"/>
-      </w:pPr>
-      <w:r>
-        <w:t xml:space="preserve">Rendimento no setor informal</w:t>
-      </w:r>
-    </w:p>
-    <w:p>
-      <w:pPr>
-        <w:pStyle w:val="BodyText"/>
-      </w:pPr>
-      <w:r>
-        <w:rPr>
-          <w:bCs/>
-          <w:b/>
-        </w:rPr>
-        <w:t xml:space="preserve">Figura 7</w:t>
-      </w:r>
-      <w:r>
-        <w:t xml:space="preserve"> </w:t>
-      </w:r>
-      <w:r>
-        <w:t xml:space="preserve">— Rendimento médio dos ocupados informais — 2º trimestre de 2026</w:t>
-      </w:r>
-    </w:p>
-    <w:p>
-      <w:pPr>
-        <w:pStyle w:val="BodyText"/>
-      </w:pPr>
-      <w:r>
-        <w:t xml:space="preserve">Vale contrastar com a capital: em Teresina a razão foi de</w:t>
-      </w:r>
-      <w:r>
-        <w:t xml:space="preserve"> </w:t>
-      </w:r>
-      <w:r>
-        <w:t xml:space="preserve">2,12, a mais baixa entre os recortes agregados — não</w:t>
-      </w:r>
-      <w:r>
-        <w:t xml:space="preserve"> </w:t>
-      </w:r>
-      <w:r>
-        <w:t xml:space="preserve">porque o formal pague pouco ali, mas porque o informal teresinense ganha</w:t>
-      </w:r>
-      <w:r>
-        <w:t xml:space="preserve"> </w:t>
-      </w:r>
-      <w:r>
-        <w:t xml:space="preserve">R$ 2.142, bem acima do informal do interior.</w:t>
-      </w:r>
-    </w:p>
-    <w:p>
-      <w:pPr>
-        <w:pStyle w:val="BodyText"/>
-      </w:pPr>
-      <w:r>
-        <w:t xml:space="preserve">Duas leituras opostas produzem o mesmo número baixo, e vale distingui-las. Uma</w:t>
-      </w:r>
-      <w:r>
-        <w:t xml:space="preserve"> </w:t>
-      </w:r>
-      <w:r>
-        <w:t xml:space="preserve">razão próxima de 1 pode significar que o mercado formal daquele território não</w:t>
-      </w:r>
-      <w:r>
-        <w:t xml:space="preserve"> </w:t>
-      </w:r>
-      <w:r>
-        <w:t xml:space="preserve">paga muito melhor que o informal — o que é má notícia, e costuma indicar que a</w:t>
-      </w:r>
-      <w:r>
-        <w:t xml:space="preserve"> </w:t>
-      </w:r>
-      <w:r>
-        <w:t xml:space="preserve">formalização se concentra em ocupações de baixa remuneração. Mas pode também</w:t>
-      </w:r>
-      <w:r>
-        <w:t xml:space="preserve"> </w:t>
-      </w:r>
-      <w:r>
-        <w:t xml:space="preserve">significar que o mercado informal ali é relativamente bem pago, o que muda o</w:t>
-      </w:r>
-      <w:r>
-        <w:t xml:space="preserve"> </w:t>
-      </w:r>
-      <w:r>
-        <w:t xml:space="preserve">diagnóstico por completo. A comparação com os rendimentos absolutos das Figuras</w:t>
-      </w:r>
-      <w:r>
-        <w:t xml:space="preserve"> </w:t>
-      </w:r>
-      <w:r>
-        <w:t xml:space="preserve">6 e 7 é o que separa os dois casos.</w:t>
-      </w:r>
-    </w:p>
-    <w:p>
-      <w:pPr>
-        <w:pStyle w:val="BlockText"/>
+        <w:pStyle w:val="Textoembloco"/>
       </w:pPr>
       <w:r>
         <w:rPr>
@@ -10057,21 +9636,21 @@
         <w:t xml:space="preserve">— dizer qual dos dois casos se aplica aos estratos de razão mais baixa deste trimestre, olhando os rendimentos absolutos das Figuras 6 e 7.</w:t>
       </w:r>
     </w:p>
-    <w:bookmarkEnd w:id="54"/>
-    <w:bookmarkEnd w:id="55"/>
-    <w:bookmarkStart w:id="68" w:name="inserção-no-mercado-de-trabalho"/>
+    <w:bookmarkEnd w:id="33"/>
+    <w:bookmarkEnd w:id="34"/>
+    <w:bookmarkStart w:id="38" w:name="inserção-no-mercado-de-trabalho"/>
     <w:p>
       <w:pPr>
-        <w:pStyle w:val="Heading3"/>
+        <w:pStyle w:val="Ttulo3"/>
       </w:pPr>
       <w:r>
         <w:t xml:space="preserve">3.4 Inserção no mercado de trabalho</w:t>
       </w:r>
     </w:p>
-    <w:bookmarkStart w:id="59" w:name="taxa-de-informalidade"/>
+    <w:bookmarkStart w:id="35" w:name="taxa-de-informalidade"/>
     <w:p>
       <w:pPr>
-        <w:pStyle w:val="Heading4"/>
+        <w:pStyle w:val="Ttulo4"/>
       </w:pPr>
       <w:r>
         <w:t xml:space="preserve">3.4.1 Taxa de informalidade</w:t>
@@ -10129,14 +9708,14 @@
     </w:p>
     <w:p>
       <w:pPr>
-        <w:pStyle w:val="BodyText"/>
+        <w:pStyle w:val="Corpodetexto"/>
       </w:pPr>
       <w:r>
         <w:rPr>
           <w:bCs/>
           <w:b/>
         </w:rPr>
-        <w:t xml:space="preserve">Tabela 8</w:t>
+        <w:t xml:space="preserve">Tabela 13</w:t>
       </w:r>
       <w:r>
         <w:t xml:space="preserve"> </w:t>
@@ -11424,7 +11003,7 @@
     </w:tbl>
     <w:p>
       <w:pPr>
-        <w:pStyle w:val="BodyText"/>
+        <w:pStyle w:val="Corpodetexto"/>
       </w:pPr>
       <w:r>
         <w:t xml:space="preserve">Fonte: IBGE — PNAD Contínua trimestral, microdados. Elaboração própria.</w:t>
@@ -11432,14 +11011,20 @@
     </w:p>
     <w:p>
       <w:pPr>
-        <w:pStyle w:val="BodyText"/>
+        <w:pStyle w:val="Corpodetexto"/>
       </w:pPr>
       <w:r>
         <w:rPr>
           <w:bCs/>
           <w:b/>
         </w:rPr>
-        <w:t xml:space="preserve">Diferença entre as categorias de cada recorte</w:t>
+        <w:t xml:space="preserve">Tabela 14</w:t>
+      </w:r>
+      <w:r>
+        <w:t xml:space="preserve"> </w:t>
+      </w:r>
+      <w:r>
+        <w:t xml:space="preserve">— Taxa de informalidade, diferença entre as categorias de cada recorte — 2º trimestre de 2026</w:t>
       </w:r>
     </w:p>
     <w:tbl>
@@ -11761,118 +11346,53 @@
     </w:tbl>
     <w:p>
       <w:pPr>
-        <w:pStyle w:val="CaptionedFigure"/>
+        <w:pStyle w:val="Corpodetexto"/>
       </w:pPr>
       <w:r>
-        <w:drawing>
-          <wp:inline>
-            <wp:extent cx="5334000" cy="6267449"/>
-            <wp:effectExtent b="0" l="0" r="0" t="0"/>
-            <wp:docPr descr="Taxa de informalidade por recorte geográfico" title="" id="57" name="Picture"/>
-            <a:graphic>
-              <a:graphicData uri="http://schemas.openxmlformats.org/drawingml/2006/picture">
-                <pic:pic>
-                  <pic:nvPicPr>
-                    <pic:cNvPr descr="./output/figuras/comp_geo_Taxa_Informalidade.png" id="58" name="Picture"/>
-                    <pic:cNvPicPr>
-                      <a:picLocks noChangeArrowheads="1" noChangeAspect="1"/>
-                    </pic:cNvPicPr>
-                  </pic:nvPicPr>
-                  <pic:blipFill>
-                    <a:blip r:embed="rId56"/>
-                    <a:stretch>
-                      <a:fillRect/>
-                    </a:stretch>
-                  </pic:blipFill>
-                  <pic:spPr bwMode="auto">
-                    <a:xfrm>
-                      <a:off x="0" y="0"/>
-                      <a:ext cx="5334000" cy="6267449"/>
-                    </a:xfrm>
-                    <a:prstGeom prst="rect">
-                      <a:avLst/>
-                    </a:prstGeom>
-                    <a:noFill/>
-                    <a:ln w="9525">
-                      <a:noFill/>
-                      <a:headEnd/>
-                      <a:tailEnd/>
-                    </a:ln>
-                  </pic:spPr>
-                </pic:pic>
-              </a:graphicData>
-            </a:graphic>
-          </wp:inline>
-        </w:drawing>
+        <w:t xml:space="preserve">Fonte: IBGE — PNAD Contínua trimestral, microdados. Elaboração própria.</w:t>
       </w:r>
     </w:p>
     <w:p>
       <w:pPr>
-        <w:pStyle w:val="ImageCaption"/>
+        <w:pStyle w:val="Corpodetexto"/>
       </w:pPr>
       <w:r>
-        <w:t xml:space="preserve">Taxa de informalidade por recorte geográfico</w:t>
+        <w:t xml:space="preserve">O contraste entre zona urbana e rural tende a ser o mais acentuado deste</w:t>
+      </w:r>
+      <w:r>
+        <w:t xml:space="preserve"> </w:t>
+      </w:r>
+      <w:r>
+        <w:t xml:space="preserve">indicador, e por razão estrutural: a produção agrícola familiar e o trabalho</w:t>
+      </w:r>
+      <w:r>
+        <w:t xml:space="preserve"> </w:t>
+      </w:r>
+      <w:r>
+        <w:t xml:space="preserve">por conta própria no campo são majoritariamente informais por natureza da</w:t>
+      </w:r>
+      <w:r>
+        <w:t xml:space="preserve"> </w:t>
+      </w:r>
+      <w:r>
+        <w:t xml:space="preserve">atividade, não por escolha do trabalhador. Neste trimestre a diferença foi de</w:t>
+      </w:r>
+      <w:r>
+        <w:t xml:space="preserve"> </w:t>
+      </w:r>
+      <w:r>
+        <w:t xml:space="preserve">24,1 pontos</w:t>
+      </w:r>
+      <w:r>
+        <w:t xml:space="preserve"> </w:t>
+      </w:r>
+      <w:r>
+        <w:t xml:space="preserve">(***).</w:t>
       </w:r>
     </w:p>
     <w:p>
       <w:pPr>
-        <w:pStyle w:val="BodyText"/>
-      </w:pPr>
-      <w:r>
-        <w:rPr>
-          <w:bCs/>
-          <w:b/>
-        </w:rPr>
-        <w:t xml:space="preserve">Figura 8</w:t>
-      </w:r>
-      <w:r>
-        <w:t xml:space="preserve"> </w:t>
-      </w:r>
-      <w:r>
-        <w:t xml:space="preserve">— Taxa de informalidade por recorte geográfico — 2º trimestre de 2026</w:t>
-      </w:r>
-    </w:p>
-    <w:p>
-      <w:pPr>
-        <w:pStyle w:val="BodyText"/>
-      </w:pPr>
-      <w:r>
-        <w:t xml:space="preserve">O contraste entre zona urbana e rural tende a ser o mais acentuado deste</w:t>
-      </w:r>
-      <w:r>
-        <w:t xml:space="preserve"> </w:t>
-      </w:r>
-      <w:r>
-        <w:t xml:space="preserve">indicador, e por razão estrutural: a produção agrícola familiar e o trabalho</w:t>
-      </w:r>
-      <w:r>
-        <w:t xml:space="preserve"> </w:t>
-      </w:r>
-      <w:r>
-        <w:t xml:space="preserve">por conta própria no campo são majoritariamente informais por natureza da</w:t>
-      </w:r>
-      <w:r>
-        <w:t xml:space="preserve"> </w:t>
-      </w:r>
-      <w:r>
-        <w:t xml:space="preserve">atividade, não por escolha do trabalhador. Neste trimestre a diferença foi de</w:t>
-      </w:r>
-      <w:r>
-        <w:t xml:space="preserve"> </w:t>
-      </w:r>
-      <w:r>
-        <w:t xml:space="preserve">24,1 pontos</w:t>
-      </w:r>
-      <w:r>
-        <w:t xml:space="preserve"> </w:t>
-      </w:r>
-      <w:r>
-        <w:t xml:space="preserve">(***).</w:t>
-      </w:r>
-    </w:p>
-    <w:p>
-      <w:pPr>
-        <w:pStyle w:val="BlockText"/>
+        <w:pStyle w:val="Textoembloco"/>
       </w:pPr>
       <w:r>
         <w:rPr>
@@ -11888,11 +11408,11 @@
         <w:t xml:space="preserve">— bloco demográfico da informalidade — incluir só se significativo E com CV abaixo de 15% em todas as subdivisões de cada corte geográfico.</w:t>
       </w:r>
     </w:p>
-    <w:bookmarkEnd w:id="59"/>
-    <w:bookmarkStart w:id="63" w:name="sub-ocupação-por-insuficiência-de-horas"/>
+    <w:bookmarkEnd w:id="35"/>
+    <w:bookmarkStart w:id="36" w:name="sub-ocupação-por-insuficiência-de-horas"/>
     <w:p>
       <w:pPr>
-        <w:pStyle w:val="Heading4"/>
+        <w:pStyle w:val="Ttulo4"/>
       </w:pPr>
       <w:r>
         <w:t xml:space="preserve">3.4.2 Sub-ocupação por insuficiência de horas</w:t>
@@ -11920,14 +11440,14 @@
     </w:p>
     <w:p>
       <w:pPr>
-        <w:pStyle w:val="BodyText"/>
+        <w:pStyle w:val="Corpodetexto"/>
       </w:pPr>
       <w:r>
         <w:rPr>
           <w:bCs/>
           <w:b/>
         </w:rPr>
-        <w:t xml:space="preserve">Tabela 9</w:t>
+        <w:t xml:space="preserve">Tabela 15</w:t>
       </w:r>
       <w:r>
         <w:t xml:space="preserve"> </w:t>
@@ -13221,7 +12741,7 @@
     </w:tbl>
     <w:p>
       <w:pPr>
-        <w:pStyle w:val="BodyText"/>
+        <w:pStyle w:val="Corpodetexto"/>
       </w:pPr>
       <w:r>
         <w:t xml:space="preserve">Fonte: IBGE — PNAD Contínua trimestral, microdados. Elaboração própria.</w:t>
@@ -13229,14 +12749,26 @@
     </w:p>
     <w:p>
       <w:pPr>
-        <w:pStyle w:val="BodyText"/>
+        <w:pStyle w:val="Corpodetexto"/>
       </w:pPr>
       <w:r>
         <w:rPr>
           <w:bCs/>
           <w:b/>
         </w:rPr>
-        <w:t xml:space="preserve">Diferença entre as categorias de cada recorte</w:t>
+        <w:t xml:space="preserve">Tabela 16</w:t>
+      </w:r>
+      <w:r>
+        <w:t xml:space="preserve"> </w:t>
+      </w:r>
+      <w:r>
+        <w:t xml:space="preserve">— Sub-ocupação por insuficiência de horas, diferença entre as categorias de cada recorteo</w:t>
+      </w:r>
+      <w:r>
+        <w:t xml:space="preserve"> </w:t>
+      </w:r>
+      <w:r>
+        <w:t xml:space="preserve">— 2º trimestre de 2026</w:t>
       </w:r>
     </w:p>
     <w:tbl>
@@ -13558,86 +13090,15 @@
     </w:tbl>
     <w:p>
       <w:pPr>
-        <w:pStyle w:val="CaptionedFigure"/>
+        <w:pStyle w:val="Corpodetexto"/>
       </w:pPr>
       <w:r>
-        <w:drawing>
-          <wp:inline>
-            <wp:extent cx="5334000" cy="6267449"/>
-            <wp:effectExtent b="0" l="0" r="0" t="0"/>
-            <wp:docPr descr="Sub-ocupação por recorte geográfico" title="" id="61" name="Picture"/>
-            <a:graphic>
-              <a:graphicData uri="http://schemas.openxmlformats.org/drawingml/2006/picture">
-                <pic:pic>
-                  <pic:nvPicPr>
-                    <pic:cNvPr descr="./output/figuras/comp_geo_Taxa_Subocupacao.png" id="62" name="Picture"/>
-                    <pic:cNvPicPr>
-                      <a:picLocks noChangeArrowheads="1" noChangeAspect="1"/>
-                    </pic:cNvPicPr>
-                  </pic:nvPicPr>
-                  <pic:blipFill>
-                    <a:blip r:embed="rId60"/>
-                    <a:stretch>
-                      <a:fillRect/>
-                    </a:stretch>
-                  </pic:blipFill>
-                  <pic:spPr bwMode="auto">
-                    <a:xfrm>
-                      <a:off x="0" y="0"/>
-                      <a:ext cx="5334000" cy="6267449"/>
-                    </a:xfrm>
-                    <a:prstGeom prst="rect">
-                      <a:avLst/>
-                    </a:prstGeom>
-                    <a:noFill/>
-                    <a:ln w="9525">
-                      <a:noFill/>
-                      <a:headEnd/>
-                      <a:tailEnd/>
-                    </a:ln>
-                  </pic:spPr>
-                </pic:pic>
-              </a:graphicData>
-            </a:graphic>
-          </wp:inline>
-        </w:drawing>
+        <w:t xml:space="preserve">Fonte: IBGE — PNAD Contínua trimestral, microdados. Elaboração própria.</w:t>
       </w:r>
     </w:p>
     <w:p>
       <w:pPr>
-        <w:pStyle w:val="ImageCaption"/>
-      </w:pPr>
-      <w:r>
-        <w:t xml:space="preserve">Sub-ocupação por recorte geográfico</w:t>
-      </w:r>
-    </w:p>
-    <w:p>
-      <w:pPr>
-        <w:pStyle w:val="BodyText"/>
-      </w:pPr>
-      <w:r>
-        <w:rPr>
-          <w:bCs/>
-          <w:b/>
-        </w:rPr>
-        <w:t xml:space="preserve">Figura 9</w:t>
-      </w:r>
-      <w:r>
-        <w:t xml:space="preserve"> </w:t>
-      </w:r>
-      <w:r>
-        <w:t xml:space="preserve">— Percentual de ocupados subocupados por insuficiência de horas —</w:t>
-      </w:r>
-      <w:r>
-        <w:t xml:space="preserve"> </w:t>
-      </w:r>
-      <w:r>
-        <w:t xml:space="preserve">2º trimestre de 2026</w:t>
-      </w:r>
-    </w:p>
-    <w:p>
-      <w:pPr>
-        <w:pStyle w:val="BlockText"/>
+        <w:pStyle w:val="Textoembloco"/>
       </w:pPr>
       <w:r>
         <w:rPr>
@@ -13653,11 +13114,11 @@
         <w:t xml:space="preserve">— relacionar a subocupação com a informalidade do mesmo território — jornada insuficiente e vínculo precário costumam andar juntos, mas nem sempre.</w:t>
       </w:r>
     </w:p>
-    <w:bookmarkEnd w:id="63"/>
-    <w:bookmarkStart w:id="67" w:name="escolaridade-dos-ocupados"/>
+    <w:bookmarkEnd w:id="36"/>
+    <w:bookmarkStart w:id="37" w:name="escolaridade-dos-ocupados"/>
     <w:p>
       <w:pPr>
-        <w:pStyle w:val="Heading4"/>
+        <w:pStyle w:val="Ttulo4"/>
       </w:pPr>
       <w:r>
         <w:t xml:space="preserve">3.4.3 Escolaridade dos ocupados</w:t>
@@ -13725,15 +13186,17 @@
       <w:r>
         <w:t xml:space="preserve">encontraram trabalho, e não porque a população seja mais escolarizada.</w:t>
       </w:r>
-      <w:r>
-        <w:t xml:space="preserve"> </w:t>
-      </w:r>
+    </w:p>
+    <w:p>
+      <w:pPr>
+        <w:pStyle w:val="Corpodetexto"/>
+      </w:pPr>
       <w:r>
         <w:rPr>
           <w:bCs/>
           <w:b/>
         </w:rPr>
-        <w:t xml:space="preserve">Tabela 10</w:t>
+        <w:t xml:space="preserve">Tabela 17</w:t>
       </w:r>
       <w:r>
         <w:t xml:space="preserve"> </w:t>
@@ -15027,7 +14490,7 @@
     </w:tbl>
     <w:p>
       <w:pPr>
-        <w:pStyle w:val="BodyText"/>
+        <w:pStyle w:val="Corpodetexto"/>
       </w:pPr>
       <w:r>
         <w:t xml:space="preserve">Fonte: IBGE — PNAD Contínua trimestral, microdados. Elaboração própria.</w:t>
@@ -15035,14 +14498,20 @@
     </w:p>
     <w:p>
       <w:pPr>
-        <w:pStyle w:val="BodyText"/>
+        <w:pStyle w:val="Corpodetexto"/>
       </w:pPr>
       <w:r>
         <w:rPr>
           <w:bCs/>
           <w:b/>
         </w:rPr>
-        <w:t xml:space="preserve">Diferença entre as categorias de cada recorte</w:t>
+        <w:t xml:space="preserve">Tabela 18</w:t>
+      </w:r>
+      <w:r>
+        <w:t xml:space="preserve"> </w:t>
+      </w:r>
+      <w:r>
+        <w:t xml:space="preserve">— Ocupados com ensino médio completo ou mais, diferença entre as categorias de cada recorte — 2º trimestre de 2026</w:t>
       </w:r>
     </w:p>
     <w:tbl>
@@ -15364,89 +14833,18 @@
     </w:tbl>
     <w:p>
       <w:pPr>
-        <w:pStyle w:val="CaptionedFigure"/>
+        <w:pStyle w:val="Corpodetexto"/>
       </w:pPr>
       <w:r>
-        <w:drawing>
-          <wp:inline>
-            <wp:extent cx="5334000" cy="6267449"/>
-            <wp:effectExtent b="0" l="0" r="0" t="0"/>
-            <wp:docPr descr="Ocupados com médio completo ou mais" title="" id="65" name="Picture"/>
-            <a:graphic>
-              <a:graphicData uri="http://schemas.openxmlformats.org/drawingml/2006/picture">
-                <pic:pic>
-                  <pic:nvPicPr>
-                    <pic:cNvPr descr="./output/figuras/comp_geo_Proporcao_Ocupados_Escolarizados.png" id="66" name="Picture"/>
-                    <pic:cNvPicPr>
-                      <a:picLocks noChangeArrowheads="1" noChangeAspect="1"/>
-                    </pic:cNvPicPr>
-                  </pic:nvPicPr>
-                  <pic:blipFill>
-                    <a:blip r:embed="rId64"/>
-                    <a:stretch>
-                      <a:fillRect/>
-                    </a:stretch>
-                  </pic:blipFill>
-                  <pic:spPr bwMode="auto">
-                    <a:xfrm>
-                      <a:off x="0" y="0"/>
-                      <a:ext cx="5334000" cy="6267449"/>
-                    </a:xfrm>
-                    <a:prstGeom prst="rect">
-                      <a:avLst/>
-                    </a:prstGeom>
-                    <a:noFill/>
-                    <a:ln w="9525">
-                      <a:noFill/>
-                      <a:headEnd/>
-                      <a:tailEnd/>
-                    </a:ln>
-                  </pic:spPr>
-                </pic:pic>
-              </a:graphicData>
-            </a:graphic>
-          </wp:inline>
-        </w:drawing>
+        <w:t xml:space="preserve">Fonte: IBGE — PNAD Contínua trimestral, microdados. Elaboração própria.</w:t>
       </w:r>
     </w:p>
+    <w:bookmarkEnd w:id="37"/>
+    <w:bookmarkEnd w:id="38"/>
+    <w:bookmarkStart w:id="42" w:name="desalento"/>
     <w:p>
       <w:pPr>
-        <w:pStyle w:val="ImageCaption"/>
-      </w:pPr>
-      <w:r>
-        <w:t xml:space="preserve">Ocupados com médio completo ou mais</w:t>
-      </w:r>
-    </w:p>
-    <w:p>
-      <w:pPr>
-        <w:pStyle w:val="BodyText"/>
-      </w:pPr>
-      <w:r>
-        <w:rPr>
-          <w:bCs/>
-          <w:b/>
-        </w:rPr>
-        <w:t xml:space="preserve">Figura 10</w:t>
-      </w:r>
-      <w:r>
-        <w:t xml:space="preserve"> </w:t>
-      </w:r>
-      <w:r>
-        <w:t xml:space="preserve">— Percentual de ocupados com ensino médio completo ou mais —</w:t>
-      </w:r>
-      <w:r>
-        <w:t xml:space="preserve"> </w:t>
-      </w:r>
-      <w:r>
-        <w:t xml:space="preserve">2º trimestre de 2026</w:t>
-      </w:r>
-    </w:p>
-    <w:bookmarkEnd w:id="67"/>
-    <w:bookmarkEnd w:id="68"/>
-    <w:bookmarkStart w:id="90" w:name="desalento"/>
-    <w:p>
-      <w:pPr>
-        <w:pStyle w:val="Heading3"/>
+        <w:pStyle w:val="Ttulo3"/>
       </w:pPr>
       <w:r>
         <w:t xml:space="preserve">3.5 Desalento</w:t>
@@ -15496,10 +14894,10 @@
         <w:t xml:space="preserve">68,4% no estado.</w:t>
       </w:r>
     </w:p>
-    <w:bookmarkStart w:id="75" w:name="percentual-de-desalentados"/>
+    <w:bookmarkStart w:id="39" w:name="percentual-de-desalentados"/>
     <w:p>
       <w:pPr>
-        <w:pStyle w:val="Heading4"/>
+        <w:pStyle w:val="Ttulo4"/>
       </w:pPr>
       <w:r>
         <w:t xml:space="preserve">3.5.1 Percentual de desalentados</w:t>
@@ -15514,7 +14912,7 @@
           <w:bCs/>
           <w:b/>
         </w:rPr>
-        <w:t xml:space="preserve">Tabela 11</w:t>
+        <w:t xml:space="preserve">Tabela 19</w:t>
       </w:r>
       <w:r>
         <w:t xml:space="preserve"> </w:t>
@@ -16808,7 +16206,7 @@
     </w:tbl>
     <w:p>
       <w:pPr>
-        <w:pStyle w:val="BodyText"/>
+        <w:pStyle w:val="Corpodetexto"/>
       </w:pPr>
       <w:r>
         <w:t xml:space="preserve">Fonte: IBGE — PNAD Contínua trimestral, microdados. Elaboração própria.</w:t>
@@ -16816,14 +16214,20 @@
     </w:p>
     <w:p>
       <w:pPr>
-        <w:pStyle w:val="BodyText"/>
+        <w:pStyle w:val="Corpodetexto"/>
       </w:pPr>
       <w:r>
         <w:rPr>
           <w:bCs/>
           <w:b/>
         </w:rPr>
-        <w:t xml:space="preserve">Diferença entre as categorias de cada recorte</w:t>
+        <w:t xml:space="preserve">Tabela 20</w:t>
+      </w:r>
+      <w:r>
+        <w:t xml:space="preserve"> </w:t>
+      </w:r>
+      <w:r>
+        <w:t xml:space="preserve">— Desalentados na força de trabalho ampliada, diferença entre as categorias de cada recorte — 2º trimestre de 2026</w:t>
       </w:r>
     </w:p>
     <w:tbl>
@@ -17145,141 +16549,15 @@
     </w:tbl>
     <w:p>
       <w:pPr>
-        <w:pStyle w:val="CaptionedFigure"/>
+        <w:pStyle w:val="Corpodetexto"/>
       </w:pPr>
       <w:r>
-        <w:drawing>
-          <wp:inline>
-            <wp:extent cx="5334000" cy="6267449"/>
-            <wp:effectExtent b="0" l="0" r="0" t="0"/>
-            <wp:docPr descr="Desalentados na força ampliada" title="" id="70" name="Picture"/>
-            <a:graphic>
-              <a:graphicData uri="http://schemas.openxmlformats.org/drawingml/2006/picture">
-                <pic:pic>
-                  <pic:nvPicPr>
-                    <pic:cNvPr descr="./output/figuras/comp_geo_Desalentados_Forca_Ampliada.png" id="71" name="Picture"/>
-                    <pic:cNvPicPr>
-                      <a:picLocks noChangeArrowheads="1" noChangeAspect="1"/>
-                    </pic:cNvPicPr>
-                  </pic:nvPicPr>
-                  <pic:blipFill>
-                    <a:blip r:embed="rId69"/>
-                    <a:stretch>
-                      <a:fillRect/>
-                    </a:stretch>
-                  </pic:blipFill>
-                  <pic:spPr bwMode="auto">
-                    <a:xfrm>
-                      <a:off x="0" y="0"/>
-                      <a:ext cx="5334000" cy="6267449"/>
-                    </a:xfrm>
-                    <a:prstGeom prst="rect">
-                      <a:avLst/>
-                    </a:prstGeom>
-                    <a:noFill/>
-                    <a:ln w="9525">
-                      <a:noFill/>
-                      <a:headEnd/>
-                      <a:tailEnd/>
-                    </a:ln>
-                  </pic:spPr>
-                </pic:pic>
-              </a:graphicData>
-            </a:graphic>
-          </wp:inline>
-        </w:drawing>
+        <w:t xml:space="preserve">Fonte: IBGE — PNAD Contínua trimestral, microdados. Elaboração própria.</w:t>
       </w:r>
     </w:p>
     <w:p>
       <w:pPr>
-        <w:pStyle w:val="ImageCaption"/>
-      </w:pPr>
-      <w:r>
-        <w:t xml:space="preserve">Desalentados na força ampliada</w:t>
-      </w:r>
-    </w:p>
-    <w:p>
-      <w:pPr>
-        <w:pStyle w:val="BodyText"/>
-      </w:pPr>
-      <w:r>
-        <w:rPr>
-          <w:bCs/>
-          <w:b/>
-        </w:rPr>
-        <w:t xml:space="preserve">Figura 11</w:t>
-      </w:r>
-      <w:r>
-        <w:t xml:space="preserve"> </w:t>
-      </w:r>
-      <w:r>
-        <w:t xml:space="preserve">— Percentual de desalentados na força de trabalho ampliada —</w:t>
-      </w:r>
-      <w:r>
-        <w:t xml:space="preserve"> </w:t>
-      </w:r>
-      <w:r>
-        <w:t xml:space="preserve">2º trimestre de 2026</w:t>
-      </w:r>
-    </w:p>
-    <w:p>
-      <w:pPr>
-        <w:pStyle w:val="CaptionedFigure"/>
-      </w:pPr>
-      <w:r>
-        <w:drawing>
-          <wp:inline>
-            <wp:extent cx="5334000" cy="6267449"/>
-            <wp:effectExtent b="0" l="0" r="0" t="0"/>
-            <wp:docPr descr="Desalentados fora da força de trabalho" title="" id="73" name="Picture"/>
-            <a:graphic>
-              <a:graphicData uri="http://schemas.openxmlformats.org/drawingml/2006/picture">
-                <pic:pic>
-                  <pic:nvPicPr>
-                    <pic:cNvPr descr="./output/figuras/comp_geo_Desalentados_Fora_Forca.png" id="74" name="Picture"/>
-                    <pic:cNvPicPr>
-                      <a:picLocks noChangeArrowheads="1" noChangeAspect="1"/>
-                    </pic:cNvPicPr>
-                  </pic:nvPicPr>
-                  <pic:blipFill>
-                    <a:blip r:embed="rId72"/>
-                    <a:stretch>
-                      <a:fillRect/>
-                    </a:stretch>
-                  </pic:blipFill>
-                  <pic:spPr bwMode="auto">
-                    <a:xfrm>
-                      <a:off x="0" y="0"/>
-                      <a:ext cx="5334000" cy="6267449"/>
-                    </a:xfrm>
-                    <a:prstGeom prst="rect">
-                      <a:avLst/>
-                    </a:prstGeom>
-                    <a:noFill/>
-                    <a:ln w="9525">
-                      <a:noFill/>
-                      <a:headEnd/>
-                      <a:tailEnd/>
-                    </a:ln>
-                  </pic:spPr>
-                </pic:pic>
-              </a:graphicData>
-            </a:graphic>
-          </wp:inline>
-        </w:drawing>
-      </w:r>
-    </w:p>
-    <w:p>
-      <w:pPr>
-        <w:pStyle w:val="ImageCaption"/>
-      </w:pPr>
-      <w:r>
-        <w:t xml:space="preserve">Desalentados fora da força de trabalho</w:t>
-      </w:r>
-    </w:p>
-    <w:p>
-      <w:pPr>
-        <w:pStyle w:val="BodyText"/>
+        <w:pStyle w:val="Corpodetexto"/>
       </w:pPr>
       <w:r>
         <w:rPr>
@@ -17303,15 +16581,23 @@
     </w:p>
     <w:p>
       <w:pPr>
-        <w:pStyle w:val="BodyText"/>
+        <w:pStyle w:val="Corpodetexto"/>
       </w:pPr>
       <w:r>
-        <w:t xml:space="preserve">A leitura conjunta com a taxa de desocupação é o que dá sentido ao indicador.</w:t>
+        <w:t xml:space="preserve">Fonte: IBGE — PNAD Contínua trimestral, microdados. Elaboração própria.</w:t>
       </w:r>
     </w:p>
     <w:p>
       <w:pPr>
-        <w:pStyle w:val="BlockText"/>
+        <w:pStyle w:val="Corpodetexto"/>
+      </w:pPr>
+      <w:r>
+        <w:t xml:space="preserve">A leitura conjunta com a taxa de desocupação é o que dá sentido ao indicador.</w:t>
+      </w:r>
+    </w:p>
+    <w:p>
+      <w:pPr>
+        <w:pStyle w:val="Textoembloco"/>
       </w:pPr>
       <w:r>
         <w:rPr>
@@ -17327,11 +16613,11 @@
         <w:t xml:space="preserve">— comparar a lista de estratos com maior desalento com a de maior desocupação (Tabelas 2 e 11) e dizer se coincidem. Quando desalento alto convive com desocupação baixa, a taxa de desemprego daquele território está subestimando o problema.</w:t>
       </w:r>
     </w:p>
-    <w:bookmarkEnd w:id="75"/>
-    <w:bookmarkStart w:id="79" w:name="jovens-que-não-trabalham-nem-estudam"/>
+    <w:bookmarkEnd w:id="39"/>
+    <w:bookmarkStart w:id="40" w:name="jovens-que-não-trabalham-nem-estudam"/>
     <w:p>
       <w:pPr>
-        <w:pStyle w:val="Heading4"/>
+        <w:pStyle w:val="Ttulo4"/>
       </w:pPr>
       <w:r>
         <w:t xml:space="preserve">3.5.2 Jovens que não trabalham nem estudam</w:t>
@@ -17365,14 +16651,14 @@
     </w:p>
     <w:p>
       <w:pPr>
-        <w:pStyle w:val="BodyText"/>
+        <w:pStyle w:val="Corpodetexto"/>
       </w:pPr>
       <w:r>
         <w:rPr>
           <w:bCs/>
           <w:b/>
         </w:rPr>
-        <w:t xml:space="preserve">Tabela 12</w:t>
+        <w:t xml:space="preserve">Tabela 21</w:t>
       </w:r>
       <w:r>
         <w:t xml:space="preserve"> </w:t>
@@ -18666,7 +17952,7 @@
     </w:tbl>
     <w:p>
       <w:pPr>
-        <w:pStyle w:val="BodyText"/>
+        <w:pStyle w:val="Corpodetexto"/>
       </w:pPr>
       <w:r>
         <w:t xml:space="preserve">Fonte: IBGE — PNAD Contínua trimestral, microdados. Elaboração própria.</w:t>
@@ -18674,14 +17960,20 @@
     </w:p>
     <w:p>
       <w:pPr>
-        <w:pStyle w:val="BodyText"/>
+        <w:pStyle w:val="Corpodetexto"/>
       </w:pPr>
       <w:r>
         <w:rPr>
           <w:bCs/>
           <w:b/>
         </w:rPr>
-        <w:t xml:space="preserve">Diferença entre as categorias de cada recorte</w:t>
+        <w:t xml:space="preserve">Tabela 22</w:t>
+      </w:r>
+      <w:r>
+        <w:t xml:space="preserve"> </w:t>
+      </w:r>
+      <w:r>
+        <w:t xml:space="preserve">— Jovens de 14 a 29 anos que não trabalham nem estudam, diferença entre as categorias de cada recorte — 2º trimestre de 2026</w:t>
       </w:r>
     </w:p>
     <w:tbl>
@@ -19003,86 +18295,15 @@
     </w:tbl>
     <w:p>
       <w:pPr>
-        <w:pStyle w:val="CaptionedFigure"/>
+        <w:pStyle w:val="Corpodetexto"/>
       </w:pPr>
       <w:r>
-        <w:drawing>
-          <wp:inline>
-            <wp:extent cx="5334000" cy="6267449"/>
-            <wp:effectExtent b="0" l="0" r="0" t="0"/>
-            <wp:docPr descr="Taxa de jovens nem-nem" title="" id="77" name="Picture"/>
-            <a:graphic>
-              <a:graphicData uri="http://schemas.openxmlformats.org/drawingml/2006/picture">
-                <pic:pic>
-                  <pic:nvPicPr>
-                    <pic:cNvPr descr="./output/figuras/comp_geo_Taxa_Nem_Nem.png" id="78" name="Picture"/>
-                    <pic:cNvPicPr>
-                      <a:picLocks noChangeArrowheads="1" noChangeAspect="1"/>
-                    </pic:cNvPicPr>
-                  </pic:nvPicPr>
-                  <pic:blipFill>
-                    <a:blip r:embed="rId76"/>
-                    <a:stretch>
-                      <a:fillRect/>
-                    </a:stretch>
-                  </pic:blipFill>
-                  <pic:spPr bwMode="auto">
-                    <a:xfrm>
-                      <a:off x="0" y="0"/>
-                      <a:ext cx="5334000" cy="6267449"/>
-                    </a:xfrm>
-                    <a:prstGeom prst="rect">
-                      <a:avLst/>
-                    </a:prstGeom>
-                    <a:noFill/>
-                    <a:ln w="9525">
-                      <a:noFill/>
-                      <a:headEnd/>
-                      <a:tailEnd/>
-                    </a:ln>
-                  </pic:spPr>
-                </pic:pic>
-              </a:graphicData>
-            </a:graphic>
-          </wp:inline>
-        </w:drawing>
+        <w:t xml:space="preserve">Fonte: IBGE — PNAD Contínua trimestral, microdados. Elaboração própria.</w:t>
       </w:r>
     </w:p>
     <w:p>
       <w:pPr>
-        <w:pStyle w:val="ImageCaption"/>
-      </w:pPr>
-      <w:r>
-        <w:t xml:space="preserve">Taxa de jovens nem-nem</w:t>
-      </w:r>
-    </w:p>
-    <w:p>
-      <w:pPr>
-        <w:pStyle w:val="BodyText"/>
-      </w:pPr>
-      <w:r>
-        <w:rPr>
-          <w:bCs/>
-          <w:b/>
-        </w:rPr>
-        <w:t xml:space="preserve">Figura 13</w:t>
-      </w:r>
-      <w:r>
-        <w:t xml:space="preserve"> </w:t>
-      </w:r>
-      <w:r>
-        <w:t xml:space="preserve">— Percentual de jovens de 14 a 29 anos que não trabalham nem</w:t>
-      </w:r>
-      <w:r>
-        <w:t xml:space="preserve"> </w:t>
-      </w:r>
-      <w:r>
-        <w:t xml:space="preserve">estudam — 2º trimestre de 2026</w:t>
-      </w:r>
-    </w:p>
-    <w:p>
-      <w:pPr>
-        <w:pStyle w:val="BlockText"/>
+        <w:pStyle w:val="Textoembloco"/>
       </w:pPr>
       <w:r>
         <w:rPr>
@@ -19100,7 +18321,7 @@
     </w:p>
     <w:p>
       <w:pPr>
-        <w:pStyle w:val="BlockText"/>
+        <w:pStyle w:val="Textoembloco"/>
       </w:pPr>
       <w:r>
         <w:rPr>
@@ -19116,11 +18337,11 @@
         <w:t xml:space="preserve">— bloco demográfico dos nem-nem — é o recorte em que a diferença por sexo costuma ser mais acentuada, por conta do trabalho doméstico e de cuidado não remunerado. Incluir só se significativo E com CV abaixo de 15% em todas as subdivisões.</w:t>
       </w:r>
     </w:p>
-    <w:bookmarkEnd w:id="79"/>
-    <w:bookmarkStart w:id="89" w:name="motivos-para-não-procurar-trabalho"/>
+    <w:bookmarkEnd w:id="40"/>
+    <w:bookmarkStart w:id="41" w:name="motivos-para-não-procurar-trabalho"/>
     <w:p>
       <w:pPr>
-        <w:pStyle w:val="Heading4"/>
+        <w:pStyle w:val="Ttulo4"/>
       </w:pPr>
       <w:r>
         <w:t xml:space="preserve">3.5.3 Motivos para não procurar trabalho</w:t>
@@ -19166,251 +18387,14 @@
     </w:p>
     <w:p>
       <w:pPr>
-        <w:pStyle w:val="CaptionedFigure"/>
-      </w:pPr>
-      <w:r>
-        <w:drawing>
-          <wp:inline>
-            <wp:extent cx="5334000" cy="6267449"/>
-            <wp:effectExtent b="0" l="0" r="0" t="0"/>
-            <wp:docPr descr="Motivo da desistência entre os desalentados" title="" id="81" name="Picture"/>
-            <a:graphic>
-              <a:graphicData uri="http://schemas.openxmlformats.org/drawingml/2006/picture">
-                <pic:pic>
-                  <pic:nvPicPr>
-                    <pic:cNvPr descr="./output/figuras/comp_geo_Motivo_Desistencia_Desalentado.png" id="82" name="Picture"/>
-                    <pic:cNvPicPr>
-                      <a:picLocks noChangeArrowheads="1" noChangeAspect="1"/>
-                    </pic:cNvPicPr>
-                  </pic:nvPicPr>
-                  <pic:blipFill>
-                    <a:blip r:embed="rId80"/>
-                    <a:stretch>
-                      <a:fillRect/>
-                    </a:stretch>
-                  </pic:blipFill>
-                  <pic:spPr bwMode="auto">
-                    <a:xfrm>
-                      <a:off x="0" y="0"/>
-                      <a:ext cx="5334000" cy="6267449"/>
-                    </a:xfrm>
-                    <a:prstGeom prst="rect">
-                      <a:avLst/>
-                    </a:prstGeom>
-                    <a:noFill/>
-                    <a:ln w="9525">
-                      <a:noFill/>
-                      <a:headEnd/>
-                      <a:tailEnd/>
-                    </a:ln>
-                  </pic:spPr>
-                </pic:pic>
-              </a:graphicData>
-            </a:graphic>
-          </wp:inline>
-        </w:drawing>
-      </w:r>
-    </w:p>
-    <w:p>
-      <w:pPr>
-        <w:pStyle w:val="ImageCaption"/>
-      </w:pPr>
-      <w:r>
-        <w:t xml:space="preserve">Motivo da desistência entre os desalentados</w:t>
-      </w:r>
-    </w:p>
-    <w:p>
-      <w:pPr>
-        <w:pStyle w:val="BodyText"/>
+        <w:pStyle w:val="Corpodetexto"/>
       </w:pPr>
       <w:r>
         <w:rPr>
           <w:bCs/>
           <w:b/>
         </w:rPr>
-        <w:t xml:space="preserve">Figura 14</w:t>
-      </w:r>
-      <w:r>
-        <w:t xml:space="preserve"> </w:t>
-      </w:r>
-      <w:r>
-        <w:t xml:space="preserve">— Motivo declarado da desistência, entre os desalentados —</w:t>
-      </w:r>
-      <w:r>
-        <w:t xml:space="preserve"> </w:t>
-      </w:r>
-      <w:r>
-        <w:t xml:space="preserve">2º trimestre de 2026</w:t>
-      </w:r>
-    </w:p>
-    <w:p>
-      <w:pPr>
-        <w:pStyle w:val="CaptionedFigure"/>
-      </w:pPr>
-      <w:r>
-        <w:drawing>
-          <wp:inline>
-            <wp:extent cx="5334000" cy="6267449"/>
-            <wp:effectExtent b="0" l="0" r="0" t="0"/>
-            <wp:docPr descr="Motivo de não procurar trabalho entre os nem-nem" title="" id="84" name="Picture"/>
-            <a:graphic>
-              <a:graphicData uri="http://schemas.openxmlformats.org/drawingml/2006/picture">
-                <pic:pic>
-                  <pic:nvPicPr>
-                    <pic:cNvPr descr="./output/figuras/comp_geo_Motivo_Nao_Procura_NemNem.png" id="85" name="Picture"/>
-                    <pic:cNvPicPr>
-                      <a:picLocks noChangeArrowheads="1" noChangeAspect="1"/>
-                    </pic:cNvPicPr>
-                  </pic:nvPicPr>
-                  <pic:blipFill>
-                    <a:blip r:embed="rId83"/>
-                    <a:stretch>
-                      <a:fillRect/>
-                    </a:stretch>
-                  </pic:blipFill>
-                  <pic:spPr bwMode="auto">
-                    <a:xfrm>
-                      <a:off x="0" y="0"/>
-                      <a:ext cx="5334000" cy="6267449"/>
-                    </a:xfrm>
-                    <a:prstGeom prst="rect">
-                      <a:avLst/>
-                    </a:prstGeom>
-                    <a:noFill/>
-                    <a:ln w="9525">
-                      <a:noFill/>
-                      <a:headEnd/>
-                      <a:tailEnd/>
-                    </a:ln>
-                  </pic:spPr>
-                </pic:pic>
-              </a:graphicData>
-            </a:graphic>
-          </wp:inline>
-        </w:drawing>
-      </w:r>
-    </w:p>
-    <w:p>
-      <w:pPr>
-        <w:pStyle w:val="ImageCaption"/>
-      </w:pPr>
-      <w:r>
-        <w:t xml:space="preserve">Motivo de não procurar trabalho entre os nem-nem</w:t>
-      </w:r>
-    </w:p>
-    <w:p>
-      <w:pPr>
-        <w:pStyle w:val="BodyText"/>
-      </w:pPr>
-      <w:r>
-        <w:rPr>
-          <w:bCs/>
-          <w:b/>
-        </w:rPr>
-        <w:t xml:space="preserve">Figura 15</w:t>
-      </w:r>
-      <w:r>
-        <w:t xml:space="preserve"> </w:t>
-      </w:r>
-      <w:r>
-        <w:t xml:space="preserve">— Motivo de não ter procurado trabalho, entre os jovens nem-nem —</w:t>
-      </w:r>
-      <w:r>
-        <w:t xml:space="preserve"> </w:t>
-      </w:r>
-      <w:r>
-        <w:t xml:space="preserve">2º trimestre de 2026</w:t>
-      </w:r>
-    </w:p>
-    <w:p>
-      <w:pPr>
-        <w:pStyle w:val="CaptionedFigure"/>
-      </w:pPr>
-      <w:r>
-        <w:drawing>
-          <wp:inline>
-            <wp:extent cx="5334000" cy="6267449"/>
-            <wp:effectExtent b="0" l="0" r="0" t="0"/>
-            <wp:docPr descr="Motivo de não iniciar trabalho entre os nem-nem" title="" id="87" name="Picture"/>
-            <a:graphic>
-              <a:graphicData uri="http://schemas.openxmlformats.org/drawingml/2006/picture">
-                <pic:pic>
-                  <pic:nvPicPr>
-                    <pic:cNvPr descr="./output/figuras/comp_geo_Motivo_Nao_Inicio_NemNem.png" id="88" name="Picture"/>
-                    <pic:cNvPicPr>
-                      <a:picLocks noChangeArrowheads="1" noChangeAspect="1"/>
-                    </pic:cNvPicPr>
-                  </pic:nvPicPr>
-                  <pic:blipFill>
-                    <a:blip r:embed="rId86"/>
-                    <a:stretch>
-                      <a:fillRect/>
-                    </a:stretch>
-                  </pic:blipFill>
-                  <pic:spPr bwMode="auto">
-                    <a:xfrm>
-                      <a:off x="0" y="0"/>
-                      <a:ext cx="5334000" cy="6267449"/>
-                    </a:xfrm>
-                    <a:prstGeom prst="rect">
-                      <a:avLst/>
-                    </a:prstGeom>
-                    <a:noFill/>
-                    <a:ln w="9525">
-                      <a:noFill/>
-                      <a:headEnd/>
-                      <a:tailEnd/>
-                    </a:ln>
-                  </pic:spPr>
-                </pic:pic>
-              </a:graphicData>
-            </a:graphic>
-          </wp:inline>
-        </w:drawing>
-      </w:r>
-    </w:p>
-    <w:p>
-      <w:pPr>
-        <w:pStyle w:val="ImageCaption"/>
-      </w:pPr>
-      <w:r>
-        <w:t xml:space="preserve">Motivo de não iniciar trabalho entre os nem-nem</w:t>
-      </w:r>
-    </w:p>
-    <w:p>
-      <w:pPr>
-        <w:pStyle w:val="BodyText"/>
-      </w:pPr>
-      <w:r>
-        <w:rPr>
-          <w:bCs/>
-          <w:b/>
-        </w:rPr>
-        <w:t xml:space="preserve">Figura 16</w:t>
-      </w:r>
-      <w:r>
-        <w:t xml:space="preserve"> </w:t>
-      </w:r>
-      <w:r>
-        <w:t xml:space="preserve">— Motivo de não ter iniciado trabalho, entre os jovens nem-nem —</w:t>
-      </w:r>
-      <w:r>
-        <w:t xml:space="preserve"> </w:t>
-      </w:r>
-      <w:r>
-        <w:t xml:space="preserve">2º trimestre de 2026</w:t>
-      </w:r>
-    </w:p>
-    <w:p>
-      <w:pPr>
-        <w:pStyle w:val="BodyText"/>
-      </w:pPr>
-      <w:r>
-        <w:rPr>
-          <w:bCs/>
-          <w:b/>
-        </w:rPr>
-        <w:t xml:space="preserve">Tabela 13</w:t>
+        <w:t xml:space="preserve">Tabela 23</w:t>
       </w:r>
       <w:r>
         <w:t xml:space="preserve"> </w:t>
@@ -19587,7 +18571,7 @@
               <w:jc w:val="center"/>
             </w:pPr>
             <w:r>
-              <w:t xml:space="preserve">[53,8; 57,8]</w:t>
+              <w:t xml:space="preserve">( 53,8, 57,8 )</w:t>
             </w:r>
           </w:p>
         </w:tc>
@@ -19673,7 +18657,7 @@
               <w:jc w:val="center"/>
             </w:pPr>
             <w:r>
-              <w:t xml:space="preserve">[65,2; 69,7]</w:t>
+              <w:t xml:space="preserve">( 65,2, 69,7 )</w:t>
             </w:r>
           </w:p>
         </w:tc>
@@ -19759,7 +18743,7 @@
               <w:jc w:val="center"/>
             </w:pPr>
             <w:r>
-              <w:t xml:space="preserve">[64,8; 81,5]</w:t>
+              <w:t xml:space="preserve">( 64,8, 81,5 )</w:t>
             </w:r>
           </w:p>
         </w:tc>
@@ -19845,7 +18829,7 @@
               <w:jc w:val="center"/>
             </w:pPr>
             <w:r>
-              <w:t xml:space="preserve">[21,9; 62,3]</w:t>
+              <w:t xml:space="preserve">( 21,9, 62,3 )</w:t>
             </w:r>
           </w:p>
         </w:tc>
@@ -19931,7 +18915,7 @@
               <w:jc w:val="center"/>
             </w:pPr>
             <w:r>
-              <w:t xml:space="preserve">[36,9; 72,9]</w:t>
+              <w:t xml:space="preserve">( 36,9, 72,9 )</w:t>
             </w:r>
           </w:p>
         </w:tc>
@@ -20017,7 +19001,7 @@
               <w:jc w:val="center"/>
             </w:pPr>
             <w:r>
-              <w:t xml:space="preserve">[78,2; 90,9]</w:t>
+              <w:t xml:space="preserve">( 78,2, 90,9 )</w:t>
             </w:r>
           </w:p>
         </w:tc>
@@ -20103,7 +19087,7 @@
               <w:jc w:val="center"/>
             </w:pPr>
             <w:r>
-              <w:t xml:space="preserve">[21,9; 62,3]</w:t>
+              <w:t xml:space="preserve">( 21,9, 62,3 )</w:t>
             </w:r>
           </w:p>
         </w:tc>
@@ -20189,7 +19173,7 @@
               <w:jc w:val="center"/>
             </w:pPr>
             <w:r>
-              <w:t xml:space="preserve">[0,9; 113,8]</w:t>
+              <w:t xml:space="preserve">( 0,9, 113,8 )</w:t>
             </w:r>
           </w:p>
         </w:tc>
@@ -20275,7 +19259,7 @@
               <w:jc w:val="center"/>
             </w:pPr>
             <w:r>
-              <w:t xml:space="preserve">[66,1; 83,0]</w:t>
+              <w:t xml:space="preserve">( 66,1, 83,0 )</w:t>
             </w:r>
           </w:p>
         </w:tc>
@@ -20361,7 +19345,7 @@
               <w:jc w:val="center"/>
             </w:pPr>
             <w:r>
-              <w:t xml:space="preserve">[21,9; 62,3]</w:t>
+              <w:t xml:space="preserve">( 21,9, 62,3 )</w:t>
             </w:r>
           </w:p>
         </w:tc>
@@ -20447,7 +19431,7 @@
               <w:jc w:val="center"/>
             </w:pPr>
             <w:r>
-              <w:t xml:space="preserve">[0,9; 113,8]</w:t>
+              <w:t xml:space="preserve">( 0,9, 113,8 )</w:t>
             </w:r>
           </w:p>
         </w:tc>
@@ -20533,7 +19517,7 @@
               <w:jc w:val="center"/>
             </w:pPr>
             <w:r>
-              <w:t xml:space="preserve">[70,5; 88,9]</w:t>
+              <w:t xml:space="preserve">( 70,5, 88,9 )</w:t>
             </w:r>
           </w:p>
         </w:tc>
@@ -20619,7 +19603,7 @@
               <w:jc w:val="center"/>
             </w:pPr>
             <w:r>
-              <w:t xml:space="preserve">[37,0; 75,4]</w:t>
+              <w:t xml:space="preserve">( 37,0, 75,4 )</w:t>
             </w:r>
           </w:p>
         </w:tc>
@@ -20705,7 +19689,7 @@
               <w:jc w:val="center"/>
             </w:pPr>
             <w:r>
-              <w:t xml:space="preserve">[72,4; 98,9]</w:t>
+              <w:t xml:space="preserve">( 72,4, 98,9 )</w:t>
             </w:r>
           </w:p>
         </w:tc>
@@ -20791,7 +19775,7 @@
               <w:jc w:val="center"/>
             </w:pPr>
             <w:r>
-              <w:t xml:space="preserve">[100,0; 100,0]</w:t>
+              <w:t xml:space="preserve">( 100,0, 100,0 )</w:t>
             </w:r>
           </w:p>
         </w:tc>
@@ -20877,7 +19861,7 @@
               <w:jc w:val="center"/>
             </w:pPr>
             <w:r>
-              <w:t xml:space="preserve">[31,5; 32,9]</w:t>
+              <w:t xml:space="preserve">( 31,5, 32,9 )</w:t>
             </w:r>
           </w:p>
         </w:tc>
@@ -20963,7 +19947,7 @@
               <w:jc w:val="center"/>
             </w:pPr>
             <w:r>
-              <w:t xml:space="preserve">[0,0; 0,0]</w:t>
+              <w:t xml:space="preserve">( 0,0, 0,0 )</w:t>
             </w:r>
           </w:p>
         </w:tc>
@@ -21049,7 +20033,7 @@
               <w:jc w:val="center"/>
             </w:pPr>
             <w:r>
-              <w:t xml:space="preserve">[0,0; 0,0]</w:t>
+              <w:t xml:space="preserve">( 0,0, 0,0 )</w:t>
             </w:r>
           </w:p>
         </w:tc>
@@ -21135,7 +20119,7 @@
               <w:jc w:val="center"/>
             </w:pPr>
             <w:r>
-              <w:t xml:space="preserve">[0,0; 0,0]</w:t>
+              <w:t xml:space="preserve">( 0,0, 0,0 )</w:t>
             </w:r>
           </w:p>
         </w:tc>
@@ -21221,7 +20205,7 @@
               <w:jc w:val="center"/>
             </w:pPr>
             <w:r>
-              <w:t xml:space="preserve">[0,0; 0,0]</w:t>
+              <w:t xml:space="preserve">( 0,0, 0,0 )</w:t>
             </w:r>
           </w:p>
         </w:tc>
@@ -21307,7 +20291,7 @@
               <w:jc w:val="center"/>
             </w:pPr>
             <w:r>
-              <w:t xml:space="preserve">[0,0; 0,0]</w:t>
+              <w:t xml:space="preserve">( 0,0, 0,0 )</w:t>
             </w:r>
           </w:p>
         </w:tc>
@@ -21393,7 +20377,7 @@
               <w:jc w:val="center"/>
             </w:pPr>
             <w:r>
-              <w:t xml:space="preserve">[0,0; 0,0]</w:t>
+              <w:t xml:space="preserve">( 0,0, 0,0 )</w:t>
             </w:r>
           </w:p>
         </w:tc>
@@ -21479,7 +20463,7 @@
               <w:jc w:val="center"/>
             </w:pPr>
             <w:r>
-              <w:t xml:space="preserve">[0,0; 0,0]</w:t>
+              <w:t xml:space="preserve">( 0,0, 0,0 )</w:t>
             </w:r>
           </w:p>
         </w:tc>
@@ -21565,7 +20549,7 @@
               <w:jc w:val="center"/>
             </w:pPr>
             <w:r>
-              <w:t xml:space="preserve">[0,0; 0,0]</w:t>
+              <w:t xml:space="preserve">( 0,0, 0,0 )</w:t>
             </w:r>
           </w:p>
         </w:tc>
@@ -21651,7 +20635,7 @@
               <w:jc w:val="center"/>
             </w:pPr>
             <w:r>
-              <w:t xml:space="preserve">[0,0; 0,0]</w:t>
+              <w:t xml:space="preserve">( 0,0, 0,0 )</w:t>
             </w:r>
           </w:p>
         </w:tc>
@@ -21737,7 +20721,7 @@
               <w:jc w:val="center"/>
             </w:pPr>
             <w:r>
-              <w:t xml:space="preserve">[0,0; 0,0]</w:t>
+              <w:t xml:space="preserve">( 0,0, 0,0 )</w:t>
             </w:r>
           </w:p>
         </w:tc>
@@ -21823,7 +20807,7 @@
               <w:jc w:val="center"/>
             </w:pPr>
             <w:r>
-              <w:t xml:space="preserve">[0,0; 0,0]</w:t>
+              <w:t xml:space="preserve">( 0,0, 0,0 )</w:t>
             </w:r>
           </w:p>
         </w:tc>
@@ -21909,7 +20893,7 @@
               <w:jc w:val="center"/>
             </w:pPr>
             <w:r>
-              <w:t xml:space="preserve">[0,0; 0,0]</w:t>
+              <w:t xml:space="preserve">( 0,0, 0,0 )</w:t>
             </w:r>
           </w:p>
         </w:tc>
@@ -21995,7 +20979,7 @@
               <w:jc w:val="center"/>
             </w:pPr>
             <w:r>
-              <w:t xml:space="preserve">[0,0; 0,0]</w:t>
+              <w:t xml:space="preserve">( 0,0, 0,0 )</w:t>
             </w:r>
           </w:p>
         </w:tc>
@@ -22081,7 +21065,7 @@
               <w:jc w:val="center"/>
             </w:pPr>
             <w:r>
-              <w:t xml:space="preserve">[0,0; 0,0]</w:t>
+              <w:t xml:space="preserve">( 0,0, 0,0 )</w:t>
             </w:r>
           </w:p>
         </w:tc>
@@ -22167,7 +21151,7 @@
               <w:jc w:val="center"/>
             </w:pPr>
             <w:r>
-              <w:t xml:space="preserve">[0,0; 0,0]</w:t>
+              <w:t xml:space="preserve">( 0,0, 0,0 )</w:t>
             </w:r>
           </w:p>
         </w:tc>
@@ -22253,7 +21237,7 @@
               <w:jc w:val="center"/>
             </w:pPr>
             <w:r>
-              <w:t xml:space="preserve">[0,0; 0,0]</w:t>
+              <w:t xml:space="preserve">( 0,0, 0,0 )</w:t>
             </w:r>
           </w:p>
         </w:tc>
@@ -22339,7 +21323,7 @@
               <w:jc w:val="center"/>
             </w:pPr>
             <w:r>
-              <w:t xml:space="preserve">[26,4; 30,0]</w:t>
+              <w:t xml:space="preserve">( 26,4, 30,0 )</w:t>
             </w:r>
           </w:p>
         </w:tc>
@@ -22425,7 +21409,7 @@
               <w:jc w:val="center"/>
             </w:pPr>
             <w:r>
-              <w:t xml:space="preserve">[21,1; 25,2]</w:t>
+              <w:t xml:space="preserve">( 21,1, 25,2 )</w:t>
             </w:r>
           </w:p>
         </w:tc>
@@ -22511,7 +21495,7 @@
               <w:jc w:val="center"/>
             </w:pPr>
             <w:r>
-              <w:t xml:space="preserve">[13,5; 30,1]</w:t>
+              <w:t xml:space="preserve">( 13,5, 30,1 )</w:t>
             </w:r>
           </w:p>
         </w:tc>
@@ -22597,7 +21581,7 @@
               <w:jc w:val="center"/>
             </w:pPr>
             <w:r>
-              <w:t xml:space="preserve">[9,3; 49,1]</w:t>
+              <w:t xml:space="preserve">( 9,3, 49,1 )</w:t>
             </w:r>
           </w:p>
         </w:tc>
@@ -22683,7 +21667,7 @@
               <w:jc w:val="center"/>
             </w:pPr>
             <w:r>
-              <w:t xml:space="preserve">[19,0; 55,2]</w:t>
+              <w:t xml:space="preserve">( 19,0, 55,2 )</w:t>
             </w:r>
           </w:p>
         </w:tc>
@@ -22769,7 +21753,7 @@
               <w:jc w:val="center"/>
             </w:pPr>
             <w:r>
-              <w:t xml:space="preserve">[6,2; 18,2]</w:t>
+              <w:t xml:space="preserve">( 6,2, 18,2 )</w:t>
             </w:r>
           </w:p>
         </w:tc>
@@ -22855,7 +21839,7 @@
               <w:jc w:val="center"/>
             </w:pPr>
             <w:r>
-              <w:t xml:space="preserve">[9,3; 49,1]</w:t>
+              <w:t xml:space="preserve">( 9,3, 49,1 )</w:t>
             </w:r>
           </w:p>
         </w:tc>
@@ -22941,7 +21925,7 @@
               <w:jc w:val="center"/>
             </w:pPr>
             <w:r>
-              <w:t xml:space="preserve">[0,0; 99,1]</w:t>
+              <w:t xml:space="preserve">( 0,0, 99,1 )</w:t>
             </w:r>
           </w:p>
         </w:tc>
@@ -23027,7 +22011,7 @@
               <w:jc w:val="center"/>
             </w:pPr>
             <w:r>
-              <w:t xml:space="preserve">[12,6; 29,2]</w:t>
+              <w:t xml:space="preserve">( 12,6, 29,2 )</w:t>
             </w:r>
           </w:p>
         </w:tc>
@@ -23113,7 +22097,7 @@
               <w:jc w:val="center"/>
             </w:pPr>
             <w:r>
-              <w:t xml:space="preserve">[9,3; 49,1]</w:t>
+              <w:t xml:space="preserve">( 9,3, 49,1 )</w:t>
             </w:r>
           </w:p>
         </w:tc>
@@ -23199,7 +22183,7 @@
               <w:jc w:val="center"/>
             </w:pPr>
             <w:r>
-              <w:t xml:space="preserve">[0,0; 99,1]</w:t>
+              <w:t xml:space="preserve">( 0,0, 99,1 )</w:t>
             </w:r>
           </w:p>
         </w:tc>
@@ -23285,7 +22269,7 @@
               <w:jc w:val="center"/>
             </w:pPr>
             <w:r>
-              <w:t xml:space="preserve">[9,4; 27,2]</w:t>
+              <w:t xml:space="preserve">( 9,4, 27,2 )</w:t>
             </w:r>
           </w:p>
         </w:tc>
@@ -23371,7 +22355,7 @@
               <w:jc w:val="center"/>
             </w:pPr>
             <w:r>
-              <w:t xml:space="preserve">[13,8; 55,3]</w:t>
+              <w:t xml:space="preserve">( 13,8, 55,3 )</w:t>
             </w:r>
           </w:p>
         </w:tc>
@@ -23457,7 +22441,7 @@
               <w:jc w:val="center"/>
             </w:pPr>
             <w:r>
-              <w:t xml:space="preserve">[0,0; 21,2]</w:t>
+              <w:t xml:space="preserve">( 0,0, 21,2 )</w:t>
             </w:r>
           </w:p>
         </w:tc>
@@ -23543,7 +22527,7 @@
               <w:jc w:val="center"/>
             </w:pPr>
             <w:r>
-              <w:t xml:space="preserve">[31,0; 113,7]</w:t>
+              <w:t xml:space="preserve">( 31,0, 113,7 )</w:t>
             </w:r>
           </w:p>
         </w:tc>
@@ -23629,7 +22613,7 @@
               <w:jc w:val="center"/>
             </w:pPr>
             <w:r>
-              <w:t xml:space="preserve">[31,2; 100,6]</w:t>
+              <w:t xml:space="preserve">( 31,2, 100,6 )</w:t>
             </w:r>
           </w:p>
         </w:tc>
@@ -23661,7 +22645,7 @@
     </w:tbl>
     <w:p>
       <w:pPr>
-        <w:pStyle w:val="BodyText"/>
+        <w:pStyle w:val="Corpodetexto"/>
       </w:pPr>
       <w:r>
         <w:t xml:space="preserve">Fonte: IBGE — PNAD Contínua trimestral, microdados. Elaboração própria.</w:t>
@@ -23735,7 +22719,7 @@
     </w:p>
     <w:p>
       <w:pPr>
-        <w:pStyle w:val="BlockText"/>
+        <w:pStyle w:val="Textoembloco"/>
       </w:pPr>
       <w:r>
         <w:rPr>
@@ -23814,7 +22798,7 @@
           <w:bCs/>
           <w:b/>
         </w:rPr>
-        <w:t xml:space="preserve">Tabela 14</w:t>
+        <w:t xml:space="preserve">Tabela 24</w:t>
       </w:r>
       <w:r>
         <w:t xml:space="preserve"> </w:t>
@@ -23941,7 +22925,7 @@
               <w:jc w:val="center"/>
             </w:pPr>
             <w:r>
-              <w:t xml:space="preserve">[37,6; 48,9]</w:t>
+              <w:t xml:space="preserve">[ 37,6, 48,9 )</w:t>
             </w:r>
           </w:p>
         </w:tc>
@@ -24003,7 +22987,7 @@
               <w:jc w:val="center"/>
             </w:pPr>
             <w:r>
-              <w:t xml:space="preserve">[14,7; 22,3]</w:t>
+              <w:t xml:space="preserve">[ 14,7, 22,3 )</w:t>
             </w:r>
           </w:p>
         </w:tc>
@@ -24065,7 +23049,7 @@
               <w:jc w:val="center"/>
             </w:pPr>
             <w:r>
-              <w:t xml:space="preserve">[4,7; 9,0]</w:t>
+              <w:t xml:space="preserve">[ 4,7, 9,0 )</w:t>
             </w:r>
           </w:p>
         </w:tc>
@@ -24097,7 +23081,7 @@
     </w:tbl>
     <w:p>
       <w:pPr>
-        <w:pStyle w:val="BodyText"/>
+        <w:pStyle w:val="Corpodetexto"/>
       </w:pPr>
       <w:r>
         <w:t xml:space="preserve">Fonte: IBGE — PNAD Contínua trimestral, microdados. Elaboração própria.</w:t>
@@ -24105,7 +23089,7 @@
     </w:p>
     <w:p>
       <w:pPr>
-        <w:pStyle w:val="BlockText"/>
+        <w:pStyle w:val="Textoembloco"/>
       </w:pPr>
       <w:r>
         <w:rPr>
@@ -24130,7 +23114,7 @@
           <w:bCs/>
           <w:b/>
         </w:rPr>
-        <w:t xml:space="preserve">Tabela 15</w:t>
+        <w:t xml:space="preserve">Tabela 25</w:t>
       </w:r>
       <w:r>
         <w:t xml:space="preserve"> </w:t>
@@ -24307,7 +23291,7 @@
               <w:jc w:val="center"/>
             </w:pPr>
             <w:r>
-              <w:t xml:space="preserve">[12,8; 14,6]</w:t>
+              <w:t xml:space="preserve">( 12,8, 14,6 )</w:t>
             </w:r>
           </w:p>
         </w:tc>
@@ -24393,7 +23377,7 @@
               <w:jc w:val="center"/>
             </w:pPr>
             <w:r>
-              <w:t xml:space="preserve">[10,9; 13,7]</w:t>
+              <w:t xml:space="preserve">( 10,9, 13,7 )</w:t>
             </w:r>
           </w:p>
         </w:tc>
@@ -24479,7 +23463,7 @@
               <w:jc w:val="center"/>
             </w:pPr>
             <w:r>
-              <w:t xml:space="preserve">[4,2; 11,0]</w:t>
+              <w:t xml:space="preserve">( 4,2, 11,0 )</w:t>
             </w:r>
           </w:p>
         </w:tc>
@@ -24565,7 +23549,7 @@
               <w:jc w:val="center"/>
             </w:pPr>
             <w:r>
-              <w:t xml:space="preserve">[0,0; 11,8]</w:t>
+              <w:t xml:space="preserve">( 0,0, 11,8 )</w:t>
             </w:r>
           </w:p>
         </w:tc>
@@ -24651,7 +23635,7 @@
               <w:jc w:val="center"/>
             </w:pPr>
             <w:r>
-              <w:t xml:space="preserve">[3,4; 12,5]</w:t>
+              <w:t xml:space="preserve">( 3,4, 12,5 )</w:t>
             </w:r>
           </w:p>
         </w:tc>
@@ -24737,7 +23721,7 @@
               <w:jc w:val="center"/>
             </w:pPr>
             <w:r>
-              <w:t xml:space="preserve">[2,5; 11,4]</w:t>
+              <w:t xml:space="preserve">( 2,5, 11,4 )</w:t>
             </w:r>
           </w:p>
         </w:tc>
@@ -24823,7 +23807,7 @@
               <w:jc w:val="center"/>
             </w:pPr>
             <w:r>
-              <w:t xml:space="preserve">[0,0; 11,8]</w:t>
+              <w:t xml:space="preserve">( 0,0, 11,8 )</w:t>
             </w:r>
           </w:p>
         </w:tc>
@@ -24909,7 +23893,7 @@
               <w:jc w:val="center"/>
             </w:pPr>
             <w:r>
-              <w:t xml:space="preserve">[0,5; 22,2]</w:t>
+              <w:t xml:space="preserve">( 0,5, 22,2 )</w:t>
             </w:r>
           </w:p>
         </w:tc>
@@ -24995,7 +23979,7 @@
               <w:jc w:val="center"/>
             </w:pPr>
             <w:r>
-              <w:t xml:space="preserve">[4,2; 12,1]</w:t>
+              <w:t xml:space="preserve">( 4,2, 12,1 )</w:t>
             </w:r>
           </w:p>
         </w:tc>
@@ -25081,7 +24065,7 @@
               <w:jc w:val="center"/>
             </w:pPr>
             <w:r>
-              <w:t xml:space="preserve">[0,0; 11,8]</w:t>
+              <w:t xml:space="preserve">( 0,0, 11,8 )</w:t>
             </w:r>
           </w:p>
         </w:tc>
@@ -25167,7 +24151,7 @@
               <w:jc w:val="center"/>
             </w:pPr>
             <w:r>
-              <w:t xml:space="preserve">[0,5; 22,2]</w:t>
+              <w:t xml:space="preserve">( 0,5, 22,2 )</w:t>
             </w:r>
           </w:p>
         </w:tc>
@@ -25253,7 +24237,7 @@
               <w:jc w:val="center"/>
             </w:pPr>
             <w:r>
-              <w:t xml:space="preserve">[2,1; 17,9]</w:t>
+              <w:t xml:space="preserve">( 2,1, 17,9 )</w:t>
             </w:r>
           </w:p>
         </w:tc>
@@ -25339,7 +24323,7 @@
               <w:jc w:val="center"/>
             </w:pPr>
             <w:r>
-              <w:t xml:space="preserve">[1,4; 11,7]</w:t>
+              <w:t xml:space="preserve">( 1,4, 11,7 )</w:t>
             </w:r>
           </w:p>
         </w:tc>
@@ -25425,7 +24409,7 @@
               <w:jc w:val="center"/>
             </w:pPr>
             <w:r>
-              <w:t xml:space="preserve">[0,0; 19,9]</w:t>
+              <w:t xml:space="preserve">( 0,0, 19,9 )</w:t>
             </w:r>
           </w:p>
         </w:tc>
@@ -25511,7 +24495,7 @@
               <w:jc w:val="center"/>
             </w:pPr>
             <w:r>
-              <w:t xml:space="preserve">[0,0; 136,1]</w:t>
+              <w:t xml:space="preserve">( 0,0, 136,1 )</w:t>
             </w:r>
           </w:p>
         </w:tc>
@@ -25597,7 +24581,7 @@
               <w:jc w:val="center"/>
             </w:pPr>
             <w:r>
-              <w:t xml:space="preserve">[0,0; 0,0]</w:t>
+              <w:t xml:space="preserve">( 0,0, 0,0 )</w:t>
             </w:r>
           </w:p>
         </w:tc>
@@ -25683,7 +24667,7 @@
               <w:jc w:val="center"/>
             </w:pPr>
             <w:r>
-              <w:t xml:space="preserve">[46,1; 48,4]</w:t>
+              <w:t xml:space="preserve">( 46,1, 48,4 )</w:t>
             </w:r>
           </w:p>
         </w:tc>
@@ -25769,7 +24753,7 @@
               <w:jc w:val="center"/>
             </w:pPr>
             <w:r>
-              <w:t xml:space="preserve">[49,7; 53,2]</w:t>
+              <w:t xml:space="preserve">( 49,7, 53,2 )</w:t>
             </w:r>
           </w:p>
         </w:tc>
@@ -25855,7 +24839,7 @@
               <w:jc w:val="center"/>
             </w:pPr>
             <w:r>
-              <w:t xml:space="preserve">[49,9; 63,1]</w:t>
+              <w:t xml:space="preserve">( 49,9, 63,1 )</w:t>
             </w:r>
           </w:p>
         </w:tc>
@@ -25941,7 +24925,7 @@
               <w:jc w:val="center"/>
             </w:pPr>
             <w:r>
-              <w:t xml:space="preserve">[39,2; 60,0]</w:t>
+              <w:t xml:space="preserve">( 39,2, 60,0 )</w:t>
             </w:r>
           </w:p>
         </w:tc>
@@ -26027,7 +25011,7 @@
               <w:jc w:val="center"/>
             </w:pPr>
             <w:r>
-              <w:t xml:space="preserve">[44,2; 60,2]</w:t>
+              <w:t xml:space="preserve">( 44,2, 60,2 )</w:t>
             </w:r>
           </w:p>
         </w:tc>
@@ -26113,7 +25097,7 @@
               <w:jc w:val="center"/>
             </w:pPr>
             <w:r>
-              <w:t xml:space="preserve">[52,2; 74,8]</w:t>
+              <w:t xml:space="preserve">( 52,2, 74,8 )</w:t>
             </w:r>
           </w:p>
         </w:tc>
@@ -26199,7 +25183,7 @@
               <w:jc w:val="center"/>
             </w:pPr>
             <w:r>
-              <w:t xml:space="preserve">[39,2; 60,0]</w:t>
+              <w:t xml:space="preserve">( 39,2, 60,0 )</w:t>
             </w:r>
           </w:p>
         </w:tc>
@@ -26285,7 +25269,7 @@
               <w:jc w:val="center"/>
             </w:pPr>
             <w:r>
-              <w:t xml:space="preserve">[39,4; 81,2]</w:t>
+              <w:t xml:space="preserve">( 39,4, 81,2 )</w:t>
             </w:r>
           </w:p>
         </w:tc>
@@ -26371,7 +25355,7 @@
               <w:jc w:val="center"/>
             </w:pPr>
             <w:r>
-              <w:t xml:space="preserve">[49,8; 66,9]</w:t>
+              <w:t xml:space="preserve">( 49,8, 66,9 )</w:t>
             </w:r>
           </w:p>
         </w:tc>
@@ -26457,7 +25441,7 @@
               <w:jc w:val="center"/>
             </w:pPr>
             <w:r>
-              <w:t xml:space="preserve">[39,2; 60,0]</w:t>
+              <w:t xml:space="preserve">( 39,2, 60,0 )</w:t>
             </w:r>
           </w:p>
         </w:tc>
@@ -26543,7 +25527,7 @@
               <w:jc w:val="center"/>
             </w:pPr>
             <w:r>
-              <w:t xml:space="preserve">[39,4; 81,2]</w:t>
+              <w:t xml:space="preserve">( 39,4, 81,2 )</w:t>
             </w:r>
           </w:p>
         </w:tc>
@@ -26629,7 +25613,7 @@
               <w:jc w:val="center"/>
             </w:pPr>
             <w:r>
-              <w:t xml:space="preserve">[36,8; 66,4]</w:t>
+              <w:t xml:space="preserve">( 36,8, 66,4 )</w:t>
             </w:r>
           </w:p>
         </w:tc>
@@ -26715,7 +25699,7 @@
               <w:jc w:val="center"/>
             </w:pPr>
             <w:r>
-              <w:t xml:space="preserve">[43,8; 70,2]</w:t>
+              <w:t xml:space="preserve">( 43,8, 70,2 )</w:t>
             </w:r>
           </w:p>
         </w:tc>
@@ -26801,7 +25785,7 @@
               <w:jc w:val="center"/>
             </w:pPr>
             <w:r>
-              <w:t xml:space="preserve">[55,3; 84,3]</w:t>
+              <w:t xml:space="preserve">( 55,3, 84,3 )</w:t>
             </w:r>
           </w:p>
         </w:tc>
@@ -26887,7 +25871,7 @@
               <w:jc w:val="center"/>
             </w:pPr>
             <w:r>
-              <w:t xml:space="preserve">[100,0; 100,0]</w:t>
+              <w:t xml:space="preserve">( 100,0, 100,0 )</w:t>
             </w:r>
           </w:p>
         </w:tc>
@@ -26973,7 +25957,7 @@
               <w:jc w:val="center"/>
             </w:pPr>
             <w:r>
-              <w:t xml:space="preserve">[26,1; 74,8]</w:t>
+              <w:t xml:space="preserve">( 26,1, 74,8 )</w:t>
             </w:r>
           </w:p>
         </w:tc>
@@ -27059,7 +26043,7 @@
               <w:jc w:val="center"/>
             </w:pPr>
             <w:r>
-              <w:t xml:space="preserve">[19,4; 21,5]</w:t>
+              <w:t xml:space="preserve">( 19,4, 21,5 )</w:t>
             </w:r>
           </w:p>
         </w:tc>
@@ -27145,7 +26129,7 @@
               <w:jc w:val="center"/>
             </w:pPr>
             <w:r>
-              <w:t xml:space="preserve">[18,9; 21,4]</w:t>
+              <w:t xml:space="preserve">( 18,9, 21,4 )</w:t>
             </w:r>
           </w:p>
         </w:tc>
@@ -27231,7 +26215,7 @@
               <w:jc w:val="center"/>
             </w:pPr>
             <w:r>
-              <w:t xml:space="preserve">[21,1; 31,4]</w:t>
+              <w:t xml:space="preserve">( 21,1, 31,4 )</w:t>
             </w:r>
           </w:p>
         </w:tc>
@@ -27317,7 +26301,7 @@
               <w:jc w:val="center"/>
             </w:pPr>
             <w:r>
-              <w:t xml:space="preserve">[13,1; 28,1]</w:t>
+              <w:t xml:space="preserve">( 13,1, 28,1 )</w:t>
             </w:r>
           </w:p>
         </w:tc>
@@ -27403,7 +26387,7 @@
               <w:jc w:val="center"/>
             </w:pPr>
             <w:r>
-              <w:t xml:space="preserve">[20,0; 33,0]</w:t>
+              <w:t xml:space="preserve">( 20,0, 33,0 )</w:t>
             </w:r>
           </w:p>
         </w:tc>
@@ -27489,7 +26473,7 @@
               <w:jc w:val="center"/>
             </w:pPr>
             <w:r>
-              <w:t xml:space="preserve">[17,1; 34,6]</w:t>
+              <w:t xml:space="preserve">( 17,1, 34,6 )</w:t>
             </w:r>
           </w:p>
         </w:tc>
@@ -27575,7 +26559,7 @@
               <w:jc w:val="center"/>
             </w:pPr>
             <w:r>
-              <w:t xml:space="preserve">[13,1; 28,1]</w:t>
+              <w:t xml:space="preserve">( 13,1, 28,1 )</w:t>
             </w:r>
           </w:p>
         </w:tc>
@@ -27661,7 +26645,7 @@
               <w:jc w:val="center"/>
             </w:pPr>
             <w:r>
-              <w:t xml:space="preserve">[4,9; 35,2]</w:t>
+              <w:t xml:space="preserve">( 4,9, 35,2 )</w:t>
             </w:r>
           </w:p>
         </w:tc>
@@ -27747,7 +26731,7 @@
               <w:jc w:val="center"/>
             </w:pPr>
             <w:r>
-              <w:t xml:space="preserve">[22,0; 35,2]</w:t>
+              <w:t xml:space="preserve">( 22,0, 35,2 )</w:t>
             </w:r>
           </w:p>
         </w:tc>
@@ -27833,7 +26817,7 @@
               <w:jc w:val="center"/>
             </w:pPr>
             <w:r>
-              <w:t xml:space="preserve">[13,1; 28,1]</w:t>
+              <w:t xml:space="preserve">( 13,1, 28,1 )</w:t>
             </w:r>
           </w:p>
         </w:tc>
@@ -27919,7 +26903,7 @@
               <w:jc w:val="center"/>
             </w:pPr>
             <w:r>
-              <w:t xml:space="preserve">[4,9; 35,2]</w:t>
+              <w:t xml:space="preserve">( 4,9, 35,2 )</w:t>
             </w:r>
           </w:p>
         </w:tc>
@@ -28005,7 +26989,7 @@
               <w:jc w:val="center"/>
             </w:pPr>
             <w:r>
-              <w:t xml:space="preserve">[22,8; 46,6]</w:t>
+              <w:t xml:space="preserve">( 22,8, 46,6 )</w:t>
             </w:r>
           </w:p>
         </w:tc>
@@ -28091,7 +27075,7 @@
               <w:jc w:val="center"/>
             </w:pPr>
             <w:r>
-              <w:t xml:space="preserve">[19,4; 42,3]</w:t>
+              <w:t xml:space="preserve">( 19,4, 42,3 )</w:t>
             </w:r>
           </w:p>
         </w:tc>
@@ -28177,7 +27161,7 @@
               <w:jc w:val="center"/>
             </w:pPr>
             <w:r>
-              <w:t xml:space="preserve">[4,8; 28,0]</w:t>
+              <w:t xml:space="preserve">( 4,8, 28,0 )</w:t>
             </w:r>
           </w:p>
         </w:tc>
@@ -28263,7 +27247,7 @@
               <w:jc w:val="center"/>
             </w:pPr>
             <w:r>
-              <w:t xml:space="preserve">[22,0; 70,8]</w:t>
+              <w:t xml:space="preserve">( 22,0, 70,8 )</w:t>
             </w:r>
           </w:p>
         </w:tc>
@@ -28349,7 +27333,7 @@
               <w:jc w:val="center"/>
             </w:pPr>
             <w:r>
-              <w:t xml:space="preserve">[10,7; 31,2]</w:t>
+              <w:t xml:space="preserve">( 10,7, 31,2 )</w:t>
             </w:r>
           </w:p>
         </w:tc>
@@ -28381,7 +27365,7 @@
     </w:tbl>
     <w:p>
       <w:pPr>
-        <w:pStyle w:val="BodyText"/>
+        <w:pStyle w:val="Corpodetexto"/>
       </w:pPr>
       <w:r>
         <w:t xml:space="preserve">Fonte: IBGE — PNAD Contínua trimestral, microdados. Elaboração própria.</w:t>
@@ -28455,7 +27439,7 @@
     </w:p>
     <w:p>
       <w:pPr>
-        <w:pStyle w:val="BlockText"/>
+        <w:pStyle w:val="Textoembloco"/>
       </w:pPr>
       <w:r>
         <w:rPr>
@@ -28543,12 +27527,12 @@
         <w:t xml:space="preserve">seria um erro de leitura.</w:t>
       </w:r>
     </w:p>
-    <w:bookmarkEnd w:id="89"/>
-    <w:bookmarkEnd w:id="90"/>
-    <w:bookmarkStart w:id="94" w:name="X1abdfdd75baeef37c9c427c55f62adaf1f36130"/>
+    <w:bookmarkEnd w:id="41"/>
+    <w:bookmarkEnd w:id="42"/>
+    <w:bookmarkStart w:id="43" w:name="X1abdfdd75baeef37c9c427c55f62adaf1f36130"/>
     <w:p>
       <w:pPr>
-        <w:pStyle w:val="Heading3"/>
+        <w:pStyle w:val="Ttulo3"/>
       </w:pPr>
       <w:r>
         <w:t xml:space="preserve">3.6 Síntese: onde as diferenças são estatisticamente significativas</w:t>
@@ -28582,14 +27566,14 @@
     </w:p>
     <w:p>
       <w:pPr>
-        <w:pStyle w:val="BodyText"/>
+        <w:pStyle w:val="Corpodetexto"/>
       </w:pPr>
       <w:r>
         <w:rPr>
           <w:bCs/>
           <w:b/>
         </w:rPr>
-        <w:t xml:space="preserve">Tabela 16</w:t>
+        <w:t xml:space="preserve">Tabela 26</w:t>
       </w:r>
       <w:r>
         <w:t xml:space="preserve"> </w:t>
@@ -29513,7 +28497,7 @@
     </w:tbl>
     <w:p>
       <w:pPr>
-        <w:pStyle w:val="BodyText"/>
+        <w:pStyle w:val="Corpodetexto"/>
       </w:pPr>
       <w:r>
         <w:t xml:space="preserve">Legenda: *** p &lt; 0,001; ** p &lt; 0,01; * p &lt; 0,05; ns = não significativo;</w:t>
@@ -29555,7 +28539,7 @@
     </w:p>
     <w:p>
       <w:pPr>
-        <w:pStyle w:val="BodyText"/>
+        <w:pStyle w:val="Corpodetexto"/>
       </w:pPr>
       <w:r>
         <w:t xml:space="preserve">Duas leituras saltam da tabela. A primeira:</w:t>
@@ -29618,7 +28602,7 @@
     </w:p>
     <w:p>
       <w:pPr>
-        <w:pStyle w:val="BodyText"/>
+        <w:pStyle w:val="Corpodetexto"/>
       </w:pPr>
       <w:r>
         <w:t xml:space="preserve">A segunda é mais sutil e diz respeito ao</w:t>
@@ -29713,7 +28697,7 @@
     </w:p>
     <w:p>
       <w:pPr>
-        <w:pStyle w:val="BodyText"/>
+        <w:pStyle w:val="Corpodetexto"/>
       </w:pPr>
       <w:r>
         <w:t xml:space="preserve">Em relação a coluna do estrato de 7 dígitos.** Três indicadores trazem</w:t>
@@ -29786,108 +28770,11 @@
       </w:r>
       <w:r>
         <w:t xml:space="preserve">estratos.</w:t>
-      </w:r>
-      <w:r>
-        <w:t xml:space="preserve"> </w:t>
-      </w:r>
-      <w:r>
-        <w:t xml:space="preserve">Fonte:</w:t>
-      </w:r>
-      <w:r>
-        <w:t xml:space="preserve"> </w:t>
-      </w:r>
-      <w:r>
-        <w:rPr>
-          <w:rStyle w:val="VerbatimChar"/>
-        </w:rPr>
-        <w:t xml:space="preserve">output/tabelas/anova_regional_2026T2.csv</w:t>
-      </w:r>
-      <w:r>
-        <w:t xml:space="preserve">. Elaboração própria.</w:t>
       </w:r>
     </w:p>
     <w:p>
       <w:pPr>
-        <w:pStyle w:val="CaptionedFigure"/>
-      </w:pPr>
-      <w:r>
-        <w:drawing>
-          <wp:inline>
-            <wp:extent cx="5334000" cy="10001250"/>
-            <wp:effectExtent b="0" l="0" r="0" t="0"/>
-            <wp:docPr descr="ANOVA regional" title="" id="92" name="Picture"/>
-            <a:graphic>
-              <a:graphicData uri="http://schemas.openxmlformats.org/drawingml/2006/picture">
-                <pic:pic>
-                  <pic:nvPicPr>
-                    <pic:cNvPr descr="./output/figuras/anova_regional_2026T2.png" id="93" name="Picture"/>
-                    <pic:cNvPicPr>
-                      <a:picLocks noChangeArrowheads="1" noChangeAspect="1"/>
-                    </pic:cNvPicPr>
-                  </pic:nvPicPr>
-                  <pic:blipFill>
-                    <a:blip r:embed="rId91"/>
-                    <a:stretch>
-                      <a:fillRect/>
-                    </a:stretch>
-                  </pic:blipFill>
-                  <pic:spPr bwMode="auto">
-                    <a:xfrm>
-                      <a:off x="0" y="0"/>
-                      <a:ext cx="5334000" cy="10001250"/>
-                    </a:xfrm>
-                    <a:prstGeom prst="rect">
-                      <a:avLst/>
-                    </a:prstGeom>
-                    <a:noFill/>
-                    <a:ln w="9525">
-                      <a:noFill/>
-                      <a:headEnd/>
-                      <a:tailEnd/>
-                    </a:ln>
-                  </pic:spPr>
-                </pic:pic>
-              </a:graphicData>
-            </a:graphic>
-          </wp:inline>
-        </w:drawing>
-      </w:r>
-    </w:p>
-    <w:p>
-      <w:pPr>
-        <w:pStyle w:val="ImageCaption"/>
-      </w:pPr>
-      <w:r>
-        <w:t xml:space="preserve">ANOVA regional</w:t>
-      </w:r>
-    </w:p>
-    <w:p>
-      <w:pPr>
-        <w:pStyle w:val="BodyText"/>
-      </w:pPr>
-      <w:r>
-        <w:rPr>
-          <w:bCs/>
-          <w:b/>
-        </w:rPr>
-        <w:t xml:space="preserve">Figura 17</w:t>
-      </w:r>
-      <w:r>
-        <w:t xml:space="preserve"> </w:t>
-      </w:r>
-      <w:r>
-        <w:t xml:space="preserve">— p-valores dos testes de diferença entre categorias, por</w:t>
-      </w:r>
-      <w:r>
-        <w:t xml:space="preserve"> </w:t>
-      </w:r>
-      <w:r>
-        <w:t xml:space="preserve">indicador e recorte regional — 2º trimestre de 2026</w:t>
-      </w:r>
-    </w:p>
-    <w:p>
-      <w:pPr>
-        <w:pStyle w:val="BlockText"/>
+        <w:pStyle w:val="Textoembloco"/>
       </w:pPr>
       <w:r>
         <w:rPr>
@@ -29923,12 +28810,12 @@
         <w:t xml:space="preserve">diferença real e grande, por falta de amostra.</w:t>
       </w:r>
     </w:p>
-    <w:bookmarkEnd w:id="94"/>
-    <w:bookmarkEnd w:id="95"/>
-    <w:bookmarkStart w:id="96" w:name="considerações-finais"/>
+    <w:bookmarkEnd w:id="43"/>
+    <w:bookmarkEnd w:id="44"/>
+    <w:bookmarkStart w:id="45" w:name="considerações-finais"/>
     <w:p>
       <w:pPr>
-        <w:pStyle w:val="Heading2"/>
+        <w:pStyle w:val="Ttulo2"/>
       </w:pPr>
       <w:r>
         <w:t xml:space="preserve">4 Considerações finais</w:t>
@@ -29936,7 +28823,7 @@
     </w:p>
     <w:p>
       <w:pPr>
-        <w:pStyle w:val="BlockText"/>
+        <w:pStyle w:val="Textoembloco"/>
       </w:pPr>
       <w:r>
         <w:rPr>
@@ -29954,7 +28841,7 @@
     </w:p>
     <w:p>
       <w:pPr>
-        <w:pStyle w:val="BlockText"/>
+        <w:pStyle w:val="Textoembloco"/>
       </w:pPr>
       <w:r>
         <w:rPr>
@@ -29970,8 +28857,13 @@
         <w:t xml:space="preserve">— ressalvas de encerramento — repetir que as estatísticas por estrato são experimentais e que estimativas com CV acima de 15% não sustentam conclusão.</w:t>
       </w:r>
     </w:p>
-    <w:bookmarkEnd w:id="96"/>
-    <w:sectPr/>
+    <w:bookmarkEnd w:id="45"/>
+    <w:sectPr>
+      <w:pgSz w:h="16838" w:w="11906"/>
+      <w:pgMar w:bottom="1134" w:footer="708" w:gutter="0" w:header="708" w:left="1701" w:right="1134" w:top="1701"/>
+      <w:cols w:space="708"/>
+      <w:docGrid w:linePitch="360"/>
+    </w:sectPr>
   </w:body>
 </w:document>
 </file>
@@ -30000,7 +28892,111 @@
 </file>
 
 <file path=word/numbering.xml><?xml version="1.0" encoding="utf-8"?>
-<w:numbering xmlns:w="http://schemas.openxmlformats.org/wordprocessingml/2006/main">
+<w:numbering xmlns:aink="http://schemas.microsoft.com/office/drawing/2016/ink" xmlns:am3d="http://schemas.microsoft.com/office/drawing/2017/model3d" xmlns:cx="http://schemas.microsoft.com/office/drawing/2014/chartex" xmlns:cx1="http://schemas.microsoft.com/office/drawing/2015/9/8/chartex" xmlns:cx2="http://schemas.microsoft.com/office/drawing/2015/10/21/chartex" xmlns:cx3="http://schemas.microsoft.com/office/drawing/2016/5/9/chartex" xmlns:cx4="http://schemas.microsoft.com/office/drawing/2016/5/10/chartex" xmlns:cx5="http://schemas.microsoft.com/office/drawing/2016/5/11/chartex" xmlns:cx6="http://schemas.microsoft.com/office/drawing/2016/5/12/chartex" xmlns:cx7="http://schemas.microsoft.com/office/drawing/2016/5/13/chartex" xmlns:cx8="http://schemas.microsoft.com/office/drawing/2016/5/14/chartex" xmlns:m="http://schemas.openxmlformats.org/officeDocument/2006/math" xmlns:mc="http://schemas.openxmlformats.org/markup-compatibility/2006" xmlns:o="urn:schemas-microsoft-com:office:office" xmlns:r="http://schemas.openxmlformats.org/officeDocument/2006/relationships" xmlns:v="urn:schemas-microsoft-com:vml" xmlns:w="http://schemas.openxmlformats.org/wordprocessingml/2006/main" xmlns:w10="urn:schemas-microsoft-com:office:word" xmlns:w14="http://schemas.microsoft.com/office/word/2010/wordml" xmlns:w15="http://schemas.microsoft.com/office/word/2012/wordml" xmlns:w16="http://schemas.microsoft.com/office/word/2018/wordml" xmlns:w16cex="http://schemas.microsoft.com/office/word/2018/wordml/cex" xmlns:w16cid="http://schemas.microsoft.com/office/word/2016/wordml/cid" xmlns:w16sdtdh="http://schemas.microsoft.com/office/word/2020/wordml/sdtdatahash" xmlns:w16se="http://schemas.microsoft.com/office/word/2015/wordml/symex" xmlns:wne="http://schemas.microsoft.com/office/word/2006/wordml" xmlns:wp="http://schemas.openxmlformats.org/drawingml/2006/wordprocessingDrawing" xmlns:wp14="http://schemas.microsoft.com/office/word/2010/wordprocessingDrawing" xmlns:wpc="http://schemas.microsoft.com/office/word/2010/wordprocessingCanvas" xmlns:wpg="http://schemas.microsoft.com/office/word/2010/wordprocessingGroup" xmlns:wpi="http://schemas.microsoft.com/office/word/2010/wordprocessingInk" xmlns:wps="http://schemas.microsoft.com/office/word/2010/wordprocessingShape" mc:Ignorable="w14 w15 w16se w16cid w16 w16cex w16sdtdh wp14">
+  <w:abstractNum w15:restartNumberingAfterBreak="0" w:abstractNumId="0">
+    <w:nsid w:val="170CD2DE"/>
+    <w:multiLevelType w:val="multilevel"/>
+    <w:tmpl w:val="E23227BC"/>
+    <w:lvl w:ilvl="0">
+      <w:numFmt w:val="bullet"/>
+      <w:lvlText w:val=" "/>
+      <w:lvlJc w:val="left"/>
+      <w:pPr>
+        <w:tabs>
+          <w:tab w:pos="0" w:val="num"/>
+        </w:tabs>
+        <w:ind w:hanging="480" w:left="480"/>
+      </w:pPr>
+    </w:lvl>
+    <w:lvl w:ilvl="1">
+      <w:numFmt w:val="bullet"/>
+      <w:lvlText w:val=" "/>
+      <w:lvlJc w:val="left"/>
+      <w:pPr>
+        <w:tabs>
+          <w:tab w:pos="720" w:val="num"/>
+        </w:tabs>
+        <w:ind w:hanging="480" w:left="1200"/>
+      </w:pPr>
+    </w:lvl>
+    <w:lvl w:ilvl="2">
+      <w:numFmt w:val="bullet"/>
+      <w:lvlText w:val=" "/>
+      <w:lvlJc w:val="left"/>
+      <w:pPr>
+        <w:tabs>
+          <w:tab w:pos="1440" w:val="num"/>
+        </w:tabs>
+        <w:ind w:hanging="480" w:left="1920"/>
+      </w:pPr>
+    </w:lvl>
+    <w:lvl w:ilvl="3">
+      <w:numFmt w:val="bullet"/>
+      <w:lvlText w:val=" "/>
+      <w:lvlJc w:val="left"/>
+      <w:pPr>
+        <w:tabs>
+          <w:tab w:pos="2160" w:val="num"/>
+        </w:tabs>
+        <w:ind w:hanging="480" w:left="2640"/>
+      </w:pPr>
+    </w:lvl>
+    <w:lvl w:ilvl="4">
+      <w:numFmt w:val="bullet"/>
+      <w:lvlText w:val=" "/>
+      <w:lvlJc w:val="left"/>
+      <w:pPr>
+        <w:tabs>
+          <w:tab w:pos="2880" w:val="num"/>
+        </w:tabs>
+        <w:ind w:hanging="480" w:left="3360"/>
+      </w:pPr>
+    </w:lvl>
+    <w:lvl w:ilvl="5">
+      <w:numFmt w:val="bullet"/>
+      <w:lvlText w:val=" "/>
+      <w:lvlJc w:val="left"/>
+      <w:pPr>
+        <w:tabs>
+          <w:tab w:pos="3600" w:val="num"/>
+        </w:tabs>
+        <w:ind w:hanging="480" w:left="4080"/>
+      </w:pPr>
+    </w:lvl>
+    <w:lvl w:ilvl="6">
+      <w:numFmt w:val="bullet"/>
+      <w:lvlText w:val=" "/>
+      <w:lvlJc w:val="left"/>
+      <w:pPr>
+        <w:tabs>
+          <w:tab w:pos="4320" w:val="num"/>
+        </w:tabs>
+        <w:ind w:hanging="480" w:left="4800"/>
+      </w:pPr>
+    </w:lvl>
+    <w:lvl w:ilvl="7">
+      <w:numFmt w:val="bullet"/>
+      <w:lvlText w:val=" "/>
+      <w:lvlJc w:val="left"/>
+      <w:pPr>
+        <w:tabs>
+          <w:tab w:pos="5040" w:val="num"/>
+        </w:tabs>
+        <w:ind w:hanging="480" w:left="5520"/>
+      </w:pPr>
+    </w:lvl>
+    <w:lvl w:ilvl="8">
+      <w:numFmt w:val="bullet"/>
+      <w:lvlText w:val=" "/>
+      <w:lvlJc w:val="left"/>
+      <w:pPr>
+        <w:tabs>
+          <w:tab w:pos="5760" w:val="num"/>
+        </w:tabs>
+        <w:ind w:hanging="480" w:left="6240"/>
+      </w:pPr>
+    </w:lvl>
+  </w:abstractNum>
   <w:abstractNum w:abstractNumId="990">
     <w:nsid w:val="A990"/>
     <w:multiLevelType w:val="multilevel"/>
@@ -30077,6 +29073,9 @@
       </w:pPr>
     </w:lvl>
   </w:abstractNum>
+  <w:num w:numId="1">
+    <w:abstractNumId w:val="0"/>
+  </w:num>
   <w:num w:numId="1000">
     <w:abstractNumId w:val="990"/>
   </w:num>
@@ -30084,7 +29083,7 @@
 </file>
 
 <file path=word/styles.xml><?xml version="1.0" encoding="utf-8"?>
-<w:styles xmlns:r="http://schemas.openxmlformats.org/officeDocument/2006/relationships" xmlns:w="http://schemas.openxmlformats.org/wordprocessingml/2006/main">
+<w:styles xmlns:mc="http://schemas.openxmlformats.org/markup-compatibility/2006" xmlns:r="http://schemas.openxmlformats.org/officeDocument/2006/relationships" xmlns:w="http://schemas.openxmlformats.org/wordprocessingml/2006/main" xmlns:w14="http://schemas.microsoft.com/office/word/2010/wordml" xmlns:w15="http://schemas.microsoft.com/office/word/2012/wordml" xmlns:w16="http://schemas.microsoft.com/office/word/2018/wordml" xmlns:w16cex="http://schemas.microsoft.com/office/word/2018/wordml/cex" xmlns:w16cid="http://schemas.microsoft.com/office/word/2016/wordml/cid" xmlns:w16sdtdh="http://schemas.microsoft.com/office/word/2020/wordml/sdtdatahash" xmlns:w16se="http://schemas.microsoft.com/office/word/2015/wordml/symex" mc:Ignorable="w14 w15 w16se w16cid w16 w16cex w16sdtdh">
   <w:docDefaults>
     <w:rPrDefault>
       <w:rPr>
@@ -30100,332 +29099,536 @@
       </w:pPr>
     </w:pPrDefault>
   </w:docDefaults>
-  <w:latentStyles w:count="276" w:defLockedState="0" w:defQFormat="0" w:defSemiHidden="0" w:defUIPriority="0" w:defUnhideWhenUsed="0"/>
+  <w:latentStyles w:count="376" w:defLockedState="0" w:defQFormat="0" w:defSemiHidden="0" w:defUIPriority="0" w:defUnhideWhenUsed="0">
+    <w:lsdException w:name="heading 5" w:semiHidden="1" w:unhideWhenUsed="1"/>
+    <w:lsdException w:name="index 2" w:semiHidden="1" w:unhideWhenUsed="1"/>
+    <w:lsdException w:name="index 3" w:semiHidden="1" w:unhideWhenUsed="1"/>
+    <w:lsdException w:name="index 4" w:semiHidden="1" w:unhideWhenUsed="1"/>
+    <w:lsdException w:name="index 5" w:semiHidden="1" w:unhideWhenUsed="1"/>
+    <w:lsdException w:name="index 6" w:semiHidden="1" w:unhideWhenUsed="1"/>
+    <w:lsdException w:name="index 7" w:semiHidden="1" w:unhideWhenUsed="1"/>
+    <w:lsdException w:name="index 8" w:semiHidden="1" w:unhideWhenUsed="1"/>
+    <w:lsdException w:name="index 9" w:semiHidden="1" w:unhideWhenUsed="1"/>
+    <w:lsdException w:name="toc 1" w:semiHidden="1" w:unhideWhenUsed="1"/>
+    <w:lsdException w:name="toc 2" w:semiHidden="1" w:unhideWhenUsed="1"/>
+    <w:lsdException w:name="toc 3" w:semiHidden="1" w:unhideWhenUsed="1"/>
+    <w:lsdException w:name="toc 4" w:semiHidden="1" w:unhideWhenUsed="1"/>
+    <w:lsdException w:name="toc 5" w:semiHidden="1" w:unhideWhenUsed="1"/>
+    <w:lsdException w:name="toc 6" w:semiHidden="1" w:unhideWhenUsed="1"/>
+    <w:lsdException w:name="toc 7" w:semiHidden="1" w:unhideWhenUsed="1"/>
+    <w:lsdException w:name="toc 8" w:semiHidden="1" w:unhideWhenUsed="1"/>
+    <w:lsdException w:name="toc 9" w:semiHidden="1" w:unhideWhenUsed="1"/>
+    <w:lsdException w:name="Normal Indent" w:semiHidden="1" w:unhideWhenUsed="1"/>
+    <w:lsdException w:name="footnote text" w:semiHidden="1" w:unhideWhenUsed="1"/>
+    <w:lsdException w:name="annotation text" w:semiHidden="1" w:unhideWhenUsed="1"/>
+    <w:lsdException w:name="header" w:semiHidden="1" w:unhideWhenUsed="1"/>
+    <w:lsdException w:name="footer" w:semiHidden="1" w:unhideWhenUsed="1"/>
+    <w:lsdException w:name="index heading" w:semiHidden="1" w:unhideWhenUsed="1"/>
+    <w:lsdException w:name="caption" w:semiHidden="1" w:unhideWhenUsed="1"/>
+    <w:lsdException w:name="table of figures" w:semiHidden="1" w:unhideWhenUsed="1"/>
+    <w:lsdException w:name="envelope address" w:semiHidden="1" w:unhideWhenUsed="1"/>
+    <w:lsdException w:name="envelope return" w:semiHidden="1" w:unhideWhenUsed="1"/>
+    <w:lsdException w:name="footnote reference" w:semiHidden="1" w:unhideWhenUsed="1"/>
+    <w:lsdException w:name="annotation reference" w:semiHidden="1" w:unhideWhenUsed="1"/>
+    <w:lsdException w:name="line number" w:semiHidden="1" w:unhideWhenUsed="1"/>
+    <w:lsdException w:name="page number" w:semiHidden="1" w:unhideWhenUsed="1"/>
+    <w:lsdException w:name="endnote reference" w:semiHidden="1" w:unhideWhenUsed="1"/>
+    <w:lsdException w:name="endnote text" w:semiHidden="1" w:unhideWhenUsed="1"/>
+    <w:lsdException w:name="table of authorities" w:semiHidden="1" w:unhideWhenUsed="1"/>
+    <w:lsdException w:name="macro" w:semiHidden="1" w:unhideWhenUsed="1"/>
+    <w:lsdException w:name="toa heading" w:semiHidden="1" w:unhideWhenUsed="1"/>
+    <w:lsdException w:name="List" w:semiHidden="1" w:unhideWhenUsed="1"/>
+    <w:lsdException w:name="List Bullet" w:semiHidden="1" w:unhideWhenUsed="1"/>
+    <w:lsdException w:name="List Number" w:semiHidden="1" w:unhideWhenUsed="1"/>
+    <w:lsdException w:name="List 2" w:semiHidden="1" w:unhideWhenUsed="1"/>
+    <w:lsdException w:name="List 3" w:semiHidden="1" w:unhideWhenUsed="1"/>
+    <w:lsdException w:name="List 4" w:semiHidden="1" w:unhideWhenUsed="1"/>
+    <w:lsdException w:name="List Bullet 2" w:semiHidden="1" w:unhideWhenUsed="1"/>
+    <w:lsdException w:name="List Bullet 3" w:semiHidden="1" w:unhideWhenUsed="1"/>
+    <w:lsdException w:name="List Number 2" w:semiHidden="1" w:unhideWhenUsed="1"/>
+    <w:lsdException w:name="List Number 3" w:semiHidden="1" w:unhideWhenUsed="1"/>
+    <w:lsdException w:name="List Number 4" w:semiHidden="1" w:unhideWhenUsed="1"/>
+    <w:lsdException w:name="List Number 5" w:semiHidden="1" w:unhideWhenUsed="1"/>
+    <w:lsdException w:name="Closing" w:semiHidden="1" w:unhideWhenUsed="1"/>
+    <w:lsdException w:name="Signature" w:semiHidden="1" w:unhideWhenUsed="1"/>
+    <w:lsdException w:name="Default Paragraph Font" w:semiHidden="1" w:unhideWhenUsed="1"/>
+    <w:lsdException w:name="Body Text" w:semiHidden="1" w:unhideWhenUsed="1"/>
+    <w:lsdException w:name="Body Text Indent" w:semiHidden="1" w:unhideWhenUsed="1"/>
+    <w:lsdException w:name="List Continue" w:semiHidden="1" w:unhideWhenUsed="1"/>
+    <w:lsdException w:name="List Continue 2" w:semiHidden="1" w:unhideWhenUsed="1"/>
+    <w:lsdException w:name="List Continue 3" w:semiHidden="1" w:unhideWhenUsed="1"/>
+    <w:lsdException w:name="List Continue 4" w:semiHidden="1" w:unhideWhenUsed="1"/>
+    <w:lsdException w:name="List Continue 5" w:semiHidden="1" w:unhideWhenUsed="1"/>
+    <w:lsdException w:name="Message Header" w:semiHidden="1" w:unhideWhenUsed="1"/>
+    <w:lsdException w:name="Salutation" w:semiHidden="1" w:unhideWhenUsed="1"/>
+    <w:lsdException w:name="Date" w:semiHidden="1" w:unhideWhenUsed="1"/>
+    <w:lsdException w:name="Body Text First Indent" w:semiHidden="1" w:unhideWhenUsed="1"/>
+    <w:lsdException w:name="Body Text Indent 2" w:semiHidden="1" w:unhideWhenUsed="1"/>
+    <w:lsdException w:name="Body Text Indent 3" w:semiHidden="1" w:unhideWhenUsed="1"/>
+    <w:lsdException w:name="Block Text" w:semiHidden="1" w:unhideWhenUsed="1"/>
+    <w:lsdException w:name="Hyperlink" w:semiHidden="1" w:unhideWhenUsed="1"/>
+    <w:lsdException w:name="FollowedHyperlink" w:semiHidden="1" w:unhideWhenUsed="1"/>
+    <w:lsdException w:name="Document Map" w:semiHidden="1" w:unhideWhenUsed="1"/>
+    <w:lsdException w:name="Plain Text" w:semiHidden="1" w:unhideWhenUsed="1"/>
+    <w:lsdException w:name="E-mail Signature" w:semiHidden="1" w:unhideWhenUsed="1"/>
+    <w:lsdException w:name="HTML Top of Form" w:semiHidden="1" w:unhideWhenUsed="1"/>
+    <w:lsdException w:name="HTML Bottom of Form" w:semiHidden="1" w:unhideWhenUsed="1"/>
+    <w:lsdException w:name="Normal (Web)" w:semiHidden="1" w:unhideWhenUsed="1"/>
+    <w:lsdException w:name="HTML Acronym" w:semiHidden="1" w:unhideWhenUsed="1"/>
+    <w:lsdException w:name="HTML Address" w:semiHidden="1" w:unhideWhenUsed="1"/>
+    <w:lsdException w:name="HTML Cite" w:semiHidden="1" w:unhideWhenUsed="1"/>
+    <w:lsdException w:name="HTML Code" w:semiHidden="1" w:unhideWhenUsed="1"/>
+    <w:lsdException w:name="HTML Definition" w:semiHidden="1" w:unhideWhenUsed="1"/>
+    <w:lsdException w:name="HTML Keyboard" w:semiHidden="1" w:unhideWhenUsed="1"/>
+    <w:lsdException w:name="HTML Preformatted" w:semiHidden="1" w:unhideWhenUsed="1"/>
+    <w:lsdException w:name="HTML Sample" w:semiHidden="1" w:unhideWhenUsed="1"/>
+    <w:lsdException w:name="HTML Typewriter" w:semiHidden="1" w:unhideWhenUsed="1"/>
+    <w:lsdException w:name="HTML Variable" w:semiHidden="1" w:unhideWhenUsed="1"/>
+    <w:lsdException w:name="Normal Table" w:semiHidden="1" w:unhideWhenUsed="1"/>
+    <w:lsdException w:name="annotation subject" w:semiHidden="1" w:unhideWhenUsed="1"/>
+    <w:lsdException w:name="No List" w:semiHidden="1" w:unhideWhenUsed="1"/>
+    <w:lsdException w:name="Outline List 1" w:semiHidden="1" w:unhideWhenUsed="1"/>
+    <w:lsdException w:name="Outline List 2" w:semiHidden="1" w:unhideWhenUsed="1"/>
+    <w:lsdException w:name="Outline List 3" w:semiHidden="1" w:unhideWhenUsed="1"/>
+    <w:lsdException w:name="Table Simple 1" w:semiHidden="1" w:unhideWhenUsed="1"/>
+    <w:lsdException w:name="Table Simple 2" w:semiHidden="1" w:unhideWhenUsed="1"/>
+    <w:lsdException w:name="Table Simple 3" w:semiHidden="1" w:unhideWhenUsed="1"/>
+    <w:lsdException w:name="Table Classic 1" w:semiHidden="1" w:unhideWhenUsed="1"/>
+    <w:lsdException w:name="Table Classic 2" w:semiHidden="1" w:unhideWhenUsed="1"/>
+    <w:lsdException w:name="Table Classic 3" w:semiHidden="1" w:unhideWhenUsed="1"/>
+    <w:lsdException w:name="Table Classic 4" w:semiHidden="1" w:unhideWhenUsed="1"/>
+    <w:lsdException w:name="Table Colorful 1" w:semiHidden="1" w:unhideWhenUsed="1"/>
+    <w:lsdException w:name="Table Colorful 2" w:semiHidden="1" w:unhideWhenUsed="1"/>
+    <w:lsdException w:name="Table Colorful 3" w:semiHidden="1" w:unhideWhenUsed="1"/>
+    <w:lsdException w:name="Table Columns 1" w:semiHidden="1" w:unhideWhenUsed="1"/>
+    <w:lsdException w:name="Table Columns 2" w:semiHidden="1" w:unhideWhenUsed="1"/>
+    <w:lsdException w:name="Table Columns 3" w:semiHidden="1" w:unhideWhenUsed="1"/>
+    <w:lsdException w:name="Table Columns 4" w:semiHidden="1" w:unhideWhenUsed="1"/>
+    <w:lsdException w:name="Table Columns 5" w:semiHidden="1" w:unhideWhenUsed="1"/>
+    <w:lsdException w:name="Table Grid 1" w:semiHidden="1" w:unhideWhenUsed="1"/>
+    <w:lsdException w:name="Table Grid 2" w:semiHidden="1" w:unhideWhenUsed="1"/>
+    <w:lsdException w:name="Table Grid 3" w:semiHidden="1" w:unhideWhenUsed="1"/>
+    <w:lsdException w:name="Table Grid 4" w:semiHidden="1" w:unhideWhenUsed="1"/>
+    <w:lsdException w:name="Table Grid 5" w:semiHidden="1" w:unhideWhenUsed="1"/>
+    <w:lsdException w:name="Table Grid 6" w:semiHidden="1" w:unhideWhenUsed="1"/>
+    <w:lsdException w:name="Table Grid 7" w:semiHidden="1" w:unhideWhenUsed="1"/>
+    <w:lsdException w:name="Table Grid 8" w:semiHidden="1" w:unhideWhenUsed="1"/>
+    <w:lsdException w:name="Table List 1" w:semiHidden="1" w:unhideWhenUsed="1"/>
+    <w:lsdException w:name="Table List 2" w:semiHidden="1" w:unhideWhenUsed="1"/>
+    <w:lsdException w:name="Table List 3" w:semiHidden="1" w:unhideWhenUsed="1"/>
+    <w:lsdException w:name="Table List 4" w:semiHidden="1" w:unhideWhenUsed="1"/>
+    <w:lsdException w:name="Table List 5" w:semiHidden="1" w:unhideWhenUsed="1"/>
+    <w:lsdException w:name="Table List 6" w:semiHidden="1" w:unhideWhenUsed="1"/>
+    <w:lsdException w:name="Table List 7" w:semiHidden="1" w:unhideWhenUsed="1"/>
+    <w:lsdException w:name="Table List 8" w:semiHidden="1" w:unhideWhenUsed="1"/>
+    <w:lsdException w:name="Table 3D effects 1" w:semiHidden="1" w:unhideWhenUsed="1"/>
+    <w:lsdException w:name="Table 3D effects 2" w:semiHidden="1" w:unhideWhenUsed="1"/>
+    <w:lsdException w:name="Table 3D effects 3" w:semiHidden="1" w:unhideWhenUsed="1"/>
+    <w:lsdException w:name="Table Contemporary" w:semiHidden="1" w:unhideWhenUsed="1"/>
+    <w:lsdException w:name="Table Elegant" w:semiHidden="1" w:unhideWhenUsed="1"/>
+    <w:lsdException w:name="Table Professional" w:semiHidden="1" w:unhideWhenUsed="1"/>
+    <w:lsdException w:name="Table Subtle 1" w:semiHidden="1" w:unhideWhenUsed="1"/>
+    <w:lsdException w:name="Table Subtle 2" w:semiHidden="1" w:unhideWhenUsed="1"/>
+    <w:lsdException w:name="Table Web 1" w:semiHidden="1" w:unhideWhenUsed="1"/>
+    <w:lsdException w:name="Table Web 2" w:semiHidden="1" w:unhideWhenUsed="1"/>
+    <w:lsdException w:name="Table Web 3" w:semiHidden="1" w:unhideWhenUsed="1"/>
+    <w:lsdException w:name="Balloon Text" w:semiHidden="1" w:unhideWhenUsed="1"/>
+    <w:lsdException w:name="Table Theme" w:semiHidden="1" w:unhideWhenUsed="1"/>
+    <w:lsdException w:name="Placeholder Text" w:semiHidden="1"/>
+    <w:lsdException w:name="Light Shading"/>
+    <w:lsdException w:name="Light List"/>
+    <w:lsdException w:name="Medium Grid 3"/>
+    <w:lsdException w:name="Dark List"/>
+    <w:lsdException w:name="Colorful Shading"/>
+    <w:lsdException w:name="Colorful List"/>
+    <w:lsdException w:name="Colorful Grid"/>
+    <w:lsdException w:name="Light Shading Accent 1"/>
+    <w:lsdException w:name="Light List Accent 1"/>
+    <w:lsdException w:name="Light Grid Accent 1"/>
+    <w:lsdException w:name="Medium Shading 1 Accent 1"/>
+    <w:lsdException w:name="Medium Shading 2 Accent 1"/>
+    <w:lsdException w:name="Medium List 1 Accent 1"/>
+    <w:lsdException w:name="Revision" w:semiHidden="1"/>
+    <w:lsdException w:name="Medium List 2 Accent 1"/>
+    <w:lsdException w:name="Medium Grid 1 Accent 1"/>
+    <w:lsdException w:name="Medium Grid 2 Accent 1"/>
+    <w:lsdException w:name="Medium Grid 3 Accent 1"/>
+    <w:lsdException w:name="Dark List Accent 1"/>
+    <w:lsdException w:name="Colorful Shading Accent 1"/>
+    <w:lsdException w:name="Colorful List Accent 1"/>
+    <w:lsdException w:name="Colorful Grid Accent 1"/>
+    <w:lsdException w:name="Light Shading Accent 2"/>
+    <w:lsdException w:name="Light List Accent 2"/>
+    <w:lsdException w:name="Light Grid Accent 2"/>
+    <w:lsdException w:name="Medium Shading 1 Accent 2"/>
+    <w:lsdException w:name="Medium Shading 2 Accent 2"/>
+    <w:lsdException w:name="Medium List 1 Accent 2"/>
+    <w:lsdException w:name="Medium List 2 Accent 2"/>
+    <w:lsdException w:name="Medium Grid 1 Accent 2"/>
+    <w:lsdException w:name="Medium Grid 2 Accent 2"/>
+    <w:lsdException w:name="Medium Grid 3 Accent 2"/>
+    <w:lsdException w:name="Dark List Accent 2"/>
+    <w:lsdException w:name="Colorful Shading Accent 2"/>
+    <w:lsdException w:name="Colorful List Accent 2"/>
+    <w:lsdException w:name="Colorful Grid Accent 2"/>
+    <w:lsdException w:name="Light Shading Accent 3"/>
+    <w:lsdException w:name="Light List Accent 3"/>
+    <w:lsdException w:name="Light Grid Accent 3"/>
+    <w:lsdException w:name="Medium Shading 1 Accent 3"/>
+    <w:lsdException w:name="Medium Shading 2 Accent 3"/>
+    <w:lsdException w:name="Medium List 1 Accent 3"/>
+    <w:lsdException w:name="Medium List 2 Accent 3"/>
+    <w:lsdException w:name="Medium Grid 1 Accent 3"/>
+    <w:lsdException w:name="Medium Grid 2 Accent 3"/>
+    <w:lsdException w:name="Medium Grid 3 Accent 3"/>
+    <w:lsdException w:name="Dark List Accent 3"/>
+    <w:lsdException w:name="Colorful Shading Accent 3"/>
+    <w:lsdException w:name="Colorful List Accent 3"/>
+    <w:lsdException w:name="Colorful Grid Accent 3"/>
+    <w:lsdException w:name="Light Shading Accent 4"/>
+    <w:lsdException w:name="Light List Accent 4"/>
+    <w:lsdException w:name="Light Grid Accent 4"/>
+    <w:lsdException w:name="Medium Shading 1 Accent 4"/>
+    <w:lsdException w:name="Medium Shading 2 Accent 4"/>
+    <w:lsdException w:name="Medium List 1 Accent 4"/>
+    <w:lsdException w:name="Medium List 2 Accent 4"/>
+    <w:lsdException w:name="Medium Grid 1 Accent 4"/>
+    <w:lsdException w:name="Medium Grid 2 Accent 4"/>
+    <w:lsdException w:name="Medium Grid 3 Accent 4"/>
+    <w:lsdException w:name="Dark List Accent 4"/>
+    <w:lsdException w:name="Colorful Shading Accent 4"/>
+    <w:lsdException w:name="Colorful List Accent 4"/>
+    <w:lsdException w:name="Colorful Grid Accent 4"/>
+    <w:lsdException w:name="Light Shading Accent 5"/>
+    <w:lsdException w:name="Light List Accent 5"/>
+    <w:lsdException w:name="Light Grid Accent 5"/>
+    <w:lsdException w:name="Medium Shading 1 Accent 5"/>
+    <w:lsdException w:name="Medium Shading 2 Accent 5"/>
+    <w:lsdException w:name="Medium List 1 Accent 5"/>
+    <w:lsdException w:name="Medium List 2 Accent 5"/>
+    <w:lsdException w:name="Medium Grid 1 Accent 5"/>
+    <w:lsdException w:name="Medium Grid 2 Accent 5"/>
+    <w:lsdException w:name="Medium Grid 3 Accent 5"/>
+    <w:lsdException w:name="Dark List Accent 5"/>
+    <w:lsdException w:name="Colorful Shading Accent 5"/>
+    <w:lsdException w:name="Colorful List Accent 5"/>
+    <w:lsdException w:name="Colorful Grid Accent 5"/>
+    <w:lsdException w:name="Light Shading Accent 6"/>
+    <w:lsdException w:name="Light List Accent 6"/>
+    <w:lsdException w:name="Light Grid Accent 6"/>
+    <w:lsdException w:name="Medium Shading 1 Accent 6"/>
+    <w:lsdException w:name="Medium Shading 2 Accent 6"/>
+    <w:lsdException w:name="Medium List 1 Accent 6"/>
+    <w:lsdException w:name="Medium List 2 Accent 6"/>
+    <w:lsdException w:name="Medium Grid 1 Accent 6"/>
+    <w:lsdException w:name="Medium Grid 2 Accent 6"/>
+    <w:lsdException w:name="Medium Grid 3 Accent 6"/>
+    <w:lsdException w:name="Dark List Accent 6"/>
+    <w:lsdException w:name="Colorful Shading Accent 6"/>
+    <w:lsdException w:name="Colorful List Accent 6"/>
+    <w:lsdException w:name="Colorful Grid Accent 6"/>
+    <w:lsdException w:name="Bibliography" w:semiHidden="1" w:unhideWhenUsed="1"/>
+    <w:lsdException w:name="TOC Heading" w:semiHidden="1" w:unhideWhenUsed="1"/>
+    <w:lsdException w:name="Grid Table 4" w:uiPriority="49"/>
+    <w:lsdException w:name="Grid Table 5 Dark" w:uiPriority="50"/>
+    <w:lsdException w:name="Grid Table 6 Colorful" w:uiPriority="51"/>
+    <w:lsdException w:name="Grid Table 7 Colorful" w:uiPriority="52"/>
+    <w:lsdException w:name="Grid Table 1 Light Accent 1" w:uiPriority="46"/>
+    <w:lsdException w:name="Grid Table 2 Accent 1" w:uiPriority="47"/>
+    <w:lsdException w:name="Grid Table 3 Accent 1" w:uiPriority="48"/>
+    <w:lsdException w:name="Grid Table 4 Accent 1" w:uiPriority="49"/>
+    <w:lsdException w:name="Grid Table 5 Dark Accent 1" w:uiPriority="50"/>
+    <w:lsdException w:name="Grid Table 6 Colorful Accent 1" w:uiPriority="51"/>
+    <w:lsdException w:name="Grid Table 7 Colorful Accent 1" w:uiPriority="52"/>
+    <w:lsdException w:name="Grid Table 1 Light Accent 2" w:uiPriority="46"/>
+    <w:lsdException w:name="Grid Table 2 Accent 2" w:uiPriority="47"/>
+    <w:lsdException w:name="Grid Table 3 Accent 2" w:uiPriority="48"/>
+    <w:lsdException w:name="Grid Table 4 Accent 2" w:uiPriority="49"/>
+    <w:lsdException w:name="Grid Table 5 Dark Accent 2" w:uiPriority="50"/>
+    <w:lsdException w:name="Grid Table 6 Colorful Accent 2" w:uiPriority="51"/>
+    <w:lsdException w:name="Grid Table 7 Colorful Accent 2" w:uiPriority="52"/>
+    <w:lsdException w:name="Grid Table 1 Light Accent 3" w:uiPriority="46"/>
+    <w:lsdException w:name="Grid Table 2 Accent 3" w:uiPriority="47"/>
+    <w:lsdException w:name="Grid Table 3 Accent 3" w:uiPriority="48"/>
+    <w:lsdException w:name="Grid Table 4 Accent 3" w:uiPriority="49"/>
+    <w:lsdException w:name="Grid Table 5 Dark Accent 3" w:uiPriority="50"/>
+    <w:lsdException w:name="Grid Table 6 Colorful Accent 3" w:uiPriority="51"/>
+    <w:lsdException w:name="Grid Table 7 Colorful Accent 3" w:uiPriority="52"/>
+    <w:lsdException w:name="Grid Table 1 Light Accent 4" w:uiPriority="46"/>
+    <w:lsdException w:name="Grid Table 2 Accent 4" w:uiPriority="47"/>
+    <w:lsdException w:name="Grid Table 3 Accent 4" w:uiPriority="48"/>
+    <w:lsdException w:name="Grid Table 4 Accent 4" w:uiPriority="49"/>
+    <w:lsdException w:name="Grid Table 5 Dark Accent 4" w:uiPriority="50"/>
+    <w:lsdException w:name="Grid Table 6 Colorful Accent 4" w:uiPriority="51"/>
+    <w:lsdException w:name="Grid Table 7 Colorful Accent 4" w:uiPriority="52"/>
+    <w:lsdException w:name="Grid Table 1 Light Accent 5" w:uiPriority="46"/>
+    <w:lsdException w:name="Grid Table 2 Accent 5" w:uiPriority="47"/>
+    <w:lsdException w:name="Grid Table 3 Accent 5" w:uiPriority="48"/>
+    <w:lsdException w:name="Grid Table 4 Accent 5" w:uiPriority="49"/>
+    <w:lsdException w:name="Grid Table 5 Dark Accent 5" w:uiPriority="50"/>
+    <w:lsdException w:name="Grid Table 6 Colorful Accent 5" w:uiPriority="51"/>
+    <w:lsdException w:name="Grid Table 7 Colorful Accent 5" w:uiPriority="52"/>
+    <w:lsdException w:name="Grid Table 1 Light Accent 6" w:uiPriority="46"/>
+    <w:lsdException w:name="Grid Table 2 Accent 6" w:uiPriority="47"/>
+    <w:lsdException w:name="Grid Table 3 Accent 6" w:uiPriority="48"/>
+    <w:lsdException w:name="Grid Table 4 Accent 6" w:uiPriority="49"/>
+    <w:lsdException w:name="Grid Table 5 Dark Accent 6" w:uiPriority="50"/>
+    <w:lsdException w:name="Grid Table 6 Colorful Accent 6" w:uiPriority="51"/>
+    <w:lsdException w:name="Grid Table 7 Colorful Accent 6" w:uiPriority="52"/>
+    <w:lsdException w:name="List Table 1 Light" w:uiPriority="46"/>
+    <w:lsdException w:name="List Table 2" w:uiPriority="47"/>
+    <w:lsdException w:name="List Table 3" w:uiPriority="48"/>
+    <w:lsdException w:name="List Table 4" w:uiPriority="49"/>
+    <w:lsdException w:name="List Table 5 Dark" w:uiPriority="50"/>
+    <w:lsdException w:name="List Table 6 Colorful" w:uiPriority="51"/>
+    <w:lsdException w:name="List Table 7 Colorful" w:uiPriority="52"/>
+    <w:lsdException w:name="List Table 1 Light Accent 1" w:uiPriority="46"/>
+    <w:lsdException w:name="List Table 2 Accent 1" w:uiPriority="47"/>
+    <w:lsdException w:name="List Table 3 Accent 1" w:uiPriority="48"/>
+    <w:lsdException w:name="List Table 4 Accent 1" w:uiPriority="49"/>
+    <w:lsdException w:name="List Table 5 Dark Accent 1" w:uiPriority="50"/>
+    <w:lsdException w:name="List Table 6 Colorful Accent 1" w:uiPriority="51"/>
+    <w:lsdException w:name="List Table 7 Colorful Accent 1" w:uiPriority="52"/>
+    <w:lsdException w:name="List Table 1 Light Accent 2" w:uiPriority="46"/>
+    <w:lsdException w:name="List Table 2 Accent 2" w:uiPriority="47"/>
+    <w:lsdException w:name="List Table 3 Accent 2" w:uiPriority="48"/>
+    <w:lsdException w:name="List Table 4 Accent 2" w:uiPriority="49"/>
+    <w:lsdException w:name="List Table 5 Dark Accent 2" w:uiPriority="50"/>
+    <w:lsdException w:name="List Table 6 Colorful Accent 2" w:uiPriority="51"/>
+    <w:lsdException w:name="List Table 7 Colorful Accent 2" w:uiPriority="52"/>
+    <w:lsdException w:name="List Table 1 Light Accent 3" w:uiPriority="46"/>
+    <w:lsdException w:name="List Table 2 Accent 3" w:uiPriority="47"/>
+    <w:lsdException w:name="List Table 3 Accent 3" w:uiPriority="48"/>
+    <w:lsdException w:name="List Table 4 Accent 3" w:uiPriority="49"/>
+    <w:lsdException w:name="List Table 5 Dark Accent 3" w:uiPriority="50"/>
+    <w:lsdException w:name="List Table 6 Colorful Accent 3" w:uiPriority="51"/>
+    <w:lsdException w:name="List Table 7 Colorful Accent 3" w:uiPriority="52"/>
+    <w:lsdException w:name="List Table 1 Light Accent 4" w:uiPriority="46"/>
+    <w:lsdException w:name="List Table 2 Accent 4" w:uiPriority="47"/>
+    <w:lsdException w:name="List Table 3 Accent 4" w:uiPriority="48"/>
+    <w:lsdException w:name="List Table 4 Accent 4" w:uiPriority="49"/>
+    <w:lsdException w:name="List Table 5 Dark Accent 4" w:uiPriority="50"/>
+    <w:lsdException w:name="List Table 6 Colorful Accent 4" w:uiPriority="51"/>
+    <w:lsdException w:name="List Table 7 Colorful Accent 4" w:uiPriority="52"/>
+    <w:lsdException w:name="List Table 1 Light Accent 5" w:uiPriority="46"/>
+    <w:lsdException w:name="List Table 2 Accent 5" w:uiPriority="47"/>
+    <w:lsdException w:name="List Table 3 Accent 5" w:uiPriority="48"/>
+    <w:lsdException w:name="List Table 4 Accent 5" w:uiPriority="49"/>
+    <w:lsdException w:name="List Table 5 Dark Accent 5" w:uiPriority="50"/>
+    <w:lsdException w:name="List Table 6 Colorful Accent 5" w:uiPriority="51"/>
+    <w:lsdException w:name="List Table 7 Colorful Accent 5" w:uiPriority="52"/>
+    <w:lsdException w:name="List Table 1 Light Accent 6" w:uiPriority="46"/>
+    <w:lsdException w:name="List Table 2 Accent 6" w:uiPriority="47"/>
+    <w:lsdException w:name="List Table 3 Accent 6" w:uiPriority="48"/>
+    <w:lsdException w:name="List Table 4 Accent 6" w:uiPriority="49"/>
+    <w:lsdException w:name="List Table 5 Dark Accent 6" w:uiPriority="50"/>
+    <w:lsdException w:name="List Table 6 Colorful Accent 6" w:uiPriority="51"/>
+    <w:lsdException w:name="List Table 7 Colorful Accent 6" w:uiPriority="52"/>
+    <w:lsdException w:name="Mention" w:semiHidden="1" w:uiPriority="99" w:unhideWhenUsed="1"/>
+    <w:lsdException w:name="Smart Hyperlink" w:semiHidden="1" w:uiPriority="99" w:unhideWhenUsed="1"/>
+    <w:lsdException w:name="Hashtag" w:semiHidden="1" w:uiPriority="99" w:unhideWhenUsed="1"/>
+    <w:lsdException w:name="Unresolved Mention" w:semiHidden="1" w:uiPriority="99" w:unhideWhenUsed="1"/>
+    <w:lsdException w:name="Smart Link" w:semiHidden="1" w:uiPriority="99" w:unhideWhenUsed="1"/>
+  </w:latentStyles>
   <w:style w:default="1" w:styleId="Normal" w:type="paragraph">
     <w:name w:val="Normal"/>
     <w:qFormat/>
-  </w:style>
-  <w:style w:styleId="BodyText" w:type="paragraph">
-    <w:name w:val="Body Text"/>
-    <w:basedOn w:val="Normal"/>
-    <w:link w:val="BodyTextChar"/>
     <w:pPr>
-      <w:spacing w:after="180" w:before="180"/>
-    </w:pPr>
-    <w:qFormat/>
-  </w:style>
-  <w:style w:customStyle="1" w:styleId="FirstParagraph" w:type="paragraph">
-    <w:name w:val="First Paragraph"/>
-    <w:basedOn w:val="BodyText"/>
-    <w:next w:val="BodyText"/>
-    <w:qFormat/>
-  </w:style>
-  <w:style w:customStyle="1" w:styleId="Compact" w:type="paragraph">
-    <w:name w:val="Compact"/>
-    <w:basedOn w:val="BodyText"/>
-    <w:qFormat/>
-    <w:pPr>
-      <w:spacing w:after="36" w:before="36"/>
-    </w:pPr>
-  </w:style>
-  <w:style w:styleId="Title" w:type="paragraph">
-    <w:name w:val="Title"/>
-    <w:basedOn w:val="Normal"/>
-    <w:next w:val="BodyText"/>
-    <w:qFormat/>
-    <w:pPr>
-      <w:keepNext/>
-      <w:keepLines/>
-      <w:spacing w:after="240" w:before="480"/>
-      <w:jc w:val="center"/>
+      <w:widowControl w:val="0"/>
+      <w:spacing w:after="0" w:line="360" w:lineRule="auto"/>
+      <w:ind w:firstLine="708"/>
+      <w:jc w:val="both"/>
     </w:pPr>
     <w:rPr>
-      <w:rFonts w:asciiTheme="majorHAnsi" w:cstheme="majorBidi" w:eastAsiaTheme="majorEastAsia" w:hAnsiTheme="majorHAnsi"/>
-      <w:b/>
-      <w:bCs/>
-      <w:color w:themeColor="accent1" w:themeShade="B5" w:val="345A8A"/>
-      <w:sz w:val="36"/>
-      <w:szCs w:val="36"/>
+      <w:rFonts w:ascii="Times New Roman" w:cs="Times New Roman" w:eastAsia="Times New Roman" w:hAnsi="Times New Roman"/>
+      <w:lang w:eastAsia="pt-BR" w:val="pt-BR"/>
     </w:rPr>
   </w:style>
-  <w:style w:styleId="Subtitle" w:type="paragraph">
-    <w:name w:val="Subtitle"/>
-    <w:basedOn w:val="Title"/>
-    <w:next w:val="BodyText"/>
-    <w:qFormat/>
-    <w:pPr>
-      <w:keepNext/>
-      <w:keepLines/>
-      <w:spacing w:after="240" w:before="240"/>
-      <w:jc w:val="center"/>
-    </w:pPr>
-    <w:rPr>
-      <w:sz w:val="30"/>
-      <w:szCs w:val="30"/>
-    </w:rPr>
-  </w:style>
-  <w:style w:customStyle="1" w:styleId="Author" w:type="paragraph">
-    <w:name w:val="Author"/>
-    <w:next w:val="BodyText"/>
-    <w:qFormat/>
-    <w:pPr>
-      <w:keepNext/>
-      <w:keepLines/>
-      <w:jc w:val="center"/>
-    </w:pPr>
-  </w:style>
-  <w:style w:styleId="Date" w:type="paragraph">
-    <w:name w:val="Date"/>
-    <w:next w:val="BodyText"/>
-    <w:qFormat/>
-    <w:pPr>
-      <w:keepNext/>
-      <w:keepLines/>
-      <w:jc w:val="center"/>
-    </w:pPr>
-  </w:style>
-  <w:style w:customStyle="1" w:styleId="Abstract" w:type="paragraph">
-    <w:name w:val="Abstract"/>
+  <w:style w:styleId="Ttulo1" w:type="paragraph">
+    <w:name w:val="heading 1"/>
     <w:basedOn w:val="Normal"/>
-    <w:next w:val="BodyText"/>
-    <w:qFormat/>
-    <w:pPr>
-      <w:keepNext/>
-      <w:keepLines/>
-      <w:spacing w:after="300" w:before="300"/>
-    </w:pPr>
-    <w:rPr>
-      <w:sz w:val="20"/>
-      <w:szCs w:val="20"/>
-    </w:rPr>
-  </w:style>
-  <w:style w:styleId="Bibliography" w:type="paragraph">
-    <w:name w:val="Bibliography"/>
-    <w:basedOn w:val="Normal"/>
-    <w:next w:val="Bibliography"/>
-    <w:qFormat/>
-    <w:pPr/>
-    <w:rPr/>
-  </w:style>
-  <w:style w:styleId="Heading1" w:type="paragraph">
-    <w:name w:val="Heading 1"/>
-    <w:basedOn w:val="Normal"/>
-    <w:next w:val="BodyText"/>
+    <w:next w:val="FirstParagraph"/>
     <w:uiPriority w:val="9"/>
     <w:qFormat/>
     <w:pPr>
       <w:keepNext/>
       <w:keepLines/>
-      <w:spacing w:after="0" w:before="480"/>
+      <w:spacing w:after="240" w:before="360"/>
+      <w:ind w:firstLine="0"/>
+      <w:jc w:val="left"/>
       <w:outlineLvl w:val="0"/>
     </w:pPr>
     <w:rPr>
-      <w:rFonts w:asciiTheme="majorHAnsi" w:cstheme="majorBidi" w:eastAsiaTheme="majorEastAsia" w:hAnsiTheme="majorHAnsi"/>
       <w:b/>
       <w:bCs/>
-      <w:color w:themeColor="accent1" w:val="4F81BD"/>
-      <w:sz w:val="32"/>
-      <w:szCs w:val="32"/>
+      <w:caps/>
+      <w:color w:val="000000"/>
     </w:rPr>
   </w:style>
-  <w:style w:styleId="Heading2" w:type="paragraph">
-    <w:name w:val="Heading 2"/>
+  <w:style w:styleId="Ttulo2" w:type="paragraph">
+    <w:name w:val="heading 2"/>
     <w:basedOn w:val="Normal"/>
-    <w:next w:val="BodyText"/>
+    <w:next w:val="FirstParagraph"/>
+    <w:uiPriority w:val="9"/>
+    <w:qFormat/>
+    <w:pPr>
+      <w:keepNext/>
+      <w:keepLines/>
+      <w:spacing w:after="240" w:before="360"/>
+      <w:ind w:firstLine="0"/>
+      <w:jc w:val="left"/>
+      <w:outlineLvl w:val="1"/>
+    </w:pPr>
+    <w:rPr>
+      <w:b/>
+      <w:bCs/>
+      <w:color w:val="000000"/>
+    </w:rPr>
+  </w:style>
+  <w:style w:styleId="Ttulo3" w:type="paragraph">
+    <w:name w:val="heading 3"/>
+    <w:basedOn w:val="Normal"/>
+    <w:next w:val="FirstParagraph"/>
+    <w:uiPriority w:val="9"/>
+    <w:qFormat/>
+    <w:pPr>
+      <w:keepNext/>
+      <w:keepLines/>
+      <w:spacing w:after="240" w:before="360"/>
+      <w:ind w:firstLine="0"/>
+      <w:jc w:val="left"/>
+      <w:outlineLvl w:val="2"/>
+    </w:pPr>
+    <w:rPr>
+      <w:b/>
+      <w:bCs/>
+      <w:i/>
+      <w:iCs/>
+      <w:color w:val="000000"/>
+    </w:rPr>
+  </w:style>
+  <w:style w:styleId="Ttulo4" w:type="paragraph">
+    <w:name w:val="heading 4"/>
+    <w:basedOn w:val="Normal"/>
+    <w:next w:val="FirstParagraph"/>
+    <w:uiPriority w:val="9"/>
+    <w:qFormat/>
+    <w:pPr>
+      <w:keepNext/>
+      <w:keepLines/>
+      <w:spacing w:after="240" w:before="360"/>
+      <w:ind w:firstLine="0"/>
+      <w:jc w:val="left"/>
+      <w:outlineLvl w:val="3"/>
+    </w:pPr>
+    <w:rPr>
+      <w:i/>
+      <w:iCs/>
+      <w:color w:val="000000"/>
+    </w:rPr>
+  </w:style>
+  <w:style w:styleId="Ttulo5" w:type="paragraph">
+    <w:name w:val="heading 5"/>
+    <w:basedOn w:val="Normal"/>
+    <w:next w:val="FirstParagraph"/>
+    <w:uiPriority w:val="9"/>
+    <w:qFormat/>
+    <w:pPr>
+      <w:keepNext/>
+      <w:keepLines/>
+      <w:spacing w:after="240" w:before="360"/>
+      <w:ind w:firstLine="0"/>
+      <w:jc w:val="left"/>
+      <w:outlineLvl w:val="4"/>
+    </w:pPr>
+    <w:rPr>
+      <w:color w:val="000000"/>
+      <w:u w:val="single"/>
+    </w:rPr>
+  </w:style>
+  <w:style w:styleId="Ttulo6" w:type="paragraph">
+    <w:name w:val="heading 6"/>
+    <w:basedOn w:val="Normal"/>
+    <w:next w:val="Corpodetexto"/>
     <w:uiPriority w:val="9"/>
     <w:unhideWhenUsed/>
     <w:qFormat/>
     <w:pPr>
       <w:keepNext/>
       <w:keepLines/>
-      <w:spacing w:after="0" w:before="200"/>
-      <w:outlineLvl w:val="1"/>
+      <w:spacing w:before="200"/>
+      <w:outlineLvl w:val="5"/>
     </w:pPr>
     <w:rPr>
       <w:rFonts w:asciiTheme="majorHAnsi" w:cstheme="majorBidi" w:eastAsiaTheme="majorEastAsia" w:hAnsiTheme="majorHAnsi"/>
-      <w:b/>
-      <w:bCs/>
       <w:color w:themeColor="accent1" w:val="4F81BD"/>
-      <w:sz w:val="28"/>
-      <w:szCs w:val="28"/>
     </w:rPr>
   </w:style>
-  <w:style w:styleId="Heading3" w:type="paragraph">
-    <w:name w:val="Heading 3"/>
+  <w:style w:styleId="Ttulo7" w:type="paragraph">
+    <w:name w:val="heading 7"/>
     <w:basedOn w:val="Normal"/>
-    <w:next w:val="BodyText"/>
+    <w:next w:val="Corpodetexto"/>
     <w:uiPriority w:val="9"/>
     <w:unhideWhenUsed/>
     <w:qFormat/>
     <w:pPr>
       <w:keepNext/>
       <w:keepLines/>
-      <w:spacing w:after="0" w:before="200"/>
-      <w:outlineLvl w:val="2"/>
+      <w:spacing w:before="200"/>
+      <w:outlineLvl w:val="6"/>
     </w:pPr>
     <w:rPr>
       <w:rFonts w:asciiTheme="majorHAnsi" w:cstheme="majorBidi" w:eastAsiaTheme="majorEastAsia" w:hAnsiTheme="majorHAnsi"/>
-      <w:b/>
-      <w:bCs/>
       <w:color w:themeColor="accent1" w:val="4F81BD"/>
-      <w:sz w:val="24"/>
-      <w:szCs w:val="24"/>
     </w:rPr>
   </w:style>
-  <w:style w:styleId="Heading4" w:type="paragraph">
-    <w:name w:val="Heading 4"/>
+  <w:style w:styleId="Ttulo8" w:type="paragraph">
+    <w:name w:val="heading 8"/>
     <w:basedOn w:val="Normal"/>
-    <w:next w:val="BodyText"/>
+    <w:next w:val="Corpodetexto"/>
     <w:uiPriority w:val="9"/>
     <w:unhideWhenUsed/>
     <w:qFormat/>
     <w:pPr>
       <w:keepNext/>
       <w:keepLines/>
-      <w:spacing w:after="0" w:before="200"/>
-      <w:outlineLvl w:val="3"/>
+      <w:spacing w:before="200"/>
+      <w:outlineLvl w:val="7"/>
     </w:pPr>
     <w:rPr>
       <w:rFonts w:asciiTheme="majorHAnsi" w:cstheme="majorBidi" w:eastAsiaTheme="majorEastAsia" w:hAnsiTheme="majorHAnsi"/>
-      <w:i/>
-      <w:bCs/>
       <w:color w:themeColor="accent1" w:val="4F81BD"/>
-      <w:sz w:val="24"/>
-      <w:szCs w:val="24"/>
     </w:rPr>
   </w:style>
-  <w:style w:styleId="Heading5" w:type="paragraph">
-    <w:name w:val="Heading 5"/>
+  <w:style w:styleId="Ttulo9" w:type="paragraph">
+    <w:name w:val="heading 9"/>
     <w:basedOn w:val="Normal"/>
-    <w:next w:val="BodyText"/>
+    <w:next w:val="Corpodetexto"/>
     <w:uiPriority w:val="9"/>
     <w:unhideWhenUsed/>
     <w:qFormat/>
     <w:pPr>
       <w:keepNext/>
       <w:keepLines/>
-      <w:spacing w:after="0" w:before="200"/>
-      <w:outlineLvl w:val="4"/>
-    </w:pPr>
-    <w:rPr>
-      <w:rFonts w:asciiTheme="majorHAnsi" w:cstheme="majorBidi" w:eastAsiaTheme="majorEastAsia" w:hAnsiTheme="majorHAnsi"/>
-      <w:iCs/>
-      <w:color w:themeColor="accent1" w:val="4F81BD"/>
-      <w:sz w:val="24"/>
-      <w:szCs w:val="24"/>
-    </w:rPr>
-  </w:style>
-  <w:style w:styleId="Heading6" w:type="paragraph">
-    <w:name w:val="Heading 6"/>
-    <w:basedOn w:val="Normal"/>
-    <w:next w:val="BodyText"/>
-    <w:uiPriority w:val="9"/>
-    <w:unhideWhenUsed/>
-    <w:qFormat/>
-    <w:pPr>
-      <w:keepNext/>
-      <w:keepLines/>
-      <w:spacing w:after="0" w:before="200"/>
-      <w:outlineLvl w:val="5"/>
-    </w:pPr>
-    <w:rPr>
-      <w:rFonts w:asciiTheme="majorHAnsi" w:cstheme="majorBidi" w:eastAsiaTheme="majorEastAsia" w:hAnsiTheme="majorHAnsi"/>
-      <w:color w:themeColor="accent1" w:val="4F81BD"/>
-      <w:sz w:val="24"/>
-      <w:szCs w:val="24"/>
-    </w:rPr>
-  </w:style>
-  <w:style w:styleId="Heading7" w:type="paragraph">
-    <w:name w:val="Heading 7"/>
-    <w:basedOn w:val="Normal"/>
-    <w:next w:val="BodyText"/>
-    <w:uiPriority w:val="9"/>
-    <w:unhideWhenUsed/>
-    <w:qFormat/>
-    <w:pPr>
-      <w:keepNext/>
-      <w:keepLines/>
-      <w:spacing w:after="0" w:before="200"/>
-      <w:outlineLvl w:val="6"/>
-    </w:pPr>
-    <w:rPr>
-      <w:rFonts w:asciiTheme="majorHAnsi" w:cstheme="majorBidi" w:eastAsiaTheme="majorEastAsia" w:hAnsiTheme="majorHAnsi"/>
-      <w:color w:themeColor="accent1" w:val="4F81BD"/>
-      <w:sz w:val="24"/>
-      <w:szCs w:val="24"/>
-    </w:rPr>
-  </w:style>
-  <w:style w:styleId="Heading8" w:type="paragraph">
-    <w:name w:val="Heading 8"/>
-    <w:basedOn w:val="Normal"/>
-    <w:next w:val="BodyText"/>
-    <w:uiPriority w:val="9"/>
-    <w:unhideWhenUsed/>
-    <w:qFormat/>
-    <w:pPr>
-      <w:keepNext/>
-      <w:keepLines/>
-      <w:spacing w:after="0" w:before="200"/>
-      <w:outlineLvl w:val="7"/>
-    </w:pPr>
-    <w:rPr>
-      <w:rFonts w:asciiTheme="majorHAnsi" w:cstheme="majorBidi" w:eastAsiaTheme="majorEastAsia" w:hAnsiTheme="majorHAnsi"/>
-      <w:color w:themeColor="accent1" w:val="4F81BD"/>
-      <w:sz w:val="24"/>
-      <w:szCs w:val="24"/>
-    </w:rPr>
-  </w:style>
-  <w:style w:styleId="Heading9" w:type="paragraph">
-    <w:name w:val="Heading 9"/>
-    <w:basedOn w:val="Normal"/>
-    <w:next w:val="BodyText"/>
-    <w:uiPriority w:val="9"/>
-    <w:unhideWhenUsed/>
-    <w:qFormat/>
-    <w:pPr>
-      <w:keepNext/>
-      <w:keepLines/>
-      <w:spacing w:after="0" w:before="200"/>
+      <w:spacing w:before="200"/>
       <w:outlineLvl w:val="8"/>
     </w:pPr>
     <w:rPr>
       <w:rFonts w:asciiTheme="majorHAnsi" w:cstheme="majorBidi" w:eastAsiaTheme="majorEastAsia" w:hAnsiTheme="majorHAnsi"/>
       <w:color w:themeColor="accent1" w:val="4F81BD"/>
-      <w:sz w:val="24"/>
-      <w:szCs w:val="24"/>
     </w:rPr>
   </w:style>
-  <w:style w:styleId="BlockText" w:type="paragraph">
-    <w:name w:val="Block Text"/>
-    <w:basedOn w:val="BodyText"/>
-    <w:next w:val="BodyText"/>
-    <w:uiPriority w:val="9"/>
-    <w:unhideWhenUsed/>
-    <w:qFormat/>
-    <w:pPr>
-      <w:spacing w:after="100" w:before="100"/>
-      <w:ind w:firstLine="0" w:left="480" w:right="480"/>
-    </w:pPr>
-  </w:style>
-  <w:style w:styleId="FootnoteText" w:type="paragraph">
-    <w:name w:val="Footnote Text"/>
-    <w:basedOn w:val="Normal"/>
-    <w:next w:val="FootnoteText"/>
-    <w:uiPriority w:val="9"/>
-    <w:unhideWhenUsed/>
-    <w:qFormat/>
-  </w:style>
-  <w:style w:default="1" w:styleId="DefaultParagraphFont" w:type="character">
+  <w:style w:default="1" w:styleId="Fontepargpadro" w:type="character">
     <w:name w:val="Default Paragraph Font"/>
+    <w:uiPriority w:val="1"/>
     <w:semiHidden/>
     <w:unhideWhenUsed/>
   </w:style>
-  <w:style w:default="1" w:styleId="Table" w:type="table">
-    <w:name w:val="Table"/>
-    <w:basedOn w:val="TableNormal"/>
+  <w:style w:default="1" w:styleId="Tabelanormal" w:type="table">
+    <w:name w:val="Normal Table"/>
+    <w:uiPriority w:val="99"/>
     <w:semiHidden/>
     <w:unhideWhenUsed/>
-    <w:qFormat/>
     <w:tblPr>
       <w:tblInd w:type="dxa" w:w="0"/>
       <w:tblCellMar>
@@ -30435,19 +29638,225 @@
         <w:right w:type="dxa" w:w="108"/>
       </w:tblCellMar>
     </w:tblPr>
+  </w:style>
+  <w:style w:default="1" w:styleId="Semlista" w:type="numbering">
+    <w:name w:val="No List"/>
+    <w:uiPriority w:val="99"/>
+    <w:semiHidden/>
+    <w:unhideWhenUsed/>
+  </w:style>
+  <w:style w:styleId="Corpodetexto" w:type="paragraph">
+    <w:name w:val="Body Text"/>
+    <w:basedOn w:val="Normal"/>
+    <w:link w:val="CorpodetextoChar"/>
+    <w:qFormat/>
+  </w:style>
+  <w:style w:customStyle="1" w:styleId="FirstParagraph" w:type="paragraph">
+    <w:name w:val="First Paragraph"/>
+    <w:basedOn w:val="Corpodetexto"/>
+    <w:next w:val="Corpodetexto"/>
+    <w:qFormat/>
+  </w:style>
+  <w:style w:customStyle="1" w:styleId="Compact" w:type="paragraph">
+    <w:name w:val="Compact"/>
+    <w:basedOn w:val="Corpodetexto"/>
+    <w:qFormat/>
+    <w:pPr>
+      <w:spacing w:line="200" w:lineRule="auto"/>
+      <w:ind w:firstLine="0"/>
+    </w:pPr>
+  </w:style>
+  <w:style w:styleId="Ttulo" w:type="paragraph">
+    <w:name w:val="Title"/>
+    <w:basedOn w:val="Normal"/>
+    <w:next w:val="Author"/>
+    <w:qFormat/>
+    <w:pPr>
+      <w:keepNext/>
+      <w:keepLines/>
+      <w:spacing w:after="240" w:before="2400" w:line="240" w:lineRule="auto"/>
+      <w:ind w:firstLine="0"/>
+      <w:jc w:val="center"/>
+    </w:pPr>
+    <w:rPr>
+      <w:b/>
+      <w:bCs/>
+      <w:sz w:val="32"/>
+      <w:szCs w:val="32"/>
+    </w:rPr>
+  </w:style>
+  <w:style w:styleId="Subttulo" w:type="paragraph">
+    <w:name w:val="Subtitle"/>
+    <w:basedOn w:val="Ttulo"/>
+    <w:next w:val="Author"/>
+    <w:qFormat/>
+    <w:pPr>
+      <w:spacing w:after="1200" w:before="0"/>
+    </w:pPr>
+    <w:rPr>
+      <w:b w:val="0"/>
+      <w:bCs w:val="0"/>
+      <w:sz w:val="26"/>
+      <w:szCs w:val="26"/>
+    </w:rPr>
+  </w:style>
+  <w:style w:customStyle="1" w:styleId="Author" w:type="paragraph">
+    <w:name w:val="Author"/>
+    <w:basedOn w:val="Normal"/>
+    <w:next w:val="Data"/>
+    <w:qFormat/>
+    <w:pPr>
+      <w:keepNext/>
+      <w:keepLines/>
+      <w:spacing w:after="120" w:line="240" w:lineRule="auto"/>
+      <w:ind w:firstLine="0"/>
+      <w:jc w:val="center"/>
+    </w:pPr>
+  </w:style>
+  <w:style w:styleId="Data" w:type="paragraph">
+    <w:name w:val="Date"/>
+    <w:basedOn w:val="Normal"/>
+    <w:next w:val="FirstParagraph"/>
+    <w:qFormat/>
+    <w:pPr>
+      <w:keepNext/>
+      <w:keepLines/>
+      <w:spacing w:line="240" w:lineRule="auto"/>
+      <w:ind w:firstLine="0"/>
+      <w:jc w:val="center"/>
+    </w:pPr>
+  </w:style>
+  <w:style w:customStyle="1" w:styleId="AbstractTitle" w:type="paragraph">
+    <w:name w:val="Abstract Title"/>
+    <w:basedOn w:val="Normal"/>
+    <w:next w:val="Abstract"/>
+    <w:qFormat/>
+    <w:pPr>
+      <w:keepNext/>
+      <w:keepLines/>
+      <w:spacing w:before="300"/>
+      <w:jc w:val="center"/>
+    </w:pPr>
+    <w:rPr>
+      <w:b/>
+      <w:color w:val="345A8A"/>
+      <w:sz w:val="20"/>
+      <w:szCs w:val="20"/>
+    </w:rPr>
+  </w:style>
+  <w:style w:customStyle="1" w:styleId="Abstract" w:type="paragraph">
+    <w:name w:val="Abstract"/>
+    <w:basedOn w:val="Normal"/>
+    <w:next w:val="Corpodetexto"/>
+    <w:qFormat/>
+    <w:pPr>
+      <w:keepNext/>
+      <w:keepLines/>
+      <w:spacing w:after="300" w:before="100"/>
+    </w:pPr>
+    <w:rPr>
+      <w:sz w:val="20"/>
+      <w:szCs w:val="20"/>
+    </w:rPr>
+  </w:style>
+  <w:style w:styleId="Bibliografia" w:type="paragraph">
+    <w:name w:val="Bibliography"/>
+    <w:basedOn w:val="Normal"/>
+    <w:qFormat/>
+  </w:style>
+  <w:style w:styleId="Textoembloco" w:type="paragraph">
+    <w:name w:val="Block Text"/>
+    <w:basedOn w:val="Corpodetexto"/>
+    <w:next w:val="Corpodetexto"/>
+    <w:uiPriority w:val="9"/>
+    <w:unhideWhenUsed/>
+    <w:qFormat/>
+    <w:pPr>
+      <w:spacing w:after="120" w:before="120" w:line="240" w:lineRule="auto"/>
+      <w:ind w:firstLine="0" w:left="2268"/>
+    </w:pPr>
+    <w:rPr>
+      <w:sz w:val="20"/>
+      <w:szCs w:val="20"/>
+    </w:rPr>
+  </w:style>
+  <w:style w:styleId="Textodenotaderodap" w:type="paragraph">
+    <w:name w:val="footnote text"/>
+    <w:basedOn w:val="Normal"/>
+    <w:uiPriority w:val="9"/>
+    <w:unhideWhenUsed/>
+    <w:qFormat/>
+  </w:style>
+  <w:style w:customStyle="1" w:styleId="Table" w:type="table">
+    <w:name w:val="Table"/>
+    <w:uiPriority w:val="99"/>
+    <w:qFormat/>
+    <w:pPr>
+      <w:spacing w:after="0" w:line="200" w:lineRule="auto"/>
+      <w:jc w:val="center"/>
+    </w:pPr>
+    <w:rPr>
+      <w:rFonts w:ascii="Times New Roman" w:cs="Times New Roman" w:eastAsia="Times New Roman" w:hAnsi="Times New Roman"/>
+      <w:sz w:val="16"/>
+      <w:szCs w:val="16"/>
+      <w:lang w:eastAsia="pt-BR" w:val="pt-BR"/>
+    </w:rPr>
+    <w:tblPr>
+      <w:tblInd w:type="dxa" w:w="0"/>
+      <w:tblBorders>
+        <w:top w:color="000000" w:space="0" w:sz="8" w:val="single"/>
+        <w:left w:val="nil"/>
+        <w:bottom w:color="000000" w:space="0" w:sz="8" w:val="single"/>
+        <w:right w:val="nil"/>
+        <w:insideH w:val="nil"/>
+        <w:insideV w:val="nil"/>
+      </w:tblBorders>
+      <w:tblCellMar>
+        <w:top w:type="dxa" w:w="40"/>
+        <w:left w:type="dxa" w:w="60"/>
+        <w:bottom w:type="dxa" w:w="40"/>
+        <w:right w:type="dxa" w:w="60"/>
+      </w:tblCellMar>
+    </w:tblPr>
+    <w:tcPr>
+      <w:vAlign w:val="center"/>
+    </w:tcPr>
     <w:tblStylePr w:type="firstRow">
-      <w:tblPr>
+      <w:pPr>
+        <w:jc w:val="center"/>
+      </w:pPr>
+      <w:rPr>
+        <w:rFonts w:ascii="Times New Roman" w:cs="Times New Roman" w:eastAsia="Times New Roman" w:hAnsi="Times New Roman"/>
+        <w:b/>
+        <w:sz w:val="16"/>
+      </w:rPr>
+      <w:tblPr/>
+      <w:tcPr>
+        <w:tcBorders>
+          <w:bottom w:color="000000" w:space="0" w:sz="6" w:val="single"/>
+        </w:tcBorders>
+        <w:shd w:color="auto" w:fill="E8E8E8" w:val="clear"/>
+        <w:vAlign w:val="center"/>
+      </w:tcPr>
+    </w:tblStylePr>
+    <w:tblStylePr w:type="firstCol">
+      <w:pPr>
         <w:jc w:val="left"/>
-        <w:tblInd w:type="dxa" w:w="0"/>
-      </w:tblPr>
-      <w:trPr>
+      </w:pPr>
+    </w:tblStylePr>
+    <w:tblStylePr w:type="nwCell">
+      <w:pPr>
         <w:jc w:val="left"/>
-      </w:trPr>
+      </w:pPr>
+      <w:rPr>
+        <w:b/>
+      </w:rPr>
+      <w:tblPr/>
       <w:tcPr>
-        <w:vAlign w:val="bottom"/>
         <w:tcBorders>
-          <w:bottom w:val="single"/>
+          <w:bottom w:color="000000" w:space="0" w:sz="6" w:val="single"/>
         </w:tcBorders>
+        <w:shd w:color="auto" w:fill="E8E8E8" w:val="clear"/>
       </w:tcPr>
     </w:tblStylePr>
   </w:style>
@@ -30458,7 +29867,6 @@
     <w:pPr>
       <w:keepNext/>
       <w:keepLines/>
-      <w:spacing w:after="0"/>
     </w:pPr>
     <w:rPr>
       <w:b/>
@@ -30468,27 +29876,30 @@
     <w:name w:val="Definition"/>
     <w:basedOn w:val="Normal"/>
   </w:style>
-  <w:style w:styleId="Caption" w:type="paragraph">
-    <w:name w:val="Caption"/>
+  <w:style w:styleId="Legenda" w:type="paragraph">
+    <w:name w:val="caption"/>
     <w:basedOn w:val="Normal"/>
-    <w:link w:val="BodyTextChar"/>
+    <w:next w:val="Normal"/>
+    <w:qFormat/>
     <w:pPr>
-      <w:spacing w:after="120" w:before="0"/>
+      <w:keepNext/>
+      <w:keepLines/>
+      <w:spacing w:after="60" w:before="240" w:line="240" w:lineRule="auto"/>
+      <w:ind w:firstLine="0"/>
+      <w:jc w:val="left"/>
     </w:pPr>
     <w:rPr>
-      <w:i/>
+      <w:sz w:val="22"/>
+      <w:szCs w:val="22"/>
     </w:rPr>
   </w:style>
   <w:style w:customStyle="1" w:styleId="TableCaption" w:type="paragraph">
     <w:name w:val="Table Caption"/>
-    <w:basedOn w:val="Caption"/>
-    <w:pPr>
-      <w:keepNext/>
-    </w:pPr>
+    <w:basedOn w:val="Legenda"/>
   </w:style>
   <w:style w:customStyle="1" w:styleId="ImageCaption" w:type="paragraph">
     <w:name w:val="Image Caption"/>
-    <w:basedOn w:val="Caption"/>
+    <w:basedOn w:val="Legenda"/>
   </w:style>
   <w:style w:customStyle="1" w:styleId="Figure" w:type="paragraph">
     <w:name w:val="Figure"/>
@@ -30501,14 +29912,14 @@
       <w:keepNext/>
     </w:pPr>
   </w:style>
-  <w:style w:customStyle="1" w:styleId="BodyTextChar" w:type="character">
-    <w:name w:val="Body Text Char"/>
-    <w:basedOn w:val="DefaultParagraphFont"/>
-    <w:link w:val="BodyText"/>
+  <w:style w:customStyle="1" w:styleId="CorpodetextoChar" w:type="character">
+    <w:name w:val="Corpo de texto Char"/>
+    <w:basedOn w:val="Fontepargpadro"/>
+    <w:link w:val="Corpodetexto"/>
   </w:style>
   <w:style w:customStyle="1" w:styleId="VerbatimChar" w:type="character">
     <w:name w:val="Verbatim Char"/>
-    <w:basedOn w:val="BodyTextChar"/>
+    <w:basedOn w:val="CorpodetextoChar"/>
     <w:rPr>
       <w:rFonts w:ascii="Consolas" w:hAnsi="Consolas"/>
       <w:sz w:val="22"/>
@@ -30516,39 +29927,83 @@
   </w:style>
   <w:style w:customStyle="1" w:styleId="SectionNumber" w:type="character">
     <w:name w:val="Section Number"/>
-    <w:basedOn w:val="BodyTextChar"/>
+    <w:basedOn w:val="CorpodetextoChar"/>
   </w:style>
-  <w:style w:styleId="FootnoteReference" w:type="character">
-    <w:name w:val="Footnote Reference"/>
-    <w:basedOn w:val="BodyTextChar"/>
+  <w:style w:styleId="Refdenotaderodap" w:type="character">
+    <w:name w:val="footnote reference"/>
+    <w:basedOn w:val="CorpodetextoChar"/>
     <w:rPr>
       <w:vertAlign w:val="superscript"/>
     </w:rPr>
   </w:style>
   <w:style w:styleId="Hyperlink" w:type="character">
     <w:name w:val="Hyperlink"/>
-    <w:basedOn w:val="BodyTextChar"/>
+    <w:basedOn w:val="CorpodetextoChar"/>
     <w:rPr>
       <w:color w:themeColor="accent1" w:val="4F81BD"/>
     </w:rPr>
   </w:style>
-  <w:style w:styleId="TOCHeading" w:type="paragraph">
+  <w:style w:styleId="CabealhodoSumrio" w:type="paragraph">
     <w:name w:val="TOC Heading"/>
-    <w:basedOn w:val="Heading1"/>
-    <w:next w:val="BodyText"/>
+    <w:basedOn w:val="Normal"/>
+    <w:next w:val="Normal"/>
     <w:uiPriority w:val="39"/>
     <w:unhideWhenUsed/>
     <w:qFormat/>
     <w:pPr>
-      <w:spacing w:before="240" w:line="259" w:lineRule="auto"/>
-      <w:outlineLvl w:val="9"/>
+      <w:pageBreakBefore/>
+      <w:spacing w:after="360" w:before="240" w:line="240" w:lineRule="auto"/>
+      <w:ind w:firstLine="0"/>
+      <w:jc w:val="center"/>
     </w:pPr>
     <w:rPr>
-      <w:rFonts w:asciiTheme="majorHAnsi" w:cstheme="majorBidi" w:eastAsiaTheme="majorEastAsia" w:hAnsiTheme="majorHAnsi"/>
-      <w:b w:val="0"/>
-      <w:bCs w:val="0"/>
-      <w:color w:themeColor="accent1" w:themeShade="BF" w:val="365F91"/>
+      <w:b/>
     </w:rPr>
+  </w:style>
+  <w:style w:customStyle="1" w:styleId="TituloTabela" w:type="paragraph">
+    <w:name w:val="TituloTabela"/>
+    <w:basedOn w:val="Legenda"/>
+    <w:next w:val="Normal"/>
+    <w:qFormat/>
+  </w:style>
+  <w:style w:customStyle="1" w:styleId="Fonte" w:type="paragraph">
+    <w:name w:val="Fonte"/>
+    <w:basedOn w:val="Normal"/>
+    <w:next w:val="Normal"/>
+    <w:qFormat/>
+    <w:pPr>
+      <w:spacing w:after="300" w:before="60" w:line="240" w:lineRule="auto"/>
+      <w:ind w:firstLine="0"/>
+      <w:jc w:val="left"/>
+    </w:pPr>
+    <w:rPr>
+      <w:sz w:val="20"/>
+      <w:szCs w:val="20"/>
+    </w:rPr>
+  </w:style>
+  <w:style w:customStyle="1" w:styleId="Nota" w:type="paragraph">
+    <w:name w:val="Nota"/>
+    <w:basedOn w:val="Normal"/>
+    <w:next w:val="Fonte"/>
+    <w:qFormat/>
+    <w:pPr>
+      <w:spacing w:after="60" w:line="240" w:lineRule="auto"/>
+      <w:ind w:firstLine="0"/>
+    </w:pPr>
+    <w:rPr>
+      <w:sz w:val="20"/>
+      <w:szCs w:val="20"/>
+    </w:rPr>
+  </w:style>
+  <w:style w:customStyle="1" w:styleId="Referencia" w:type="paragraph">
+    <w:name w:val="Referencia"/>
+    <w:basedOn w:val="Normal"/>
+    <w:qFormat/>
+    <w:pPr>
+      <w:spacing w:after="240" w:line="240" w:lineRule="auto"/>
+      <w:ind w:firstLine="0"/>
+      <w:jc w:val="left"/>
+    </w:pPr>
   </w:style>
   <w:style w:type="paragraph" w:customStyle="1" w:styleId="SourceCode">
     <w:name w:val="Source Code"/>
